--- a/latex/lec3/report_2412747_3.docx
+++ b/latex/lec3/report_2412747_3.docx
@@ -333,6 +333,7 @@
         </w:rPr>
         <w:t>の整数である必要があるので、</w:t>
       </w:r>
+      <w:proofErr w:type="spellStart"/>
       <w:r>
         <w:rPr>
           <w:rFonts w:ascii="ＭＳ Ｐ明朝" w:eastAsia="ＭＳ Ｐ明朝" w:hAnsi="ＭＳ Ｐ明朝"/>
@@ -340,6 +341,7 @@
         </w:rPr>
         <w:t>is_valid_arg</w:t>
       </w:r>
+      <w:proofErr w:type="spellEnd"/>
       <w:r>
         <w:rPr>
           <w:rFonts w:ascii="ＭＳ Ｐ明朝" w:eastAsia="ＭＳ Ｐ明朝" w:hAnsi="ＭＳ Ｐ明朝" w:hint="eastAsia"/>
@@ -361,6 +363,7 @@
         </w:rPr>
         <w:t>値によって弾くようにした。なお、ここで</w:t>
       </w:r>
+      <w:proofErr w:type="spellStart"/>
       <w:r>
         <w:rPr>
           <w:rFonts w:ascii="ＭＳ Ｐ明朝" w:eastAsia="ＭＳ Ｐ明朝" w:hAnsi="ＭＳ Ｐ明朝"/>
@@ -368,6 +371,7 @@
         </w:rPr>
         <w:t>is_valid_arg</w:t>
       </w:r>
+      <w:proofErr w:type="spellEnd"/>
       <w:r>
         <w:rPr>
           <w:rFonts w:ascii="ＭＳ Ｐ明朝" w:eastAsia="ＭＳ Ｐ明朝" w:hAnsi="ＭＳ Ｐ明朝" w:hint="eastAsia"/>
@@ -389,7 +393,23 @@
           <w:rFonts w:ascii="ＭＳ Ｐ明朝" w:eastAsia="ＭＳ Ｐ明朝" w:hAnsi="ＭＳ Ｐ明朝"/>
           <w:sz w:val="24"/>
         </w:rPr>
-        <w:t>while(isspace(*str))</w:t>
+        <w:t>while(</w:t>
+      </w:r>
+      <w:proofErr w:type="spellStart"/>
+      <w:r>
+        <w:rPr>
+          <w:rFonts w:ascii="ＭＳ Ｐ明朝" w:eastAsia="ＭＳ Ｐ明朝" w:hAnsi="ＭＳ Ｐ明朝"/>
+          <w:sz w:val="24"/>
+        </w:rPr>
+        <w:t>isspace</w:t>
+      </w:r>
+      <w:proofErr w:type="spellEnd"/>
+      <w:r>
+        <w:rPr>
+          <w:rFonts w:ascii="ＭＳ Ｐ明朝" w:eastAsia="ＭＳ Ｐ明朝" w:hAnsi="ＭＳ Ｐ明朝"/>
+          <w:sz w:val="24"/>
+        </w:rPr>
+        <w:t>(*str))</w:t>
       </w:r>
       <w:r>
         <w:rPr>
@@ -414,12 +434,21 @@
           <w:sz w:val="24"/>
         </w:rPr>
       </w:pPr>
-      <w:r>
-        <w:rPr>
-          <w:rFonts w:ascii="ＭＳ Ｐ明朝" w:eastAsia="ＭＳ Ｐ明朝" w:hAnsi="ＭＳ Ｐ明朝"/>
-          <w:sz w:val="24"/>
-        </w:rPr>
-        <w:t>while(*str == '+')</w:t>
+      <w:proofErr w:type="gramStart"/>
+      <w:r>
+        <w:rPr>
+          <w:rFonts w:ascii="ＭＳ Ｐ明朝" w:eastAsia="ＭＳ Ｐ明朝" w:hAnsi="ＭＳ Ｐ明朝"/>
+          <w:sz w:val="24"/>
+        </w:rPr>
+        <w:t>while(</w:t>
+      </w:r>
+      <w:proofErr w:type="gramEnd"/>
+      <w:r>
+        <w:rPr>
+          <w:rFonts w:ascii="ＭＳ Ｐ明朝" w:eastAsia="ＭＳ Ｐ明朝" w:hAnsi="ＭＳ Ｐ明朝"/>
+          <w:sz w:val="24"/>
+        </w:rPr>
+        <w:t>*str == '+')</w:t>
       </w:r>
       <w:r>
         <w:rPr>
@@ -478,6 +507,7 @@
         </w:rPr>
         <w:t>文を用意している。これは</w:t>
       </w:r>
+      <w:proofErr w:type="spellStart"/>
       <w:r>
         <w:rPr>
           <w:rFonts w:ascii="ＭＳ Ｐ明朝" w:eastAsia="ＭＳ Ｐ明朝" w:hAnsi="ＭＳ Ｐ明朝"/>
@@ -485,6 +515,7 @@
         </w:rPr>
         <w:t>atoi</w:t>
       </w:r>
+      <w:proofErr w:type="spellEnd"/>
       <w:r>
         <w:rPr>
           <w:rFonts w:ascii="ＭＳ Ｐ明朝" w:eastAsia="ＭＳ Ｐ明朝" w:hAnsi="ＭＳ Ｐ明朝" w:hint="eastAsia"/>
@@ -492,6 +523,7 @@
         </w:rPr>
         <w:t>関数が前半の空白を</w:t>
       </w:r>
+      <w:proofErr w:type="spellStart"/>
       <w:r>
         <w:rPr>
           <w:rFonts w:ascii="ＭＳ Ｐ明朝" w:eastAsia="ＭＳ Ｐ明朝" w:hAnsi="ＭＳ Ｐ明朝"/>
@@ -499,6 +531,7 @@
         </w:rPr>
         <w:t>isspace</w:t>
       </w:r>
+      <w:proofErr w:type="spellEnd"/>
       <w:r>
         <w:rPr>
           <w:rFonts w:ascii="ＭＳ Ｐ明朝" w:eastAsia="ＭＳ Ｐ明朝" w:hAnsi="ＭＳ Ｐ明朝" w:hint="eastAsia"/>
@@ -577,6 +610,7 @@
         </w:rPr>
         <w:t xml:space="preserve">　上記のチェック後は</w:t>
       </w:r>
+      <w:proofErr w:type="spellStart"/>
       <w:r>
         <w:rPr>
           <w:rFonts w:ascii="ＭＳ Ｐ明朝" w:eastAsia="ＭＳ Ｐ明朝" w:hAnsi="ＭＳ Ｐ明朝"/>
@@ -584,6 +618,7 @@
         </w:rPr>
         <w:t>atoi</w:t>
       </w:r>
+      <w:proofErr w:type="spellEnd"/>
       <w:r>
         <w:rPr>
           <w:rFonts w:ascii="ＭＳ Ｐ明朝" w:eastAsia="ＭＳ Ｐ明朝" w:hAnsi="ＭＳ Ｐ明朝" w:hint="eastAsia"/>
@@ -591,6 +626,7 @@
         </w:rPr>
         <w:t>により引数の数字列を数値へと変換している。ここで、</w:t>
       </w:r>
+      <w:proofErr w:type="spellStart"/>
       <w:r>
         <w:rPr>
           <w:rFonts w:ascii="ＭＳ Ｐ明朝" w:eastAsia="ＭＳ Ｐ明朝" w:hAnsi="ＭＳ Ｐ明朝"/>
@@ -598,6 +634,7 @@
         </w:rPr>
         <w:t>is_valid_arg</w:t>
       </w:r>
+      <w:proofErr w:type="spellEnd"/>
       <w:r>
         <w:rPr>
           <w:rFonts w:ascii="ＭＳ Ｐ明朝" w:eastAsia="ＭＳ Ｐ明朝" w:hAnsi="ＭＳ Ｐ明朝" w:hint="eastAsia"/>
@@ -878,6 +915,7 @@
         </w:rPr>
         <w:t>型の配列の</w:t>
       </w:r>
+      <w:proofErr w:type="spellStart"/>
       <w:r>
         <w:rPr>
           <w:rFonts w:ascii="ＭＳ Ｐ明朝" w:eastAsia="ＭＳ Ｐ明朝" w:hAnsi="ＭＳ Ｐ明朝"/>
@@ -885,6 +923,7 @@
         </w:rPr>
         <w:t>nums</w:t>
       </w:r>
+      <w:proofErr w:type="spellEnd"/>
       <w:r>
         <w:rPr>
           <w:rFonts w:ascii="ＭＳ Ｐ明朝" w:eastAsia="ＭＳ Ｐ明朝" w:hAnsi="ＭＳ Ｐ明朝" w:hint="eastAsia"/>
@@ -934,6 +973,7 @@
         </w:rPr>
         <w:t>文で各インデックスに対して素数判定ロジックである、</w:t>
       </w:r>
+      <w:proofErr w:type="spellStart"/>
       <w:r>
         <w:rPr>
           <w:rFonts w:ascii="ＭＳ Ｐ明朝" w:eastAsia="ＭＳ Ｐ明朝" w:hAnsi="ＭＳ Ｐ明朝"/>
@@ -941,6 +981,7 @@
         </w:rPr>
         <w:t>is_prime</w:t>
       </w:r>
+      <w:proofErr w:type="spellEnd"/>
       <w:r>
         <w:rPr>
           <w:rFonts w:ascii="ＭＳ Ｐ明朝" w:eastAsia="ＭＳ Ｐ明朝" w:hAnsi="ＭＳ Ｐ明朝" w:hint="eastAsia"/>
@@ -991,6 +1032,7 @@
         </w:rPr>
         <w:t xml:space="preserve">　素数判定のロジックには</w:t>
       </w:r>
+      <w:proofErr w:type="spellStart"/>
       <w:r>
         <w:rPr>
           <w:rFonts w:ascii="ＭＳ Ｐ明朝" w:eastAsia="ＭＳ Ｐ明朝" w:hAnsi="ＭＳ Ｐ明朝"/>
@@ -998,6 +1040,7 @@
         </w:rPr>
         <w:t>is_prime</w:t>
       </w:r>
+      <w:proofErr w:type="spellEnd"/>
       <w:r>
         <w:rPr>
           <w:rFonts w:ascii="ＭＳ Ｐ明朝" w:eastAsia="ＭＳ Ｐ明朝" w:hAnsi="ＭＳ Ｐ明朝" w:hint="eastAsia"/>
@@ -1995,6 +2038,7 @@
         </w:rPr>
         <w:t>要素数が変わっても実行できるようにするためには、ファイル内にある整数を数える必要があると考えられる。そのため、まずは</w:t>
       </w:r>
+      <w:proofErr w:type="spellStart"/>
       <w:r>
         <w:rPr>
           <w:rFonts w:ascii="ＭＳ Ｐ明朝" w:eastAsia="ＭＳ Ｐ明朝" w:hAnsi="ＭＳ Ｐ明朝"/>
@@ -2002,6 +2046,7 @@
         </w:rPr>
         <w:t>calc_num_of_nums_in_file</w:t>
       </w:r>
+      <w:proofErr w:type="spellEnd"/>
       <w:r>
         <w:rPr>
           <w:rFonts w:ascii="ＭＳ Ｐ明朝" w:eastAsia="ＭＳ Ｐ明朝" w:hAnsi="ＭＳ Ｐ明朝" w:hint="eastAsia"/>
@@ -2058,6 +2103,7 @@
         </w:rPr>
         <w:t>型の</w:t>
       </w:r>
+      <w:proofErr w:type="spellStart"/>
       <w:r>
         <w:rPr>
           <w:rFonts w:ascii="ＭＳ Ｐ明朝" w:eastAsia="ＭＳ Ｐ明朝" w:hAnsi="ＭＳ Ｐ明朝"/>
@@ -2065,6 +2111,7 @@
         </w:rPr>
         <w:t>tmp</w:t>
       </w:r>
+      <w:proofErr w:type="spellEnd"/>
       <w:r>
         <w:rPr>
           <w:rFonts w:ascii="ＭＳ Ｐ明朝" w:eastAsia="ＭＳ Ｐ明朝" w:hAnsi="ＭＳ Ｐ明朝" w:hint="eastAsia"/>
@@ -2077,8 +2124,17 @@
           <w:rFonts w:ascii="ＭＳ Ｐ明朝" w:eastAsia="ＭＳ Ｐ明朝" w:hAnsi="ＭＳ Ｐ明朝"/>
           <w:sz w:val="24"/>
         </w:rPr>
-        <w:t>fin &gt;&gt; tmp</w:t>
-      </w:r>
+        <w:t xml:space="preserve">fin &gt;&gt; </w:t>
+      </w:r>
+      <w:proofErr w:type="spellStart"/>
+      <w:r>
+        <w:rPr>
+          <w:rFonts w:ascii="ＭＳ Ｐ明朝" w:eastAsia="ＭＳ Ｐ明朝" w:hAnsi="ＭＳ Ｐ明朝"/>
+          <w:sz w:val="24"/>
+        </w:rPr>
+        <w:t>tmp</w:t>
+      </w:r>
+      <w:proofErr w:type="spellEnd"/>
       <w:r>
         <w:rPr>
           <w:rFonts w:ascii="ＭＳ Ｐ明朝" w:eastAsia="ＭＳ Ｐ明朝" w:hAnsi="ＭＳ Ｐ明朝" w:hint="eastAsia"/>
@@ -2119,8 +2175,17 @@
           <w:rFonts w:ascii="ＭＳ Ｐ明朝" w:eastAsia="ＭＳ Ｐ明朝" w:hAnsi="ＭＳ Ｐ明朝"/>
           <w:sz w:val="24"/>
         </w:rPr>
-        <w:t>fin&gt;&gt;tmp</w:t>
-      </w:r>
+        <w:t>fin&gt;&gt;</w:t>
+      </w:r>
+      <w:proofErr w:type="spellStart"/>
+      <w:r>
+        <w:rPr>
+          <w:rFonts w:ascii="ＭＳ Ｐ明朝" w:eastAsia="ＭＳ Ｐ明朝" w:hAnsi="ＭＳ Ｐ明朝"/>
+          <w:sz w:val="24"/>
+        </w:rPr>
+        <w:t>tmp</w:t>
+      </w:r>
+      <w:proofErr w:type="spellEnd"/>
       <w:r>
         <w:rPr>
           <w:rFonts w:ascii="ＭＳ Ｐ明朝" w:eastAsia="ＭＳ Ｐ明朝" w:hAnsi="ＭＳ Ｐ明朝" w:hint="eastAsia"/>
@@ -2323,7 +2388,7 @@
           <w:numId w:val="3"/>
         </w:numPr>
         <w:rPr>
-          <w:rFonts w:ascii="ＭＳ Ｐ明朝" w:eastAsia="ＭＳ Ｐ明朝" w:hAnsi="ＭＳ Ｐ明朝" w:hint="eastAsia"/>
+          <w:rFonts w:ascii="ＭＳ Ｐ明朝" w:eastAsia="ＭＳ Ｐ明朝" w:hAnsi="ＭＳ Ｐ明朝"/>
           <w:sz w:val="24"/>
         </w:rPr>
       </w:pPr>
@@ -2490,6 +2555,7 @@
         </w:rPr>
         <w:t>に記載されているので、値の変更には</w:t>
       </w:r>
+      <w:proofErr w:type="spellStart"/>
       <w:r>
         <w:rPr>
           <w:rFonts w:ascii="ＭＳ Ｐ明朝" w:eastAsia="ＭＳ Ｐ明朝" w:hAnsi="ＭＳ Ｐ明朝"/>
@@ -2497,6 +2563,7 @@
         </w:rPr>
         <w:t>ft_swap</w:t>
       </w:r>
+      <w:proofErr w:type="spellEnd"/>
       <w:r>
         <w:rPr>
           <w:rFonts w:ascii="ＭＳ Ｐ明朝" w:eastAsia="ＭＳ Ｐ明朝" w:hAnsi="ＭＳ Ｐ明朝" w:hint="eastAsia"/>
@@ -2553,6 +2620,7 @@
         </w:rPr>
         <w:t>型の</w:t>
       </w:r>
+      <w:proofErr w:type="spellStart"/>
       <w:r>
         <w:rPr>
           <w:rFonts w:ascii="ＭＳ Ｐ明朝" w:eastAsia="ＭＳ Ｐ明朝" w:hAnsi="ＭＳ Ｐ明朝"/>
@@ -2560,6 +2628,7 @@
         </w:rPr>
         <w:t>tmp</w:t>
       </w:r>
+      <w:proofErr w:type="spellEnd"/>
       <w:r>
         <w:rPr>
           <w:rFonts w:ascii="ＭＳ Ｐ明朝" w:eastAsia="ＭＳ Ｐ明朝" w:hAnsi="ＭＳ Ｐ明朝" w:hint="eastAsia"/>
@@ -2571,7 +2640,7 @@
     <w:p>
       <w:pPr>
         <w:rPr>
-          <w:rFonts w:ascii="ＭＳ Ｐ明朝" w:eastAsia="ＭＳ Ｐ明朝" w:hAnsi="ＭＳ Ｐ明朝" w:hint="eastAsia"/>
+          <w:rFonts w:ascii="ＭＳ Ｐ明朝" w:eastAsia="ＭＳ Ｐ明朝" w:hAnsi="ＭＳ Ｐ明朝"/>
           <w:sz w:val="24"/>
         </w:rPr>
       </w:pPr>
@@ -2766,27 +2835,13 @@
           <w:rFonts w:ascii="ＭＳ Ｐ明朝" w:eastAsia="ＭＳ Ｐ明朝" w:hAnsi="ＭＳ Ｐ明朝" w:hint="eastAsia"/>
           <w:sz w:val="24"/>
         </w:rPr>
-        <w:t>」</w:t>
-      </w:r>
-      <w:r>
-        <w:rPr>
-          <w:rFonts w:ascii="ＭＳ Ｐ明朝" w:eastAsia="ＭＳ Ｐ明朝" w:hAnsi="ＭＳ Ｐ明朝" w:hint="eastAsia"/>
-          <w:sz w:val="24"/>
-        </w:rPr>
-        <w:t>と</w:t>
-      </w:r>
-      <w:r>
-        <w:rPr>
-          <w:rFonts w:ascii="ＭＳ Ｐ明朝" w:eastAsia="ＭＳ Ｐ明朝" w:hAnsi="ＭＳ Ｐ明朝" w:hint="eastAsia"/>
-          <w:sz w:val="24"/>
-        </w:rPr>
-        <w:t>実行する。</w:t>
-      </w:r>
-    </w:p>
-    <w:p>
-      <w:pPr>
-        <w:rPr>
-          <w:rFonts w:ascii="ＭＳ Ｐ明朝" w:eastAsia="ＭＳ Ｐ明朝" w:hAnsi="ＭＳ Ｐ明朝" w:hint="eastAsia"/>
+        <w:t>」と実行する。</w:t>
+      </w:r>
+    </w:p>
+    <w:p>
+      <w:pPr>
+        <w:rPr>
+          <w:rFonts w:ascii="ＭＳ Ｐ明朝" w:eastAsia="ＭＳ Ｐ明朝" w:hAnsi="ＭＳ Ｐ明朝"/>
           <w:sz w:val="24"/>
         </w:rPr>
       </w:pPr>
@@ -3251,7 +3306,7 @@
     <w:p>
       <w:pPr>
         <w:rPr>
-          <w:rFonts w:ascii="ＭＳ Ｐ明朝" w:eastAsia="ＭＳ Ｐ明朝" w:hAnsi="ＭＳ Ｐ明朝" w:hint="eastAsia"/>
+          <w:rFonts w:ascii="ＭＳ Ｐ明朝" w:eastAsia="ＭＳ Ｐ明朝" w:hAnsi="ＭＳ Ｐ明朝"/>
           <w:sz w:val="24"/>
         </w:rPr>
       </w:pPr>
@@ -3318,6 +3373,7 @@
         </w:rPr>
         <w:t>が判別でき、これはマシン依存であるので実装した</w:t>
       </w:r>
+      <w:proofErr w:type="spellStart"/>
       <w:r>
         <w:rPr>
           <w:rFonts w:ascii="ＭＳ Ｐ明朝" w:eastAsia="ＭＳ Ｐ明朝" w:hAnsi="ＭＳ Ｐ明朝"/>
@@ -3332,6 +3388,7 @@
         </w:rPr>
         <w:t>endian</w:t>
       </w:r>
+      <w:proofErr w:type="spellEnd"/>
       <w:r>
         <w:rPr>
           <w:rFonts w:ascii="ＭＳ Ｐ明朝" w:eastAsia="ＭＳ Ｐ明朝" w:hAnsi="ＭＳ Ｐ明朝" w:hint="eastAsia"/>
@@ -3371,7 +3428,7 @@
     <w:p>
       <w:pPr>
         <w:rPr>
-          <w:rFonts w:ascii="ＭＳ Ｐ明朝" w:eastAsia="ＭＳ Ｐ明朝" w:hAnsi="ＭＳ Ｐ明朝" w:hint="eastAsia"/>
+          <w:rFonts w:ascii="ＭＳ Ｐ明朝" w:eastAsia="ＭＳ Ｐ明朝" w:hAnsi="ＭＳ Ｐ明朝"/>
           <w:sz w:val="24"/>
         </w:rPr>
       </w:pPr>
@@ -3482,28 +3539,7 @@
           <w:rFonts w:ascii="ＭＳ Ｐ明朝" w:eastAsia="ＭＳ Ｐ明朝" w:hAnsi="ＭＳ Ｐ明朝"/>
           <w:sz w:val="24"/>
         </w:rPr>
-        <w:t>g++ 2412747_kadai3-</w:t>
-      </w:r>
-      <w:r>
-        <w:rPr>
-          <w:rFonts w:ascii="ＭＳ Ｐ明朝" w:eastAsia="ＭＳ Ｐ明朝" w:hAnsi="ＭＳ Ｐ明朝"/>
-          <w:sz w:val="24"/>
-        </w:rPr>
-        <w:t>4</w:t>
-      </w:r>
-      <w:r>
-        <w:rPr>
-          <w:rFonts w:ascii="ＭＳ Ｐ明朝" w:eastAsia="ＭＳ Ｐ明朝" w:hAnsi="ＭＳ Ｐ明朝"/>
-          <w:sz w:val="24"/>
-        </w:rPr>
-        <w:t>.cpp -o ./2412747_kadai3-</w:t>
-      </w:r>
-      <w:r>
-        <w:rPr>
-          <w:rFonts w:ascii="ＭＳ Ｐ明朝" w:eastAsia="ＭＳ Ｐ明朝" w:hAnsi="ＭＳ Ｐ明朝"/>
-          <w:sz w:val="24"/>
-        </w:rPr>
-        <w:t>4</w:t>
+        <w:t>g++ 2412747_kadai3-4.cpp -o ./2412747_kadai3-4</w:t>
       </w:r>
       <w:r>
         <w:rPr>
@@ -3717,7 +3753,23 @@
           <w:rFonts w:ascii="ＭＳ Ｐ明朝" w:eastAsia="ＭＳ Ｐ明朝" w:hAnsi="ＭＳ Ｐ明朝"/>
           <w:sz w:val="24"/>
         </w:rPr>
-        <w:t>PNM(Portable aNyMap)</w:t>
+        <w:t xml:space="preserve">PNM(Portable </w:t>
+      </w:r>
+      <w:proofErr w:type="spellStart"/>
+      <w:r>
+        <w:rPr>
+          <w:rFonts w:ascii="ＭＳ Ｐ明朝" w:eastAsia="ＭＳ Ｐ明朝" w:hAnsi="ＭＳ Ｐ明朝"/>
+          <w:sz w:val="24"/>
+        </w:rPr>
+        <w:t>aNyMap</w:t>
+      </w:r>
+      <w:proofErr w:type="spellEnd"/>
+      <w:r>
+        <w:rPr>
+          <w:rFonts w:ascii="ＭＳ Ｐ明朝" w:eastAsia="ＭＳ Ｐ明朝" w:hAnsi="ＭＳ Ｐ明朝"/>
+          <w:sz w:val="24"/>
+        </w:rPr>
+        <w:t>)</w:t>
       </w:r>
       <w:r>
         <w:rPr>
@@ -3902,12 +3954,21 @@
         </w:rPr>
         <w:t xml:space="preserve">　引数のエラー処理を終えたあとファイルを開くが、このとき</w:t>
       </w:r>
-      <w:r>
-        <w:rPr>
-          <w:rFonts w:ascii="ＭＳ Ｐ明朝" w:eastAsia="ＭＳ Ｐ明朝" w:hAnsi="ＭＳ Ｐ明朝"/>
-          <w:sz w:val="24"/>
-        </w:rPr>
-        <w:t>ios::binary</w:t>
+      <w:proofErr w:type="spellStart"/>
+      <w:r>
+        <w:rPr>
+          <w:rFonts w:ascii="ＭＳ Ｐ明朝" w:eastAsia="ＭＳ Ｐ明朝" w:hAnsi="ＭＳ Ｐ明朝"/>
+          <w:sz w:val="24"/>
+        </w:rPr>
+        <w:t>ios</w:t>
+      </w:r>
+      <w:proofErr w:type="spellEnd"/>
+      <w:r>
+        <w:rPr>
+          <w:rFonts w:ascii="ＭＳ Ｐ明朝" w:eastAsia="ＭＳ Ｐ明朝" w:hAnsi="ＭＳ Ｐ明朝"/>
+          <w:sz w:val="24"/>
+        </w:rPr>
+        <w:t>::binary</w:t>
       </w:r>
       <w:r>
         <w:rPr>
@@ -3923,6 +3984,7 @@
         </w:rPr>
         <w:t>これは</w:t>
       </w:r>
+      <w:proofErr w:type="spellStart"/>
       <w:r>
         <w:rPr>
           <w:rFonts w:ascii="ＭＳ Ｐ明朝" w:eastAsia="ＭＳ Ｐ明朝" w:hAnsi="ＭＳ Ｐ明朝"/>
@@ -3930,6 +3992,7 @@
         </w:rPr>
         <w:t>basic_ifstream</w:t>
       </w:r>
+      <w:proofErr w:type="spellEnd"/>
       <w:r>
         <w:rPr>
           <w:rFonts w:ascii="ＭＳ Ｐ明朝" w:eastAsia="ＭＳ Ｐ明朝" w:hAnsi="ＭＳ Ｐ明朝" w:hint="eastAsia"/>
@@ -3942,8 +4005,33 @@
           <w:rFonts w:ascii="ＭＳ Ｐ明朝" w:eastAsia="ＭＳ Ｐ明朝" w:hAnsi="ＭＳ Ｐ明朝"/>
           <w:sz w:val="24"/>
         </w:rPr>
-        <w:t>std::ios_base::openmode</w:t>
-      </w:r>
+        <w:t>std::</w:t>
+      </w:r>
+      <w:proofErr w:type="spellStart"/>
+      <w:r>
+        <w:rPr>
+          <w:rFonts w:ascii="ＭＳ Ｐ明朝" w:eastAsia="ＭＳ Ｐ明朝" w:hAnsi="ＭＳ Ｐ明朝"/>
+          <w:sz w:val="24"/>
+        </w:rPr>
+        <w:t>ios_base</w:t>
+      </w:r>
+      <w:proofErr w:type="spellEnd"/>
+      <w:r>
+        <w:rPr>
+          <w:rFonts w:ascii="ＭＳ Ｐ明朝" w:eastAsia="ＭＳ Ｐ明朝" w:hAnsi="ＭＳ Ｐ明朝"/>
+          <w:sz w:val="24"/>
+        </w:rPr>
+        <w:t>::</w:t>
+      </w:r>
+      <w:proofErr w:type="spellStart"/>
+      <w:r>
+        <w:rPr>
+          <w:rFonts w:ascii="ＭＳ Ｐ明朝" w:eastAsia="ＭＳ Ｐ明朝" w:hAnsi="ＭＳ Ｐ明朝"/>
+          <w:sz w:val="24"/>
+        </w:rPr>
+        <w:t>openmode</w:t>
+      </w:r>
+      <w:proofErr w:type="spellEnd"/>
       <w:r>
         <w:rPr>
           <w:rFonts w:ascii="ＭＳ Ｐ明朝" w:eastAsia="ＭＳ Ｐ明朝" w:hAnsi="ＭＳ Ｐ明朝" w:hint="eastAsia"/>
@@ -3951,6 +4039,7 @@
         </w:rPr>
         <w:t>というものがあり、そこの</w:t>
       </w:r>
+      <w:proofErr w:type="spellStart"/>
       <w:r>
         <w:rPr>
           <w:rFonts w:ascii="ＭＳ Ｐ明朝" w:eastAsia="ＭＳ Ｐ明朝" w:hAnsi="ＭＳ Ｐ明朝"/>
@@ -3958,6 +4047,7 @@
         </w:rPr>
         <w:t>openmode</w:t>
       </w:r>
+      <w:proofErr w:type="spellEnd"/>
       <w:r>
         <w:rPr>
           <w:rFonts w:ascii="ＭＳ Ｐ明朝" w:eastAsia="ＭＳ Ｐ明朝" w:hAnsi="ＭＳ Ｐ明朝" w:hint="eastAsia"/>
@@ -3986,6 +4076,7 @@
         </w:rPr>
         <w:t>これによりファイルが開けたら、次は画像の縦と横の変数を宣言し、アドレスを</w:t>
       </w:r>
+      <w:proofErr w:type="spellStart"/>
       <w:r>
         <w:rPr>
           <w:rFonts w:ascii="ＭＳ Ｐ明朝" w:eastAsia="ＭＳ Ｐ明朝" w:hAnsi="ＭＳ Ｐ明朝"/>
@@ -3993,6 +4084,7 @@
         </w:rPr>
         <w:t>file_check</w:t>
       </w:r>
+      <w:proofErr w:type="spellEnd"/>
       <w:r>
         <w:rPr>
           <w:rFonts w:ascii="ＭＳ Ｐ明朝" w:eastAsia="ＭＳ Ｐ明朝" w:hAnsi="ＭＳ Ｐ明朝" w:hint="eastAsia"/>
@@ -4092,6 +4184,7 @@
         </w:rPr>
         <w:t>最後に</w:t>
       </w:r>
+      <w:proofErr w:type="spellStart"/>
       <w:r>
         <w:rPr>
           <w:rFonts w:ascii="ＭＳ Ｐ明朝" w:eastAsia="ＭＳ Ｐ明朝" w:hAnsi="ＭＳ Ｐ明朝"/>
@@ -4099,6 +4192,7 @@
         </w:rPr>
         <w:t>ifstream</w:t>
       </w:r>
+      <w:proofErr w:type="spellEnd"/>
       <w:r>
         <w:rPr>
           <w:rFonts w:ascii="ＭＳ Ｐ明朝" w:eastAsia="ＭＳ Ｐ明朝" w:hAnsi="ＭＳ Ｐ明朝" w:hint="eastAsia"/>
@@ -4106,6 +4200,7 @@
         </w:rPr>
         <w:t>の親クラスの</w:t>
       </w:r>
+      <w:proofErr w:type="spellStart"/>
       <w:r>
         <w:rPr>
           <w:rFonts w:ascii="ＭＳ Ｐ明朝" w:eastAsia="ＭＳ Ｐ明朝" w:hAnsi="ＭＳ Ｐ明朝"/>
@@ -4113,6 +4208,7 @@
         </w:rPr>
         <w:t>istream</w:t>
       </w:r>
+      <w:proofErr w:type="spellEnd"/>
       <w:r>
         <w:rPr>
           <w:rFonts w:ascii="ＭＳ Ｐ明朝" w:eastAsia="ＭＳ Ｐ明朝" w:hAnsi="ＭＳ Ｐ明朝" w:hint="eastAsia"/>
@@ -4273,8 +4369,17 @@
           <w:rFonts w:ascii="ＭＳ Ｐ明朝" w:eastAsia="ＭＳ Ｐ明朝" w:hAnsi="ＭＳ Ｐ明朝"/>
           <w:sz w:val="24"/>
         </w:rPr>
-        <w:t>std::bad_alloc</w:t>
-      </w:r>
+        <w:t>std::</w:t>
+      </w:r>
+      <w:proofErr w:type="spellStart"/>
+      <w:r>
+        <w:rPr>
+          <w:rFonts w:ascii="ＭＳ Ｐ明朝" w:eastAsia="ＭＳ Ｐ明朝" w:hAnsi="ＭＳ Ｐ明朝"/>
+          <w:sz w:val="24"/>
+        </w:rPr>
+        <w:t>bad_alloc</w:t>
+      </w:r>
+      <w:proofErr w:type="spellEnd"/>
       <w:r>
         <w:rPr>
           <w:rFonts w:ascii="ＭＳ Ｐ明朝" w:eastAsia="ＭＳ Ｐ明朝" w:hAnsi="ＭＳ Ｐ明朝" w:hint="eastAsia"/>
@@ -4343,8 +4448,17 @@
           <w:rFonts w:ascii="ＭＳ Ｐ明朝" w:eastAsia="ＭＳ Ｐ明朝" w:hAnsi="ＭＳ Ｐ明朝"/>
           <w:sz w:val="24"/>
         </w:rPr>
-        <w:t>std::nothrow_t</w:t>
-      </w:r>
+        <w:t>std::</w:t>
+      </w:r>
+      <w:proofErr w:type="spellStart"/>
+      <w:r>
+        <w:rPr>
+          <w:rFonts w:ascii="ＭＳ Ｐ明朝" w:eastAsia="ＭＳ Ｐ明朝" w:hAnsi="ＭＳ Ｐ明朝"/>
+          <w:sz w:val="24"/>
+        </w:rPr>
+        <w:t>nothrow_t</w:t>
+      </w:r>
+      <w:proofErr w:type="spellEnd"/>
       <w:r>
         <w:rPr>
           <w:rFonts w:ascii="ＭＳ Ｐ明朝" w:eastAsia="ＭＳ Ｐ明朝" w:hAnsi="ＭＳ Ｐ明朝" w:hint="eastAsia"/>
@@ -4408,6 +4522,7 @@
         </w:rPr>
         <w:t>ここでもメモリエラーについて考えており、この場合は途中で失敗した時を想定して、今までに確保したメモリを安全に全て解放させるような</w:t>
       </w:r>
+      <w:proofErr w:type="spellStart"/>
       <w:r>
         <w:rPr>
           <w:rFonts w:ascii="ＭＳ Ｐ明朝" w:eastAsia="ＭＳ Ｐ明朝" w:hAnsi="ＭＳ Ｐ明朝"/>
@@ -4415,6 +4530,7 @@
         </w:rPr>
         <w:t>delete_window</w:t>
       </w:r>
+      <w:proofErr w:type="spellEnd"/>
       <w:r>
         <w:rPr>
           <w:rFonts w:ascii="ＭＳ Ｐ明朝" w:eastAsia="ＭＳ Ｐ明朝" w:hAnsi="ＭＳ Ｐ明朝" w:hint="eastAsia"/>
@@ -4437,6 +4553,7 @@
         </w:rPr>
         <w:t xml:space="preserve">　上記のメモリ確保が終了したら、その変数を</w:t>
       </w:r>
+      <w:proofErr w:type="spellStart"/>
       <w:r>
         <w:rPr>
           <w:rFonts w:ascii="ＭＳ Ｐ明朝" w:eastAsia="ＭＳ Ｐ明朝" w:hAnsi="ＭＳ Ｐ明朝"/>
@@ -4444,6 +4561,7 @@
         </w:rPr>
         <w:t>get_gray_ppm</w:t>
       </w:r>
+      <w:proofErr w:type="spellEnd"/>
       <w:r>
         <w:rPr>
           <w:rFonts w:ascii="ＭＳ Ｐ明朝" w:eastAsia="ＭＳ Ｐ明朝" w:hAnsi="ＭＳ Ｐ明朝" w:hint="eastAsia"/>
@@ -4563,6 +4681,7 @@
         </w:rPr>
         <w:t>ただし読み取りの際に実行する、</w:t>
       </w:r>
+      <w:proofErr w:type="spellStart"/>
       <w:r>
         <w:rPr>
           <w:rFonts w:ascii="ＭＳ Ｐ明朝" w:eastAsia="ＭＳ Ｐ明朝" w:hAnsi="ＭＳ Ｐ明朝" w:cs="Apple Color Emoji"/>
@@ -4570,6 +4689,7 @@
         </w:rPr>
         <w:t>ifstream</w:t>
       </w:r>
+      <w:proofErr w:type="spellEnd"/>
       <w:r>
         <w:rPr>
           <w:rFonts w:ascii="ＭＳ Ｐ明朝" w:eastAsia="ＭＳ Ｐ明朝" w:hAnsi="ＭＳ Ｐ明朝" w:cs="Apple Color Emoji" w:hint="eastAsia"/>
@@ -4691,6 +4811,7 @@
         </w:rPr>
         <w:t>このとき、</w:t>
       </w:r>
+      <w:proofErr w:type="spellStart"/>
       <w:r>
         <w:rPr>
           <w:rFonts w:ascii="ＭＳ Ｐ明朝" w:eastAsia="ＭＳ Ｐ明朝" w:hAnsi="ＭＳ Ｐ明朝" w:cs="Apple Color Emoji"/>
@@ -4698,6 +4819,7 @@
         </w:rPr>
         <w:t>get_gray_ppm</w:t>
       </w:r>
+      <w:proofErr w:type="spellEnd"/>
       <w:r>
         <w:rPr>
           <w:rFonts w:ascii="ＭＳ Ｐ明朝" w:eastAsia="ＭＳ Ｐ明朝" w:hAnsi="ＭＳ Ｐ明朝" w:cs="Apple Color Emoji" w:hint="eastAsia"/>
@@ -4847,6 +4969,7 @@
         </w:rPr>
         <w:t>その後に</w:t>
       </w:r>
+      <w:proofErr w:type="spellStart"/>
       <w:r>
         <w:rPr>
           <w:rFonts w:ascii="ＭＳ Ｐ明朝" w:eastAsia="ＭＳ Ｐ明朝" w:hAnsi="ＭＳ Ｐ明朝" w:cs="Apple Color Emoji"/>
@@ -4854,6 +4977,7 @@
         </w:rPr>
         <w:t>apply_filter</w:t>
       </w:r>
+      <w:proofErr w:type="spellEnd"/>
       <w:r>
         <w:rPr>
           <w:rFonts w:ascii="ＭＳ Ｐ明朝" w:eastAsia="ＭＳ Ｐ明朝" w:hAnsi="ＭＳ Ｐ明朝" w:cs="Apple Color Emoji" w:hint="eastAsia"/>
@@ -4973,15 +5097,63 @@
           <w:rFonts w:ascii="ＭＳ Ｐ明朝" w:eastAsia="ＭＳ Ｐ明朝" w:hAnsi="ＭＳ Ｐ明朝" w:cs="Apple Color Emoji"/>
           <w:sz w:val="24"/>
         </w:rPr>
-        <w:t>filter[j] = new(nothrow) int[img_width]();</w:t>
-      </w:r>
-    </w:p>
-    <w:p>
-      <w:pPr>
+        <w:t>filter[j] = new(</w:t>
+      </w:r>
+      <w:proofErr w:type="spellStart"/>
+      <w:r>
         <w:rPr>
           <w:rFonts w:ascii="ＭＳ Ｐ明朝" w:eastAsia="ＭＳ Ｐ明朝" w:hAnsi="ＭＳ Ｐ明朝" w:cs="Apple Color Emoji"/>
           <w:sz w:val="24"/>
         </w:rPr>
+        <w:t>nothrow</w:t>
+      </w:r>
+      <w:proofErr w:type="spellEnd"/>
+      <w:r>
+        <w:rPr>
+          <w:rFonts w:ascii="ＭＳ Ｐ明朝" w:eastAsia="ＭＳ Ｐ明朝" w:hAnsi="ＭＳ Ｐ明朝" w:cs="Apple Color Emoji"/>
+          <w:sz w:val="24"/>
+        </w:rPr>
+        <w:t>) int[</w:t>
+      </w:r>
+      <w:proofErr w:type="spellStart"/>
+      <w:r>
+        <w:rPr>
+          <w:rFonts w:ascii="ＭＳ Ｐ明朝" w:eastAsia="ＭＳ Ｐ明朝" w:hAnsi="ＭＳ Ｐ明朝" w:cs="Apple Color Emoji"/>
+          <w:sz w:val="24"/>
+        </w:rPr>
+        <w:t>img_</w:t>
+      </w:r>
+      <w:proofErr w:type="gramStart"/>
+      <w:r>
+        <w:rPr>
+          <w:rFonts w:ascii="ＭＳ Ｐ明朝" w:eastAsia="ＭＳ Ｐ明朝" w:hAnsi="ＭＳ Ｐ明朝" w:cs="Apple Color Emoji"/>
+          <w:sz w:val="24"/>
+        </w:rPr>
+        <w:t>width</w:t>
+      </w:r>
+      <w:proofErr w:type="spellEnd"/>
+      <w:r>
+        <w:rPr>
+          <w:rFonts w:ascii="ＭＳ Ｐ明朝" w:eastAsia="ＭＳ Ｐ明朝" w:hAnsi="ＭＳ Ｐ明朝" w:cs="Apple Color Emoji"/>
+          <w:sz w:val="24"/>
+        </w:rPr>
+        <w:t>](</w:t>
+      </w:r>
+      <w:proofErr w:type="gramEnd"/>
+      <w:r>
+        <w:rPr>
+          <w:rFonts w:ascii="ＭＳ Ｐ明朝" w:eastAsia="ＭＳ Ｐ明朝" w:hAnsi="ＭＳ Ｐ明朝" w:cs="Apple Color Emoji"/>
+          <w:sz w:val="24"/>
+        </w:rPr>
+        <w:t>);</w:t>
+      </w:r>
+    </w:p>
+    <w:p>
+      <w:pPr>
+        <w:rPr>
+          <w:rFonts w:ascii="ＭＳ Ｐ明朝" w:eastAsia="ＭＳ Ｐ明朝" w:hAnsi="ＭＳ Ｐ明朝" w:cs="Apple Color Emoji"/>
+          <w:sz w:val="24"/>
+        </w:rPr>
       </w:pPr>
       <w:r>
         <w:rPr>
@@ -5060,6 +5232,7 @@
         </w:rPr>
         <w:t>次元配列は不要となるため、</w:t>
       </w:r>
+      <w:proofErr w:type="spellStart"/>
       <w:r>
         <w:rPr>
           <w:rFonts w:ascii="ＭＳ Ｐ明朝" w:eastAsia="ＭＳ Ｐ明朝" w:hAnsi="ＭＳ Ｐ明朝" w:cs="Apple Color Emoji"/>
@@ -5067,6 +5240,7 @@
         </w:rPr>
         <w:t>delete_window</w:t>
       </w:r>
+      <w:proofErr w:type="spellEnd"/>
       <w:r>
         <w:rPr>
           <w:rFonts w:ascii="ＭＳ Ｐ明朝" w:eastAsia="ＭＳ Ｐ明朝" w:hAnsi="ＭＳ Ｐ明朝" w:cs="Apple Color Emoji" w:hint="eastAsia"/>
@@ -5078,164 +5252,172 @@
     <w:p>
       <w:pPr>
         <w:rPr>
+          <w:rFonts w:ascii="ＭＳ Ｐ明朝" w:eastAsia="ＭＳ Ｐ明朝" w:hAnsi="ＭＳ Ｐ明朝" w:cs="Apple Color Emoji"/>
+          <w:sz w:val="24"/>
+        </w:rPr>
+      </w:pPr>
+      <w:r>
+        <w:rPr>
           <w:rFonts w:ascii="ＭＳ Ｐ明朝" w:eastAsia="ＭＳ Ｐ明朝" w:hAnsi="ＭＳ Ｐ明朝" w:cs="Apple Color Emoji" w:hint="eastAsia"/>
           <w:sz w:val="24"/>
         </w:rPr>
-      </w:pPr>
+        <w:t xml:space="preserve">　</w:t>
+      </w:r>
       <w:r>
         <w:rPr>
           <w:rFonts w:ascii="ＭＳ Ｐ明朝" w:eastAsia="ＭＳ Ｐ明朝" w:hAnsi="ＭＳ Ｐ明朝" w:cs="Apple Color Emoji" w:hint="eastAsia"/>
           <w:sz w:val="24"/>
         </w:rPr>
-        <w:t xml:space="preserve">　</w:t>
+        <w:t>最後に</w:t>
+      </w:r>
+      <w:r>
+        <w:rPr>
+          <w:rFonts w:ascii="ＭＳ Ｐ明朝" w:eastAsia="ＭＳ Ｐ明朝" w:hAnsi="ＭＳ Ｐ明朝" w:cs="Apple Color Emoji"/>
+          <w:sz w:val="24"/>
+        </w:rPr>
+        <w:t>filter</w:t>
       </w:r>
       <w:r>
         <w:rPr>
           <w:rFonts w:ascii="ＭＳ Ｐ明朝" w:eastAsia="ＭＳ Ｐ明朝" w:hAnsi="ＭＳ Ｐ明朝" w:cs="Apple Color Emoji" w:hint="eastAsia"/>
           <w:sz w:val="24"/>
         </w:rPr>
-        <w:t>最後に</w:t>
-      </w:r>
+        <w:t>の各点の情報をファイルに書き出し</w:t>
+      </w:r>
+      <w:proofErr w:type="spellStart"/>
       <w:r>
         <w:rPr>
           <w:rFonts w:ascii="ＭＳ Ｐ明朝" w:eastAsia="ＭＳ Ｐ明朝" w:hAnsi="ＭＳ Ｐ明朝" w:cs="Apple Color Emoji"/>
           <w:sz w:val="24"/>
         </w:rPr>
-        <w:t>filter</w:t>
-      </w:r>
+        <w:t>pgm</w:t>
+      </w:r>
+      <w:proofErr w:type="spellEnd"/>
       <w:r>
         <w:rPr>
           <w:rFonts w:ascii="ＭＳ Ｐ明朝" w:eastAsia="ＭＳ Ｐ明朝" w:hAnsi="ＭＳ Ｐ明朝" w:cs="Apple Color Emoji" w:hint="eastAsia"/>
           <w:sz w:val="24"/>
         </w:rPr>
-        <w:t>の各点の情報をファイルに書き出し</w:t>
-      </w:r>
+        <w:t>画像を出力さ</w:t>
+      </w:r>
+      <w:r>
+        <w:rPr>
+          <w:rFonts w:ascii="ＭＳ Ｐ明朝" w:eastAsia="ＭＳ Ｐ明朝" w:hAnsi="ＭＳ Ｐ明朝" w:cs="Apple Color Emoji" w:hint="eastAsia"/>
+          <w:sz w:val="24"/>
+        </w:rPr>
+        <w:t>せるために、</w:t>
+      </w:r>
+      <w:proofErr w:type="spellStart"/>
       <w:r>
         <w:rPr>
           <w:rFonts w:ascii="ＭＳ Ｐ明朝" w:eastAsia="ＭＳ Ｐ明朝" w:hAnsi="ＭＳ Ｐ明朝" w:cs="Apple Color Emoji"/>
           <w:sz w:val="24"/>
         </w:rPr>
-        <w:t>pgm</w:t>
-      </w:r>
+        <w:t>save_pgm</w:t>
+      </w:r>
+      <w:proofErr w:type="spellEnd"/>
       <w:r>
         <w:rPr>
           <w:rFonts w:ascii="ＭＳ Ｐ明朝" w:eastAsia="ＭＳ Ｐ明朝" w:hAnsi="ＭＳ Ｐ明朝" w:cs="Apple Color Emoji" w:hint="eastAsia"/>
           <w:sz w:val="24"/>
         </w:rPr>
-        <w:t>画像を出力さ</w:t>
+        <w:t>関数というものを実装した。</w:t>
       </w:r>
       <w:r>
         <w:rPr>
           <w:rFonts w:ascii="ＭＳ Ｐ明朝" w:eastAsia="ＭＳ Ｐ明朝" w:hAnsi="ＭＳ Ｐ明朝" w:cs="Apple Color Emoji" w:hint="eastAsia"/>
           <w:sz w:val="24"/>
         </w:rPr>
-        <w:t>せるために、</w:t>
-      </w:r>
+        <w:t>この関数では、まず出力用ストリームの</w:t>
+      </w:r>
+      <w:proofErr w:type="spellStart"/>
       <w:r>
         <w:rPr>
           <w:rFonts w:ascii="ＭＳ Ｐ明朝" w:eastAsia="ＭＳ Ｐ明朝" w:hAnsi="ＭＳ Ｐ明朝" w:cs="Apple Color Emoji"/>
           <w:sz w:val="24"/>
         </w:rPr>
-        <w:t>save_pgm</w:t>
-      </w:r>
+        <w:t>fout</w:t>
+      </w:r>
+      <w:proofErr w:type="spellEnd"/>
       <w:r>
         <w:rPr>
           <w:rFonts w:ascii="ＭＳ Ｐ明朝" w:eastAsia="ＭＳ Ｐ明朝" w:hAnsi="ＭＳ Ｐ明朝" w:cs="Apple Color Emoji" w:hint="eastAsia"/>
           <w:sz w:val="24"/>
         </w:rPr>
-        <w:t>関数というものを実装した。</w:t>
+        <w:t>を用意し、次にヘッダを書き込み、最後にテキスト形式で各点の画素値を書き込んでファイルを出力させている。</w:t>
+      </w:r>
+      <w:r>
+        <w:rPr>
+          <w:rFonts w:ascii="ＭＳ Ｐ明朝" w:eastAsia="ＭＳ Ｐ明朝" w:hAnsi="ＭＳ Ｐ明朝" w:cs="Apple Color Emoji"/>
+          <w:sz w:val="24"/>
+        </w:rPr>
+        <w:t>PNM</w:t>
       </w:r>
       <w:r>
         <w:rPr>
           <w:rFonts w:ascii="ＭＳ Ｐ明朝" w:eastAsia="ＭＳ Ｐ明朝" w:hAnsi="ＭＳ Ｐ明朝" w:cs="Apple Color Emoji" w:hint="eastAsia"/>
           <w:sz w:val="24"/>
         </w:rPr>
-        <w:t>この関数では、まず出力用ストリームの</w:t>
+        <w:t>の形式に沿って、今回出力するファイルはテキスト形式のグレースケールであるため、マジックナンバーは</w:t>
       </w:r>
       <w:r>
         <w:rPr>
           <w:rFonts w:ascii="ＭＳ Ｐ明朝" w:eastAsia="ＭＳ Ｐ明朝" w:hAnsi="ＭＳ Ｐ明朝" w:cs="Apple Color Emoji"/>
           <w:sz w:val="24"/>
         </w:rPr>
-        <w:t>fout</w:t>
+        <w:t>P2</w:t>
       </w:r>
       <w:r>
         <w:rPr>
           <w:rFonts w:ascii="ＭＳ Ｐ明朝" w:eastAsia="ＭＳ Ｐ明朝" w:hAnsi="ＭＳ Ｐ明朝" w:cs="Apple Color Emoji" w:hint="eastAsia"/>
           <w:sz w:val="24"/>
         </w:rPr>
-        <w:t>を用意し、次にヘッダを書き込み、最後にテキスト形式で各点の画素値を書き込んでファイルを出力させている。</w:t>
+        <w:t>となる。その後縦幅と横幅を入力し、最大画素値の</w:t>
       </w:r>
       <w:r>
         <w:rPr>
           <w:rFonts w:ascii="ＭＳ Ｐ明朝" w:eastAsia="ＭＳ Ｐ明朝" w:hAnsi="ＭＳ Ｐ明朝" w:cs="Apple Color Emoji"/>
           <w:sz w:val="24"/>
         </w:rPr>
-        <w:t>PNM</w:t>
+        <w:t>255</w:t>
       </w:r>
       <w:r>
         <w:rPr>
           <w:rFonts w:ascii="ＭＳ Ｐ明朝" w:eastAsia="ＭＳ Ｐ明朝" w:hAnsi="ＭＳ Ｐ明朝" w:cs="Apple Color Emoji" w:hint="eastAsia"/>
           <w:sz w:val="24"/>
         </w:rPr>
-        <w:t>の形式に沿って、今回出力するファイルはテキスト形式のグレースケールであるため、マジックナンバーは</w:t>
+        <w:t>を入力する。そして各点の情報を空白と改行を挟んで、</w:t>
       </w:r>
       <w:r>
         <w:rPr>
           <w:rFonts w:ascii="ＭＳ Ｐ明朝" w:eastAsia="ＭＳ Ｐ明朝" w:hAnsi="ＭＳ Ｐ明朝" w:cs="Apple Color Emoji"/>
           <w:sz w:val="24"/>
         </w:rPr>
-        <w:t>P2</w:t>
+        <w:t>1</w:t>
       </w:r>
       <w:r>
         <w:rPr>
           <w:rFonts w:ascii="ＭＳ Ｐ明朝" w:eastAsia="ＭＳ Ｐ明朝" w:hAnsi="ＭＳ Ｐ明朝" w:cs="Apple Color Emoji" w:hint="eastAsia"/>
           <w:sz w:val="24"/>
         </w:rPr>
-        <w:t>となる。その後縦幅と横幅を入力し、最大画素値の</w:t>
-      </w:r>
+        <w:t>行ずつ書き込んでいる。</w:t>
+      </w:r>
+      <w:r>
+        <w:rPr>
+          <w:rFonts w:ascii="ＭＳ Ｐ明朝" w:eastAsia="ＭＳ Ｐ明朝" w:hAnsi="ＭＳ Ｐ明朝" w:cs="Apple Color Emoji" w:hint="eastAsia"/>
+          <w:sz w:val="24"/>
+        </w:rPr>
+        <w:t>もちろん生成エラーにも対応させている。これにより全ての工程が終了したら、最後に</w:t>
+      </w:r>
+      <w:proofErr w:type="spellStart"/>
       <w:r>
         <w:rPr>
           <w:rFonts w:ascii="ＭＳ Ｐ明朝" w:eastAsia="ＭＳ Ｐ明朝" w:hAnsi="ＭＳ Ｐ明朝" w:cs="Apple Color Emoji"/>
           <w:sz w:val="24"/>
         </w:rPr>
-        <w:t>255</w:t>
-      </w:r>
-      <w:r>
-        <w:rPr>
-          <w:rFonts w:ascii="ＭＳ Ｐ明朝" w:eastAsia="ＭＳ Ｐ明朝" w:hAnsi="ＭＳ Ｐ明朝" w:cs="Apple Color Emoji" w:hint="eastAsia"/>
-          <w:sz w:val="24"/>
-        </w:rPr>
-        <w:t>を入力する。そして各点の情報を空白と改行を挟んで、</w:t>
-      </w:r>
-      <w:r>
-        <w:rPr>
-          <w:rFonts w:ascii="ＭＳ Ｐ明朝" w:eastAsia="ＭＳ Ｐ明朝" w:hAnsi="ＭＳ Ｐ明朝" w:cs="Apple Color Emoji"/>
-          <w:sz w:val="24"/>
-        </w:rPr>
-        <w:t>1</w:t>
-      </w:r>
-      <w:r>
-        <w:rPr>
-          <w:rFonts w:ascii="ＭＳ Ｐ明朝" w:eastAsia="ＭＳ Ｐ明朝" w:hAnsi="ＭＳ Ｐ明朝" w:cs="Apple Color Emoji" w:hint="eastAsia"/>
-          <w:sz w:val="24"/>
-        </w:rPr>
-        <w:t>行ずつ書き込んでいる。</w:t>
-      </w:r>
-      <w:r>
-        <w:rPr>
-          <w:rFonts w:ascii="ＭＳ Ｐ明朝" w:eastAsia="ＭＳ Ｐ明朝" w:hAnsi="ＭＳ Ｐ明朝" w:cs="Apple Color Emoji" w:hint="eastAsia"/>
-          <w:sz w:val="24"/>
-        </w:rPr>
-        <w:t>もちろん生成エラーにも対応させている。これにより全ての工程が終了したら、最後に</w:t>
-      </w:r>
-      <w:r>
-        <w:rPr>
-          <w:rFonts w:ascii="ＭＳ Ｐ明朝" w:eastAsia="ＭＳ Ｐ明朝" w:hAnsi="ＭＳ Ｐ明朝" w:cs="Apple Color Emoji"/>
-          <w:sz w:val="24"/>
-        </w:rPr>
         <w:t>output.pgm</w:t>
       </w:r>
+      <w:proofErr w:type="spellEnd"/>
       <w:r>
         <w:rPr>
           <w:rFonts w:ascii="ＭＳ Ｐ明朝" w:eastAsia="ＭＳ Ｐ明朝" w:hAnsi="ＭＳ Ｐ明朝" w:cs="Apple Color Emoji" w:hint="eastAsia"/>
@@ -5510,6 +5692,134 @@
           <w:sz w:val="24"/>
         </w:rPr>
       </w:pPr>
+      <w:r>
+        <w:rPr>
+          <w:rFonts w:ascii="ＭＳ Ｐ明朝" w:eastAsia="ＭＳ Ｐ明朝" w:hAnsi="ＭＳ Ｐ明朝" w:hint="eastAsia"/>
+          <w:sz w:val="24"/>
+        </w:rPr>
+        <w:t xml:space="preserve">　</w:t>
+      </w:r>
+      <w:r>
+        <w:rPr>
+          <w:rFonts w:ascii="ＭＳ Ｐ明朝" w:eastAsia="ＭＳ Ｐ明朝" w:hAnsi="ＭＳ Ｐ明朝" w:hint="eastAsia"/>
+          <w:sz w:val="24"/>
+        </w:rPr>
+        <w:t>バイオメトリクスとは、顔認証や指紋認証、そして第</w:t>
+      </w:r>
+      <w:r>
+        <w:rPr>
+          <w:rFonts w:ascii="ＭＳ Ｐ明朝" w:eastAsia="ＭＳ Ｐ明朝" w:hAnsi="ＭＳ Ｐ明朝"/>
+          <w:sz w:val="24"/>
+        </w:rPr>
+        <w:t>1</w:t>
+      </w:r>
+      <w:r>
+        <w:rPr>
+          <w:rFonts w:ascii="ＭＳ Ｐ明朝" w:eastAsia="ＭＳ Ｐ明朝" w:hAnsi="ＭＳ Ｐ明朝" w:hint="eastAsia"/>
+          <w:sz w:val="24"/>
+        </w:rPr>
+        <w:t>回の課題</w:t>
+      </w:r>
+      <w:r>
+        <w:rPr>
+          <w:rFonts w:ascii="ＭＳ Ｐ明朝" w:eastAsia="ＭＳ Ｐ明朝" w:hAnsi="ＭＳ Ｐ明朝"/>
+          <w:sz w:val="24"/>
+        </w:rPr>
+        <w:t>5</w:t>
+      </w:r>
+      <w:r>
+        <w:rPr>
+          <w:rFonts w:ascii="ＭＳ Ｐ明朝" w:eastAsia="ＭＳ Ｐ明朝" w:hAnsi="ＭＳ Ｐ明朝" w:hint="eastAsia"/>
+          <w:sz w:val="24"/>
+        </w:rPr>
+        <w:t>で取り扱った虹彩認証などの、人間の身体の特徴を用いて人物を特定する生体認証のことである。</w:t>
+      </w:r>
+      <w:r>
+        <w:rPr>
+          <w:rFonts w:ascii="ＭＳ Ｐ明朝" w:eastAsia="ＭＳ Ｐ明朝" w:hAnsi="ＭＳ Ｐ明朝" w:hint="eastAsia"/>
+          <w:sz w:val="24"/>
+        </w:rPr>
+        <w:t>この課題では簡易的な顔認証システムの作成を行い、データとして一人あたり</w:t>
+      </w:r>
+      <w:r>
+        <w:rPr>
+          <w:rFonts w:ascii="ＭＳ Ｐ明朝" w:eastAsia="ＭＳ Ｐ明朝" w:hAnsi="ＭＳ Ｐ明朝"/>
+          <w:sz w:val="24"/>
+        </w:rPr>
+        <w:t>5</w:t>
+      </w:r>
+      <w:r>
+        <w:rPr>
+          <w:rFonts w:ascii="ＭＳ Ｐ明朝" w:eastAsia="ＭＳ Ｐ明朝" w:hAnsi="ＭＳ Ｐ明朝" w:hint="eastAsia"/>
+          <w:sz w:val="24"/>
+        </w:rPr>
+        <w:t>枚の顔画像、それを</w:t>
+      </w:r>
+      <w:r>
+        <w:rPr>
+          <w:rFonts w:ascii="ＭＳ Ｐ明朝" w:eastAsia="ＭＳ Ｐ明朝" w:hAnsi="ＭＳ Ｐ明朝"/>
+          <w:sz w:val="24"/>
+        </w:rPr>
+        <w:t>300</w:t>
+      </w:r>
+      <w:r>
+        <w:rPr>
+          <w:rFonts w:ascii="ＭＳ Ｐ明朝" w:eastAsia="ＭＳ Ｐ明朝" w:hAnsi="ＭＳ Ｐ明朝" w:hint="eastAsia"/>
+          <w:sz w:val="24"/>
+        </w:rPr>
+        <w:t>人分与えられる。各人の</w:t>
+      </w:r>
+      <w:r>
+        <w:rPr>
+          <w:rFonts w:ascii="ＭＳ Ｐ明朝" w:eastAsia="ＭＳ Ｐ明朝" w:hAnsi="ＭＳ Ｐ明朝"/>
+          <w:sz w:val="24"/>
+        </w:rPr>
+        <w:t>5</w:t>
+      </w:r>
+      <w:r>
+        <w:rPr>
+          <w:rFonts w:ascii="ＭＳ Ｐ明朝" w:eastAsia="ＭＳ Ｐ明朝" w:hAnsi="ＭＳ Ｐ明朝" w:hint="eastAsia"/>
+          <w:sz w:val="24"/>
+        </w:rPr>
+        <w:t>枚の画像の情報を平均化することで、「平均顔」と呼ばれる、その人を代表する画像データを作成し、それらのデータを基に、入力された任意のデータから、それが誰の顔画像であるかを判別するという仕組みである。このようなプログラムで成り立っているので、いわばこの顔認証システムは機械学習の基礎であると考えられる。</w:t>
+      </w:r>
+      <w:r>
+        <w:rPr>
+          <w:rFonts w:ascii="ＭＳ Ｐ明朝" w:eastAsia="ＭＳ Ｐ明朝" w:hAnsi="ＭＳ Ｐ明朝" w:hint="eastAsia"/>
+          <w:sz w:val="24"/>
+        </w:rPr>
+        <w:t>このように前提が何であるかをまとめ、これを踏まえて実装の説明をすることで、全体の解像度が上がると</w:t>
+      </w:r>
+      <w:r>
+        <w:rPr>
+          <w:rFonts w:ascii="ＭＳ Ｐ明朝" w:eastAsia="ＭＳ Ｐ明朝" w:hAnsi="ＭＳ Ｐ明朝" w:hint="eastAsia"/>
+          <w:sz w:val="24"/>
+        </w:rPr>
+        <w:t>考えた。</w:t>
+      </w:r>
+    </w:p>
+    <w:p>
+      <w:pPr>
+        <w:rPr>
+          <w:rFonts w:ascii="ＭＳ Ｐ明朝" w:eastAsia="ＭＳ Ｐ明朝" w:hAnsi="ＭＳ Ｐ明朝" w:hint="eastAsia"/>
+          <w:sz w:val="24"/>
+        </w:rPr>
+      </w:pPr>
+      <w:r>
+        <w:rPr>
+          <w:rFonts w:ascii="ＭＳ Ｐ明朝" w:eastAsia="ＭＳ Ｐ明朝" w:hAnsi="ＭＳ Ｐ明朝" w:hint="eastAsia"/>
+          <w:sz w:val="24"/>
+        </w:rPr>
+        <w:t xml:space="preserve">　</w:t>
+      </w:r>
+    </w:p>
+    <w:p>
+      <w:pPr>
+        <w:rPr>
+          <w:rFonts w:ascii="ＭＳ Ｐ明朝" w:eastAsia="ＭＳ Ｐ明朝" w:hAnsi="ＭＳ Ｐ明朝" w:hint="eastAsia"/>
+          <w:sz w:val="24"/>
+        </w:rPr>
+      </w:pPr>
     </w:p>
     <w:p>
       <w:pPr>
@@ -5530,6 +5840,14 @@
       <w:pPr>
         <w:rPr>
           <w:rFonts w:ascii="ＭＳ Ｐ明朝" w:eastAsia="ＭＳ Ｐ明朝" w:hAnsi="ＭＳ Ｐ明朝"/>
+          <w:sz w:val="24"/>
+        </w:rPr>
+      </w:pPr>
+    </w:p>
+    <w:p>
+      <w:pPr>
+        <w:rPr>
+          <w:rFonts w:ascii="ＭＳ Ｐ明朝" w:eastAsia="ＭＳ Ｐ明朝" w:hAnsi="ＭＳ Ｐ明朝" w:hint="eastAsia"/>
           <w:sz w:val="24"/>
         </w:rPr>
       </w:pPr>

--- a/latex/lec3/report_2412747_3.docx
+++ b/latex/lec3/report_2412747_3.docx
@@ -5801,7 +5801,7 @@
     <w:p>
       <w:pPr>
         <w:rPr>
-          <w:rFonts w:ascii="ＭＳ Ｐ明朝" w:eastAsia="ＭＳ Ｐ明朝" w:hAnsi="ＭＳ Ｐ明朝" w:hint="eastAsia"/>
+          <w:rFonts w:ascii="ＭＳ Ｐ明朝" w:eastAsia="ＭＳ Ｐ明朝" w:hAnsi="ＭＳ Ｐ明朝"/>
           <w:sz w:val="24"/>
         </w:rPr>
       </w:pPr>
@@ -5812,27 +5812,1258 @@
         </w:rPr>
         <w:t xml:space="preserve">　</w:t>
       </w:r>
-    </w:p>
-    <w:p>
-      <w:pPr>
-        <w:rPr>
-          <w:rFonts w:ascii="ＭＳ Ｐ明朝" w:eastAsia="ＭＳ Ｐ明朝" w:hAnsi="ＭＳ Ｐ明朝" w:hint="eastAsia"/>
-          <w:sz w:val="24"/>
-        </w:rPr>
-      </w:pPr>
-    </w:p>
-    <w:p>
-      <w:pPr>
-        <w:rPr>
-          <w:rFonts w:ascii="ＭＳ Ｐ明朝" w:eastAsia="ＭＳ Ｐ明朝" w:hAnsi="ＭＳ Ｐ明朝"/>
-          <w:sz w:val="24"/>
-        </w:rPr>
-      </w:pPr>
-      <w:r>
-        <w:rPr>
-          <w:rFonts w:ascii="ＭＳ Ｐ明朝" w:eastAsia="ＭＳ Ｐ明朝" w:hAnsi="ＭＳ Ｐ明朝" w:hint="eastAsia"/>
-          <w:sz w:val="24"/>
-        </w:rPr>
+      <w:r>
+        <w:rPr>
+          <w:rFonts w:ascii="ＭＳ Ｐ明朝" w:eastAsia="ＭＳ Ｐ明朝" w:hAnsi="ＭＳ Ｐ明朝" w:hint="eastAsia"/>
+          <w:sz w:val="24"/>
+        </w:rPr>
+        <w:t>課題</w:t>
+      </w:r>
+      <w:r>
+        <w:rPr>
+          <w:rFonts w:ascii="ＭＳ Ｐ明朝" w:eastAsia="ＭＳ Ｐ明朝" w:hAnsi="ＭＳ Ｐ明朝"/>
+          <w:sz w:val="24"/>
+        </w:rPr>
+        <w:t>PDF</w:t>
+      </w:r>
+      <w:r>
+        <w:rPr>
+          <w:rFonts w:ascii="ＭＳ Ｐ明朝" w:eastAsia="ＭＳ Ｐ明朝" w:hAnsi="ＭＳ Ｐ明朝" w:hint="eastAsia"/>
+          <w:sz w:val="24"/>
+        </w:rPr>
+        <w:t>には</w:t>
+      </w:r>
+      <w:r>
+        <w:rPr>
+          <w:rFonts w:ascii="ＭＳ Ｐ明朝" w:eastAsia="ＭＳ Ｐ明朝" w:hAnsi="ＭＳ Ｐ明朝"/>
+          <w:sz w:val="24"/>
+        </w:rPr>
+        <w:t>(1)</w:t>
+      </w:r>
+      <w:r>
+        <w:rPr>
+          <w:rFonts w:ascii="ＭＳ Ｐ明朝" w:eastAsia="ＭＳ Ｐ明朝" w:hAnsi="ＭＳ Ｐ明朝" w:hint="eastAsia"/>
+          <w:sz w:val="24"/>
+        </w:rPr>
+        <w:t>〜</w:t>
+      </w:r>
+      <w:r>
+        <w:rPr>
+          <w:rFonts w:ascii="ＭＳ Ｐ明朝" w:eastAsia="ＭＳ Ｐ明朝" w:hAnsi="ＭＳ Ｐ明朝"/>
+          <w:sz w:val="24"/>
+        </w:rPr>
+        <w:t>(3)</w:t>
+      </w:r>
+      <w:r>
+        <w:rPr>
+          <w:rFonts w:ascii="ＭＳ Ｐ明朝" w:eastAsia="ＭＳ Ｐ明朝" w:hAnsi="ＭＳ Ｐ明朝" w:hint="eastAsia"/>
+          <w:sz w:val="24"/>
+        </w:rPr>
+        <w:t>が書かれているので、まずは</w:t>
+      </w:r>
+      <w:r>
+        <w:rPr>
+          <w:rFonts w:ascii="ＭＳ Ｐ明朝" w:eastAsia="ＭＳ Ｐ明朝" w:hAnsi="ＭＳ Ｐ明朝"/>
+          <w:sz w:val="24"/>
+        </w:rPr>
+        <w:t>(1)</w:t>
+      </w:r>
+      <w:r>
+        <w:rPr>
+          <w:rFonts w:ascii="ＭＳ Ｐ明朝" w:eastAsia="ＭＳ Ｐ明朝" w:hAnsi="ＭＳ Ｐ明朝" w:hint="eastAsia"/>
+          <w:sz w:val="24"/>
+        </w:rPr>
+        <w:t>について説明する。</w:t>
+      </w:r>
+      <w:r>
+        <w:rPr>
+          <w:rFonts w:ascii="ＭＳ Ｐ明朝" w:eastAsia="ＭＳ Ｐ明朝" w:hAnsi="ＭＳ Ｐ明朝" w:hint="eastAsia"/>
+          <w:sz w:val="24"/>
+        </w:rPr>
+        <w:t>ここでは</w:t>
+      </w:r>
+      <w:r>
+        <w:rPr>
+          <w:rFonts w:ascii="ＭＳ Ｐ明朝" w:eastAsia="ＭＳ Ｐ明朝" w:hAnsi="ＭＳ Ｐ明朝" w:hint="eastAsia"/>
+          <w:sz w:val="24"/>
+        </w:rPr>
+        <w:t>第一引数の</w:t>
+      </w:r>
+      <w:r>
+        <w:rPr>
+          <w:rFonts w:ascii="ＭＳ Ｐ明朝" w:eastAsia="ＭＳ Ｐ明朝" w:hAnsi="ＭＳ Ｐ明朝"/>
+          <w:sz w:val="24"/>
+        </w:rPr>
+        <w:t>enrollment2026.txt</w:t>
+      </w:r>
+      <w:r>
+        <w:rPr>
+          <w:rFonts w:ascii="ＭＳ Ｐ明朝" w:eastAsia="ＭＳ Ｐ明朝" w:hAnsi="ＭＳ Ｐ明朝" w:hint="eastAsia"/>
+          <w:sz w:val="24"/>
+        </w:rPr>
+        <w:t>を開き、</w:t>
+      </w:r>
+      <w:r>
+        <w:rPr>
+          <w:rFonts w:ascii="ＭＳ Ｐ明朝" w:eastAsia="ＭＳ Ｐ明朝" w:hAnsi="ＭＳ Ｐ明朝" w:hint="eastAsia"/>
+          <w:sz w:val="24"/>
+        </w:rPr>
+        <w:t>用意した平均顔用</w:t>
+      </w:r>
+      <w:r>
+        <w:rPr>
+          <w:rFonts w:ascii="ＭＳ Ｐ明朝" w:eastAsia="ＭＳ Ｐ明朝" w:hAnsi="ＭＳ Ｐ明朝"/>
+          <w:sz w:val="24"/>
+        </w:rPr>
+        <w:t>2</w:t>
+      </w:r>
+      <w:r>
+        <w:rPr>
+          <w:rFonts w:ascii="ＭＳ Ｐ明朝" w:eastAsia="ＭＳ Ｐ明朝" w:hAnsi="ＭＳ Ｐ明朝" w:hint="eastAsia"/>
+          <w:sz w:val="24"/>
+        </w:rPr>
+        <w:t>次元配列の</w:t>
+      </w:r>
+      <w:r>
+        <w:rPr>
+          <w:rFonts w:ascii="ＭＳ Ｐ明朝" w:eastAsia="ＭＳ Ｐ明朝" w:hAnsi="ＭＳ Ｐ明朝"/>
+          <w:sz w:val="24"/>
+        </w:rPr>
+        <w:t>avg</w:t>
+      </w:r>
+      <w:r>
+        <w:rPr>
+          <w:rFonts w:ascii="ＭＳ Ｐ明朝" w:eastAsia="ＭＳ Ｐ明朝" w:hAnsi="ＭＳ Ｐ明朝" w:hint="eastAsia"/>
+          <w:sz w:val="24"/>
+        </w:rPr>
+        <w:t>にファイルから読み取った値を格納していく。</w:t>
+      </w:r>
+      <w:r>
+        <w:rPr>
+          <w:rFonts w:ascii="ＭＳ Ｐ明朝" w:eastAsia="ＭＳ Ｐ明朝" w:hAnsi="ＭＳ Ｐ明朝" w:hint="eastAsia"/>
+          <w:sz w:val="24"/>
+        </w:rPr>
+        <w:t>ここで今回は</w:t>
+      </w:r>
+      <w:r>
+        <w:rPr>
+          <w:rFonts w:ascii="ＭＳ Ｐ明朝" w:eastAsia="ＭＳ Ｐ明朝" w:hAnsi="ＭＳ Ｐ明朝"/>
+          <w:sz w:val="24"/>
+        </w:rPr>
+        <w:t>vector</w:t>
+      </w:r>
+      <w:r>
+        <w:rPr>
+          <w:rFonts w:ascii="ＭＳ Ｐ明朝" w:eastAsia="ＭＳ Ｐ明朝" w:hAnsi="ＭＳ Ｐ明朝" w:hint="eastAsia"/>
+          <w:sz w:val="24"/>
+        </w:rPr>
+        <w:t>の使用が不可であるため、値を格納していく変数は静的もしくは動的にメモリを確保されたものを用いなければならない。スタック領域のメモリ領域はヒープに比べてかなり小さいため、今回のような</w:t>
+      </w:r>
+      <w:r>
+        <w:rPr>
+          <w:rFonts w:ascii="ＭＳ Ｐ明朝" w:eastAsia="ＭＳ Ｐ明朝" w:hAnsi="ＭＳ Ｐ明朝"/>
+          <w:sz w:val="24"/>
+        </w:rPr>
+        <w:t>1000</w:t>
+      </w:r>
+      <w:r>
+        <w:rPr>
+          <w:rFonts w:ascii="ＭＳ Ｐ明朝" w:eastAsia="ＭＳ Ｐ明朝" w:hAnsi="ＭＳ Ｐ明朝" w:hint="eastAsia"/>
+          <w:sz w:val="24"/>
+        </w:rPr>
+        <w:t>次元ものデータを扱うプログラムでは不向きである。この事実があるため当初は動的確保によりコード内の変数のメモリを確保していたが、</w:t>
+      </w:r>
+      <w:r>
+        <w:rPr>
+          <w:rFonts w:ascii="ＭＳ Ｐ明朝" w:eastAsia="ＭＳ Ｐ明朝" w:hAnsi="ＭＳ Ｐ明朝" w:hint="eastAsia"/>
+          <w:sz w:val="24"/>
+        </w:rPr>
+        <w:t>このプログラム全体では定義する配列の数が多く、</w:t>
+      </w:r>
+      <w:r>
+        <w:rPr>
+          <w:rFonts w:ascii="ＭＳ Ｐ明朝" w:eastAsia="ＭＳ Ｐ明朝" w:hAnsi="ＭＳ Ｐ明朝" w:hint="eastAsia"/>
+          <w:sz w:val="24"/>
+        </w:rPr>
+        <w:t>メモリのエラー処理を含めてコードを記述するとものすごくコードが複雑になり</w:t>
+      </w:r>
+      <w:r>
+        <w:rPr>
+          <w:rFonts w:ascii="ＭＳ Ｐ明朝" w:eastAsia="ＭＳ Ｐ明朝" w:hAnsi="ＭＳ Ｐ明朝" w:hint="eastAsia"/>
+          <w:sz w:val="24"/>
+        </w:rPr>
+        <w:t>実装した内容の整理が非常に難しかった。そのため今回は</w:t>
+      </w:r>
+      <w:r>
+        <w:rPr>
+          <w:rFonts w:ascii="ＭＳ Ｐ明朝" w:eastAsia="ＭＳ Ｐ明朝" w:hAnsi="ＭＳ Ｐ明朝"/>
+          <w:sz w:val="24"/>
+        </w:rPr>
+        <w:t>avg</w:t>
+      </w:r>
+      <w:r>
+        <w:rPr>
+          <w:rFonts w:ascii="ＭＳ Ｐ明朝" w:eastAsia="ＭＳ Ｐ明朝" w:hAnsi="ＭＳ Ｐ明朝" w:hint="eastAsia"/>
+          <w:sz w:val="24"/>
+        </w:rPr>
+        <w:t>と後に使う</w:t>
+      </w:r>
+      <w:proofErr w:type="spellStart"/>
+      <w:r>
+        <w:rPr>
+          <w:rFonts w:ascii="ＭＳ Ｐ明朝" w:eastAsia="ＭＳ Ｐ明朝" w:hAnsi="ＭＳ Ｐ明朝"/>
+          <w:sz w:val="24"/>
+        </w:rPr>
+        <w:t>test_data</w:t>
+      </w:r>
+      <w:proofErr w:type="spellEnd"/>
+      <w:r>
+        <w:rPr>
+          <w:rFonts w:ascii="ＭＳ Ｐ明朝" w:eastAsia="ＭＳ Ｐ明朝" w:hAnsi="ＭＳ Ｐ明朝" w:hint="eastAsia"/>
+          <w:sz w:val="24"/>
+        </w:rPr>
+        <w:t>はグローバル変数として定義し、それを用いることにした。</w:t>
+      </w:r>
+      <w:r>
+        <w:rPr>
+          <w:rFonts w:ascii="ＭＳ Ｐ明朝" w:eastAsia="ＭＳ Ｐ明朝" w:hAnsi="ＭＳ Ｐ明朝" w:hint="eastAsia"/>
+          <w:sz w:val="24"/>
+        </w:rPr>
+        <w:t>そのほかについては静的な配列とした。</w:t>
+      </w:r>
+    </w:p>
+    <w:p>
+      <w:pPr>
+        <w:rPr>
+          <w:rFonts w:ascii="ＭＳ Ｐ明朝" w:eastAsia="ＭＳ Ｐ明朝" w:hAnsi="ＭＳ Ｐ明朝"/>
+          <w:sz w:val="24"/>
+        </w:rPr>
+      </w:pPr>
+      <w:r>
+        <w:rPr>
+          <w:rFonts w:ascii="ＭＳ Ｐ明朝" w:eastAsia="ＭＳ Ｐ明朝" w:hAnsi="ＭＳ Ｐ明朝" w:hint="eastAsia"/>
+          <w:sz w:val="24"/>
+        </w:rPr>
+        <w:t xml:space="preserve">　</w:t>
+      </w:r>
+      <w:r>
+        <w:rPr>
+          <w:rFonts w:ascii="ＭＳ Ｐ明朝" w:eastAsia="ＭＳ Ｐ明朝" w:hAnsi="ＭＳ Ｐ明朝" w:hint="eastAsia"/>
+          <w:sz w:val="24"/>
+        </w:rPr>
+        <w:t>脱線したが、テキストファイルには</w:t>
+      </w:r>
+      <w:r>
+        <w:rPr>
+          <w:rFonts w:ascii="ＭＳ Ｐ明朝" w:eastAsia="ＭＳ Ｐ明朝" w:hAnsi="ＭＳ Ｐ明朝"/>
+          <w:sz w:val="24"/>
+        </w:rPr>
+        <w:t>1</w:t>
+      </w:r>
+      <w:r>
+        <w:rPr>
+          <w:rFonts w:ascii="ＭＳ Ｐ明朝" w:eastAsia="ＭＳ Ｐ明朝" w:hAnsi="ＭＳ Ｐ明朝" w:hint="eastAsia"/>
+          <w:sz w:val="24"/>
+        </w:rPr>
+        <w:t>人につき</w:t>
+      </w:r>
+      <w:r>
+        <w:rPr>
+          <w:rFonts w:ascii="ＭＳ Ｐ明朝" w:eastAsia="ＭＳ Ｐ明朝" w:hAnsi="ＭＳ Ｐ明朝"/>
+          <w:sz w:val="24"/>
+        </w:rPr>
+        <w:t>5</w:t>
+      </w:r>
+      <w:r>
+        <w:rPr>
+          <w:rFonts w:ascii="ＭＳ Ｐ明朝" w:eastAsia="ＭＳ Ｐ明朝" w:hAnsi="ＭＳ Ｐ明朝" w:hint="eastAsia"/>
+          <w:sz w:val="24"/>
+        </w:rPr>
+        <w:t>個のデータがあるのでそれを足し合わせ、そして</w:t>
+      </w:r>
+      <w:r>
+        <w:rPr>
+          <w:rFonts w:ascii="ＭＳ Ｐ明朝" w:eastAsia="ＭＳ Ｐ明朝" w:hAnsi="ＭＳ Ｐ明朝"/>
+          <w:sz w:val="24"/>
+        </w:rPr>
+        <w:t>5</w:t>
+      </w:r>
+      <w:r>
+        <w:rPr>
+          <w:rFonts w:ascii="ＭＳ Ｐ明朝" w:eastAsia="ＭＳ Ｐ明朝" w:hAnsi="ＭＳ Ｐ明朝" w:hint="eastAsia"/>
+          <w:sz w:val="24"/>
+        </w:rPr>
+        <w:t>でわることで平均値の算出を行った。</w:t>
+      </w:r>
+      <w:r>
+        <w:rPr>
+          <w:rFonts w:ascii="ＭＳ Ｐ明朝" w:eastAsia="ＭＳ Ｐ明朝" w:hAnsi="ＭＳ Ｐ明朝" w:hint="eastAsia"/>
+          <w:sz w:val="24"/>
+        </w:rPr>
+        <w:t>これにより平均顔データが作成で</w:t>
+      </w:r>
+      <w:r>
+        <w:rPr>
+          <w:rFonts w:ascii="ＭＳ Ｐ明朝" w:eastAsia="ＭＳ Ｐ明朝" w:hAnsi="ＭＳ Ｐ明朝" w:hint="eastAsia"/>
+          <w:sz w:val="24"/>
+        </w:rPr>
+        <w:lastRenderedPageBreak/>
+        <w:t>きる。</w:t>
+      </w:r>
+      <w:r>
+        <w:rPr>
+          <w:rFonts w:ascii="ＭＳ Ｐ明朝" w:eastAsia="ＭＳ Ｐ明朝" w:hAnsi="ＭＳ Ｐ明朝" w:hint="eastAsia"/>
+          <w:sz w:val="24"/>
+        </w:rPr>
+        <w:t>ここで読み取りについては</w:t>
+      </w:r>
+      <w:proofErr w:type="spellStart"/>
+      <w:r>
+        <w:rPr>
+          <w:rFonts w:ascii="ＭＳ Ｐ明朝" w:eastAsia="ＭＳ Ｐ明朝" w:hAnsi="ＭＳ Ｐ明朝"/>
+          <w:sz w:val="24"/>
+        </w:rPr>
+        <w:t>read_vector</w:t>
+      </w:r>
+      <w:proofErr w:type="spellEnd"/>
+      <w:r>
+        <w:rPr>
+          <w:rFonts w:ascii="ＭＳ Ｐ明朝" w:eastAsia="ＭＳ Ｐ明朝" w:hAnsi="ＭＳ Ｐ明朝" w:hint="eastAsia"/>
+          <w:sz w:val="24"/>
+        </w:rPr>
+        <w:t>関数を実装し、それを用いた。</w:t>
+      </w:r>
+      <w:r>
+        <w:rPr>
+          <w:rFonts w:ascii="ＭＳ Ｐ明朝" w:eastAsia="ＭＳ Ｐ明朝" w:hAnsi="ＭＳ Ｐ明朝" w:hint="eastAsia"/>
+          <w:sz w:val="24"/>
+        </w:rPr>
+        <w:t>この関数は、今回使用するテキストファイルの記述形式に合わせて値を読み取る関数となっている。また、</w:t>
+      </w:r>
+      <w:r>
+        <w:rPr>
+          <w:rFonts w:ascii="ＭＳ Ｐ明朝" w:eastAsia="ＭＳ Ｐ明朝" w:hAnsi="ＭＳ Ｐ明朝"/>
+          <w:sz w:val="24"/>
+        </w:rPr>
+        <w:t>(2)</w:t>
+      </w:r>
+      <w:r>
+        <w:rPr>
+          <w:rFonts w:ascii="ＭＳ Ｐ明朝" w:eastAsia="ＭＳ Ｐ明朝" w:hAnsi="ＭＳ Ｐ明朝" w:hint="eastAsia"/>
+          <w:sz w:val="24"/>
+        </w:rPr>
+        <w:t>のフェイズにおいて、</w:t>
+      </w:r>
+      <w:r>
+        <w:rPr>
+          <w:rFonts w:ascii="ＭＳ Ｐ明朝" w:eastAsia="ＭＳ Ｐ明朝" w:hAnsi="ＭＳ Ｐ明朝"/>
+          <w:sz w:val="24"/>
+        </w:rPr>
+        <w:t>input2026.txt</w:t>
+      </w:r>
+      <w:r>
+        <w:rPr>
+          <w:rFonts w:ascii="ＭＳ Ｐ明朝" w:eastAsia="ＭＳ Ｐ明朝" w:hAnsi="ＭＳ Ｐ明朝" w:hint="eastAsia"/>
+          <w:sz w:val="24"/>
+        </w:rPr>
+        <w:t>の値読み取りにも使用</w:t>
+      </w:r>
+      <w:r>
+        <w:rPr>
+          <w:rFonts w:ascii="ＭＳ Ｐ明朝" w:eastAsia="ＭＳ Ｐ明朝" w:hAnsi="ＭＳ Ｐ明朝" w:hint="eastAsia"/>
+          <w:sz w:val="24"/>
+        </w:rPr>
+        <w:t>するため、</w:t>
+      </w:r>
+      <w:r>
+        <w:rPr>
+          <w:rFonts w:ascii="ＭＳ Ｐ明朝" w:eastAsia="ＭＳ Ｐ明朝" w:hAnsi="ＭＳ Ｐ明朝" w:hint="eastAsia"/>
+          <w:sz w:val="24"/>
+        </w:rPr>
+        <w:t>汎用性のあるものとしている。</w:t>
+      </w:r>
+      <w:r>
+        <w:rPr>
+          <w:rFonts w:ascii="ＭＳ Ｐ明朝" w:eastAsia="ＭＳ Ｐ明朝" w:hAnsi="ＭＳ Ｐ明朝" w:hint="eastAsia"/>
+          <w:sz w:val="24"/>
+        </w:rPr>
+        <w:t>まず文字列型の</w:t>
+      </w:r>
+      <w:r>
+        <w:rPr>
+          <w:rFonts w:ascii="ＭＳ Ｐ明朝" w:eastAsia="ＭＳ Ｐ明朝" w:hAnsi="ＭＳ Ｐ明朝"/>
+          <w:sz w:val="24"/>
+        </w:rPr>
+        <w:t>line</w:t>
+      </w:r>
+      <w:r>
+        <w:rPr>
+          <w:rFonts w:ascii="ＭＳ Ｐ明朝" w:eastAsia="ＭＳ Ｐ明朝" w:hAnsi="ＭＳ Ｐ明朝" w:hint="eastAsia"/>
+          <w:sz w:val="24"/>
+        </w:rPr>
+        <w:t>で</w:t>
+      </w:r>
+      <w:proofErr w:type="spellStart"/>
+      <w:r>
+        <w:rPr>
+          <w:rFonts w:ascii="ＭＳ Ｐ明朝" w:eastAsia="ＭＳ Ｐ明朝" w:hAnsi="ＭＳ Ｐ明朝"/>
+          <w:sz w:val="24"/>
+        </w:rPr>
+        <w:t>getline</w:t>
+      </w:r>
+      <w:proofErr w:type="spellEnd"/>
+      <w:r>
+        <w:rPr>
+          <w:rFonts w:ascii="ＭＳ Ｐ明朝" w:eastAsia="ＭＳ Ｐ明朝" w:hAnsi="ＭＳ Ｐ明朝" w:hint="eastAsia"/>
+          <w:sz w:val="24"/>
+        </w:rPr>
+        <w:t>関数を使用して</w:t>
+      </w:r>
+      <w:r>
+        <w:rPr>
+          <w:rFonts w:ascii="ＭＳ Ｐ明朝" w:eastAsia="ＭＳ Ｐ明朝" w:hAnsi="ＭＳ Ｐ明朝"/>
+          <w:sz w:val="24"/>
+        </w:rPr>
+        <w:t>1</w:t>
+      </w:r>
+      <w:r>
+        <w:rPr>
+          <w:rFonts w:ascii="ＭＳ Ｐ明朝" w:eastAsia="ＭＳ Ｐ明朝" w:hAnsi="ＭＳ Ｐ明朝" w:hint="eastAsia"/>
+          <w:sz w:val="24"/>
+        </w:rPr>
+        <w:t>行ずつ抜き出していく。ファイルには</w:t>
+      </w:r>
+      <w:r>
+        <w:rPr>
+          <w:rFonts w:ascii="ＭＳ Ｐ明朝" w:eastAsia="ＭＳ Ｐ明朝" w:hAnsi="ＭＳ Ｐ明朝"/>
+          <w:sz w:val="24"/>
+        </w:rPr>
+        <w:t>ID</w:t>
+      </w:r>
+      <w:r>
+        <w:rPr>
+          <w:rFonts w:ascii="ＭＳ Ｐ明朝" w:eastAsia="ＭＳ Ｐ明朝" w:hAnsi="ＭＳ Ｐ明朝" w:hint="eastAsia"/>
+          <w:sz w:val="24"/>
+        </w:rPr>
+        <w:t>のみ記載の行と、カンマ区切りで値が記されている行があるので、</w:t>
+      </w:r>
+      <w:r>
+        <w:rPr>
+          <w:rFonts w:ascii="ＭＳ Ｐ明朝" w:eastAsia="ＭＳ Ｐ明朝" w:hAnsi="ＭＳ Ｐ明朝"/>
+          <w:sz w:val="24"/>
+        </w:rPr>
+        <w:t>if</w:t>
+      </w:r>
+      <w:r>
+        <w:rPr>
+          <w:rFonts w:ascii="ＭＳ Ｐ明朝" w:eastAsia="ＭＳ Ｐ明朝" w:hAnsi="ＭＳ Ｐ明朝" w:hint="eastAsia"/>
+          <w:sz w:val="24"/>
+        </w:rPr>
+        <w:t>分岐で</w:t>
+      </w:r>
+      <w:r>
+        <w:rPr>
+          <w:rFonts w:ascii="ＭＳ Ｐ明朝" w:eastAsia="ＭＳ Ｐ明朝" w:hAnsi="ＭＳ Ｐ明朝"/>
+          <w:sz w:val="24"/>
+        </w:rPr>
+        <w:t>string::</w:t>
+      </w:r>
+      <w:proofErr w:type="spellStart"/>
+      <w:r>
+        <w:rPr>
+          <w:rFonts w:ascii="ＭＳ Ｐ明朝" w:eastAsia="ＭＳ Ｐ明朝" w:hAnsi="ＭＳ Ｐ明朝"/>
+          <w:sz w:val="24"/>
+        </w:rPr>
+        <w:t>npos</w:t>
+      </w:r>
+      <w:proofErr w:type="spellEnd"/>
+      <w:r>
+        <w:rPr>
+          <w:rFonts w:ascii="ＭＳ Ｐ明朝" w:eastAsia="ＭＳ Ｐ明朝" w:hAnsi="ＭＳ Ｐ明朝" w:hint="eastAsia"/>
+          <w:sz w:val="24"/>
+        </w:rPr>
+        <w:t>のメンバ定数を用いて、カンマが存在しなければ工程を飛ばすようにした。</w:t>
+      </w:r>
+      <w:r>
+        <w:rPr>
+          <w:rFonts w:ascii="ＭＳ Ｐ明朝" w:eastAsia="ＭＳ Ｐ明朝" w:hAnsi="ＭＳ Ｐ明朝" w:hint="eastAsia"/>
+          <w:sz w:val="24"/>
+        </w:rPr>
+        <w:t>次にカンマで区切られた文字列を解析していく必要があるため、それを可能とする</w:t>
+      </w:r>
+      <w:proofErr w:type="spellStart"/>
+      <w:r>
+        <w:rPr>
+          <w:rFonts w:ascii="ＭＳ Ｐ明朝" w:eastAsia="ＭＳ Ｐ明朝" w:hAnsi="ＭＳ Ｐ明朝"/>
+          <w:sz w:val="24"/>
+        </w:rPr>
+        <w:t>stringstream</w:t>
+      </w:r>
+      <w:proofErr w:type="spellEnd"/>
+      <w:r>
+        <w:rPr>
+          <w:rFonts w:ascii="ＭＳ Ｐ明朝" w:eastAsia="ＭＳ Ｐ明朝" w:hAnsi="ＭＳ Ｐ明朝" w:hint="eastAsia"/>
+          <w:sz w:val="24"/>
+        </w:rPr>
+        <w:t>を使用し、</w:t>
+      </w:r>
+      <w:r>
+        <w:rPr>
+          <w:rFonts w:ascii="ＭＳ Ｐ明朝" w:eastAsia="ＭＳ Ｐ明朝" w:hAnsi="ＭＳ Ｐ明朝"/>
+          <w:sz w:val="24"/>
+        </w:rPr>
+        <w:t>string</w:t>
+      </w:r>
+      <w:r>
+        <w:rPr>
+          <w:rFonts w:ascii="ＭＳ Ｐ明朝" w:eastAsia="ＭＳ Ｐ明朝" w:hAnsi="ＭＳ Ｐ明朝" w:hint="eastAsia"/>
+          <w:sz w:val="24"/>
+        </w:rPr>
+        <w:t>型の</w:t>
+      </w:r>
+      <w:r>
+        <w:rPr>
+          <w:rFonts w:ascii="ＭＳ Ｐ明朝" w:eastAsia="ＭＳ Ｐ明朝" w:hAnsi="ＭＳ Ｐ明朝"/>
+          <w:sz w:val="24"/>
+        </w:rPr>
+        <w:t>token</w:t>
+      </w:r>
+      <w:r>
+        <w:rPr>
+          <w:rFonts w:ascii="ＭＳ Ｐ明朝" w:eastAsia="ＭＳ Ｐ明朝" w:hAnsi="ＭＳ Ｐ明朝" w:hint="eastAsia"/>
+          <w:sz w:val="24"/>
+        </w:rPr>
+        <w:t>で字句解析により分割された文字列を格納した。</w:t>
+      </w:r>
+      <w:r>
+        <w:rPr>
+          <w:rFonts w:ascii="ＭＳ Ｐ明朝" w:eastAsia="ＭＳ Ｐ明朝" w:hAnsi="ＭＳ Ｐ明朝"/>
+          <w:sz w:val="24"/>
+        </w:rPr>
+        <w:t>1</w:t>
+      </w:r>
+      <w:r>
+        <w:rPr>
+          <w:rFonts w:ascii="ＭＳ Ｐ明朝" w:eastAsia="ＭＳ Ｐ明朝" w:hAnsi="ＭＳ Ｐ明朝" w:hint="eastAsia"/>
+          <w:sz w:val="24"/>
+        </w:rPr>
+        <w:t>行あたり</w:t>
+      </w:r>
+      <w:r>
+        <w:rPr>
+          <w:rFonts w:ascii="ＭＳ Ｐ明朝" w:eastAsia="ＭＳ Ｐ明朝" w:hAnsi="ＭＳ Ｐ明朝"/>
+          <w:sz w:val="24"/>
+        </w:rPr>
+        <w:t>1000</w:t>
+      </w:r>
+      <w:r>
+        <w:rPr>
+          <w:rFonts w:ascii="ＭＳ Ｐ明朝" w:eastAsia="ＭＳ Ｐ明朝" w:hAnsi="ＭＳ Ｐ明朝" w:hint="eastAsia"/>
+          <w:sz w:val="24"/>
+        </w:rPr>
+        <w:t>個のデータがあるので、その回数分文字列を値に変換して足し合わせて、規定回数行うと終了するようにした。</w:t>
+      </w:r>
+      <w:r>
+        <w:rPr>
+          <w:rFonts w:ascii="ＭＳ Ｐ明朝" w:eastAsia="ＭＳ Ｐ明朝" w:hAnsi="ＭＳ Ｐ明朝" w:hint="eastAsia"/>
+          <w:sz w:val="24"/>
+        </w:rPr>
+        <w:t>これにより</w:t>
+      </w:r>
+      <w:r>
+        <w:rPr>
+          <w:rFonts w:ascii="ＭＳ Ｐ明朝" w:eastAsia="ＭＳ Ｐ明朝" w:hAnsi="ＭＳ Ｐ明朝"/>
+          <w:sz w:val="24"/>
+        </w:rPr>
+        <w:t>(1)</w:t>
+      </w:r>
+      <w:r>
+        <w:rPr>
+          <w:rFonts w:ascii="ＭＳ Ｐ明朝" w:eastAsia="ＭＳ Ｐ明朝" w:hAnsi="ＭＳ Ｐ明朝" w:hint="eastAsia"/>
+          <w:sz w:val="24"/>
+        </w:rPr>
+        <w:t>の工程が完了となる。</w:t>
+      </w:r>
+    </w:p>
+    <w:p>
+      <w:pPr>
+        <w:rPr>
+          <w:rFonts w:ascii="ＭＳ Ｐ明朝" w:eastAsia="ＭＳ Ｐ明朝" w:hAnsi="ＭＳ Ｐ明朝"/>
+          <w:sz w:val="24"/>
+        </w:rPr>
+      </w:pPr>
+      <w:r>
+        <w:rPr>
+          <w:rFonts w:ascii="ＭＳ Ｐ明朝" w:eastAsia="ＭＳ Ｐ明朝" w:hAnsi="ＭＳ Ｐ明朝" w:hint="eastAsia"/>
+          <w:sz w:val="24"/>
+        </w:rPr>
+        <w:t xml:space="preserve">　次に</w:t>
+      </w:r>
+      <w:r>
+        <w:rPr>
+          <w:rFonts w:ascii="ＭＳ Ｐ明朝" w:eastAsia="ＭＳ Ｐ明朝" w:hAnsi="ＭＳ Ｐ明朝"/>
+          <w:sz w:val="24"/>
+        </w:rPr>
+        <w:t>(2)</w:t>
+      </w:r>
+      <w:r>
+        <w:rPr>
+          <w:rFonts w:ascii="ＭＳ Ｐ明朝" w:eastAsia="ＭＳ Ｐ明朝" w:hAnsi="ＭＳ Ｐ明朝" w:hint="eastAsia"/>
+          <w:sz w:val="24"/>
+        </w:rPr>
+        <w:t>について、ここでは先ほど作成した平均顔データを用いて入力された顔データとの比較を行う</w:t>
+      </w:r>
+      <w:r>
+        <w:rPr>
+          <w:rFonts w:ascii="ＭＳ Ｐ明朝" w:eastAsia="ＭＳ Ｐ明朝" w:hAnsi="ＭＳ Ｐ明朝" w:hint="eastAsia"/>
+          <w:sz w:val="24"/>
+        </w:rPr>
+        <w:t>。</w:t>
+      </w:r>
+      <w:r>
+        <w:rPr>
+          <w:rFonts w:ascii="ＭＳ Ｐ明朝" w:eastAsia="ＭＳ Ｐ明朝" w:hAnsi="ＭＳ Ｐ明朝"/>
+          <w:sz w:val="24"/>
+        </w:rPr>
+        <w:t>Input2026.txt</w:t>
+      </w:r>
+      <w:r>
+        <w:rPr>
+          <w:rFonts w:ascii="ＭＳ Ｐ明朝" w:eastAsia="ＭＳ Ｐ明朝" w:hAnsi="ＭＳ Ｐ明朝" w:hint="eastAsia"/>
+          <w:sz w:val="24"/>
+        </w:rPr>
+        <w:t>は、</w:t>
+      </w:r>
+      <w:r>
+        <w:rPr>
+          <w:rFonts w:ascii="ＭＳ Ｐ明朝" w:eastAsia="ＭＳ Ｐ明朝" w:hAnsi="ＭＳ Ｐ明朝"/>
+          <w:sz w:val="24"/>
+        </w:rPr>
+        <w:t>enrollment2026.txt</w:t>
+      </w:r>
+      <w:r>
+        <w:rPr>
+          <w:rFonts w:ascii="ＭＳ Ｐ明朝" w:eastAsia="ＭＳ Ｐ明朝" w:hAnsi="ＭＳ Ｐ明朝" w:hint="eastAsia"/>
+          <w:sz w:val="24"/>
+        </w:rPr>
+        <w:t>に対応した順番で</w:t>
+      </w:r>
+      <w:r>
+        <w:rPr>
+          <w:rFonts w:ascii="ＭＳ Ｐ明朝" w:eastAsia="ＭＳ Ｐ明朝" w:hAnsi="ＭＳ Ｐ明朝"/>
+          <w:sz w:val="24"/>
+        </w:rPr>
+        <w:t>300</w:t>
+      </w:r>
+      <w:r>
+        <w:rPr>
+          <w:rFonts w:ascii="ＭＳ Ｐ明朝" w:eastAsia="ＭＳ Ｐ明朝" w:hAnsi="ＭＳ Ｐ明朝" w:hint="eastAsia"/>
+          <w:sz w:val="24"/>
+        </w:rPr>
+        <w:t>人のデータが記載されている。そのため各人に対して正解がどの位置にあるかを記録する配列を用意した。</w:t>
+      </w:r>
+      <w:r>
+        <w:rPr>
+          <w:rFonts w:ascii="ＭＳ Ｐ明朝" w:eastAsia="ＭＳ Ｐ明朝" w:hAnsi="ＭＳ Ｐ明朝" w:hint="eastAsia"/>
+          <w:sz w:val="24"/>
+        </w:rPr>
+        <w:t>これを用いてまずは</w:t>
+      </w:r>
+      <w:proofErr w:type="spellStart"/>
+      <w:r>
+        <w:rPr>
+          <w:rFonts w:ascii="ＭＳ Ｐ明朝" w:eastAsia="ＭＳ Ｐ明朝" w:hAnsi="ＭＳ Ｐ明朝"/>
+          <w:sz w:val="24"/>
+        </w:rPr>
+        <w:t>read_vector</w:t>
+      </w:r>
+      <w:proofErr w:type="spellEnd"/>
+      <w:r>
+        <w:rPr>
+          <w:rFonts w:ascii="ＭＳ Ｐ明朝" w:eastAsia="ＭＳ Ｐ明朝" w:hAnsi="ＭＳ Ｐ明朝" w:hint="eastAsia"/>
+          <w:sz w:val="24"/>
+        </w:rPr>
+        <w:t>関数で値を格納し、</w:t>
+      </w:r>
+      <w:r>
+        <w:rPr>
+          <w:rFonts w:ascii="ＭＳ Ｐ明朝" w:eastAsia="ＭＳ Ｐ明朝" w:hAnsi="ＭＳ Ｐ明朝" w:hint="eastAsia"/>
+          <w:sz w:val="24"/>
+        </w:rPr>
+        <w:t>次に</w:t>
+      </w:r>
+      <w:r>
+        <w:rPr>
+          <w:rFonts w:ascii="ＭＳ Ｐ明朝" w:eastAsia="ＭＳ Ｐ明朝" w:hAnsi="ＭＳ Ｐ明朝"/>
+          <w:sz w:val="24"/>
+        </w:rPr>
+        <w:t>double</w:t>
+      </w:r>
+      <w:r>
+        <w:rPr>
+          <w:rFonts w:ascii="ＭＳ Ｐ明朝" w:eastAsia="ＭＳ Ｐ明朝" w:hAnsi="ＭＳ Ｐ明朝" w:hint="eastAsia"/>
+          <w:sz w:val="24"/>
+        </w:rPr>
+        <w:t>の配列の</w:t>
+      </w:r>
+      <w:proofErr w:type="spellStart"/>
+      <w:r>
+        <w:rPr>
+          <w:rFonts w:ascii="ＭＳ Ｐ明朝" w:eastAsia="ＭＳ Ｐ明朝" w:hAnsi="ＭＳ Ｐ明朝"/>
+          <w:sz w:val="24"/>
+        </w:rPr>
+        <w:t>dist</w:t>
+      </w:r>
+      <w:r>
+        <w:rPr>
+          <w:rFonts w:ascii="ＭＳ Ｐ明朝" w:eastAsia="ＭＳ Ｐ明朝" w:hAnsi="ＭＳ Ｐ明朝" w:hint="eastAsia"/>
+          <w:sz w:val="24"/>
+        </w:rPr>
+        <w:t>s</w:t>
+      </w:r>
+      <w:proofErr w:type="spellEnd"/>
+      <w:r>
+        <w:rPr>
+          <w:rFonts w:ascii="ＭＳ Ｐ明朝" w:eastAsia="ＭＳ Ｐ明朝" w:hAnsi="ＭＳ Ｐ明朝" w:hint="eastAsia"/>
+          <w:sz w:val="24"/>
+        </w:rPr>
+        <w:t>で</w:t>
+      </w:r>
+      <w:r>
+        <w:rPr>
+          <w:rFonts w:ascii="ＭＳ Ｐ明朝" w:eastAsia="ＭＳ Ｐ明朝" w:hAnsi="ＭＳ Ｐ明朝"/>
+          <w:sz w:val="24"/>
+        </w:rPr>
+        <w:t>1</w:t>
+      </w:r>
+      <w:r>
+        <w:rPr>
+          <w:rFonts w:ascii="ＭＳ Ｐ明朝" w:eastAsia="ＭＳ Ｐ明朝" w:hAnsi="ＭＳ Ｐ明朝" w:hint="eastAsia"/>
+          <w:sz w:val="24"/>
+        </w:rPr>
+        <w:t>人のデータを</w:t>
+      </w:r>
+      <w:r>
+        <w:rPr>
+          <w:rFonts w:ascii="ＭＳ Ｐ明朝" w:eastAsia="ＭＳ Ｐ明朝" w:hAnsi="ＭＳ Ｐ明朝"/>
+          <w:sz w:val="24"/>
+        </w:rPr>
+        <w:t>300</w:t>
+      </w:r>
+      <w:r>
+        <w:rPr>
+          <w:rFonts w:ascii="ＭＳ Ｐ明朝" w:eastAsia="ＭＳ Ｐ明朝" w:hAnsi="ＭＳ Ｐ明朝" w:hint="eastAsia"/>
+          <w:sz w:val="24"/>
+        </w:rPr>
+        <w:t>人の平均顔のデータとのユークリッド距離を計算し、それの</w:t>
+      </w:r>
+      <w:r>
+        <w:rPr>
+          <w:rFonts w:ascii="ＭＳ Ｐ明朝" w:eastAsia="ＭＳ Ｐ明朝" w:hAnsi="ＭＳ Ｐ明朝"/>
+          <w:sz w:val="24"/>
+        </w:rPr>
+        <w:t>2</w:t>
+      </w:r>
+      <w:r>
+        <w:rPr>
+          <w:rFonts w:ascii="ＭＳ Ｐ明朝" w:eastAsia="ＭＳ Ｐ明朝" w:hAnsi="ＭＳ Ｐ明朝" w:hint="eastAsia"/>
+          <w:sz w:val="24"/>
+        </w:rPr>
+        <w:t>乗値を加算していく。</w:t>
+      </w:r>
+      <w:r>
+        <w:rPr>
+          <w:rFonts w:ascii="ＭＳ Ｐ明朝" w:eastAsia="ＭＳ Ｐ明朝" w:hAnsi="ＭＳ Ｐ明朝" w:hint="eastAsia"/>
+          <w:sz w:val="24"/>
+        </w:rPr>
+        <w:t>これで、例えば</w:t>
+      </w:r>
+      <w:r>
+        <w:rPr>
+          <w:rFonts w:ascii="ＭＳ Ｐ明朝" w:eastAsia="ＭＳ Ｐ明朝" w:hAnsi="ＭＳ Ｐ明朝"/>
+          <w:sz w:val="24"/>
+        </w:rPr>
+        <w:t>20</w:t>
+      </w:r>
+      <w:r>
+        <w:rPr>
+          <w:rFonts w:ascii="ＭＳ Ｐ明朝" w:eastAsia="ＭＳ Ｐ明朝" w:hAnsi="ＭＳ Ｐ明朝" w:hint="eastAsia"/>
+          <w:sz w:val="24"/>
+        </w:rPr>
+        <w:t>番目の顔データについて、</w:t>
+      </w:r>
+      <w:r>
+        <w:rPr>
+          <w:rFonts w:ascii="ＭＳ Ｐ明朝" w:eastAsia="ＭＳ Ｐ明朝" w:hAnsi="ＭＳ Ｐ明朝"/>
+          <w:sz w:val="24"/>
+        </w:rPr>
+        <w:t>20</w:t>
+      </w:r>
+      <w:r>
+        <w:rPr>
+          <w:rFonts w:ascii="ＭＳ Ｐ明朝" w:eastAsia="ＭＳ Ｐ明朝" w:hAnsi="ＭＳ Ｐ明朝" w:hint="eastAsia"/>
+          <w:sz w:val="24"/>
+        </w:rPr>
+        <w:t>番目の平均顔データよりも精度の良い比較、すなわちユークリッド距離の</w:t>
+      </w:r>
+      <w:r>
+        <w:rPr>
+          <w:rFonts w:ascii="ＭＳ Ｐ明朝" w:eastAsia="ＭＳ Ｐ明朝" w:hAnsi="ＭＳ Ｐ明朝"/>
+          <w:sz w:val="24"/>
+        </w:rPr>
+        <w:t>2</w:t>
+      </w:r>
+      <w:r>
+        <w:rPr>
+          <w:rFonts w:ascii="ＭＳ Ｐ明朝" w:eastAsia="ＭＳ Ｐ明朝" w:hAnsi="ＭＳ Ｐ明朝" w:hint="eastAsia"/>
+          <w:sz w:val="24"/>
+        </w:rPr>
+        <w:t>乗値の小さい</w:t>
+      </w:r>
+      <w:r>
+        <w:rPr>
+          <w:rFonts w:ascii="ＭＳ Ｐ明朝" w:eastAsia="ＭＳ Ｐ明朝" w:hAnsi="ＭＳ Ｐ明朝" w:hint="eastAsia"/>
+          <w:sz w:val="24"/>
+        </w:rPr>
+        <w:t>ものがあれば、その数を記録していくことにする。</w:t>
+      </w:r>
+      <w:r>
+        <w:rPr>
+          <w:rFonts w:ascii="ＭＳ Ｐ明朝" w:eastAsia="ＭＳ Ｐ明朝" w:hAnsi="ＭＳ Ｐ明朝" w:hint="eastAsia"/>
+          <w:sz w:val="24"/>
+        </w:rPr>
+        <w:t>これを</w:t>
+      </w:r>
+      <w:r>
+        <w:rPr>
+          <w:rFonts w:ascii="ＭＳ Ｐ明朝" w:eastAsia="ＭＳ Ｐ明朝" w:hAnsi="ＭＳ Ｐ明朝"/>
+          <w:sz w:val="24"/>
+        </w:rPr>
+        <w:t>rank</w:t>
+      </w:r>
+      <w:r>
+        <w:rPr>
+          <w:rFonts w:ascii="ＭＳ Ｐ明朝" w:eastAsia="ＭＳ Ｐ明朝" w:hAnsi="ＭＳ Ｐ明朝" w:hint="eastAsia"/>
+          <w:sz w:val="24"/>
+        </w:rPr>
+        <w:t>として、定義した</w:t>
+      </w:r>
+      <w:proofErr w:type="spellStart"/>
+      <w:r>
+        <w:rPr>
+          <w:rFonts w:ascii="ＭＳ Ｐ明朝" w:eastAsia="ＭＳ Ｐ明朝" w:hAnsi="ＭＳ Ｐ明朝"/>
+          <w:sz w:val="24"/>
+        </w:rPr>
+        <w:t>rank_list</w:t>
+      </w:r>
+      <w:proofErr w:type="spellEnd"/>
+      <w:r>
+        <w:rPr>
+          <w:rFonts w:ascii="ＭＳ Ｐ明朝" w:eastAsia="ＭＳ Ｐ明朝" w:hAnsi="ＭＳ Ｐ明朝" w:hint="eastAsia"/>
+          <w:sz w:val="24"/>
+        </w:rPr>
+        <w:t>の各要素に格納していく。これを行うことで識別率がいくらであるかの計算を可能とした。なお、順位に対応させるために初期値を</w:t>
+      </w:r>
+      <w:r>
+        <w:rPr>
+          <w:rFonts w:ascii="ＭＳ Ｐ明朝" w:eastAsia="ＭＳ Ｐ明朝" w:hAnsi="ＭＳ Ｐ明朝"/>
+          <w:sz w:val="24"/>
+        </w:rPr>
+        <w:t>1</w:t>
+      </w:r>
+      <w:r>
+        <w:rPr>
+          <w:rFonts w:ascii="ＭＳ Ｐ明朝" w:eastAsia="ＭＳ Ｐ明朝" w:hAnsi="ＭＳ Ｐ明朝" w:hint="eastAsia"/>
+          <w:sz w:val="24"/>
+        </w:rPr>
+        <w:t>と設定した。</w:t>
+      </w:r>
+      <w:r>
+        <w:rPr>
+          <w:rFonts w:ascii="ＭＳ Ｐ明朝" w:eastAsia="ＭＳ Ｐ明朝" w:hAnsi="ＭＳ Ｐ明朝" w:hint="eastAsia"/>
+          <w:sz w:val="24"/>
+        </w:rPr>
+        <w:t>以上より、</w:t>
+      </w:r>
+      <w:proofErr w:type="spellStart"/>
+      <w:r>
+        <w:rPr>
+          <w:rFonts w:ascii="ＭＳ Ｐ明朝" w:eastAsia="ＭＳ Ｐ明朝" w:hAnsi="ＭＳ Ｐ明朝"/>
+          <w:sz w:val="24"/>
+        </w:rPr>
+        <w:t>correct_rank</w:t>
+      </w:r>
+      <w:proofErr w:type="spellEnd"/>
+      <w:r>
+        <w:rPr>
+          <w:rFonts w:ascii="ＭＳ Ｐ明朝" w:eastAsia="ＭＳ Ｐ明朝" w:hAnsi="ＭＳ Ｐ明朝" w:hint="eastAsia"/>
+          <w:sz w:val="24"/>
+        </w:rPr>
+        <w:t>変数に</w:t>
+      </w:r>
+      <w:r>
+        <w:rPr>
+          <w:rFonts w:ascii="ＭＳ Ｐ明朝" w:eastAsia="ＭＳ Ｐ明朝" w:hAnsi="ＭＳ Ｐ明朝"/>
+          <w:sz w:val="24"/>
+        </w:rPr>
+        <w:t>rank</w:t>
+      </w:r>
+      <w:r>
+        <w:rPr>
+          <w:rFonts w:ascii="ＭＳ Ｐ明朝" w:eastAsia="ＭＳ Ｐ明朝" w:hAnsi="ＭＳ Ｐ明朝" w:hint="eastAsia"/>
+          <w:sz w:val="24"/>
+        </w:rPr>
+        <w:t>が</w:t>
+      </w:r>
+      <w:r>
+        <w:rPr>
+          <w:rFonts w:ascii="ＭＳ Ｐ明朝" w:eastAsia="ＭＳ Ｐ明朝" w:hAnsi="ＭＳ Ｐ明朝"/>
+          <w:sz w:val="24"/>
+        </w:rPr>
+        <w:t>1</w:t>
+      </w:r>
+      <w:r>
+        <w:rPr>
+          <w:rFonts w:ascii="ＭＳ Ｐ明朝" w:eastAsia="ＭＳ Ｐ明朝" w:hAnsi="ＭＳ Ｐ明朝" w:hint="eastAsia"/>
+          <w:sz w:val="24"/>
+        </w:rPr>
+        <w:t>であった数を入れて、これを人数で割ることで識別率の算出が完了となった。</w:t>
+      </w:r>
+      <w:r>
+        <w:rPr>
+          <w:rFonts w:ascii="ＭＳ Ｐ明朝" w:eastAsia="ＭＳ Ｐ明朝" w:hAnsi="ＭＳ Ｐ明朝" w:hint="eastAsia"/>
+          <w:sz w:val="24"/>
+        </w:rPr>
+        <w:t>識別率の出力であるが、</w:t>
+      </w:r>
+      <w:r>
+        <w:rPr>
+          <w:rFonts w:ascii="ＭＳ Ｐ明朝" w:eastAsia="ＭＳ Ｐ明朝" w:hAnsi="ＭＳ Ｐ明朝"/>
+          <w:sz w:val="24"/>
+        </w:rPr>
+        <w:t xml:space="preserve">fixed &lt;&lt; </w:t>
+      </w:r>
+      <w:proofErr w:type="spellStart"/>
+      <w:r>
+        <w:rPr>
+          <w:rFonts w:ascii="ＭＳ Ｐ明朝" w:eastAsia="ＭＳ Ｐ明朝" w:hAnsi="ＭＳ Ｐ明朝"/>
+          <w:sz w:val="24"/>
+        </w:rPr>
+        <w:t>setpresion</w:t>
+      </w:r>
+      <w:proofErr w:type="spellEnd"/>
+      <w:r>
+        <w:rPr>
+          <w:rFonts w:ascii="ＭＳ Ｐ明朝" w:eastAsia="ＭＳ Ｐ明朝" w:hAnsi="ＭＳ Ｐ明朝"/>
+          <w:sz w:val="24"/>
+        </w:rPr>
+        <w:t>(2)</w:t>
+      </w:r>
+      <w:r>
+        <w:rPr>
+          <w:rFonts w:ascii="ＭＳ Ｐ明朝" w:eastAsia="ＭＳ Ｐ明朝" w:hAnsi="ＭＳ Ｐ明朝" w:hint="eastAsia"/>
+          <w:sz w:val="24"/>
+        </w:rPr>
+        <w:t>を行うことで、</w:t>
+      </w:r>
+      <w:r>
+        <w:rPr>
+          <w:rFonts w:ascii="ＭＳ Ｐ明朝" w:eastAsia="ＭＳ Ｐ明朝" w:hAnsi="ＭＳ Ｐ明朝"/>
+          <w:sz w:val="24"/>
+        </w:rPr>
+        <w:t>double</w:t>
+      </w:r>
+      <w:r>
+        <w:rPr>
+          <w:rFonts w:ascii="ＭＳ Ｐ明朝" w:eastAsia="ＭＳ Ｐ明朝" w:hAnsi="ＭＳ Ｐ明朝" w:hint="eastAsia"/>
+          <w:sz w:val="24"/>
+        </w:rPr>
+        <w:t>の値の出力を小数第</w:t>
+      </w:r>
+      <w:r>
+        <w:rPr>
+          <w:rFonts w:ascii="ＭＳ Ｐ明朝" w:eastAsia="ＭＳ Ｐ明朝" w:hAnsi="ＭＳ Ｐ明朝"/>
+          <w:sz w:val="24"/>
+        </w:rPr>
+        <w:t>2</w:t>
+      </w:r>
+      <w:r>
+        <w:rPr>
+          <w:rFonts w:ascii="ＭＳ Ｐ明朝" w:eastAsia="ＭＳ Ｐ明朝" w:hAnsi="ＭＳ Ｐ明朝" w:hint="eastAsia"/>
+          <w:sz w:val="24"/>
+        </w:rPr>
+        <w:t>位で固定させた。</w:t>
+      </w:r>
+    </w:p>
+    <w:p>
+      <w:pPr>
+        <w:rPr>
+          <w:rFonts w:ascii="ＭＳ Ｐ明朝" w:eastAsia="ＭＳ Ｐ明朝" w:hAnsi="ＭＳ Ｐ明朝" w:hint="eastAsia"/>
+          <w:sz w:val="24"/>
+        </w:rPr>
+      </w:pPr>
+      <w:r>
+        <w:rPr>
+          <w:rFonts w:ascii="ＭＳ Ｐ明朝" w:eastAsia="ＭＳ Ｐ明朝" w:hAnsi="ＭＳ Ｐ明朝" w:hint="eastAsia"/>
+          <w:sz w:val="24"/>
+        </w:rPr>
+        <w:t xml:space="preserve">　最後に</w:t>
+      </w:r>
+      <w:r>
+        <w:rPr>
+          <w:rFonts w:ascii="ＭＳ Ｐ明朝" w:eastAsia="ＭＳ Ｐ明朝" w:hAnsi="ＭＳ Ｐ明朝"/>
+          <w:sz w:val="24"/>
+        </w:rPr>
+        <w:t>(3)</w:t>
+      </w:r>
+      <w:r>
+        <w:rPr>
+          <w:rFonts w:ascii="ＭＳ Ｐ明朝" w:eastAsia="ＭＳ Ｐ明朝" w:hAnsi="ＭＳ Ｐ明朝" w:hint="eastAsia"/>
+          <w:sz w:val="24"/>
+        </w:rPr>
+        <w:t>についてである。</w:t>
+      </w:r>
+      <w:r>
+        <w:rPr>
+          <w:rFonts w:ascii="ＭＳ Ｐ明朝" w:eastAsia="ＭＳ Ｐ明朝" w:hAnsi="ＭＳ Ｐ明朝" w:hint="eastAsia"/>
+          <w:sz w:val="24"/>
+        </w:rPr>
+        <w:t>ここでは</w:t>
+      </w:r>
+      <w:r>
+        <w:rPr>
+          <w:rFonts w:ascii="ＭＳ Ｐ明朝" w:eastAsia="ＭＳ Ｐ明朝" w:hAnsi="ＭＳ Ｐ明朝"/>
+          <w:sz w:val="24"/>
+        </w:rPr>
+        <w:t>(2)</w:t>
+      </w:r>
+      <w:r>
+        <w:rPr>
+          <w:rFonts w:ascii="ＭＳ Ｐ明朝" w:eastAsia="ＭＳ Ｐ明朝" w:hAnsi="ＭＳ Ｐ明朝" w:hint="eastAsia"/>
+          <w:sz w:val="24"/>
+        </w:rPr>
+        <w:t>で識別率を求めた手順で、</w:t>
+      </w:r>
+      <w:r>
+        <w:rPr>
+          <w:rFonts w:ascii="ＭＳ Ｐ明朝" w:eastAsia="ＭＳ Ｐ明朝" w:hAnsi="ＭＳ Ｐ明朝"/>
+          <w:sz w:val="24"/>
+        </w:rPr>
+        <w:t>rank</w:t>
+      </w:r>
+      <w:r>
+        <w:rPr>
+          <w:rFonts w:ascii="ＭＳ Ｐ明朝" w:eastAsia="ＭＳ Ｐ明朝" w:hAnsi="ＭＳ Ｐ明朝" w:hint="eastAsia"/>
+          <w:sz w:val="24"/>
+        </w:rPr>
+        <w:t>が</w:t>
+      </w:r>
+      <w:r>
+        <w:rPr>
+          <w:rFonts w:ascii="ＭＳ Ｐ明朝" w:eastAsia="ＭＳ Ｐ明朝" w:hAnsi="ＭＳ Ｐ明朝"/>
+          <w:sz w:val="24"/>
+        </w:rPr>
+        <w:t>1</w:t>
+      </w:r>
+      <w:r>
+        <w:rPr>
+          <w:rFonts w:ascii="ＭＳ Ｐ明朝" w:eastAsia="ＭＳ Ｐ明朝" w:hAnsi="ＭＳ Ｐ明朝" w:hint="eastAsia"/>
+          <w:sz w:val="24"/>
+        </w:rPr>
+        <w:t>まで、</w:t>
+      </w:r>
+      <w:r>
+        <w:rPr>
+          <w:rFonts w:ascii="ＭＳ Ｐ明朝" w:eastAsia="ＭＳ Ｐ明朝" w:hAnsi="ＭＳ Ｐ明朝"/>
+          <w:sz w:val="24"/>
+        </w:rPr>
+        <w:t>2</w:t>
+      </w:r>
+      <w:r>
+        <w:rPr>
+          <w:rFonts w:ascii="ＭＳ Ｐ明朝" w:eastAsia="ＭＳ Ｐ明朝" w:hAnsi="ＭＳ Ｐ明朝" w:hint="eastAsia"/>
+          <w:sz w:val="24"/>
+        </w:rPr>
+        <w:t>まで、</w:t>
+      </w:r>
+      <w:r>
+        <w:rPr>
+          <w:rFonts w:ascii="ＭＳ Ｐ明朝" w:eastAsia="ＭＳ Ｐ明朝" w:hAnsi="ＭＳ Ｐ明朝"/>
+          <w:sz w:val="24"/>
+        </w:rPr>
+        <w:t>3</w:t>
+      </w:r>
+      <w:r>
+        <w:rPr>
+          <w:rFonts w:ascii="ＭＳ Ｐ明朝" w:eastAsia="ＭＳ Ｐ明朝" w:hAnsi="ＭＳ Ｐ明朝" w:hint="eastAsia"/>
+          <w:sz w:val="24"/>
+        </w:rPr>
+        <w:t>、</w:t>
+      </w:r>
+      <w:r>
+        <w:rPr>
+          <w:rFonts w:ascii="ＭＳ Ｐ明朝" w:eastAsia="ＭＳ Ｐ明朝" w:hAnsi="ＭＳ Ｐ明朝"/>
+          <w:sz w:val="24"/>
+        </w:rPr>
+        <w:t>…</w:t>
+      </w:r>
+      <w:r>
+        <w:rPr>
+          <w:rFonts w:ascii="ＭＳ Ｐ明朝" w:eastAsia="ＭＳ Ｐ明朝" w:hAnsi="ＭＳ Ｐ明朝" w:hint="eastAsia"/>
+          <w:sz w:val="24"/>
+        </w:rPr>
+        <w:t>というように拡張して、識別率がいくらであるかを算出している。</w:t>
+      </w:r>
+      <w:r>
+        <w:rPr>
+          <w:rFonts w:ascii="ＭＳ Ｐ明朝" w:eastAsia="ＭＳ Ｐ明朝" w:hAnsi="ＭＳ Ｐ明朝" w:hint="eastAsia"/>
+          <w:sz w:val="24"/>
+        </w:rPr>
+        <w:t>したがってやることは対して変わらず、先ほど作成した</w:t>
+      </w:r>
+      <w:proofErr w:type="spellStart"/>
+      <w:r>
+        <w:rPr>
+          <w:rFonts w:ascii="ＭＳ Ｐ明朝" w:eastAsia="ＭＳ Ｐ明朝" w:hAnsi="ＭＳ Ｐ明朝"/>
+          <w:sz w:val="24"/>
+        </w:rPr>
+        <w:t>rank_list</w:t>
+      </w:r>
+      <w:proofErr w:type="spellEnd"/>
+      <w:r>
+        <w:rPr>
+          <w:rFonts w:ascii="ＭＳ Ｐ明朝" w:eastAsia="ＭＳ Ｐ明朝" w:hAnsi="ＭＳ Ｐ明朝" w:hint="eastAsia"/>
+          <w:sz w:val="24"/>
+        </w:rPr>
+        <w:t>配列について、計算していく</w:t>
+      </w:r>
+      <w:r>
+        <w:rPr>
+          <w:rFonts w:ascii="ＭＳ Ｐ明朝" w:eastAsia="ＭＳ Ｐ明朝" w:hAnsi="ＭＳ Ｐ明朝"/>
+          <w:sz w:val="24"/>
+        </w:rPr>
+        <w:t>rank</w:t>
+      </w:r>
+      <w:r>
+        <w:rPr>
+          <w:rFonts w:ascii="ＭＳ Ｐ明朝" w:eastAsia="ＭＳ Ｐ明朝" w:hAnsi="ＭＳ Ｐ明朝" w:hint="eastAsia"/>
+          <w:sz w:val="24"/>
+        </w:rPr>
+        <w:t>の値を</w:t>
+      </w:r>
+      <w:r>
+        <w:rPr>
+          <w:rFonts w:ascii="ＭＳ Ｐ明朝" w:eastAsia="ＭＳ Ｐ明朝" w:hAnsi="ＭＳ Ｐ明朝"/>
+          <w:sz w:val="24"/>
+        </w:rPr>
+        <w:t>1</w:t>
+      </w:r>
+      <w:r>
+        <w:rPr>
+          <w:rFonts w:ascii="ＭＳ Ｐ明朝" w:eastAsia="ＭＳ Ｐ明朝" w:hAnsi="ＭＳ Ｐ明朝" w:hint="eastAsia"/>
+          <w:sz w:val="24"/>
+        </w:rPr>
+        <w:t>ずつ増やして全探索していくだけである。この値を</w:t>
+      </w:r>
+      <w:r>
+        <w:rPr>
+          <w:rFonts w:ascii="ＭＳ Ｐ明朝" w:eastAsia="ＭＳ Ｐ明朝" w:hAnsi="ＭＳ Ｐ明朝" w:hint="eastAsia"/>
+          <w:sz w:val="24"/>
+        </w:rPr>
+        <w:t>用いてグラフ化する必要があるため、今回は</w:t>
+      </w:r>
+      <w:r>
+        <w:rPr>
+          <w:rFonts w:ascii="ＭＳ Ｐ明朝" w:eastAsia="ＭＳ Ｐ明朝" w:hAnsi="ＭＳ Ｐ明朝"/>
+          <w:sz w:val="24"/>
+        </w:rPr>
+        <w:t>csv</w:t>
+      </w:r>
+      <w:r>
+        <w:rPr>
+          <w:rFonts w:ascii="ＭＳ Ｐ明朝" w:eastAsia="ＭＳ Ｐ明朝" w:hAnsi="ＭＳ Ｐ明朝" w:hint="eastAsia"/>
+          <w:sz w:val="24"/>
+        </w:rPr>
+        <w:t>ファイルに小数第</w:t>
+      </w:r>
+      <w:r>
+        <w:rPr>
+          <w:rFonts w:ascii="ＭＳ Ｐ明朝" w:eastAsia="ＭＳ Ｐ明朝" w:hAnsi="ＭＳ Ｐ明朝"/>
+          <w:sz w:val="24"/>
+        </w:rPr>
+        <w:t>2</w:t>
+      </w:r>
+      <w:r>
+        <w:rPr>
+          <w:rFonts w:ascii="ＭＳ Ｐ明朝" w:eastAsia="ＭＳ Ｐ明朝" w:hAnsi="ＭＳ Ｐ明朝" w:hint="eastAsia"/>
+          <w:sz w:val="24"/>
+        </w:rPr>
+        <w:t>位までを指定して出力させた。</w:t>
+      </w:r>
+      <w:r>
+        <w:rPr>
+          <w:rFonts w:ascii="ＭＳ Ｐ明朝" w:eastAsia="ＭＳ Ｐ明朝" w:hAnsi="ＭＳ Ｐ明朝" w:hint="eastAsia"/>
+          <w:sz w:val="24"/>
+        </w:rPr>
+        <w:t>この</w:t>
+      </w:r>
+      <w:r>
+        <w:rPr>
+          <w:rFonts w:ascii="ＭＳ Ｐ明朝" w:eastAsia="ＭＳ Ｐ明朝" w:hAnsi="ＭＳ Ｐ明朝"/>
+          <w:sz w:val="24"/>
+        </w:rPr>
+        <w:t>csv</w:t>
+      </w:r>
+      <w:r>
+        <w:rPr>
+          <w:rFonts w:ascii="ＭＳ Ｐ明朝" w:eastAsia="ＭＳ Ｐ明朝" w:hAnsi="ＭＳ Ｐ明朝" w:hint="eastAsia"/>
+          <w:sz w:val="24"/>
+        </w:rPr>
+        <w:t>ファイルからエクセルでグラフを作成し、それを</w:t>
+      </w:r>
+      <w:r>
+        <w:rPr>
+          <w:rFonts w:ascii="ＭＳ Ｐ明朝" w:eastAsia="ＭＳ Ｐ明朝" w:hAnsi="ＭＳ Ｐ明朝" w:hint="eastAsia"/>
+          <w:sz w:val="24"/>
+        </w:rPr>
+        <w:t>下記に載せ</w:t>
+      </w:r>
+      <w:r>
+        <w:rPr>
+          <w:rFonts w:ascii="ＭＳ Ｐ明朝" w:eastAsia="ＭＳ Ｐ明朝" w:hAnsi="ＭＳ Ｐ明朝" w:hint="eastAsia"/>
+          <w:sz w:val="24"/>
+        </w:rPr>
+        <w:t>た</w:t>
+      </w:r>
+      <w:r>
+        <w:rPr>
+          <w:rFonts w:ascii="ＭＳ Ｐ明朝" w:eastAsia="ＭＳ Ｐ明朝" w:hAnsi="ＭＳ Ｐ明朝" w:hint="eastAsia"/>
+          <w:sz w:val="24"/>
+        </w:rPr>
+        <w:t>。以上より、この課題の実装説明が完了した。</w:t>
+      </w:r>
+    </w:p>
+    <w:p>
+      <w:pPr>
+        <w:rPr>
+          <w:rFonts w:ascii="ＭＳ Ｐ明朝" w:eastAsia="ＭＳ Ｐ明朝" w:hAnsi="ＭＳ Ｐ明朝"/>
+          <w:sz w:val="24"/>
+        </w:rPr>
+      </w:pPr>
+    </w:p>
+    <w:p>
+      <w:pPr>
+        <w:rPr>
+          <w:rFonts w:ascii="ＭＳ Ｐ明朝" w:eastAsia="ＭＳ Ｐ明朝" w:hAnsi="ＭＳ Ｐ明朝"/>
+          <w:sz w:val="24"/>
+        </w:rPr>
+      </w:pPr>
+      <w:r>
+        <w:rPr>
+          <w:rFonts w:ascii="ＭＳ Ｐ明朝" w:eastAsia="ＭＳ Ｐ明朝" w:hAnsi="ＭＳ Ｐ明朝" w:hint="eastAsia"/>
+          <w:sz w:val="24"/>
+        </w:rPr>
+        <w:lastRenderedPageBreak/>
         <w:t>・実行結果</w:t>
       </w:r>
     </w:p>
@@ -5847,7 +7078,7 @@
     <w:p>
       <w:pPr>
         <w:rPr>
-          <w:rFonts w:ascii="ＭＳ Ｐ明朝" w:eastAsia="ＭＳ Ｐ明朝" w:hAnsi="ＭＳ Ｐ明朝" w:hint="eastAsia"/>
+          <w:rFonts w:ascii="ＭＳ Ｐ明朝" w:eastAsia="ＭＳ Ｐ明朝" w:hAnsi="ＭＳ Ｐ明朝"/>
           <w:sz w:val="24"/>
         </w:rPr>
       </w:pPr>

--- a/latex/lec3/report_2412747_3.docx
+++ b/latex/lec3/report_2412747_3.docx
@@ -1815,21 +1815,72 @@
           <w:sz w:val="24"/>
         </w:rPr>
       </w:pPr>
-      <w:r>
-        <w:rPr>
-          <w:rFonts w:ascii="ＭＳ Ｐ明朝" w:eastAsia="ＭＳ Ｐ明朝" w:hAnsi="ＭＳ Ｐ明朝" w:hint="eastAsia"/>
-          <w:sz w:val="24"/>
-        </w:rPr>
+    </w:p>
+    <w:p>
+      <w:pPr>
+        <w:rPr>
+          <w:rFonts w:ascii="ＭＳ Ｐ明朝" w:eastAsia="ＭＳ Ｐ明朝" w:hAnsi="ＭＳ Ｐ明朝"/>
+          <w:sz w:val="24"/>
+        </w:rPr>
+      </w:pPr>
+      <w:r>
+        <w:rPr>
+          <w:rFonts w:ascii="ＭＳ Ｐ明朝" w:eastAsia="ＭＳ Ｐ明朝" w:hAnsi="ＭＳ Ｐ明朝" w:hint="eastAsia"/>
+          <w:sz w:val="24"/>
+        </w:rPr>
+        <w:lastRenderedPageBreak/>
         <w:t>・実行結果</w:t>
       </w:r>
     </w:p>
     <w:p>
       <w:pPr>
-        <w:rPr>
-          <w:rFonts w:ascii="ＭＳ Ｐ明朝" w:eastAsia="ＭＳ Ｐ明朝" w:hAnsi="ＭＳ Ｐ明朝"/>
-          <w:sz w:val="24"/>
-        </w:rPr>
-      </w:pPr>
+        <w:jc w:val="center"/>
+        <w:rPr>
+          <w:rFonts w:ascii="ＭＳ Ｐ明朝" w:eastAsia="ＭＳ Ｐ明朝" w:hAnsi="ＭＳ Ｐ明朝"/>
+          <w:sz w:val="24"/>
+        </w:rPr>
+      </w:pPr>
+      <w:r>
+        <w:rPr>
+          <w:rFonts w:ascii="ＭＳ Ｐ明朝" w:eastAsia="ＭＳ Ｐ明朝" w:hAnsi="ＭＳ Ｐ明朝"/>
+          <w:sz w:val="24"/>
+        </w:rPr>
+        <w:drawing>
+          <wp:inline distT="0" distB="0" distL="0" distR="0" wp14:anchorId="45AFA051" wp14:editId="7DA6135F">
+            <wp:extent cx="4572000" cy="4356100"/>
+            <wp:effectExtent l="0" t="0" r="0" b="0"/>
+            <wp:docPr id="1166598867" name="図 1"/>
+            <wp:cNvGraphicFramePr>
+              <a:graphicFrameLocks xmlns:a="http://schemas.openxmlformats.org/drawingml/2006/main" noChangeAspect="1"/>
+            </wp:cNvGraphicFramePr>
+            <a:graphic xmlns:a="http://schemas.openxmlformats.org/drawingml/2006/main">
+              <a:graphicData uri="http://schemas.openxmlformats.org/drawingml/2006/picture">
+                <pic:pic xmlns:pic="http://schemas.openxmlformats.org/drawingml/2006/picture">
+                  <pic:nvPicPr>
+                    <pic:cNvPr id="1166598867" name=""/>
+                    <pic:cNvPicPr/>
+                  </pic:nvPicPr>
+                  <pic:blipFill>
+                    <a:blip r:embed="rId7"/>
+                    <a:stretch>
+                      <a:fillRect/>
+                    </a:stretch>
+                  </pic:blipFill>
+                  <pic:spPr>
+                    <a:xfrm>
+                      <a:off x="0" y="0"/>
+                      <a:ext cx="4572000" cy="4356100"/>
+                    </a:xfrm>
+                    <a:prstGeom prst="rect">
+                      <a:avLst/>
+                    </a:prstGeom>
+                  </pic:spPr>
+                </pic:pic>
+              </a:graphicData>
+            </a:graphic>
+          </wp:inline>
+        </w:drawing>
+      </w:r>
     </w:p>
     <w:p>
       <w:pPr>
@@ -2007,7 +2058,15 @@
           <w:rFonts w:ascii="ＭＳ Ｐ明朝" w:eastAsia="ＭＳ Ｐ明朝" w:hAnsi="ＭＳ Ｐ明朝" w:hint="eastAsia"/>
           <w:sz w:val="24"/>
         </w:rPr>
-        <w:t>そのため、まずはファイルを開き、そこに記載されている整数を配列に保持してあげる必要がある。また、要素数の変化によらず実行できる必要がある。</w:t>
+        <w:t>そのため、まずはファイルを開き、そこに記載されている整数を配列に保持してあげる必要がある。また、要素数</w:t>
+      </w:r>
+      <w:r>
+        <w:rPr>
+          <w:rFonts w:ascii="ＭＳ Ｐ明朝" w:eastAsia="ＭＳ Ｐ明朝" w:hAnsi="ＭＳ Ｐ明朝" w:hint="eastAsia"/>
+          <w:sz w:val="24"/>
+        </w:rPr>
+        <w:lastRenderedPageBreak/>
+        <w:t>の変化によらず実行できる必要がある。</w:t>
       </w:r>
       <w:r>
         <w:rPr>
@@ -2339,7 +2398,6 @@
           <w:rFonts w:ascii="ＭＳ Ｐ明朝" w:eastAsia="ＭＳ Ｐ明朝" w:hAnsi="ＭＳ Ｐ明朝" w:hint="eastAsia"/>
           <w:sz w:val="24"/>
         </w:rPr>
-        <w:lastRenderedPageBreak/>
         <w:t>配列の</w:t>
       </w:r>
       <w:r>
@@ -2691,11 +2749,53 @@
     </w:p>
     <w:p>
       <w:pPr>
-        <w:rPr>
-          <w:rFonts w:ascii="ＭＳ Ｐ明朝" w:eastAsia="ＭＳ Ｐ明朝" w:hAnsi="ＭＳ Ｐ明朝"/>
-          <w:sz w:val="24"/>
-        </w:rPr>
-      </w:pPr>
+        <w:jc w:val="center"/>
+        <w:rPr>
+          <w:rFonts w:ascii="ＭＳ Ｐ明朝" w:eastAsia="ＭＳ Ｐ明朝" w:hAnsi="ＭＳ Ｐ明朝"/>
+          <w:sz w:val="24"/>
+        </w:rPr>
+      </w:pPr>
+      <w:r>
+        <w:rPr>
+          <w:rFonts w:ascii="ＭＳ Ｐ明朝" w:eastAsia="ＭＳ Ｐ明朝" w:hAnsi="ＭＳ Ｐ明朝"/>
+          <w:sz w:val="24"/>
+        </w:rPr>
+        <w:drawing>
+          <wp:inline distT="0" distB="0" distL="0" distR="0" wp14:anchorId="71FB16CC" wp14:editId="48A6969B">
+            <wp:extent cx="4597400" cy="3441700"/>
+            <wp:effectExtent l="0" t="0" r="0" b="0"/>
+            <wp:docPr id="1885587435" name="図 1"/>
+            <wp:cNvGraphicFramePr>
+              <a:graphicFrameLocks xmlns:a="http://schemas.openxmlformats.org/drawingml/2006/main" noChangeAspect="1"/>
+            </wp:cNvGraphicFramePr>
+            <a:graphic xmlns:a="http://schemas.openxmlformats.org/drawingml/2006/main">
+              <a:graphicData uri="http://schemas.openxmlformats.org/drawingml/2006/picture">
+                <pic:pic xmlns:pic="http://schemas.openxmlformats.org/drawingml/2006/picture">
+                  <pic:nvPicPr>
+                    <pic:cNvPr id="1885587435" name=""/>
+                    <pic:cNvPicPr/>
+                  </pic:nvPicPr>
+                  <pic:blipFill>
+                    <a:blip r:embed="rId8"/>
+                    <a:stretch>
+                      <a:fillRect/>
+                    </a:stretch>
+                  </pic:blipFill>
+                  <pic:spPr>
+                    <a:xfrm>
+                      <a:off x="0" y="0"/>
+                      <a:ext cx="4597400" cy="3441700"/>
+                    </a:xfrm>
+                    <a:prstGeom prst="rect">
+                      <a:avLst/>
+                    </a:prstGeom>
+                  </pic:spPr>
+                </pic:pic>
+              </a:graphicData>
+            </a:graphic>
+          </wp:inline>
+        </w:drawing>
+      </w:r>
     </w:p>
     <w:p>
       <w:pPr>
@@ -2909,22 +3009,29 @@
           <w:rFonts w:ascii="ＭＳ Ｐ明朝" w:eastAsia="ＭＳ Ｐ明朝" w:hAnsi="ＭＳ Ｐ明朝" w:hint="eastAsia"/>
           <w:sz w:val="24"/>
         </w:rPr>
+        <w:t xml:space="preserve">　</w:t>
+      </w:r>
+      <w:r>
+        <w:rPr>
+          <w:rFonts w:ascii="ＭＳ Ｐ明朝" w:eastAsia="ＭＳ Ｐ明朝" w:hAnsi="ＭＳ Ｐ明朝" w:hint="eastAsia"/>
+          <w:sz w:val="24"/>
+        </w:rPr>
+        <w:t>エンディアンとは、マルチバイトのデータをメモリ上に並べる順番の規則のことである。</w:t>
+      </w:r>
+      <w:r>
+        <w:rPr>
+          <w:rFonts w:ascii="ＭＳ Ｐ明朝" w:eastAsia="ＭＳ Ｐ明朝" w:hAnsi="ＭＳ Ｐ明朝" w:hint="eastAsia"/>
+          <w:sz w:val="24"/>
+        </w:rPr>
+        <w:t>また、マルチバイトとは、コンピュータが一度に扱うデータの基本単位であるバイト</w:t>
+      </w:r>
+      <w:r>
+        <w:rPr>
+          <w:rFonts w:ascii="ＭＳ Ｐ明朝" w:eastAsia="ＭＳ Ｐ明朝" w:hAnsi="ＭＳ Ｐ明朝" w:hint="eastAsia"/>
+          <w:sz w:val="24"/>
+        </w:rPr>
         <w:lastRenderedPageBreak/>
-        <w:t xml:space="preserve">　</w:t>
-      </w:r>
-      <w:r>
-        <w:rPr>
-          <w:rFonts w:ascii="ＭＳ Ｐ明朝" w:eastAsia="ＭＳ Ｐ明朝" w:hAnsi="ＭＳ Ｐ明朝" w:hint="eastAsia"/>
-          <w:sz w:val="24"/>
-        </w:rPr>
-        <w:t>エンディアンとは、マルチバイトのデータをメモリ上に並べる順番の規則のことである。</w:t>
-      </w:r>
-      <w:r>
-        <w:rPr>
-          <w:rFonts w:ascii="ＭＳ Ｐ明朝" w:eastAsia="ＭＳ Ｐ明朝" w:hAnsi="ＭＳ Ｐ明朝" w:hint="eastAsia"/>
-          <w:sz w:val="24"/>
-        </w:rPr>
-        <w:t>また、マルチバイトとは、コンピュータが一度に扱うデータの基本単位であるバイトでの</w:t>
+        <w:t>での</w:t>
       </w:r>
       <w:r>
         <w:rPr>
@@ -3424,6 +3531,22 @@
         </w:rPr>
         <w:t>とすると両者の区別ができなくなるため、その点には注意する必要がある。</w:t>
       </w:r>
+    </w:p>
+    <w:p>
+      <w:pPr>
+        <w:rPr>
+          <w:rFonts w:ascii="ＭＳ Ｐ明朝" w:eastAsia="ＭＳ Ｐ明朝" w:hAnsi="ＭＳ Ｐ明朝"/>
+          <w:sz w:val="24"/>
+        </w:rPr>
+      </w:pPr>
+    </w:p>
+    <w:p>
+      <w:pPr>
+        <w:rPr>
+          <w:rFonts w:ascii="ＭＳ Ｐ明朝" w:eastAsia="ＭＳ Ｐ明朝" w:hAnsi="ＭＳ Ｐ明朝"/>
+          <w:sz w:val="24"/>
+        </w:rPr>
+      </w:pPr>
     </w:p>
     <w:p>
       <w:pPr>
@@ -3451,11 +3574,53 @@
     </w:p>
     <w:p>
       <w:pPr>
-        <w:rPr>
-          <w:rFonts w:ascii="ＭＳ Ｐ明朝" w:eastAsia="ＭＳ Ｐ明朝" w:hAnsi="ＭＳ Ｐ明朝"/>
-          <w:sz w:val="24"/>
-        </w:rPr>
-      </w:pPr>
+        <w:jc w:val="center"/>
+        <w:rPr>
+          <w:rFonts w:ascii="ＭＳ Ｐ明朝" w:eastAsia="ＭＳ Ｐ明朝" w:hAnsi="ＭＳ Ｐ明朝"/>
+          <w:sz w:val="24"/>
+        </w:rPr>
+      </w:pPr>
+      <w:r>
+        <w:rPr>
+          <w:rFonts w:ascii="ＭＳ Ｐ明朝" w:eastAsia="ＭＳ Ｐ明朝" w:hAnsi="ＭＳ Ｐ明朝"/>
+          <w:sz w:val="24"/>
+        </w:rPr>
+        <w:drawing>
+          <wp:inline distT="0" distB="0" distL="0" distR="0" wp14:anchorId="6F92AB6C" wp14:editId="68C73868">
+            <wp:extent cx="3479800" cy="673100"/>
+            <wp:effectExtent l="0" t="0" r="0" b="0"/>
+            <wp:docPr id="1254258636" name="図 1"/>
+            <wp:cNvGraphicFramePr>
+              <a:graphicFrameLocks xmlns:a="http://schemas.openxmlformats.org/drawingml/2006/main" noChangeAspect="1"/>
+            </wp:cNvGraphicFramePr>
+            <a:graphic xmlns:a="http://schemas.openxmlformats.org/drawingml/2006/main">
+              <a:graphicData uri="http://schemas.openxmlformats.org/drawingml/2006/picture">
+                <pic:pic xmlns:pic="http://schemas.openxmlformats.org/drawingml/2006/picture">
+                  <pic:nvPicPr>
+                    <pic:cNvPr id="1254258636" name=""/>
+                    <pic:cNvPicPr/>
+                  </pic:nvPicPr>
+                  <pic:blipFill>
+                    <a:blip r:embed="rId9"/>
+                    <a:stretch>
+                      <a:fillRect/>
+                    </a:stretch>
+                  </pic:blipFill>
+                  <pic:spPr>
+                    <a:xfrm>
+                      <a:off x="0" y="0"/>
+                      <a:ext cx="3479800" cy="673100"/>
+                    </a:xfrm>
+                    <a:prstGeom prst="rect">
+                      <a:avLst/>
+                    </a:prstGeom>
+                  </pic:spPr>
+                </pic:pic>
+              </a:graphicData>
+            </a:graphic>
+          </wp:inline>
+        </w:drawing>
+      </w:r>
     </w:p>
     <w:p>
       <w:pPr>
@@ -4118,6 +4283,7 @@
           <w:rFonts w:ascii="ＭＳ Ｐ明朝" w:eastAsia="ＭＳ Ｐ明朝" w:hAnsi="ＭＳ Ｐ明朝"/>
           <w:sz w:val="24"/>
         </w:rPr>
+        <w:lastRenderedPageBreak/>
         <w:t>ppm</w:t>
       </w:r>
       <w:r>
@@ -4153,15 +4319,7 @@
           <w:rFonts w:ascii="ＭＳ Ｐ明朝" w:eastAsia="ＭＳ Ｐ明朝" w:hAnsi="ＭＳ Ｐ明朝" w:hint="eastAsia"/>
           <w:sz w:val="24"/>
         </w:rPr>
-        <w:t>も、それを前提とし</w:t>
-      </w:r>
-      <w:r>
-        <w:rPr>
-          <w:rFonts w:ascii="ＭＳ Ｐ明朝" w:eastAsia="ＭＳ Ｐ明朝" w:hAnsi="ＭＳ Ｐ明朝" w:hint="eastAsia"/>
-          <w:sz w:val="24"/>
-        </w:rPr>
-        <w:lastRenderedPageBreak/>
-        <w:t>たロジックでプログラムしているために使用しないので、</w:t>
+        <w:t>も、それを前提としたロジックでプログラムしているために使用しないので、</w:t>
       </w:r>
       <w:r>
         <w:rPr>
@@ -4874,602 +5032,711 @@
           <w:rFonts w:ascii="ＭＳ Ｐ明朝" w:eastAsia="ＭＳ Ｐ明朝" w:hAnsi="ＭＳ Ｐ明朝" w:cs="Apple Color Emoji" w:hint="eastAsia"/>
           <w:sz w:val="24"/>
         </w:rPr>
-        <w:t>関数で既に確保したメモリを解放し、ファイルを閉じてエラー文とともに異常終了させるようにした。</w:t>
+        <w:t>関数で既に確保したメモリ</w:t>
       </w:r>
       <w:r>
         <w:rPr>
           <w:rFonts w:ascii="ＭＳ Ｐ明朝" w:eastAsia="ＭＳ Ｐ明朝" w:hAnsi="ＭＳ Ｐ明朝" w:cs="Apple Color Emoji" w:hint="eastAsia"/>
           <w:sz w:val="24"/>
         </w:rPr>
-        <w:t>正常に関数が</w:t>
+        <w:lastRenderedPageBreak/>
+        <w:t>を解放し、ファイルを閉じてエラー文とともに異常終了させるようにした。</w:t>
       </w:r>
       <w:r>
         <w:rPr>
           <w:rFonts w:ascii="ＭＳ Ｐ明朝" w:eastAsia="ＭＳ Ｐ明朝" w:hAnsi="ＭＳ Ｐ明朝" w:cs="Apple Color Emoji" w:hint="eastAsia"/>
           <w:sz w:val="24"/>
         </w:rPr>
+        <w:t>正常に関数が実行された際にももうこれ以上ファイルを扱うことはないので、</w:t>
+      </w:r>
+      <w:r>
+        <w:rPr>
+          <w:rFonts w:ascii="ＭＳ Ｐ明朝" w:eastAsia="ＭＳ Ｐ明朝" w:hAnsi="ＭＳ Ｐ明朝" w:cs="Apple Color Emoji"/>
+          <w:sz w:val="24"/>
+        </w:rPr>
+        <w:t>main</w:t>
+      </w:r>
+      <w:r>
+        <w:rPr>
+          <w:rFonts w:ascii="ＭＳ Ｐ明朝" w:eastAsia="ＭＳ Ｐ明朝" w:hAnsi="ＭＳ Ｐ明朝" w:cs="Apple Color Emoji" w:hint="eastAsia"/>
+          <w:sz w:val="24"/>
+        </w:rPr>
+        <w:t>関数でファイルを閉じるようにした。</w:t>
+      </w:r>
+    </w:p>
+    <w:p>
+      <w:pPr>
+        <w:rPr>
+          <w:rFonts w:ascii="ＭＳ Ｐ明朝" w:eastAsia="ＭＳ Ｐ明朝" w:hAnsi="ＭＳ Ｐ明朝" w:cs="Apple Color Emoji"/>
+          <w:sz w:val="24"/>
+        </w:rPr>
+      </w:pPr>
+      <w:r>
+        <w:rPr>
+          <w:rFonts w:ascii="ＭＳ Ｐ明朝" w:eastAsia="ＭＳ Ｐ明朝" w:hAnsi="ＭＳ Ｐ明朝" w:cs="Apple Color Emoji" w:hint="eastAsia"/>
+          <w:sz w:val="24"/>
+        </w:rPr>
+        <w:t xml:space="preserve">　次にグレースケールに対してフィルターを適用させたものを用意する必要があるので、新たに</w:t>
+      </w:r>
+      <w:r>
+        <w:rPr>
+          <w:rFonts w:ascii="ＭＳ Ｐ明朝" w:eastAsia="ＭＳ Ｐ明朝" w:hAnsi="ＭＳ Ｐ明朝" w:cs="Apple Color Emoji"/>
+          <w:sz w:val="24"/>
+        </w:rPr>
+        <w:t>int</w:t>
+      </w:r>
+      <w:r>
+        <w:rPr>
+          <w:rFonts w:ascii="ＭＳ Ｐ明朝" w:eastAsia="ＭＳ Ｐ明朝" w:hAnsi="ＭＳ Ｐ明朝" w:cs="Apple Color Emoji" w:hint="eastAsia"/>
+          <w:sz w:val="24"/>
+        </w:rPr>
+        <w:t>型の</w:t>
+      </w:r>
+      <w:r>
+        <w:rPr>
+          <w:rFonts w:ascii="ＭＳ Ｐ明朝" w:eastAsia="ＭＳ Ｐ明朝" w:hAnsi="ＭＳ Ｐ明朝" w:cs="Apple Color Emoji"/>
+          <w:sz w:val="24"/>
+        </w:rPr>
+        <w:t>2</w:t>
+      </w:r>
+      <w:r>
+        <w:rPr>
+          <w:rFonts w:ascii="ＭＳ Ｐ明朝" w:eastAsia="ＭＳ Ｐ明朝" w:hAnsi="ＭＳ Ｐ明朝" w:cs="Apple Color Emoji" w:hint="eastAsia"/>
+          <w:sz w:val="24"/>
+        </w:rPr>
+        <w:t>次元配列を用意した。これも</w:t>
+      </w:r>
+      <w:r>
+        <w:rPr>
+          <w:rFonts w:ascii="ＭＳ Ｐ明朝" w:eastAsia="ＭＳ Ｐ明朝" w:hAnsi="ＭＳ Ｐ明朝" w:cs="Apple Color Emoji"/>
+          <w:sz w:val="24"/>
+        </w:rPr>
+        <w:t>window</w:t>
+      </w:r>
+      <w:r>
+        <w:rPr>
+          <w:rFonts w:ascii="ＭＳ Ｐ明朝" w:eastAsia="ＭＳ Ｐ明朝" w:hAnsi="ＭＳ Ｐ明朝" w:cs="Apple Color Emoji" w:hint="eastAsia"/>
+          <w:sz w:val="24"/>
+        </w:rPr>
+        <w:t>のときと同様にメモリの動的確保とエラー対策を施した。</w:t>
+      </w:r>
+      <w:r>
+        <w:rPr>
+          <w:rFonts w:ascii="ＭＳ Ｐ明朝" w:eastAsia="ＭＳ Ｐ明朝" w:hAnsi="ＭＳ Ｐ明朝" w:cs="Apple Color Emoji" w:hint="eastAsia"/>
+          <w:sz w:val="24"/>
+        </w:rPr>
+        <w:t>その後に</w:t>
+      </w:r>
+      <w:proofErr w:type="spellStart"/>
+      <w:r>
+        <w:rPr>
+          <w:rFonts w:ascii="ＭＳ Ｐ明朝" w:eastAsia="ＭＳ Ｐ明朝" w:hAnsi="ＭＳ Ｐ明朝" w:cs="Apple Color Emoji"/>
+          <w:sz w:val="24"/>
+        </w:rPr>
+        <w:t>apply_filter</w:t>
+      </w:r>
+      <w:proofErr w:type="spellEnd"/>
+      <w:r>
+        <w:rPr>
+          <w:rFonts w:ascii="ＭＳ Ｐ明朝" w:eastAsia="ＭＳ Ｐ明朝" w:hAnsi="ＭＳ Ｐ明朝" w:cs="Apple Color Emoji" w:hint="eastAsia"/>
+          <w:sz w:val="24"/>
+        </w:rPr>
+        <w:t>関数によって、先ほど保存したピクセルの情報をもとにフィルターを適用させた。</w:t>
+      </w:r>
+      <w:r>
+        <w:rPr>
+          <w:rFonts w:ascii="ＭＳ Ｐ明朝" w:eastAsia="ＭＳ Ｐ明朝" w:hAnsi="ＭＳ Ｐ明朝" w:cs="Apple Color Emoji" w:hint="eastAsia"/>
+          <w:sz w:val="24"/>
+        </w:rPr>
+        <w:t>フィルターの適用の方法は課題</w:t>
+      </w:r>
+      <w:r>
+        <w:rPr>
+          <w:rFonts w:ascii="ＭＳ Ｐ明朝" w:eastAsia="ＭＳ Ｐ明朝" w:hAnsi="ＭＳ Ｐ明朝" w:cs="Apple Color Emoji"/>
+          <w:sz w:val="24"/>
+        </w:rPr>
+        <w:t>PDF</w:t>
+      </w:r>
+      <w:r>
+        <w:rPr>
+          <w:rFonts w:ascii="ＭＳ Ｐ明朝" w:eastAsia="ＭＳ Ｐ明朝" w:hAnsi="ＭＳ Ｐ明朝" w:cs="Apple Color Emoji" w:hint="eastAsia"/>
+          <w:sz w:val="24"/>
+        </w:rPr>
+        <w:t>に記載されており、それはある点を中心として隣同士の点は等倍、ある点自身は</w:t>
+      </w:r>
+      <w:r>
+        <w:rPr>
+          <w:rFonts w:ascii="ＭＳ Ｐ明朝" w:eastAsia="ＭＳ Ｐ明朝" w:hAnsi="ＭＳ Ｐ明朝" w:cs="Apple Color Emoji"/>
+          <w:sz w:val="24"/>
+        </w:rPr>
+        <w:t>-4</w:t>
+      </w:r>
+      <w:r>
+        <w:rPr>
+          <w:rFonts w:ascii="ＭＳ Ｐ明朝" w:eastAsia="ＭＳ Ｐ明朝" w:hAnsi="ＭＳ Ｐ明朝" w:cs="Apple Color Emoji" w:hint="eastAsia"/>
+          <w:sz w:val="24"/>
+        </w:rPr>
+        <w:t>倍してそれぞれ足し合わせるという方法である。これにより各点について行い</w:t>
+      </w:r>
+      <w:r>
+        <w:rPr>
+          <w:rFonts w:ascii="ＭＳ Ｐ明朝" w:eastAsia="ＭＳ Ｐ明朝" w:hAnsi="ＭＳ Ｐ明朝" w:cs="Apple Color Emoji" w:hint="eastAsia"/>
+          <w:sz w:val="24"/>
+        </w:rPr>
+        <w:t>、最大画素値が</w:t>
+      </w:r>
+      <w:r>
+        <w:rPr>
+          <w:rFonts w:ascii="ＭＳ Ｐ明朝" w:eastAsia="ＭＳ Ｐ明朝" w:hAnsi="ＭＳ Ｐ明朝" w:cs="Apple Color Emoji"/>
+          <w:sz w:val="24"/>
+        </w:rPr>
+        <w:t>255</w:t>
+      </w:r>
+      <w:r>
+        <w:rPr>
+          <w:rFonts w:ascii="ＭＳ Ｐ明朝" w:eastAsia="ＭＳ Ｐ明朝" w:hAnsi="ＭＳ Ｐ明朝" w:cs="Apple Color Emoji" w:hint="eastAsia"/>
+          <w:sz w:val="24"/>
+        </w:rPr>
+        <w:t>であるため、値が</w:t>
+      </w:r>
+      <w:r>
+        <w:rPr>
+          <w:rFonts w:ascii="ＭＳ Ｐ明朝" w:eastAsia="ＭＳ Ｐ明朝" w:hAnsi="ＭＳ Ｐ明朝" w:cs="Apple Color Emoji"/>
+          <w:sz w:val="24"/>
+        </w:rPr>
+        <w:t>255</w:t>
+      </w:r>
+      <w:r>
+        <w:rPr>
+          <w:rFonts w:ascii="ＭＳ Ｐ明朝" w:eastAsia="ＭＳ Ｐ明朝" w:hAnsi="ＭＳ Ｐ明朝" w:cs="Apple Color Emoji" w:hint="eastAsia"/>
+          <w:sz w:val="24"/>
+        </w:rPr>
+        <w:t>を超えた際には</w:t>
+      </w:r>
+      <w:r>
+        <w:rPr>
+          <w:rFonts w:ascii="ＭＳ Ｐ明朝" w:eastAsia="ＭＳ Ｐ明朝" w:hAnsi="ＭＳ Ｐ明朝" w:cs="Apple Color Emoji"/>
+          <w:sz w:val="24"/>
+        </w:rPr>
+        <w:t>255</w:t>
+      </w:r>
+      <w:r>
+        <w:rPr>
+          <w:rFonts w:ascii="ＭＳ Ｐ明朝" w:eastAsia="ＭＳ Ｐ明朝" w:hAnsi="ＭＳ Ｐ明朝" w:cs="Apple Color Emoji" w:hint="eastAsia"/>
+          <w:sz w:val="24"/>
+        </w:rPr>
+        <w:t>にするという処理を行い、各ピクセルについて求めた。しかしこのフィルターは画像の端のピクセルには適用ができないことに留意する必要がある。ただし、先ほどの</w:t>
+      </w:r>
+      <w:r>
+        <w:rPr>
+          <w:rFonts w:ascii="ＭＳ Ｐ明朝" w:eastAsia="ＭＳ Ｐ明朝" w:hAnsi="ＭＳ Ｐ明朝" w:cs="Apple Color Emoji"/>
+          <w:sz w:val="24"/>
+        </w:rPr>
+        <w:t>filter</w:t>
+      </w:r>
+      <w:r>
+        <w:rPr>
+          <w:rFonts w:ascii="ＭＳ Ｐ明朝" w:eastAsia="ＭＳ Ｐ明朝" w:hAnsi="ＭＳ Ｐ明朝" w:cs="Apple Color Emoji" w:hint="eastAsia"/>
+          <w:sz w:val="24"/>
+        </w:rPr>
+        <w:t>のメモリ確保において、</w:t>
+      </w:r>
+    </w:p>
+    <w:p>
+      <w:pPr>
+        <w:jc w:val="center"/>
+        <w:rPr>
+          <w:rFonts w:ascii="ＭＳ Ｐ明朝" w:eastAsia="ＭＳ Ｐ明朝" w:hAnsi="ＭＳ Ｐ明朝" w:cs="Apple Color Emoji"/>
+          <w:sz w:val="24"/>
+        </w:rPr>
+      </w:pPr>
+      <w:r>
+        <w:rPr>
+          <w:rFonts w:ascii="ＭＳ Ｐ明朝" w:eastAsia="ＭＳ Ｐ明朝" w:hAnsi="ＭＳ Ｐ明朝" w:cs="Apple Color Emoji"/>
+          <w:sz w:val="24"/>
+        </w:rPr>
+        <w:t>filter[j] = new(</w:t>
+      </w:r>
+      <w:proofErr w:type="spellStart"/>
+      <w:r>
+        <w:rPr>
+          <w:rFonts w:ascii="ＭＳ Ｐ明朝" w:eastAsia="ＭＳ Ｐ明朝" w:hAnsi="ＭＳ Ｐ明朝" w:cs="Apple Color Emoji"/>
+          <w:sz w:val="24"/>
+        </w:rPr>
+        <w:t>nothrow</w:t>
+      </w:r>
+      <w:proofErr w:type="spellEnd"/>
+      <w:r>
+        <w:rPr>
+          <w:rFonts w:ascii="ＭＳ Ｐ明朝" w:eastAsia="ＭＳ Ｐ明朝" w:hAnsi="ＭＳ Ｐ明朝" w:cs="Apple Color Emoji"/>
+          <w:sz w:val="24"/>
+        </w:rPr>
+        <w:t>) int[</w:t>
+      </w:r>
+      <w:proofErr w:type="spellStart"/>
+      <w:r>
+        <w:rPr>
+          <w:rFonts w:ascii="ＭＳ Ｐ明朝" w:eastAsia="ＭＳ Ｐ明朝" w:hAnsi="ＭＳ Ｐ明朝" w:cs="Apple Color Emoji"/>
+          <w:sz w:val="24"/>
+        </w:rPr>
+        <w:t>img_</w:t>
+      </w:r>
+      <w:proofErr w:type="gramStart"/>
+      <w:r>
+        <w:rPr>
+          <w:rFonts w:ascii="ＭＳ Ｐ明朝" w:eastAsia="ＭＳ Ｐ明朝" w:hAnsi="ＭＳ Ｐ明朝" w:cs="Apple Color Emoji"/>
+          <w:sz w:val="24"/>
+        </w:rPr>
+        <w:t>width</w:t>
+      </w:r>
+      <w:proofErr w:type="spellEnd"/>
+      <w:r>
+        <w:rPr>
+          <w:rFonts w:ascii="ＭＳ Ｐ明朝" w:eastAsia="ＭＳ Ｐ明朝" w:hAnsi="ＭＳ Ｐ明朝" w:cs="Apple Color Emoji"/>
+          <w:sz w:val="24"/>
+        </w:rPr>
+        <w:t>](</w:t>
+      </w:r>
+      <w:proofErr w:type="gramEnd"/>
+      <w:r>
+        <w:rPr>
+          <w:rFonts w:ascii="ＭＳ Ｐ明朝" w:eastAsia="ＭＳ Ｐ明朝" w:hAnsi="ＭＳ Ｐ明朝" w:cs="Apple Color Emoji"/>
+          <w:sz w:val="24"/>
+        </w:rPr>
+        <w:t>);</w:t>
+      </w:r>
+    </w:p>
+    <w:p>
+      <w:pPr>
+        <w:rPr>
+          <w:rFonts w:ascii="ＭＳ Ｐ明朝" w:eastAsia="ＭＳ Ｐ明朝" w:hAnsi="ＭＳ Ｐ明朝" w:cs="Apple Color Emoji"/>
+          <w:sz w:val="24"/>
+        </w:rPr>
+      </w:pPr>
+      <w:r>
+        <w:rPr>
+          <w:rFonts w:ascii="ＭＳ Ｐ明朝" w:eastAsia="ＭＳ Ｐ明朝" w:hAnsi="ＭＳ Ｐ明朝" w:cs="Apple Color Emoji" w:hint="eastAsia"/>
+          <w:sz w:val="24"/>
+        </w:rPr>
+        <w:t>と最後に</w:t>
+      </w:r>
+      <w:r>
+        <w:rPr>
+          <w:rFonts w:ascii="ＭＳ Ｐ明朝" w:eastAsia="ＭＳ Ｐ明朝" w:hAnsi="ＭＳ Ｐ明朝" w:cs="Apple Color Emoji"/>
+          <w:sz w:val="24"/>
+        </w:rPr>
+        <w:t>()</w:t>
+      </w:r>
+      <w:r>
+        <w:rPr>
+          <w:rFonts w:ascii="ＭＳ Ｐ明朝" w:eastAsia="ＭＳ Ｐ明朝" w:hAnsi="ＭＳ Ｐ明朝" w:cs="Apple Color Emoji" w:hint="eastAsia"/>
+          <w:sz w:val="24"/>
+        </w:rPr>
+        <w:t>をつけることで</w:t>
+      </w:r>
+      <w:r>
+        <w:rPr>
+          <w:rFonts w:ascii="ＭＳ Ｐ明朝" w:eastAsia="ＭＳ Ｐ明朝" w:hAnsi="ＭＳ Ｐ明朝" w:cs="Apple Color Emoji"/>
+          <w:sz w:val="24"/>
+        </w:rPr>
+        <w:t>0</w:t>
+      </w:r>
+      <w:r>
+        <w:rPr>
+          <w:rFonts w:ascii="ＭＳ Ｐ明朝" w:eastAsia="ＭＳ Ｐ明朝" w:hAnsi="ＭＳ Ｐ明朝" w:cs="Apple Color Emoji" w:hint="eastAsia"/>
+          <w:sz w:val="24"/>
+        </w:rPr>
+        <w:t>埋めをすることができ、これにより</w:t>
+      </w:r>
+      <w:r>
+        <w:rPr>
+          <w:rFonts w:ascii="ＭＳ Ｐ明朝" w:eastAsia="ＭＳ Ｐ明朝" w:hAnsi="ＭＳ Ｐ明朝" w:cs="Apple Color Emoji"/>
+          <w:sz w:val="24"/>
+        </w:rPr>
+        <w:t>filter</w:t>
+      </w:r>
+      <w:r>
+        <w:rPr>
+          <w:rFonts w:ascii="ＭＳ Ｐ明朝" w:eastAsia="ＭＳ Ｐ明朝" w:hAnsi="ＭＳ Ｐ明朝" w:cs="Apple Color Emoji" w:hint="eastAsia"/>
+          <w:sz w:val="24"/>
+        </w:rPr>
+        <w:t>にゴミ値が入った状態のまま画像が出力されるということを防ぐことができる。</w:t>
+      </w:r>
+      <w:r>
+        <w:rPr>
+          <w:rFonts w:ascii="ＭＳ Ｐ明朝" w:eastAsia="ＭＳ Ｐ明朝" w:hAnsi="ＭＳ Ｐ明朝" w:cs="Apple Color Emoji" w:hint="eastAsia"/>
+          <w:sz w:val="24"/>
+        </w:rPr>
+        <w:t>このような処理をすることでフィルターが適用されない場所についても考えた。</w:t>
+      </w:r>
+      <w:r>
+        <w:rPr>
+          <w:rFonts w:ascii="ＭＳ Ｐ明朝" w:eastAsia="ＭＳ Ｐ明朝" w:hAnsi="ＭＳ Ｐ明朝" w:cs="Apple Color Emoji" w:hint="eastAsia"/>
+          <w:sz w:val="24"/>
+        </w:rPr>
+        <w:t>この関数の実行後、始めに確保した</w:t>
+      </w:r>
+      <w:r>
+        <w:rPr>
+          <w:rFonts w:ascii="ＭＳ Ｐ明朝" w:eastAsia="ＭＳ Ｐ明朝" w:hAnsi="ＭＳ Ｐ明朝" w:cs="Apple Color Emoji"/>
+          <w:sz w:val="24"/>
+        </w:rPr>
+        <w:t>window2</w:t>
+      </w:r>
+      <w:r>
+        <w:rPr>
+          <w:rFonts w:ascii="ＭＳ Ｐ明朝" w:eastAsia="ＭＳ Ｐ明朝" w:hAnsi="ＭＳ Ｐ明朝" w:cs="Apple Color Emoji" w:hint="eastAsia"/>
+          <w:sz w:val="24"/>
+        </w:rPr>
+        <w:t>次元配列は不要となるため、</w:t>
+      </w:r>
+      <w:proofErr w:type="spellStart"/>
+      <w:r>
+        <w:rPr>
+          <w:rFonts w:ascii="ＭＳ Ｐ明朝" w:eastAsia="ＭＳ Ｐ明朝" w:hAnsi="ＭＳ Ｐ明朝" w:cs="Apple Color Emoji"/>
+          <w:sz w:val="24"/>
+        </w:rPr>
+        <w:t>delete_window</w:t>
+      </w:r>
+      <w:proofErr w:type="spellEnd"/>
+      <w:r>
+        <w:rPr>
+          <w:rFonts w:ascii="ＭＳ Ｐ明朝" w:eastAsia="ＭＳ Ｐ明朝" w:hAnsi="ＭＳ Ｐ明朝" w:cs="Apple Color Emoji" w:hint="eastAsia"/>
+          <w:sz w:val="24"/>
+        </w:rPr>
+        <w:t>関数によってメモリの解放を行なった。</w:t>
+      </w:r>
+    </w:p>
+    <w:p>
+      <w:pPr>
+        <w:rPr>
+          <w:rFonts w:ascii="ＭＳ Ｐ明朝" w:eastAsia="ＭＳ Ｐ明朝" w:hAnsi="ＭＳ Ｐ明朝" w:cs="Apple Color Emoji"/>
+          <w:sz w:val="24"/>
+        </w:rPr>
+      </w:pPr>
+      <w:r>
+        <w:rPr>
+          <w:rFonts w:ascii="ＭＳ Ｐ明朝" w:eastAsia="ＭＳ Ｐ明朝" w:hAnsi="ＭＳ Ｐ明朝" w:cs="Apple Color Emoji" w:hint="eastAsia"/>
+          <w:sz w:val="24"/>
+        </w:rPr>
+        <w:t xml:space="preserve">　</w:t>
+      </w:r>
+      <w:r>
+        <w:rPr>
+          <w:rFonts w:ascii="ＭＳ Ｐ明朝" w:eastAsia="ＭＳ Ｐ明朝" w:hAnsi="ＭＳ Ｐ明朝" w:cs="Apple Color Emoji" w:hint="eastAsia"/>
+          <w:sz w:val="24"/>
+        </w:rPr>
+        <w:t>最後に</w:t>
+      </w:r>
+      <w:r>
+        <w:rPr>
+          <w:rFonts w:ascii="ＭＳ Ｐ明朝" w:eastAsia="ＭＳ Ｐ明朝" w:hAnsi="ＭＳ Ｐ明朝" w:cs="Apple Color Emoji"/>
+          <w:sz w:val="24"/>
+        </w:rPr>
+        <w:t>filter</w:t>
+      </w:r>
+      <w:r>
+        <w:rPr>
+          <w:rFonts w:ascii="ＭＳ Ｐ明朝" w:eastAsia="ＭＳ Ｐ明朝" w:hAnsi="ＭＳ Ｐ明朝" w:cs="Apple Color Emoji" w:hint="eastAsia"/>
+          <w:sz w:val="24"/>
+        </w:rPr>
+        <w:t>の各点の情報をファイルに書き出し</w:t>
+      </w:r>
+      <w:proofErr w:type="spellStart"/>
+      <w:r>
+        <w:rPr>
+          <w:rFonts w:ascii="ＭＳ Ｐ明朝" w:eastAsia="ＭＳ Ｐ明朝" w:hAnsi="ＭＳ Ｐ明朝" w:cs="Apple Color Emoji"/>
+          <w:sz w:val="24"/>
+        </w:rPr>
+        <w:t>pgm</w:t>
+      </w:r>
+      <w:proofErr w:type="spellEnd"/>
+      <w:r>
+        <w:rPr>
+          <w:rFonts w:ascii="ＭＳ Ｐ明朝" w:eastAsia="ＭＳ Ｐ明朝" w:hAnsi="ＭＳ Ｐ明朝" w:cs="Apple Color Emoji" w:hint="eastAsia"/>
+          <w:sz w:val="24"/>
+        </w:rPr>
+        <w:t>画像を出力さ</w:t>
+      </w:r>
+      <w:r>
+        <w:rPr>
+          <w:rFonts w:ascii="ＭＳ Ｐ明朝" w:eastAsia="ＭＳ Ｐ明朝" w:hAnsi="ＭＳ Ｐ明朝" w:cs="Apple Color Emoji" w:hint="eastAsia"/>
+          <w:sz w:val="24"/>
+        </w:rPr>
+        <w:t>せるために、</w:t>
+      </w:r>
+      <w:proofErr w:type="spellStart"/>
+      <w:r>
+        <w:rPr>
+          <w:rFonts w:ascii="ＭＳ Ｐ明朝" w:eastAsia="ＭＳ Ｐ明朝" w:hAnsi="ＭＳ Ｐ明朝" w:cs="Apple Color Emoji"/>
+          <w:sz w:val="24"/>
+        </w:rPr>
+        <w:t>save_pgm</w:t>
+      </w:r>
+      <w:proofErr w:type="spellEnd"/>
+      <w:r>
+        <w:rPr>
+          <w:rFonts w:ascii="ＭＳ Ｐ明朝" w:eastAsia="ＭＳ Ｐ明朝" w:hAnsi="ＭＳ Ｐ明朝" w:cs="Apple Color Emoji" w:hint="eastAsia"/>
+          <w:sz w:val="24"/>
+        </w:rPr>
+        <w:t>関数というものを実装した。</w:t>
+      </w:r>
+      <w:r>
+        <w:rPr>
+          <w:rFonts w:ascii="ＭＳ Ｐ明朝" w:eastAsia="ＭＳ Ｐ明朝" w:hAnsi="ＭＳ Ｐ明朝" w:cs="Apple Color Emoji" w:hint="eastAsia"/>
+          <w:sz w:val="24"/>
+        </w:rPr>
+        <w:t>この関数では、まず出力用ストリームの</w:t>
+      </w:r>
+      <w:proofErr w:type="spellStart"/>
+      <w:r>
+        <w:rPr>
+          <w:rFonts w:ascii="ＭＳ Ｐ明朝" w:eastAsia="ＭＳ Ｐ明朝" w:hAnsi="ＭＳ Ｐ明朝" w:cs="Apple Color Emoji"/>
+          <w:sz w:val="24"/>
+        </w:rPr>
+        <w:t>fout</w:t>
+      </w:r>
+      <w:proofErr w:type="spellEnd"/>
+      <w:r>
+        <w:rPr>
+          <w:rFonts w:ascii="ＭＳ Ｐ明朝" w:eastAsia="ＭＳ Ｐ明朝" w:hAnsi="ＭＳ Ｐ明朝" w:cs="Apple Color Emoji" w:hint="eastAsia"/>
+          <w:sz w:val="24"/>
+        </w:rPr>
+        <w:t>を用意し、次にヘッダを書き込み、最後にテキスト形式で各点の画素値を書き込んでファイルを出力させている。</w:t>
+      </w:r>
+      <w:r>
+        <w:rPr>
+          <w:rFonts w:ascii="ＭＳ Ｐ明朝" w:eastAsia="ＭＳ Ｐ明朝" w:hAnsi="ＭＳ Ｐ明朝" w:cs="Apple Color Emoji"/>
+          <w:sz w:val="24"/>
+        </w:rPr>
+        <w:t>PNM</w:t>
+      </w:r>
+      <w:r>
+        <w:rPr>
+          <w:rFonts w:ascii="ＭＳ Ｐ明朝" w:eastAsia="ＭＳ Ｐ明朝" w:hAnsi="ＭＳ Ｐ明朝" w:cs="Apple Color Emoji" w:hint="eastAsia"/>
+          <w:sz w:val="24"/>
+        </w:rPr>
+        <w:t>の形式に沿って、今回出力するファイルはテキスト形式のグレースケールであるため、マジックナンバーは</w:t>
+      </w:r>
+      <w:r>
+        <w:rPr>
+          <w:rFonts w:ascii="ＭＳ Ｐ明朝" w:eastAsia="ＭＳ Ｐ明朝" w:hAnsi="ＭＳ Ｐ明朝" w:cs="Apple Color Emoji"/>
+          <w:sz w:val="24"/>
+        </w:rPr>
+        <w:t>P2</w:t>
+      </w:r>
+      <w:r>
+        <w:rPr>
+          <w:rFonts w:ascii="ＭＳ Ｐ明朝" w:eastAsia="ＭＳ Ｐ明朝" w:hAnsi="ＭＳ Ｐ明朝" w:cs="Apple Color Emoji" w:hint="eastAsia"/>
+          <w:sz w:val="24"/>
+        </w:rPr>
+        <w:t>となる。その後縦幅と横幅を入力し、最大画素値の</w:t>
+      </w:r>
+      <w:r>
+        <w:rPr>
+          <w:rFonts w:ascii="ＭＳ Ｐ明朝" w:eastAsia="ＭＳ Ｐ明朝" w:hAnsi="ＭＳ Ｐ明朝" w:cs="Apple Color Emoji"/>
+          <w:sz w:val="24"/>
+        </w:rPr>
+        <w:t>255</w:t>
+      </w:r>
+      <w:r>
+        <w:rPr>
+          <w:rFonts w:ascii="ＭＳ Ｐ明朝" w:eastAsia="ＭＳ Ｐ明朝" w:hAnsi="ＭＳ Ｐ明朝" w:cs="Apple Color Emoji" w:hint="eastAsia"/>
+          <w:sz w:val="24"/>
+        </w:rPr>
+        <w:t>を入力する。そして各点の情報を空白と改行を挟んで、</w:t>
+      </w:r>
+      <w:r>
+        <w:rPr>
+          <w:rFonts w:ascii="ＭＳ Ｐ明朝" w:eastAsia="ＭＳ Ｐ明朝" w:hAnsi="ＭＳ Ｐ明朝" w:cs="Apple Color Emoji"/>
+          <w:sz w:val="24"/>
+        </w:rPr>
+        <w:t>1</w:t>
+      </w:r>
+      <w:r>
+        <w:rPr>
+          <w:rFonts w:ascii="ＭＳ Ｐ明朝" w:eastAsia="ＭＳ Ｐ明朝" w:hAnsi="ＭＳ Ｐ明朝" w:cs="Apple Color Emoji" w:hint="eastAsia"/>
+          <w:sz w:val="24"/>
+        </w:rPr>
+        <w:t>行ずつ書き込んでいる。</w:t>
+      </w:r>
+      <w:r>
+        <w:rPr>
+          <w:rFonts w:ascii="ＭＳ Ｐ明朝" w:eastAsia="ＭＳ Ｐ明朝" w:hAnsi="ＭＳ Ｐ明朝" w:cs="Apple Color Emoji" w:hint="eastAsia"/>
+          <w:sz w:val="24"/>
+        </w:rPr>
+        <w:t>もちろん生成エラーにも対応させている。これにより全ての工程が終了したら、最後に</w:t>
+      </w:r>
+      <w:proofErr w:type="spellStart"/>
+      <w:r>
+        <w:rPr>
+          <w:rFonts w:ascii="ＭＳ Ｐ明朝" w:eastAsia="ＭＳ Ｐ明朝" w:hAnsi="ＭＳ Ｐ明朝" w:cs="Apple Color Emoji"/>
+          <w:sz w:val="24"/>
+        </w:rPr>
+        <w:t>output.pgm</w:t>
+      </w:r>
+      <w:proofErr w:type="spellEnd"/>
+      <w:r>
+        <w:rPr>
+          <w:rFonts w:ascii="ＭＳ Ｐ明朝" w:eastAsia="ＭＳ Ｐ明朝" w:hAnsi="ＭＳ Ｐ明朝" w:cs="Apple Color Emoji" w:hint="eastAsia"/>
+          <w:sz w:val="24"/>
+        </w:rPr>
+        <w:t>が出力されたことをメッセージで示して、使用したリソースを全て解放して終了となる。</w:t>
+      </w:r>
+    </w:p>
+    <w:p>
+      <w:pPr>
+        <w:rPr>
+          <w:rFonts w:ascii="ＭＳ Ｐ明朝" w:eastAsia="ＭＳ Ｐ明朝" w:hAnsi="ＭＳ Ｐ明朝"/>
+          <w:sz w:val="24"/>
+        </w:rPr>
+      </w:pPr>
+    </w:p>
+    <w:p>
+      <w:pPr>
+        <w:rPr>
+          <w:rFonts w:ascii="ＭＳ Ｐ明朝" w:eastAsia="ＭＳ Ｐ明朝" w:hAnsi="ＭＳ Ｐ明朝"/>
+          <w:sz w:val="24"/>
+        </w:rPr>
+      </w:pPr>
+    </w:p>
+    <w:p>
+      <w:pPr>
+        <w:rPr>
+          <w:rFonts w:ascii="ＭＳ Ｐ明朝" w:eastAsia="ＭＳ Ｐ明朝" w:hAnsi="ＭＳ Ｐ明朝"/>
+          <w:sz w:val="24"/>
+        </w:rPr>
+      </w:pPr>
+    </w:p>
+    <w:p>
+      <w:pPr>
+        <w:rPr>
+          <w:rFonts w:ascii="ＭＳ Ｐ明朝" w:eastAsia="ＭＳ Ｐ明朝" w:hAnsi="ＭＳ Ｐ明朝"/>
+          <w:sz w:val="24"/>
+        </w:rPr>
+      </w:pPr>
+      <w:r>
+        <w:rPr>
+          <w:rFonts w:ascii="ＭＳ Ｐ明朝" w:eastAsia="ＭＳ Ｐ明朝" w:hAnsi="ＭＳ Ｐ明朝" w:hint="eastAsia"/>
+          <w:sz w:val="24"/>
+        </w:rPr>
         <w:lastRenderedPageBreak/>
-        <w:t>実行された際にももうこれ以上ファイルを扱うことはないので、</w:t>
-      </w:r>
-      <w:r>
-        <w:rPr>
-          <w:rFonts w:ascii="ＭＳ Ｐ明朝" w:eastAsia="ＭＳ Ｐ明朝" w:hAnsi="ＭＳ Ｐ明朝" w:cs="Apple Color Emoji"/>
-          <w:sz w:val="24"/>
-        </w:rPr>
-        <w:t>main</w:t>
-      </w:r>
-      <w:r>
-        <w:rPr>
-          <w:rFonts w:ascii="ＭＳ Ｐ明朝" w:eastAsia="ＭＳ Ｐ明朝" w:hAnsi="ＭＳ Ｐ明朝" w:cs="Apple Color Emoji" w:hint="eastAsia"/>
-          <w:sz w:val="24"/>
-        </w:rPr>
-        <w:t>関数でファイルを閉じるようにした。</w:t>
-      </w:r>
-    </w:p>
-    <w:p>
-      <w:pPr>
-        <w:rPr>
-          <w:rFonts w:ascii="ＭＳ Ｐ明朝" w:eastAsia="ＭＳ Ｐ明朝" w:hAnsi="ＭＳ Ｐ明朝" w:cs="Apple Color Emoji"/>
-          <w:sz w:val="24"/>
-        </w:rPr>
-      </w:pPr>
-      <w:r>
-        <w:rPr>
-          <w:rFonts w:ascii="ＭＳ Ｐ明朝" w:eastAsia="ＭＳ Ｐ明朝" w:hAnsi="ＭＳ Ｐ明朝" w:cs="Apple Color Emoji" w:hint="eastAsia"/>
-          <w:sz w:val="24"/>
-        </w:rPr>
-        <w:t xml:space="preserve">　次にグレースケールに対してフィルターを適用させたものを用意する必要があるので、新たに</w:t>
-      </w:r>
-      <w:r>
-        <w:rPr>
-          <w:rFonts w:ascii="ＭＳ Ｐ明朝" w:eastAsia="ＭＳ Ｐ明朝" w:hAnsi="ＭＳ Ｐ明朝" w:cs="Apple Color Emoji"/>
-          <w:sz w:val="24"/>
-        </w:rPr>
-        <w:t>int</w:t>
-      </w:r>
-      <w:r>
-        <w:rPr>
-          <w:rFonts w:ascii="ＭＳ Ｐ明朝" w:eastAsia="ＭＳ Ｐ明朝" w:hAnsi="ＭＳ Ｐ明朝" w:cs="Apple Color Emoji" w:hint="eastAsia"/>
-          <w:sz w:val="24"/>
-        </w:rPr>
-        <w:t>型の</w:t>
-      </w:r>
-      <w:r>
-        <w:rPr>
-          <w:rFonts w:ascii="ＭＳ Ｐ明朝" w:eastAsia="ＭＳ Ｐ明朝" w:hAnsi="ＭＳ Ｐ明朝" w:cs="Apple Color Emoji"/>
-          <w:sz w:val="24"/>
-        </w:rPr>
-        <w:t>2</w:t>
-      </w:r>
-      <w:r>
-        <w:rPr>
-          <w:rFonts w:ascii="ＭＳ Ｐ明朝" w:eastAsia="ＭＳ Ｐ明朝" w:hAnsi="ＭＳ Ｐ明朝" w:cs="Apple Color Emoji" w:hint="eastAsia"/>
-          <w:sz w:val="24"/>
-        </w:rPr>
-        <w:t>次元配列を用意した。これも</w:t>
-      </w:r>
-      <w:r>
-        <w:rPr>
-          <w:rFonts w:ascii="ＭＳ Ｐ明朝" w:eastAsia="ＭＳ Ｐ明朝" w:hAnsi="ＭＳ Ｐ明朝" w:cs="Apple Color Emoji"/>
-          <w:sz w:val="24"/>
-        </w:rPr>
-        <w:t>window</w:t>
-      </w:r>
-      <w:r>
-        <w:rPr>
-          <w:rFonts w:ascii="ＭＳ Ｐ明朝" w:eastAsia="ＭＳ Ｐ明朝" w:hAnsi="ＭＳ Ｐ明朝" w:cs="Apple Color Emoji" w:hint="eastAsia"/>
-          <w:sz w:val="24"/>
-        </w:rPr>
-        <w:t>のときと同様にメモリの動的確保とエラー対策を施した。</w:t>
-      </w:r>
-      <w:r>
-        <w:rPr>
-          <w:rFonts w:ascii="ＭＳ Ｐ明朝" w:eastAsia="ＭＳ Ｐ明朝" w:hAnsi="ＭＳ Ｐ明朝" w:cs="Apple Color Emoji" w:hint="eastAsia"/>
-          <w:sz w:val="24"/>
-        </w:rPr>
-        <w:t>その後に</w:t>
-      </w:r>
-      <w:proofErr w:type="spellStart"/>
-      <w:r>
-        <w:rPr>
-          <w:rFonts w:ascii="ＭＳ Ｐ明朝" w:eastAsia="ＭＳ Ｐ明朝" w:hAnsi="ＭＳ Ｐ明朝" w:cs="Apple Color Emoji"/>
-          <w:sz w:val="24"/>
-        </w:rPr>
-        <w:t>apply_filter</w:t>
-      </w:r>
-      <w:proofErr w:type="spellEnd"/>
-      <w:r>
-        <w:rPr>
-          <w:rFonts w:ascii="ＭＳ Ｐ明朝" w:eastAsia="ＭＳ Ｐ明朝" w:hAnsi="ＭＳ Ｐ明朝" w:cs="Apple Color Emoji" w:hint="eastAsia"/>
-          <w:sz w:val="24"/>
-        </w:rPr>
-        <w:t>関数によって、先ほど保存したピクセルの情報をもとにフィルターを適用させた。</w:t>
-      </w:r>
-      <w:r>
-        <w:rPr>
-          <w:rFonts w:ascii="ＭＳ Ｐ明朝" w:eastAsia="ＭＳ Ｐ明朝" w:hAnsi="ＭＳ Ｐ明朝" w:cs="Apple Color Emoji" w:hint="eastAsia"/>
-          <w:sz w:val="24"/>
-        </w:rPr>
-        <w:t>フィルターの適用の方法は課題</w:t>
-      </w:r>
-      <w:r>
-        <w:rPr>
-          <w:rFonts w:ascii="ＭＳ Ｐ明朝" w:eastAsia="ＭＳ Ｐ明朝" w:hAnsi="ＭＳ Ｐ明朝" w:cs="Apple Color Emoji"/>
-          <w:sz w:val="24"/>
-        </w:rPr>
-        <w:t>PDF</w:t>
-      </w:r>
-      <w:r>
-        <w:rPr>
-          <w:rFonts w:ascii="ＭＳ Ｐ明朝" w:eastAsia="ＭＳ Ｐ明朝" w:hAnsi="ＭＳ Ｐ明朝" w:cs="Apple Color Emoji" w:hint="eastAsia"/>
-          <w:sz w:val="24"/>
-        </w:rPr>
-        <w:t>に記載されており、それはある点を中心として隣同士の点は等倍、ある点自身は</w:t>
-      </w:r>
-      <w:r>
-        <w:rPr>
-          <w:rFonts w:ascii="ＭＳ Ｐ明朝" w:eastAsia="ＭＳ Ｐ明朝" w:hAnsi="ＭＳ Ｐ明朝" w:cs="Apple Color Emoji"/>
-          <w:sz w:val="24"/>
-        </w:rPr>
-        <w:t>-4</w:t>
-      </w:r>
-      <w:r>
-        <w:rPr>
-          <w:rFonts w:ascii="ＭＳ Ｐ明朝" w:eastAsia="ＭＳ Ｐ明朝" w:hAnsi="ＭＳ Ｐ明朝" w:cs="Apple Color Emoji" w:hint="eastAsia"/>
-          <w:sz w:val="24"/>
-        </w:rPr>
-        <w:t>倍してそれぞれ足し合わせるという方法である。これにより各点について行い</w:t>
-      </w:r>
-      <w:r>
-        <w:rPr>
-          <w:rFonts w:ascii="ＭＳ Ｐ明朝" w:eastAsia="ＭＳ Ｐ明朝" w:hAnsi="ＭＳ Ｐ明朝" w:cs="Apple Color Emoji" w:hint="eastAsia"/>
-          <w:sz w:val="24"/>
-        </w:rPr>
-        <w:t>、最大画素値が</w:t>
-      </w:r>
-      <w:r>
-        <w:rPr>
-          <w:rFonts w:ascii="ＭＳ Ｐ明朝" w:eastAsia="ＭＳ Ｐ明朝" w:hAnsi="ＭＳ Ｐ明朝" w:cs="Apple Color Emoji"/>
-          <w:sz w:val="24"/>
-        </w:rPr>
-        <w:t>255</w:t>
-      </w:r>
-      <w:r>
-        <w:rPr>
-          <w:rFonts w:ascii="ＭＳ Ｐ明朝" w:eastAsia="ＭＳ Ｐ明朝" w:hAnsi="ＭＳ Ｐ明朝" w:cs="Apple Color Emoji" w:hint="eastAsia"/>
-          <w:sz w:val="24"/>
-        </w:rPr>
-        <w:t>であるため、値が</w:t>
-      </w:r>
-      <w:r>
-        <w:rPr>
-          <w:rFonts w:ascii="ＭＳ Ｐ明朝" w:eastAsia="ＭＳ Ｐ明朝" w:hAnsi="ＭＳ Ｐ明朝" w:cs="Apple Color Emoji"/>
-          <w:sz w:val="24"/>
-        </w:rPr>
-        <w:t>255</w:t>
-      </w:r>
-      <w:r>
-        <w:rPr>
-          <w:rFonts w:ascii="ＭＳ Ｐ明朝" w:eastAsia="ＭＳ Ｐ明朝" w:hAnsi="ＭＳ Ｐ明朝" w:cs="Apple Color Emoji" w:hint="eastAsia"/>
-          <w:sz w:val="24"/>
-        </w:rPr>
-        <w:t>を超えた際には</w:t>
-      </w:r>
-      <w:r>
-        <w:rPr>
-          <w:rFonts w:ascii="ＭＳ Ｐ明朝" w:eastAsia="ＭＳ Ｐ明朝" w:hAnsi="ＭＳ Ｐ明朝" w:cs="Apple Color Emoji"/>
-          <w:sz w:val="24"/>
-        </w:rPr>
-        <w:t>255</w:t>
-      </w:r>
-      <w:r>
-        <w:rPr>
-          <w:rFonts w:ascii="ＭＳ Ｐ明朝" w:eastAsia="ＭＳ Ｐ明朝" w:hAnsi="ＭＳ Ｐ明朝" w:cs="Apple Color Emoji" w:hint="eastAsia"/>
-          <w:sz w:val="24"/>
-        </w:rPr>
-        <w:t>にするという処理を行い、各ピクセルについて求めた。しかしこのフィルターは画像の端のピクセルには適用ができないことに留意する必要がある。ただし、先ほどの</w:t>
-      </w:r>
-      <w:r>
-        <w:rPr>
-          <w:rFonts w:ascii="ＭＳ Ｐ明朝" w:eastAsia="ＭＳ Ｐ明朝" w:hAnsi="ＭＳ Ｐ明朝" w:cs="Apple Color Emoji"/>
-          <w:sz w:val="24"/>
-        </w:rPr>
-        <w:t>filter</w:t>
-      </w:r>
-      <w:r>
-        <w:rPr>
-          <w:rFonts w:ascii="ＭＳ Ｐ明朝" w:eastAsia="ＭＳ Ｐ明朝" w:hAnsi="ＭＳ Ｐ明朝" w:cs="Apple Color Emoji" w:hint="eastAsia"/>
-          <w:sz w:val="24"/>
-        </w:rPr>
-        <w:t>のメモリ確保において、</w:t>
+        <w:t>・</w:t>
+      </w:r>
+      <w:r>
+        <w:rPr>
+          <w:rFonts w:ascii="ＭＳ Ｐ明朝" w:eastAsia="ＭＳ Ｐ明朝" w:hAnsi="ＭＳ Ｐ明朝" w:hint="eastAsia"/>
+          <w:sz w:val="24"/>
+        </w:rPr>
+        <w:t>出力</w:t>
+      </w:r>
+      <w:r>
+        <w:rPr>
+          <w:rFonts w:ascii="ＭＳ Ｐ明朝" w:eastAsia="ＭＳ Ｐ明朝" w:hAnsi="ＭＳ Ｐ明朝" w:hint="eastAsia"/>
+          <w:sz w:val="24"/>
+        </w:rPr>
+        <w:t>結果</w:t>
       </w:r>
     </w:p>
     <w:p>
       <w:pPr>
         <w:jc w:val="center"/>
         <w:rPr>
-          <w:rFonts w:ascii="ＭＳ Ｐ明朝" w:eastAsia="ＭＳ Ｐ明朝" w:hAnsi="ＭＳ Ｐ明朝" w:cs="Apple Color Emoji"/>
-          <w:sz w:val="24"/>
-        </w:rPr>
-      </w:pPr>
-      <w:r>
-        <w:rPr>
-          <w:rFonts w:ascii="ＭＳ Ｐ明朝" w:eastAsia="ＭＳ Ｐ明朝" w:hAnsi="ＭＳ Ｐ明朝" w:cs="Apple Color Emoji"/>
-          <w:sz w:val="24"/>
-        </w:rPr>
-        <w:t>filter[j] = new(</w:t>
-      </w:r>
-      <w:proofErr w:type="spellStart"/>
-      <w:r>
-        <w:rPr>
-          <w:rFonts w:ascii="ＭＳ Ｐ明朝" w:eastAsia="ＭＳ Ｐ明朝" w:hAnsi="ＭＳ Ｐ明朝" w:cs="Apple Color Emoji"/>
-          <w:sz w:val="24"/>
-        </w:rPr>
-        <w:t>nothrow</w:t>
-      </w:r>
-      <w:proofErr w:type="spellEnd"/>
-      <w:r>
-        <w:rPr>
-          <w:rFonts w:ascii="ＭＳ Ｐ明朝" w:eastAsia="ＭＳ Ｐ明朝" w:hAnsi="ＭＳ Ｐ明朝" w:cs="Apple Color Emoji"/>
-          <w:sz w:val="24"/>
-        </w:rPr>
-        <w:t>) int[</w:t>
-      </w:r>
-      <w:proofErr w:type="spellStart"/>
-      <w:r>
-        <w:rPr>
-          <w:rFonts w:ascii="ＭＳ Ｐ明朝" w:eastAsia="ＭＳ Ｐ明朝" w:hAnsi="ＭＳ Ｐ明朝" w:cs="Apple Color Emoji"/>
-          <w:sz w:val="24"/>
-        </w:rPr>
-        <w:t>img_</w:t>
-      </w:r>
-      <w:proofErr w:type="gramStart"/>
-      <w:r>
-        <w:rPr>
-          <w:rFonts w:ascii="ＭＳ Ｐ明朝" w:eastAsia="ＭＳ Ｐ明朝" w:hAnsi="ＭＳ Ｐ明朝" w:cs="Apple Color Emoji"/>
-          <w:sz w:val="24"/>
-        </w:rPr>
-        <w:t>width</w:t>
-      </w:r>
-      <w:proofErr w:type="spellEnd"/>
-      <w:r>
-        <w:rPr>
-          <w:rFonts w:ascii="ＭＳ Ｐ明朝" w:eastAsia="ＭＳ Ｐ明朝" w:hAnsi="ＭＳ Ｐ明朝" w:cs="Apple Color Emoji"/>
-          <w:sz w:val="24"/>
-        </w:rPr>
-        <w:t>](</w:t>
-      </w:r>
-      <w:proofErr w:type="gramEnd"/>
-      <w:r>
-        <w:rPr>
-          <w:rFonts w:ascii="ＭＳ Ｐ明朝" w:eastAsia="ＭＳ Ｐ明朝" w:hAnsi="ＭＳ Ｐ明朝" w:cs="Apple Color Emoji"/>
-          <w:sz w:val="24"/>
-        </w:rPr>
-        <w:t>);</w:t>
-      </w:r>
-    </w:p>
-    <w:p>
-      <w:pPr>
-        <w:rPr>
-          <w:rFonts w:ascii="ＭＳ Ｐ明朝" w:eastAsia="ＭＳ Ｐ明朝" w:hAnsi="ＭＳ Ｐ明朝" w:cs="Apple Color Emoji"/>
-          <w:sz w:val="24"/>
-        </w:rPr>
-      </w:pPr>
-      <w:r>
-        <w:rPr>
-          <w:rFonts w:ascii="ＭＳ Ｐ明朝" w:eastAsia="ＭＳ Ｐ明朝" w:hAnsi="ＭＳ Ｐ明朝" w:cs="Apple Color Emoji" w:hint="eastAsia"/>
-          <w:sz w:val="24"/>
-        </w:rPr>
-        <w:t>と最後に</w:t>
-      </w:r>
-      <w:r>
-        <w:rPr>
-          <w:rFonts w:ascii="ＭＳ Ｐ明朝" w:eastAsia="ＭＳ Ｐ明朝" w:hAnsi="ＭＳ Ｐ明朝" w:cs="Apple Color Emoji"/>
-          <w:sz w:val="24"/>
-        </w:rPr>
-        <w:t>()</w:t>
-      </w:r>
-      <w:r>
-        <w:rPr>
-          <w:rFonts w:ascii="ＭＳ Ｐ明朝" w:eastAsia="ＭＳ Ｐ明朝" w:hAnsi="ＭＳ Ｐ明朝" w:cs="Apple Color Emoji" w:hint="eastAsia"/>
-          <w:sz w:val="24"/>
-        </w:rPr>
-        <w:t>をつけることで</w:t>
-      </w:r>
-      <w:r>
-        <w:rPr>
-          <w:rFonts w:ascii="ＭＳ Ｐ明朝" w:eastAsia="ＭＳ Ｐ明朝" w:hAnsi="ＭＳ Ｐ明朝" w:cs="Apple Color Emoji"/>
-          <w:sz w:val="24"/>
-        </w:rPr>
-        <w:t>0</w:t>
-      </w:r>
-      <w:r>
-        <w:rPr>
-          <w:rFonts w:ascii="ＭＳ Ｐ明朝" w:eastAsia="ＭＳ Ｐ明朝" w:hAnsi="ＭＳ Ｐ明朝" w:cs="Apple Color Emoji" w:hint="eastAsia"/>
-          <w:sz w:val="24"/>
-        </w:rPr>
-        <w:t>埋めをすることができ、これにより</w:t>
-      </w:r>
-      <w:r>
-        <w:rPr>
-          <w:rFonts w:ascii="ＭＳ Ｐ明朝" w:eastAsia="ＭＳ Ｐ明朝" w:hAnsi="ＭＳ Ｐ明朝" w:cs="Apple Color Emoji"/>
-          <w:sz w:val="24"/>
-        </w:rPr>
-        <w:t>filter</w:t>
-      </w:r>
-      <w:r>
-        <w:rPr>
-          <w:rFonts w:ascii="ＭＳ Ｐ明朝" w:eastAsia="ＭＳ Ｐ明朝" w:hAnsi="ＭＳ Ｐ明朝" w:cs="Apple Color Emoji" w:hint="eastAsia"/>
-          <w:sz w:val="24"/>
-        </w:rPr>
-        <w:t>にゴミ値が入った状態のまま画像が出力されるということを防ぐことができる。</w:t>
-      </w:r>
-      <w:r>
-        <w:rPr>
-          <w:rFonts w:ascii="ＭＳ Ｐ明朝" w:eastAsia="ＭＳ Ｐ明朝" w:hAnsi="ＭＳ Ｐ明朝" w:cs="Apple Color Emoji" w:hint="eastAsia"/>
-          <w:sz w:val="24"/>
-        </w:rPr>
-        <w:t>このような処理をすることでフィルターが適用されない場所についても考えた。</w:t>
-      </w:r>
-      <w:r>
-        <w:rPr>
-          <w:rFonts w:ascii="ＭＳ Ｐ明朝" w:eastAsia="ＭＳ Ｐ明朝" w:hAnsi="ＭＳ Ｐ明朝" w:cs="Apple Color Emoji" w:hint="eastAsia"/>
-          <w:sz w:val="24"/>
-        </w:rPr>
-        <w:t>この関数の実行後、始めに確保した</w:t>
-      </w:r>
-      <w:r>
-        <w:rPr>
-          <w:rFonts w:ascii="ＭＳ Ｐ明朝" w:eastAsia="ＭＳ Ｐ明朝" w:hAnsi="ＭＳ Ｐ明朝" w:cs="Apple Color Emoji"/>
-          <w:sz w:val="24"/>
-        </w:rPr>
-        <w:t>window2</w:t>
-      </w:r>
-      <w:r>
-        <w:rPr>
-          <w:rFonts w:ascii="ＭＳ Ｐ明朝" w:eastAsia="ＭＳ Ｐ明朝" w:hAnsi="ＭＳ Ｐ明朝" w:cs="Apple Color Emoji" w:hint="eastAsia"/>
-          <w:sz w:val="24"/>
-        </w:rPr>
-        <w:t>次元配列は不要となるため、</w:t>
-      </w:r>
-      <w:proofErr w:type="spellStart"/>
-      <w:r>
-        <w:rPr>
-          <w:rFonts w:ascii="ＭＳ Ｐ明朝" w:eastAsia="ＭＳ Ｐ明朝" w:hAnsi="ＭＳ Ｐ明朝" w:cs="Apple Color Emoji"/>
-          <w:sz w:val="24"/>
-        </w:rPr>
-        <w:t>delete_window</w:t>
-      </w:r>
-      <w:proofErr w:type="spellEnd"/>
-      <w:r>
-        <w:rPr>
-          <w:rFonts w:ascii="ＭＳ Ｐ明朝" w:eastAsia="ＭＳ Ｐ明朝" w:hAnsi="ＭＳ Ｐ明朝" w:cs="Apple Color Emoji" w:hint="eastAsia"/>
-          <w:sz w:val="24"/>
-        </w:rPr>
-        <w:t>関数によってメモリの解放を行なった。</w:t>
-      </w:r>
-    </w:p>
-    <w:p>
-      <w:pPr>
-        <w:rPr>
-          <w:rFonts w:ascii="ＭＳ Ｐ明朝" w:eastAsia="ＭＳ Ｐ明朝" w:hAnsi="ＭＳ Ｐ明朝" w:cs="Apple Color Emoji"/>
-          <w:sz w:val="24"/>
-        </w:rPr>
-      </w:pPr>
-      <w:r>
-        <w:rPr>
-          <w:rFonts w:ascii="ＭＳ Ｐ明朝" w:eastAsia="ＭＳ Ｐ明朝" w:hAnsi="ＭＳ Ｐ明朝" w:cs="Apple Color Emoji" w:hint="eastAsia"/>
-          <w:sz w:val="24"/>
-        </w:rPr>
-        <w:t xml:space="preserve">　</w:t>
-      </w:r>
-      <w:r>
-        <w:rPr>
-          <w:rFonts w:ascii="ＭＳ Ｐ明朝" w:eastAsia="ＭＳ Ｐ明朝" w:hAnsi="ＭＳ Ｐ明朝" w:cs="Apple Color Emoji" w:hint="eastAsia"/>
-          <w:sz w:val="24"/>
-        </w:rPr>
-        <w:t>最後に</w:t>
-      </w:r>
-      <w:r>
-        <w:rPr>
-          <w:rFonts w:ascii="ＭＳ Ｐ明朝" w:eastAsia="ＭＳ Ｐ明朝" w:hAnsi="ＭＳ Ｐ明朝" w:cs="Apple Color Emoji"/>
-          <w:sz w:val="24"/>
-        </w:rPr>
-        <w:t>filter</w:t>
-      </w:r>
-      <w:r>
-        <w:rPr>
-          <w:rFonts w:ascii="ＭＳ Ｐ明朝" w:eastAsia="ＭＳ Ｐ明朝" w:hAnsi="ＭＳ Ｐ明朝" w:cs="Apple Color Emoji" w:hint="eastAsia"/>
-          <w:sz w:val="24"/>
-        </w:rPr>
-        <w:t>の各点の情報をファイルに書き出し</w:t>
-      </w:r>
-      <w:proofErr w:type="spellStart"/>
-      <w:r>
-        <w:rPr>
-          <w:rFonts w:ascii="ＭＳ Ｐ明朝" w:eastAsia="ＭＳ Ｐ明朝" w:hAnsi="ＭＳ Ｐ明朝" w:cs="Apple Color Emoji"/>
-          <w:sz w:val="24"/>
-        </w:rPr>
-        <w:t>pgm</w:t>
-      </w:r>
-      <w:proofErr w:type="spellEnd"/>
-      <w:r>
-        <w:rPr>
-          <w:rFonts w:ascii="ＭＳ Ｐ明朝" w:eastAsia="ＭＳ Ｐ明朝" w:hAnsi="ＭＳ Ｐ明朝" w:cs="Apple Color Emoji" w:hint="eastAsia"/>
-          <w:sz w:val="24"/>
-        </w:rPr>
-        <w:t>画像を出力さ</w:t>
-      </w:r>
-      <w:r>
-        <w:rPr>
-          <w:rFonts w:ascii="ＭＳ Ｐ明朝" w:eastAsia="ＭＳ Ｐ明朝" w:hAnsi="ＭＳ Ｐ明朝" w:cs="Apple Color Emoji" w:hint="eastAsia"/>
-          <w:sz w:val="24"/>
-        </w:rPr>
-        <w:t>せるために、</w:t>
-      </w:r>
-      <w:proofErr w:type="spellStart"/>
-      <w:r>
-        <w:rPr>
-          <w:rFonts w:ascii="ＭＳ Ｐ明朝" w:eastAsia="ＭＳ Ｐ明朝" w:hAnsi="ＭＳ Ｐ明朝" w:cs="Apple Color Emoji"/>
-          <w:sz w:val="24"/>
-        </w:rPr>
-        <w:t>save_pgm</w:t>
-      </w:r>
-      <w:proofErr w:type="spellEnd"/>
-      <w:r>
-        <w:rPr>
-          <w:rFonts w:ascii="ＭＳ Ｐ明朝" w:eastAsia="ＭＳ Ｐ明朝" w:hAnsi="ＭＳ Ｐ明朝" w:cs="Apple Color Emoji" w:hint="eastAsia"/>
-          <w:sz w:val="24"/>
-        </w:rPr>
-        <w:t>関数というものを実装した。</w:t>
-      </w:r>
-      <w:r>
-        <w:rPr>
-          <w:rFonts w:ascii="ＭＳ Ｐ明朝" w:eastAsia="ＭＳ Ｐ明朝" w:hAnsi="ＭＳ Ｐ明朝" w:cs="Apple Color Emoji" w:hint="eastAsia"/>
-          <w:sz w:val="24"/>
-        </w:rPr>
-        <w:t>この関数では、まず出力用ストリームの</w:t>
-      </w:r>
-      <w:proofErr w:type="spellStart"/>
-      <w:r>
-        <w:rPr>
-          <w:rFonts w:ascii="ＭＳ Ｐ明朝" w:eastAsia="ＭＳ Ｐ明朝" w:hAnsi="ＭＳ Ｐ明朝" w:cs="Apple Color Emoji"/>
-          <w:sz w:val="24"/>
-        </w:rPr>
-        <w:t>fout</w:t>
-      </w:r>
-      <w:proofErr w:type="spellEnd"/>
-      <w:r>
-        <w:rPr>
-          <w:rFonts w:ascii="ＭＳ Ｐ明朝" w:eastAsia="ＭＳ Ｐ明朝" w:hAnsi="ＭＳ Ｐ明朝" w:cs="Apple Color Emoji" w:hint="eastAsia"/>
-          <w:sz w:val="24"/>
-        </w:rPr>
-        <w:t>を用意し、次にヘッダを書き込み、最後にテキスト形式で各点の画素値を書き込んでファイルを出力させている。</w:t>
-      </w:r>
-      <w:r>
-        <w:rPr>
-          <w:rFonts w:ascii="ＭＳ Ｐ明朝" w:eastAsia="ＭＳ Ｐ明朝" w:hAnsi="ＭＳ Ｐ明朝" w:cs="Apple Color Emoji"/>
-          <w:sz w:val="24"/>
-        </w:rPr>
-        <w:t>PNM</w:t>
-      </w:r>
-      <w:r>
-        <w:rPr>
-          <w:rFonts w:ascii="ＭＳ Ｐ明朝" w:eastAsia="ＭＳ Ｐ明朝" w:hAnsi="ＭＳ Ｐ明朝" w:cs="Apple Color Emoji" w:hint="eastAsia"/>
-          <w:sz w:val="24"/>
-        </w:rPr>
-        <w:t>の形式に沿って、今回出力するファイルはテキスト形式のグレースケールであるため、マジックナンバーは</w:t>
-      </w:r>
-      <w:r>
-        <w:rPr>
-          <w:rFonts w:ascii="ＭＳ Ｐ明朝" w:eastAsia="ＭＳ Ｐ明朝" w:hAnsi="ＭＳ Ｐ明朝" w:cs="Apple Color Emoji"/>
-          <w:sz w:val="24"/>
-        </w:rPr>
-        <w:t>P2</w:t>
-      </w:r>
-      <w:r>
-        <w:rPr>
-          <w:rFonts w:ascii="ＭＳ Ｐ明朝" w:eastAsia="ＭＳ Ｐ明朝" w:hAnsi="ＭＳ Ｐ明朝" w:cs="Apple Color Emoji" w:hint="eastAsia"/>
-          <w:sz w:val="24"/>
-        </w:rPr>
-        <w:t>となる。その後縦幅と横幅を入力し、最大画素値の</w:t>
-      </w:r>
-      <w:r>
-        <w:rPr>
-          <w:rFonts w:ascii="ＭＳ Ｐ明朝" w:eastAsia="ＭＳ Ｐ明朝" w:hAnsi="ＭＳ Ｐ明朝" w:cs="Apple Color Emoji"/>
-          <w:sz w:val="24"/>
-        </w:rPr>
-        <w:t>255</w:t>
-      </w:r>
-      <w:r>
-        <w:rPr>
-          <w:rFonts w:ascii="ＭＳ Ｐ明朝" w:eastAsia="ＭＳ Ｐ明朝" w:hAnsi="ＭＳ Ｐ明朝" w:cs="Apple Color Emoji" w:hint="eastAsia"/>
-          <w:sz w:val="24"/>
-        </w:rPr>
-        <w:t>を入力する。そして各点の情報を空白と改行を挟んで、</w:t>
-      </w:r>
-      <w:r>
-        <w:rPr>
-          <w:rFonts w:ascii="ＭＳ Ｐ明朝" w:eastAsia="ＭＳ Ｐ明朝" w:hAnsi="ＭＳ Ｐ明朝" w:cs="Apple Color Emoji"/>
-          <w:sz w:val="24"/>
-        </w:rPr>
-        <w:t>1</w:t>
-      </w:r>
-      <w:r>
-        <w:rPr>
-          <w:rFonts w:ascii="ＭＳ Ｐ明朝" w:eastAsia="ＭＳ Ｐ明朝" w:hAnsi="ＭＳ Ｐ明朝" w:cs="Apple Color Emoji" w:hint="eastAsia"/>
-          <w:sz w:val="24"/>
-        </w:rPr>
-        <w:t>行ずつ書き込んでいる。</w:t>
-      </w:r>
-      <w:r>
-        <w:rPr>
-          <w:rFonts w:ascii="ＭＳ Ｐ明朝" w:eastAsia="ＭＳ Ｐ明朝" w:hAnsi="ＭＳ Ｐ明朝" w:cs="Apple Color Emoji" w:hint="eastAsia"/>
-          <w:sz w:val="24"/>
-        </w:rPr>
-        <w:t>もちろん生成エラーにも対応させている。これにより全ての工程が終了したら、最後に</w:t>
-      </w:r>
-      <w:proofErr w:type="spellStart"/>
-      <w:r>
-        <w:rPr>
-          <w:rFonts w:ascii="ＭＳ Ｐ明朝" w:eastAsia="ＭＳ Ｐ明朝" w:hAnsi="ＭＳ Ｐ明朝" w:cs="Apple Color Emoji"/>
-          <w:sz w:val="24"/>
-        </w:rPr>
-        <w:t>output.pgm</w:t>
-      </w:r>
-      <w:proofErr w:type="spellEnd"/>
-      <w:r>
-        <w:rPr>
-          <w:rFonts w:ascii="ＭＳ Ｐ明朝" w:eastAsia="ＭＳ Ｐ明朝" w:hAnsi="ＭＳ Ｐ明朝" w:cs="Apple Color Emoji" w:hint="eastAsia"/>
-          <w:sz w:val="24"/>
-        </w:rPr>
-        <w:t>が出力されたことをメッセージで示して、使用したリソースを全て解放して終了となる。</w:t>
-      </w:r>
-    </w:p>
-    <w:p>
-      <w:pPr>
-        <w:rPr>
-          <w:rFonts w:ascii="ＭＳ Ｐ明朝" w:eastAsia="ＭＳ Ｐ明朝" w:hAnsi="ＭＳ Ｐ明朝"/>
-          <w:sz w:val="24"/>
-        </w:rPr>
-      </w:pPr>
-    </w:p>
-    <w:p>
-      <w:pPr>
-        <w:rPr>
-          <w:rFonts w:ascii="ＭＳ Ｐ明朝" w:eastAsia="ＭＳ Ｐ明朝" w:hAnsi="ＭＳ Ｐ明朝"/>
-          <w:sz w:val="24"/>
-        </w:rPr>
-      </w:pPr>
-      <w:r>
-        <w:rPr>
-          <w:rFonts w:ascii="ＭＳ Ｐ明朝" w:eastAsia="ＭＳ Ｐ明朝" w:hAnsi="ＭＳ Ｐ明朝" w:hint="eastAsia"/>
-          <w:sz w:val="24"/>
-        </w:rPr>
-        <w:t>・</w:t>
-      </w:r>
-      <w:r>
-        <w:rPr>
-          <w:rFonts w:ascii="ＭＳ Ｐ明朝" w:eastAsia="ＭＳ Ｐ明朝" w:hAnsi="ＭＳ Ｐ明朝" w:hint="eastAsia"/>
-          <w:sz w:val="24"/>
-        </w:rPr>
-        <w:t>出力</w:t>
-      </w:r>
-      <w:r>
-        <w:rPr>
-          <w:rFonts w:ascii="ＭＳ Ｐ明朝" w:eastAsia="ＭＳ Ｐ明朝" w:hAnsi="ＭＳ Ｐ明朝" w:hint="eastAsia"/>
-          <w:sz w:val="24"/>
-        </w:rPr>
-        <w:t>結果</w:t>
-      </w:r>
-    </w:p>
-    <w:p>
-      <w:pPr>
-        <w:rPr>
-          <w:rFonts w:ascii="ＭＳ Ｐ明朝" w:eastAsia="ＭＳ Ｐ明朝" w:hAnsi="ＭＳ Ｐ明朝"/>
-          <w:sz w:val="24"/>
-        </w:rPr>
-      </w:pPr>
+          <w:rFonts w:ascii="ＭＳ Ｐ明朝" w:eastAsia="ＭＳ Ｐ明朝" w:hAnsi="ＭＳ Ｐ明朝"/>
+          <w:sz w:val="24"/>
+        </w:rPr>
+      </w:pPr>
+      <w:r>
+        <w:rPr>
+          <w:rFonts w:ascii="ＭＳ Ｐ明朝" w:eastAsia="ＭＳ Ｐ明朝" w:hAnsi="ＭＳ Ｐ明朝"/>
+          <w:sz w:val="24"/>
+        </w:rPr>
+        <w:drawing>
+          <wp:inline distT="0" distB="0" distL="0" distR="0" wp14:anchorId="536620EE" wp14:editId="100A2D98">
+            <wp:extent cx="4165600" cy="698500"/>
+            <wp:effectExtent l="0" t="0" r="0" b="0"/>
+            <wp:docPr id="1101617916" name="図 1"/>
+            <wp:cNvGraphicFramePr>
+              <a:graphicFrameLocks xmlns:a="http://schemas.openxmlformats.org/drawingml/2006/main" noChangeAspect="1"/>
+            </wp:cNvGraphicFramePr>
+            <a:graphic xmlns:a="http://schemas.openxmlformats.org/drawingml/2006/main">
+              <a:graphicData uri="http://schemas.openxmlformats.org/drawingml/2006/picture">
+                <pic:pic xmlns:pic="http://schemas.openxmlformats.org/drawingml/2006/picture">
+                  <pic:nvPicPr>
+                    <pic:cNvPr id="1101617916" name=""/>
+                    <pic:cNvPicPr/>
+                  </pic:nvPicPr>
+                  <pic:blipFill>
+                    <a:blip r:embed="rId10"/>
+                    <a:stretch>
+                      <a:fillRect/>
+                    </a:stretch>
+                  </pic:blipFill>
+                  <pic:spPr>
+                    <a:xfrm>
+                      <a:off x="0" y="0"/>
+                      <a:ext cx="4165600" cy="698500"/>
+                    </a:xfrm>
+                    <a:prstGeom prst="rect">
+                      <a:avLst/>
+                    </a:prstGeom>
+                  </pic:spPr>
+                </pic:pic>
+              </a:graphicData>
+            </a:graphic>
+          </wp:inline>
+        </w:drawing>
+      </w:r>
+    </w:p>
+    <w:p>
+      <w:pPr>
+        <w:jc w:val="center"/>
+        <w:rPr>
+          <w:rFonts w:ascii="ＭＳ Ｐ明朝" w:eastAsia="ＭＳ Ｐ明朝" w:hAnsi="ＭＳ Ｐ明朝"/>
+          <w:sz w:val="24"/>
+        </w:rPr>
+      </w:pPr>
+      <w:r>
+        <w:rPr>
+          <w:rFonts w:ascii="ＭＳ Ｐ明朝" w:eastAsia="ＭＳ Ｐ明朝" w:hAnsi="ＭＳ Ｐ明朝"/>
+          <w:sz w:val="24"/>
+        </w:rPr>
+        <w:drawing>
+          <wp:inline distT="0" distB="0" distL="0" distR="0" wp14:anchorId="36EFA339" wp14:editId="6F6273E0">
+            <wp:extent cx="5400040" cy="3658870"/>
+            <wp:effectExtent l="0" t="0" r="0" b="0"/>
+            <wp:docPr id="405335141" name="図 1"/>
+            <wp:cNvGraphicFramePr>
+              <a:graphicFrameLocks xmlns:a="http://schemas.openxmlformats.org/drawingml/2006/main" noChangeAspect="1"/>
+            </wp:cNvGraphicFramePr>
+            <a:graphic xmlns:a="http://schemas.openxmlformats.org/drawingml/2006/main">
+              <a:graphicData uri="http://schemas.openxmlformats.org/drawingml/2006/picture">
+                <pic:pic xmlns:pic="http://schemas.openxmlformats.org/drawingml/2006/picture">
+                  <pic:nvPicPr>
+                    <pic:cNvPr id="405335141" name=""/>
+                    <pic:cNvPicPr/>
+                  </pic:nvPicPr>
+                  <pic:blipFill>
+                    <a:blip r:embed="rId11"/>
+                    <a:stretch>
+                      <a:fillRect/>
+                    </a:stretch>
+                  </pic:blipFill>
+                  <pic:spPr>
+                    <a:xfrm>
+                      <a:off x="0" y="0"/>
+                      <a:ext cx="5400040" cy="3658870"/>
+                    </a:xfrm>
+                    <a:prstGeom prst="rect">
+                      <a:avLst/>
+                    </a:prstGeom>
+                  </pic:spPr>
+                </pic:pic>
+              </a:graphicData>
+            </a:graphic>
+          </wp:inline>
+        </w:drawing>
+      </w:r>
     </w:p>
     <w:p>
       <w:pPr>
@@ -5493,7 +5760,6 @@
           <w:sz w:val="32"/>
           <w:szCs w:val="32"/>
         </w:rPr>
-        <w:lastRenderedPageBreak/>
         <w:t>5</w:t>
       </w:r>
       <w:r>
@@ -5697,6 +5963,7 @@
           <w:rFonts w:ascii="ＭＳ Ｐ明朝" w:eastAsia="ＭＳ Ｐ明朝" w:hAnsi="ＭＳ Ｐ明朝" w:hint="eastAsia"/>
           <w:sz w:val="24"/>
         </w:rPr>
+        <w:lastRenderedPageBreak/>
         <w:t xml:space="preserve">　</w:t>
       </w:r>
       <w:r>
@@ -6100,22 +6367,367 @@
           <w:rFonts w:ascii="ＭＳ Ｐ明朝" w:eastAsia="ＭＳ Ｐ明朝" w:hAnsi="ＭＳ Ｐ明朝" w:hint="eastAsia"/>
           <w:sz w:val="24"/>
         </w:rPr>
-        <w:t>これにより平均顔データが作成で</w:t>
-      </w:r>
+        <w:t>これにより平均顔データが作成できる。</w:t>
+      </w:r>
+      <w:r>
+        <w:rPr>
+          <w:rFonts w:ascii="ＭＳ Ｐ明朝" w:eastAsia="ＭＳ Ｐ明朝" w:hAnsi="ＭＳ Ｐ明朝" w:hint="eastAsia"/>
+          <w:sz w:val="24"/>
+        </w:rPr>
+        <w:t>ここで読み取りについては</w:t>
+      </w:r>
+      <w:proofErr w:type="spellStart"/>
+      <w:r>
+        <w:rPr>
+          <w:rFonts w:ascii="ＭＳ Ｐ明朝" w:eastAsia="ＭＳ Ｐ明朝" w:hAnsi="ＭＳ Ｐ明朝"/>
+          <w:sz w:val="24"/>
+        </w:rPr>
+        <w:t>read_vector</w:t>
+      </w:r>
+      <w:proofErr w:type="spellEnd"/>
+      <w:r>
+        <w:rPr>
+          <w:rFonts w:ascii="ＭＳ Ｐ明朝" w:eastAsia="ＭＳ Ｐ明朝" w:hAnsi="ＭＳ Ｐ明朝" w:hint="eastAsia"/>
+          <w:sz w:val="24"/>
+        </w:rPr>
+        <w:t>関数を実装し、それを用いた。</w:t>
+      </w:r>
+      <w:r>
+        <w:rPr>
+          <w:rFonts w:ascii="ＭＳ Ｐ明朝" w:eastAsia="ＭＳ Ｐ明朝" w:hAnsi="ＭＳ Ｐ明朝" w:hint="eastAsia"/>
+          <w:sz w:val="24"/>
+        </w:rPr>
+        <w:t>この関数は、今回使用するテキストファイルの記述形式に合わせて値を読み取る関数となっている。また、</w:t>
+      </w:r>
+      <w:r>
+        <w:rPr>
+          <w:rFonts w:ascii="ＭＳ Ｐ明朝" w:eastAsia="ＭＳ Ｐ明朝" w:hAnsi="ＭＳ Ｐ明朝"/>
+          <w:sz w:val="24"/>
+        </w:rPr>
+        <w:t>(2)</w:t>
+      </w:r>
+      <w:r>
+        <w:rPr>
+          <w:rFonts w:ascii="ＭＳ Ｐ明朝" w:eastAsia="ＭＳ Ｐ明朝" w:hAnsi="ＭＳ Ｐ明朝" w:hint="eastAsia"/>
+          <w:sz w:val="24"/>
+        </w:rPr>
+        <w:t>のフェイズにおいて、</w:t>
+      </w:r>
+      <w:r>
+        <w:rPr>
+          <w:rFonts w:ascii="ＭＳ Ｐ明朝" w:eastAsia="ＭＳ Ｐ明朝" w:hAnsi="ＭＳ Ｐ明朝"/>
+          <w:sz w:val="24"/>
+        </w:rPr>
+        <w:t>input2026.txt</w:t>
+      </w:r>
+      <w:r>
+        <w:rPr>
+          <w:rFonts w:ascii="ＭＳ Ｐ明朝" w:eastAsia="ＭＳ Ｐ明朝" w:hAnsi="ＭＳ Ｐ明朝" w:hint="eastAsia"/>
+          <w:sz w:val="24"/>
+        </w:rPr>
+        <w:t>の値読み取りにも使用</w:t>
+      </w:r>
+      <w:r>
+        <w:rPr>
+          <w:rFonts w:ascii="ＭＳ Ｐ明朝" w:eastAsia="ＭＳ Ｐ明朝" w:hAnsi="ＭＳ Ｐ明朝" w:hint="eastAsia"/>
+          <w:sz w:val="24"/>
+        </w:rPr>
+        <w:t>するため、</w:t>
+      </w:r>
+      <w:r>
+        <w:rPr>
+          <w:rFonts w:ascii="ＭＳ Ｐ明朝" w:eastAsia="ＭＳ Ｐ明朝" w:hAnsi="ＭＳ Ｐ明朝" w:hint="eastAsia"/>
+          <w:sz w:val="24"/>
+        </w:rPr>
+        <w:t>汎用性のあるものとしている。</w:t>
+      </w:r>
+      <w:r>
+        <w:rPr>
+          <w:rFonts w:ascii="ＭＳ Ｐ明朝" w:eastAsia="ＭＳ Ｐ明朝" w:hAnsi="ＭＳ Ｐ明朝" w:hint="eastAsia"/>
+          <w:sz w:val="24"/>
+        </w:rPr>
+        <w:t>まず文字列型の</w:t>
+      </w:r>
+      <w:r>
+        <w:rPr>
+          <w:rFonts w:ascii="ＭＳ Ｐ明朝" w:eastAsia="ＭＳ Ｐ明朝" w:hAnsi="ＭＳ Ｐ明朝"/>
+          <w:sz w:val="24"/>
+        </w:rPr>
+        <w:t>line</w:t>
+      </w:r>
+      <w:r>
+        <w:rPr>
+          <w:rFonts w:ascii="ＭＳ Ｐ明朝" w:eastAsia="ＭＳ Ｐ明朝" w:hAnsi="ＭＳ Ｐ明朝" w:hint="eastAsia"/>
+          <w:sz w:val="24"/>
+        </w:rPr>
+        <w:t>で</w:t>
+      </w:r>
+      <w:proofErr w:type="spellStart"/>
+      <w:r>
+        <w:rPr>
+          <w:rFonts w:ascii="ＭＳ Ｐ明朝" w:eastAsia="ＭＳ Ｐ明朝" w:hAnsi="ＭＳ Ｐ明朝"/>
+          <w:sz w:val="24"/>
+        </w:rPr>
+        <w:t>getline</w:t>
+      </w:r>
+      <w:proofErr w:type="spellEnd"/>
+      <w:r>
+        <w:rPr>
+          <w:rFonts w:ascii="ＭＳ Ｐ明朝" w:eastAsia="ＭＳ Ｐ明朝" w:hAnsi="ＭＳ Ｐ明朝" w:hint="eastAsia"/>
+          <w:sz w:val="24"/>
+        </w:rPr>
+        <w:t>関数を使用して</w:t>
+      </w:r>
+      <w:r>
+        <w:rPr>
+          <w:rFonts w:ascii="ＭＳ Ｐ明朝" w:eastAsia="ＭＳ Ｐ明朝" w:hAnsi="ＭＳ Ｐ明朝"/>
+          <w:sz w:val="24"/>
+        </w:rPr>
+        <w:t>1</w:t>
+      </w:r>
+      <w:r>
+        <w:rPr>
+          <w:rFonts w:ascii="ＭＳ Ｐ明朝" w:eastAsia="ＭＳ Ｐ明朝" w:hAnsi="ＭＳ Ｐ明朝" w:hint="eastAsia"/>
+          <w:sz w:val="24"/>
+        </w:rPr>
+        <w:t>行ずつ抜き出していく。ファイルには</w:t>
+      </w:r>
+      <w:r>
+        <w:rPr>
+          <w:rFonts w:ascii="ＭＳ Ｐ明朝" w:eastAsia="ＭＳ Ｐ明朝" w:hAnsi="ＭＳ Ｐ明朝"/>
+          <w:sz w:val="24"/>
+        </w:rPr>
+        <w:t>ID</w:t>
+      </w:r>
+      <w:r>
+        <w:rPr>
+          <w:rFonts w:ascii="ＭＳ Ｐ明朝" w:eastAsia="ＭＳ Ｐ明朝" w:hAnsi="ＭＳ Ｐ明朝" w:hint="eastAsia"/>
+          <w:sz w:val="24"/>
+        </w:rPr>
+        <w:t>のみ記載の行と、カンマ区切りで値が記されている行があるので、</w:t>
+      </w:r>
+      <w:r>
+        <w:rPr>
+          <w:rFonts w:ascii="ＭＳ Ｐ明朝" w:eastAsia="ＭＳ Ｐ明朝" w:hAnsi="ＭＳ Ｐ明朝"/>
+          <w:sz w:val="24"/>
+        </w:rPr>
+        <w:t>if</w:t>
+      </w:r>
+      <w:r>
+        <w:rPr>
+          <w:rFonts w:ascii="ＭＳ Ｐ明朝" w:eastAsia="ＭＳ Ｐ明朝" w:hAnsi="ＭＳ Ｐ明朝" w:hint="eastAsia"/>
+          <w:sz w:val="24"/>
+        </w:rPr>
+        <w:t>分岐で</w:t>
+      </w:r>
+      <w:r>
+        <w:rPr>
+          <w:rFonts w:ascii="ＭＳ Ｐ明朝" w:eastAsia="ＭＳ Ｐ明朝" w:hAnsi="ＭＳ Ｐ明朝"/>
+          <w:sz w:val="24"/>
+        </w:rPr>
+        <w:t>string::</w:t>
+      </w:r>
+      <w:proofErr w:type="spellStart"/>
+      <w:r>
+        <w:rPr>
+          <w:rFonts w:ascii="ＭＳ Ｐ明朝" w:eastAsia="ＭＳ Ｐ明朝" w:hAnsi="ＭＳ Ｐ明朝"/>
+          <w:sz w:val="24"/>
+        </w:rPr>
+        <w:t>npos</w:t>
+      </w:r>
+      <w:proofErr w:type="spellEnd"/>
+      <w:r>
+        <w:rPr>
+          <w:rFonts w:ascii="ＭＳ Ｐ明朝" w:eastAsia="ＭＳ Ｐ明朝" w:hAnsi="ＭＳ Ｐ明朝" w:hint="eastAsia"/>
+          <w:sz w:val="24"/>
+        </w:rPr>
+        <w:t>のメンバ定数を用いて、カンマが存在しなければ工程を飛ばすようにした。</w:t>
+      </w:r>
+      <w:r>
+        <w:rPr>
+          <w:rFonts w:ascii="ＭＳ Ｐ明朝" w:eastAsia="ＭＳ Ｐ明朝" w:hAnsi="ＭＳ Ｐ明朝" w:hint="eastAsia"/>
+          <w:sz w:val="24"/>
+        </w:rPr>
+        <w:t>次にカンマで区切られた文字列を解析していく必要があるため、それを可能とする</w:t>
+      </w:r>
+      <w:proofErr w:type="spellStart"/>
+      <w:r>
+        <w:rPr>
+          <w:rFonts w:ascii="ＭＳ Ｐ明朝" w:eastAsia="ＭＳ Ｐ明朝" w:hAnsi="ＭＳ Ｐ明朝"/>
+          <w:sz w:val="24"/>
+        </w:rPr>
+        <w:t>stringstream</w:t>
+      </w:r>
+      <w:proofErr w:type="spellEnd"/>
+      <w:r>
+        <w:rPr>
+          <w:rFonts w:ascii="ＭＳ Ｐ明朝" w:eastAsia="ＭＳ Ｐ明朝" w:hAnsi="ＭＳ Ｐ明朝" w:hint="eastAsia"/>
+          <w:sz w:val="24"/>
+        </w:rPr>
+        <w:t>を使用し、</w:t>
+      </w:r>
+      <w:r>
+        <w:rPr>
+          <w:rFonts w:ascii="ＭＳ Ｐ明朝" w:eastAsia="ＭＳ Ｐ明朝" w:hAnsi="ＭＳ Ｐ明朝"/>
+          <w:sz w:val="24"/>
+        </w:rPr>
+        <w:t>string</w:t>
+      </w:r>
+      <w:r>
+        <w:rPr>
+          <w:rFonts w:ascii="ＭＳ Ｐ明朝" w:eastAsia="ＭＳ Ｐ明朝" w:hAnsi="ＭＳ Ｐ明朝" w:hint="eastAsia"/>
+          <w:sz w:val="24"/>
+        </w:rPr>
+        <w:t>型の</w:t>
+      </w:r>
+      <w:r>
+        <w:rPr>
+          <w:rFonts w:ascii="ＭＳ Ｐ明朝" w:eastAsia="ＭＳ Ｐ明朝" w:hAnsi="ＭＳ Ｐ明朝"/>
+          <w:sz w:val="24"/>
+        </w:rPr>
+        <w:t>token</w:t>
+      </w:r>
+      <w:r>
+        <w:rPr>
+          <w:rFonts w:ascii="ＭＳ Ｐ明朝" w:eastAsia="ＭＳ Ｐ明朝" w:hAnsi="ＭＳ Ｐ明朝" w:hint="eastAsia"/>
+          <w:sz w:val="24"/>
+        </w:rPr>
+        <w:t>で字句解析により分割された文字列を格納した。</w:t>
+      </w:r>
+      <w:r>
+        <w:rPr>
+          <w:rFonts w:ascii="ＭＳ Ｐ明朝" w:eastAsia="ＭＳ Ｐ明朝" w:hAnsi="ＭＳ Ｐ明朝"/>
+          <w:sz w:val="24"/>
+        </w:rPr>
+        <w:t>1</w:t>
+      </w:r>
+      <w:r>
+        <w:rPr>
+          <w:rFonts w:ascii="ＭＳ Ｐ明朝" w:eastAsia="ＭＳ Ｐ明朝" w:hAnsi="ＭＳ Ｐ明朝" w:hint="eastAsia"/>
+          <w:sz w:val="24"/>
+        </w:rPr>
+        <w:t>行あたり</w:t>
+      </w:r>
+      <w:r>
+        <w:rPr>
+          <w:rFonts w:ascii="ＭＳ Ｐ明朝" w:eastAsia="ＭＳ Ｐ明朝" w:hAnsi="ＭＳ Ｐ明朝"/>
+          <w:sz w:val="24"/>
+        </w:rPr>
+        <w:t>1000</w:t>
+      </w:r>
+      <w:r>
+        <w:rPr>
+          <w:rFonts w:ascii="ＭＳ Ｐ明朝" w:eastAsia="ＭＳ Ｐ明朝" w:hAnsi="ＭＳ Ｐ明朝" w:hint="eastAsia"/>
+          <w:sz w:val="24"/>
+        </w:rPr>
+        <w:t>個のデータがあるので、その回数分文字列を値に変換して足し合わせて、規定回数行うと終了するようにした。</w:t>
+      </w:r>
+      <w:r>
+        <w:rPr>
+          <w:rFonts w:ascii="ＭＳ Ｐ明朝" w:eastAsia="ＭＳ Ｐ明朝" w:hAnsi="ＭＳ Ｐ明朝" w:hint="eastAsia"/>
+          <w:sz w:val="24"/>
+        </w:rPr>
+        <w:t>これにより</w:t>
+      </w:r>
+      <w:r>
+        <w:rPr>
+          <w:rFonts w:ascii="ＭＳ Ｐ明朝" w:eastAsia="ＭＳ Ｐ明朝" w:hAnsi="ＭＳ Ｐ明朝"/>
+          <w:sz w:val="24"/>
+        </w:rPr>
+        <w:t>(1)</w:t>
+      </w:r>
+      <w:r>
+        <w:rPr>
+          <w:rFonts w:ascii="ＭＳ Ｐ明朝" w:eastAsia="ＭＳ Ｐ明朝" w:hAnsi="ＭＳ Ｐ明朝" w:hint="eastAsia"/>
+          <w:sz w:val="24"/>
+        </w:rPr>
+        <w:t>の工程が完了となる。</w:t>
+      </w:r>
+    </w:p>
+    <w:p>
+      <w:pPr>
+        <w:rPr>
+          <w:rFonts w:ascii="ＭＳ Ｐ明朝" w:eastAsia="ＭＳ Ｐ明朝" w:hAnsi="ＭＳ Ｐ明朝"/>
+          <w:sz w:val="24"/>
+        </w:rPr>
+      </w:pPr>
       <w:r>
         <w:rPr>
           <w:rFonts w:ascii="ＭＳ Ｐ明朝" w:eastAsia="ＭＳ Ｐ明朝" w:hAnsi="ＭＳ Ｐ明朝" w:hint="eastAsia"/>
           <w:sz w:val="24"/>
         </w:rPr>
         <w:lastRenderedPageBreak/>
-        <w:t>きる。</w:t>
-      </w:r>
-      <w:r>
-        <w:rPr>
-          <w:rFonts w:ascii="ＭＳ Ｐ明朝" w:eastAsia="ＭＳ Ｐ明朝" w:hAnsi="ＭＳ Ｐ明朝" w:hint="eastAsia"/>
-          <w:sz w:val="24"/>
-        </w:rPr>
-        <w:t>ここで読み取りについては</w:t>
+        <w:t xml:space="preserve">　次に</w:t>
+      </w:r>
+      <w:r>
+        <w:rPr>
+          <w:rFonts w:ascii="ＭＳ Ｐ明朝" w:eastAsia="ＭＳ Ｐ明朝" w:hAnsi="ＭＳ Ｐ明朝"/>
+          <w:sz w:val="24"/>
+        </w:rPr>
+        <w:t>(2)</w:t>
+      </w:r>
+      <w:r>
+        <w:rPr>
+          <w:rFonts w:ascii="ＭＳ Ｐ明朝" w:eastAsia="ＭＳ Ｐ明朝" w:hAnsi="ＭＳ Ｐ明朝" w:hint="eastAsia"/>
+          <w:sz w:val="24"/>
+        </w:rPr>
+        <w:t>について、ここでは先ほど作成した平均顔データを用いて入力された顔データとの比較を行う</w:t>
+      </w:r>
+      <w:r>
+        <w:rPr>
+          <w:rFonts w:ascii="ＭＳ Ｐ明朝" w:eastAsia="ＭＳ Ｐ明朝" w:hAnsi="ＭＳ Ｐ明朝" w:hint="eastAsia"/>
+          <w:sz w:val="24"/>
+        </w:rPr>
+        <w:t>。</w:t>
+      </w:r>
+      <w:r>
+        <w:rPr>
+          <w:rFonts w:ascii="ＭＳ Ｐ明朝" w:eastAsia="ＭＳ Ｐ明朝" w:hAnsi="ＭＳ Ｐ明朝"/>
+          <w:sz w:val="24"/>
+        </w:rPr>
+        <w:t>Input2026.txt</w:t>
+      </w:r>
+      <w:r>
+        <w:rPr>
+          <w:rFonts w:ascii="ＭＳ Ｐ明朝" w:eastAsia="ＭＳ Ｐ明朝" w:hAnsi="ＭＳ Ｐ明朝" w:hint="eastAsia"/>
+          <w:sz w:val="24"/>
+        </w:rPr>
+        <w:t>は、</w:t>
+      </w:r>
+      <w:r>
+        <w:rPr>
+          <w:rFonts w:ascii="ＭＳ Ｐ明朝" w:eastAsia="ＭＳ Ｐ明朝" w:hAnsi="ＭＳ Ｐ明朝"/>
+          <w:sz w:val="24"/>
+        </w:rPr>
+        <w:t>enrollment2026.txt</w:t>
+      </w:r>
+      <w:r>
+        <w:rPr>
+          <w:rFonts w:ascii="ＭＳ Ｐ明朝" w:eastAsia="ＭＳ Ｐ明朝" w:hAnsi="ＭＳ Ｐ明朝" w:hint="eastAsia"/>
+          <w:sz w:val="24"/>
+        </w:rPr>
+        <w:t>に対応した順番で</w:t>
+      </w:r>
+      <w:r>
+        <w:rPr>
+          <w:rFonts w:ascii="ＭＳ Ｐ明朝" w:eastAsia="ＭＳ Ｐ明朝" w:hAnsi="ＭＳ Ｐ明朝"/>
+          <w:sz w:val="24"/>
+        </w:rPr>
+        <w:t>300</w:t>
+      </w:r>
+      <w:r>
+        <w:rPr>
+          <w:rFonts w:ascii="ＭＳ Ｐ明朝" w:eastAsia="ＭＳ Ｐ明朝" w:hAnsi="ＭＳ Ｐ明朝" w:hint="eastAsia"/>
+          <w:sz w:val="24"/>
+        </w:rPr>
+        <w:t>人のデータが記載されている。そのため各人に対して正解がどの位置にあるかを記録する配列を用意した。</w:t>
+      </w:r>
+      <w:r>
+        <w:rPr>
+          <w:rFonts w:ascii="ＭＳ Ｐ明朝" w:eastAsia="ＭＳ Ｐ明朝" w:hAnsi="ＭＳ Ｐ明朝" w:hint="eastAsia"/>
+          <w:sz w:val="24"/>
+        </w:rPr>
+        <w:t>これを用いてまずは</w:t>
       </w:r>
       <w:proofErr w:type="spellStart"/>
       <w:r>
@@ -6131,15 +6743,275 @@
           <w:rFonts w:ascii="ＭＳ Ｐ明朝" w:eastAsia="ＭＳ Ｐ明朝" w:hAnsi="ＭＳ Ｐ明朝" w:hint="eastAsia"/>
           <w:sz w:val="24"/>
         </w:rPr>
-        <w:t>関数を実装し、それを用いた。</w:t>
-      </w:r>
-      <w:r>
-        <w:rPr>
-          <w:rFonts w:ascii="ＭＳ Ｐ明朝" w:eastAsia="ＭＳ Ｐ明朝" w:hAnsi="ＭＳ Ｐ明朝" w:hint="eastAsia"/>
-          <w:sz w:val="24"/>
-        </w:rPr>
-        <w:t>この関数は、今回使用するテキストファイルの記述形式に合わせて値を読み取る関数となっている。また、</w:t>
-      </w:r>
+        <w:t>関数で値を格納し、</w:t>
+      </w:r>
+      <w:r>
+        <w:rPr>
+          <w:rFonts w:ascii="ＭＳ Ｐ明朝" w:eastAsia="ＭＳ Ｐ明朝" w:hAnsi="ＭＳ Ｐ明朝" w:hint="eastAsia"/>
+          <w:sz w:val="24"/>
+        </w:rPr>
+        <w:t>次に</w:t>
+      </w:r>
+      <w:r>
+        <w:rPr>
+          <w:rFonts w:ascii="ＭＳ Ｐ明朝" w:eastAsia="ＭＳ Ｐ明朝" w:hAnsi="ＭＳ Ｐ明朝"/>
+          <w:sz w:val="24"/>
+        </w:rPr>
+        <w:t>double</w:t>
+      </w:r>
+      <w:r>
+        <w:rPr>
+          <w:rFonts w:ascii="ＭＳ Ｐ明朝" w:eastAsia="ＭＳ Ｐ明朝" w:hAnsi="ＭＳ Ｐ明朝" w:hint="eastAsia"/>
+          <w:sz w:val="24"/>
+        </w:rPr>
+        <w:t>の配列の</w:t>
+      </w:r>
+      <w:proofErr w:type="spellStart"/>
+      <w:r>
+        <w:rPr>
+          <w:rFonts w:ascii="ＭＳ Ｐ明朝" w:eastAsia="ＭＳ Ｐ明朝" w:hAnsi="ＭＳ Ｐ明朝"/>
+          <w:sz w:val="24"/>
+        </w:rPr>
+        <w:t>dist</w:t>
+      </w:r>
+      <w:r>
+        <w:rPr>
+          <w:rFonts w:ascii="ＭＳ Ｐ明朝" w:eastAsia="ＭＳ Ｐ明朝" w:hAnsi="ＭＳ Ｐ明朝" w:hint="eastAsia"/>
+          <w:sz w:val="24"/>
+        </w:rPr>
+        <w:t>s</w:t>
+      </w:r>
+      <w:proofErr w:type="spellEnd"/>
+      <w:r>
+        <w:rPr>
+          <w:rFonts w:ascii="ＭＳ Ｐ明朝" w:eastAsia="ＭＳ Ｐ明朝" w:hAnsi="ＭＳ Ｐ明朝" w:hint="eastAsia"/>
+          <w:sz w:val="24"/>
+        </w:rPr>
+        <w:t>で</w:t>
+      </w:r>
+      <w:r>
+        <w:rPr>
+          <w:rFonts w:ascii="ＭＳ Ｐ明朝" w:eastAsia="ＭＳ Ｐ明朝" w:hAnsi="ＭＳ Ｐ明朝"/>
+          <w:sz w:val="24"/>
+        </w:rPr>
+        <w:t>1</w:t>
+      </w:r>
+      <w:r>
+        <w:rPr>
+          <w:rFonts w:ascii="ＭＳ Ｐ明朝" w:eastAsia="ＭＳ Ｐ明朝" w:hAnsi="ＭＳ Ｐ明朝" w:hint="eastAsia"/>
+          <w:sz w:val="24"/>
+        </w:rPr>
+        <w:t>人のデータを</w:t>
+      </w:r>
+      <w:r>
+        <w:rPr>
+          <w:rFonts w:ascii="ＭＳ Ｐ明朝" w:eastAsia="ＭＳ Ｐ明朝" w:hAnsi="ＭＳ Ｐ明朝"/>
+          <w:sz w:val="24"/>
+        </w:rPr>
+        <w:t>300</w:t>
+      </w:r>
+      <w:r>
+        <w:rPr>
+          <w:rFonts w:ascii="ＭＳ Ｐ明朝" w:eastAsia="ＭＳ Ｐ明朝" w:hAnsi="ＭＳ Ｐ明朝" w:hint="eastAsia"/>
+          <w:sz w:val="24"/>
+        </w:rPr>
+        <w:t>人の平均顔のデータとのユークリッド距離を計算し、それの</w:t>
+      </w:r>
+      <w:r>
+        <w:rPr>
+          <w:rFonts w:ascii="ＭＳ Ｐ明朝" w:eastAsia="ＭＳ Ｐ明朝" w:hAnsi="ＭＳ Ｐ明朝"/>
+          <w:sz w:val="24"/>
+        </w:rPr>
+        <w:t>2</w:t>
+      </w:r>
+      <w:r>
+        <w:rPr>
+          <w:rFonts w:ascii="ＭＳ Ｐ明朝" w:eastAsia="ＭＳ Ｐ明朝" w:hAnsi="ＭＳ Ｐ明朝" w:hint="eastAsia"/>
+          <w:sz w:val="24"/>
+        </w:rPr>
+        <w:t>乗値を加算していく。</w:t>
+      </w:r>
+      <w:r>
+        <w:rPr>
+          <w:rFonts w:ascii="ＭＳ Ｐ明朝" w:eastAsia="ＭＳ Ｐ明朝" w:hAnsi="ＭＳ Ｐ明朝" w:hint="eastAsia"/>
+          <w:sz w:val="24"/>
+        </w:rPr>
+        <w:t>これで、例えば</w:t>
+      </w:r>
+      <w:r>
+        <w:rPr>
+          <w:rFonts w:ascii="ＭＳ Ｐ明朝" w:eastAsia="ＭＳ Ｐ明朝" w:hAnsi="ＭＳ Ｐ明朝"/>
+          <w:sz w:val="24"/>
+        </w:rPr>
+        <w:t>20</w:t>
+      </w:r>
+      <w:r>
+        <w:rPr>
+          <w:rFonts w:ascii="ＭＳ Ｐ明朝" w:eastAsia="ＭＳ Ｐ明朝" w:hAnsi="ＭＳ Ｐ明朝" w:hint="eastAsia"/>
+          <w:sz w:val="24"/>
+        </w:rPr>
+        <w:t>番目の顔データについて、</w:t>
+      </w:r>
+      <w:r>
+        <w:rPr>
+          <w:rFonts w:ascii="ＭＳ Ｐ明朝" w:eastAsia="ＭＳ Ｐ明朝" w:hAnsi="ＭＳ Ｐ明朝"/>
+          <w:sz w:val="24"/>
+        </w:rPr>
+        <w:t>20</w:t>
+      </w:r>
+      <w:r>
+        <w:rPr>
+          <w:rFonts w:ascii="ＭＳ Ｐ明朝" w:eastAsia="ＭＳ Ｐ明朝" w:hAnsi="ＭＳ Ｐ明朝" w:hint="eastAsia"/>
+          <w:sz w:val="24"/>
+        </w:rPr>
+        <w:t>番目の平均顔データよりも精度の良い比較、すなわちユークリッド距離の</w:t>
+      </w:r>
+      <w:r>
+        <w:rPr>
+          <w:rFonts w:ascii="ＭＳ Ｐ明朝" w:eastAsia="ＭＳ Ｐ明朝" w:hAnsi="ＭＳ Ｐ明朝"/>
+          <w:sz w:val="24"/>
+        </w:rPr>
+        <w:t>2</w:t>
+      </w:r>
+      <w:r>
+        <w:rPr>
+          <w:rFonts w:ascii="ＭＳ Ｐ明朝" w:eastAsia="ＭＳ Ｐ明朝" w:hAnsi="ＭＳ Ｐ明朝" w:hint="eastAsia"/>
+          <w:sz w:val="24"/>
+        </w:rPr>
+        <w:t>乗値の小さい</w:t>
+      </w:r>
+      <w:r>
+        <w:rPr>
+          <w:rFonts w:ascii="ＭＳ Ｐ明朝" w:eastAsia="ＭＳ Ｐ明朝" w:hAnsi="ＭＳ Ｐ明朝" w:hint="eastAsia"/>
+          <w:sz w:val="24"/>
+        </w:rPr>
+        <w:t>ものがあれば、その数を記録していくことにする。</w:t>
+      </w:r>
+      <w:r>
+        <w:rPr>
+          <w:rFonts w:ascii="ＭＳ Ｐ明朝" w:eastAsia="ＭＳ Ｐ明朝" w:hAnsi="ＭＳ Ｐ明朝" w:hint="eastAsia"/>
+          <w:sz w:val="24"/>
+        </w:rPr>
+        <w:t>これを</w:t>
+      </w:r>
+      <w:r>
+        <w:rPr>
+          <w:rFonts w:ascii="ＭＳ Ｐ明朝" w:eastAsia="ＭＳ Ｐ明朝" w:hAnsi="ＭＳ Ｐ明朝"/>
+          <w:sz w:val="24"/>
+        </w:rPr>
+        <w:t>rank</w:t>
+      </w:r>
+      <w:r>
+        <w:rPr>
+          <w:rFonts w:ascii="ＭＳ Ｐ明朝" w:eastAsia="ＭＳ Ｐ明朝" w:hAnsi="ＭＳ Ｐ明朝" w:hint="eastAsia"/>
+          <w:sz w:val="24"/>
+        </w:rPr>
+        <w:t>として、定義した</w:t>
+      </w:r>
+      <w:proofErr w:type="spellStart"/>
+      <w:r>
+        <w:rPr>
+          <w:rFonts w:ascii="ＭＳ Ｐ明朝" w:eastAsia="ＭＳ Ｐ明朝" w:hAnsi="ＭＳ Ｐ明朝"/>
+          <w:sz w:val="24"/>
+        </w:rPr>
+        <w:t>rank_list</w:t>
+      </w:r>
+      <w:proofErr w:type="spellEnd"/>
+      <w:r>
+        <w:rPr>
+          <w:rFonts w:ascii="ＭＳ Ｐ明朝" w:eastAsia="ＭＳ Ｐ明朝" w:hAnsi="ＭＳ Ｐ明朝" w:hint="eastAsia"/>
+          <w:sz w:val="24"/>
+        </w:rPr>
+        <w:t>の各要素に格納していく。これを行うことで識別率がいくらであるかの計算を可能とした。なお、順位に対応させるために初期値を</w:t>
+      </w:r>
+      <w:r>
+        <w:rPr>
+          <w:rFonts w:ascii="ＭＳ Ｐ明朝" w:eastAsia="ＭＳ Ｐ明朝" w:hAnsi="ＭＳ Ｐ明朝"/>
+          <w:sz w:val="24"/>
+        </w:rPr>
+        <w:t>1</w:t>
+      </w:r>
+      <w:r>
+        <w:rPr>
+          <w:rFonts w:ascii="ＭＳ Ｐ明朝" w:eastAsia="ＭＳ Ｐ明朝" w:hAnsi="ＭＳ Ｐ明朝" w:hint="eastAsia"/>
+          <w:sz w:val="24"/>
+        </w:rPr>
+        <w:t>と設定した。</w:t>
+      </w:r>
+      <w:r>
+        <w:rPr>
+          <w:rFonts w:ascii="ＭＳ Ｐ明朝" w:eastAsia="ＭＳ Ｐ明朝" w:hAnsi="ＭＳ Ｐ明朝" w:hint="eastAsia"/>
+          <w:sz w:val="24"/>
+        </w:rPr>
+        <w:t>以上より、</w:t>
+      </w:r>
+      <w:proofErr w:type="spellStart"/>
+      <w:r>
+        <w:rPr>
+          <w:rFonts w:ascii="ＭＳ Ｐ明朝" w:eastAsia="ＭＳ Ｐ明朝" w:hAnsi="ＭＳ Ｐ明朝"/>
+          <w:sz w:val="24"/>
+        </w:rPr>
+        <w:t>correct_rank</w:t>
+      </w:r>
+      <w:proofErr w:type="spellEnd"/>
+      <w:r>
+        <w:rPr>
+          <w:rFonts w:ascii="ＭＳ Ｐ明朝" w:eastAsia="ＭＳ Ｐ明朝" w:hAnsi="ＭＳ Ｐ明朝" w:hint="eastAsia"/>
+          <w:sz w:val="24"/>
+        </w:rPr>
+        <w:t>変数に</w:t>
+      </w:r>
+      <w:r>
+        <w:rPr>
+          <w:rFonts w:ascii="ＭＳ Ｐ明朝" w:eastAsia="ＭＳ Ｐ明朝" w:hAnsi="ＭＳ Ｐ明朝"/>
+          <w:sz w:val="24"/>
+        </w:rPr>
+        <w:t>rank</w:t>
+      </w:r>
+      <w:r>
+        <w:rPr>
+          <w:rFonts w:ascii="ＭＳ Ｐ明朝" w:eastAsia="ＭＳ Ｐ明朝" w:hAnsi="ＭＳ Ｐ明朝" w:hint="eastAsia"/>
+          <w:sz w:val="24"/>
+        </w:rPr>
+        <w:t>が</w:t>
+      </w:r>
+      <w:r>
+        <w:rPr>
+          <w:rFonts w:ascii="ＭＳ Ｐ明朝" w:eastAsia="ＭＳ Ｐ明朝" w:hAnsi="ＭＳ Ｐ明朝"/>
+          <w:sz w:val="24"/>
+        </w:rPr>
+        <w:t>1</w:t>
+      </w:r>
+      <w:r>
+        <w:rPr>
+          <w:rFonts w:ascii="ＭＳ Ｐ明朝" w:eastAsia="ＭＳ Ｐ明朝" w:hAnsi="ＭＳ Ｐ明朝" w:hint="eastAsia"/>
+          <w:sz w:val="24"/>
+        </w:rPr>
+        <w:t>であった数を入れて、これを人数で割ることで識別率の算出が完了となった。</w:t>
+      </w:r>
+      <w:r>
+        <w:rPr>
+          <w:rFonts w:ascii="ＭＳ Ｐ明朝" w:eastAsia="ＭＳ Ｐ明朝" w:hAnsi="ＭＳ Ｐ明朝" w:hint="eastAsia"/>
+          <w:sz w:val="24"/>
+        </w:rPr>
+        <w:t>識別率の出力であるが、</w:t>
+      </w:r>
+      <w:r>
+        <w:rPr>
+          <w:rFonts w:ascii="ＭＳ Ｐ明朝" w:eastAsia="ＭＳ Ｐ明朝" w:hAnsi="ＭＳ Ｐ明朝"/>
+          <w:sz w:val="24"/>
+        </w:rPr>
+        <w:t xml:space="preserve">fixed &lt;&lt; </w:t>
+      </w:r>
+      <w:proofErr w:type="spellStart"/>
+      <w:r>
+        <w:rPr>
+          <w:rFonts w:ascii="ＭＳ Ｐ明朝" w:eastAsia="ＭＳ Ｐ明朝" w:hAnsi="ＭＳ Ｐ明朝"/>
+          <w:sz w:val="24"/>
+        </w:rPr>
+        <w:t>setpresion</w:t>
+      </w:r>
+      <w:proofErr w:type="spellEnd"/>
       <w:r>
         <w:rPr>
           <w:rFonts w:ascii="ＭＳ Ｐ明朝" w:eastAsia="ＭＳ Ｐ明朝" w:hAnsi="ＭＳ Ｐ明朝"/>
@@ -6152,56 +7024,162 @@
           <w:rFonts w:ascii="ＭＳ Ｐ明朝" w:eastAsia="ＭＳ Ｐ明朝" w:hAnsi="ＭＳ Ｐ明朝" w:hint="eastAsia"/>
           <w:sz w:val="24"/>
         </w:rPr>
-        <w:t>のフェイズにおいて、</w:t>
-      </w:r>
-      <w:r>
-        <w:rPr>
-          <w:rFonts w:ascii="ＭＳ Ｐ明朝" w:eastAsia="ＭＳ Ｐ明朝" w:hAnsi="ＭＳ Ｐ明朝"/>
-          <w:sz w:val="24"/>
-        </w:rPr>
-        <w:t>input2026.txt</w:t>
-      </w:r>
-      <w:r>
-        <w:rPr>
-          <w:rFonts w:ascii="ＭＳ Ｐ明朝" w:eastAsia="ＭＳ Ｐ明朝" w:hAnsi="ＭＳ Ｐ明朝" w:hint="eastAsia"/>
-          <w:sz w:val="24"/>
-        </w:rPr>
-        <w:t>の値読み取りにも使用</w:t>
-      </w:r>
-      <w:r>
-        <w:rPr>
-          <w:rFonts w:ascii="ＭＳ Ｐ明朝" w:eastAsia="ＭＳ Ｐ明朝" w:hAnsi="ＭＳ Ｐ明朝" w:hint="eastAsia"/>
-          <w:sz w:val="24"/>
-        </w:rPr>
-        <w:t>するため、</w:t>
-      </w:r>
-      <w:r>
-        <w:rPr>
-          <w:rFonts w:ascii="ＭＳ Ｐ明朝" w:eastAsia="ＭＳ Ｐ明朝" w:hAnsi="ＭＳ Ｐ明朝" w:hint="eastAsia"/>
-          <w:sz w:val="24"/>
-        </w:rPr>
-        <w:t>汎用性のあるものとしている。</w:t>
-      </w:r>
-      <w:r>
-        <w:rPr>
-          <w:rFonts w:ascii="ＭＳ Ｐ明朝" w:eastAsia="ＭＳ Ｐ明朝" w:hAnsi="ＭＳ Ｐ明朝" w:hint="eastAsia"/>
-          <w:sz w:val="24"/>
-        </w:rPr>
-        <w:t>まず文字列型の</w:t>
-      </w:r>
-      <w:r>
-        <w:rPr>
-          <w:rFonts w:ascii="ＭＳ Ｐ明朝" w:eastAsia="ＭＳ Ｐ明朝" w:hAnsi="ＭＳ Ｐ明朝"/>
-          <w:sz w:val="24"/>
-        </w:rPr>
-        <w:t>line</w:t>
-      </w:r>
-      <w:r>
-        <w:rPr>
-          <w:rFonts w:ascii="ＭＳ Ｐ明朝" w:eastAsia="ＭＳ Ｐ明朝" w:hAnsi="ＭＳ Ｐ明朝" w:hint="eastAsia"/>
-          <w:sz w:val="24"/>
-        </w:rPr>
-        <w:t>で</w:t>
+        <w:t>を行うことで、</w:t>
+      </w:r>
+      <w:r>
+        <w:rPr>
+          <w:rFonts w:ascii="ＭＳ Ｐ明朝" w:eastAsia="ＭＳ Ｐ明朝" w:hAnsi="ＭＳ Ｐ明朝"/>
+          <w:sz w:val="24"/>
+        </w:rPr>
+        <w:t>double</w:t>
+      </w:r>
+      <w:r>
+        <w:rPr>
+          <w:rFonts w:ascii="ＭＳ Ｐ明朝" w:eastAsia="ＭＳ Ｐ明朝" w:hAnsi="ＭＳ Ｐ明朝" w:hint="eastAsia"/>
+          <w:sz w:val="24"/>
+        </w:rPr>
+        <w:t>の値の出力を小数第</w:t>
+      </w:r>
+      <w:r>
+        <w:rPr>
+          <w:rFonts w:ascii="ＭＳ Ｐ明朝" w:eastAsia="ＭＳ Ｐ明朝" w:hAnsi="ＭＳ Ｐ明朝"/>
+          <w:sz w:val="24"/>
+        </w:rPr>
+        <w:t>2</w:t>
+      </w:r>
+      <w:r>
+        <w:rPr>
+          <w:rFonts w:ascii="ＭＳ Ｐ明朝" w:eastAsia="ＭＳ Ｐ明朝" w:hAnsi="ＭＳ Ｐ明朝" w:hint="eastAsia"/>
+          <w:sz w:val="24"/>
+        </w:rPr>
+        <w:t>位で固定させた。</w:t>
+      </w:r>
+    </w:p>
+    <w:p>
+      <w:pPr>
+        <w:rPr>
+          <w:rFonts w:ascii="ＭＳ Ｐ明朝" w:eastAsia="ＭＳ Ｐ明朝" w:hAnsi="ＭＳ Ｐ明朝"/>
+          <w:sz w:val="24"/>
+        </w:rPr>
+      </w:pPr>
+      <w:r>
+        <w:rPr>
+          <w:rFonts w:ascii="ＭＳ Ｐ明朝" w:eastAsia="ＭＳ Ｐ明朝" w:hAnsi="ＭＳ Ｐ明朝" w:hint="eastAsia"/>
+          <w:sz w:val="24"/>
+        </w:rPr>
+        <w:t xml:space="preserve">　最後に</w:t>
+      </w:r>
+      <w:r>
+        <w:rPr>
+          <w:rFonts w:ascii="ＭＳ Ｐ明朝" w:eastAsia="ＭＳ Ｐ明朝" w:hAnsi="ＭＳ Ｐ明朝"/>
+          <w:sz w:val="24"/>
+        </w:rPr>
+        <w:t>(3)</w:t>
+      </w:r>
+      <w:r>
+        <w:rPr>
+          <w:rFonts w:ascii="ＭＳ Ｐ明朝" w:eastAsia="ＭＳ Ｐ明朝" w:hAnsi="ＭＳ Ｐ明朝" w:hint="eastAsia"/>
+          <w:sz w:val="24"/>
+        </w:rPr>
+        <w:t>についてである。</w:t>
+      </w:r>
+      <w:r>
+        <w:rPr>
+          <w:rFonts w:ascii="ＭＳ Ｐ明朝" w:eastAsia="ＭＳ Ｐ明朝" w:hAnsi="ＭＳ Ｐ明朝" w:hint="eastAsia"/>
+          <w:sz w:val="24"/>
+        </w:rPr>
+        <w:t>ここでは</w:t>
+      </w:r>
+      <w:r>
+        <w:rPr>
+          <w:rFonts w:ascii="ＭＳ Ｐ明朝" w:eastAsia="ＭＳ Ｐ明朝" w:hAnsi="ＭＳ Ｐ明朝"/>
+          <w:sz w:val="24"/>
+        </w:rPr>
+        <w:t>(2)</w:t>
+      </w:r>
+      <w:r>
+        <w:rPr>
+          <w:rFonts w:ascii="ＭＳ Ｐ明朝" w:eastAsia="ＭＳ Ｐ明朝" w:hAnsi="ＭＳ Ｐ明朝" w:hint="eastAsia"/>
+          <w:sz w:val="24"/>
+        </w:rPr>
+        <w:t>で識別率を求めた手順で、</w:t>
+      </w:r>
+      <w:r>
+        <w:rPr>
+          <w:rFonts w:ascii="ＭＳ Ｐ明朝" w:eastAsia="ＭＳ Ｐ明朝" w:hAnsi="ＭＳ Ｐ明朝"/>
+          <w:sz w:val="24"/>
+        </w:rPr>
+        <w:t>rank</w:t>
+      </w:r>
+      <w:r>
+        <w:rPr>
+          <w:rFonts w:ascii="ＭＳ Ｐ明朝" w:eastAsia="ＭＳ Ｐ明朝" w:hAnsi="ＭＳ Ｐ明朝" w:hint="eastAsia"/>
+          <w:sz w:val="24"/>
+        </w:rPr>
+        <w:t>が</w:t>
+      </w:r>
+      <w:r>
+        <w:rPr>
+          <w:rFonts w:ascii="ＭＳ Ｐ明朝" w:eastAsia="ＭＳ Ｐ明朝" w:hAnsi="ＭＳ Ｐ明朝"/>
+          <w:sz w:val="24"/>
+        </w:rPr>
+        <w:t>1</w:t>
+      </w:r>
+      <w:r>
+        <w:rPr>
+          <w:rFonts w:ascii="ＭＳ Ｐ明朝" w:eastAsia="ＭＳ Ｐ明朝" w:hAnsi="ＭＳ Ｐ明朝" w:hint="eastAsia"/>
+          <w:sz w:val="24"/>
+        </w:rPr>
+        <w:t>まで、</w:t>
+      </w:r>
+      <w:r>
+        <w:rPr>
+          <w:rFonts w:ascii="ＭＳ Ｐ明朝" w:eastAsia="ＭＳ Ｐ明朝" w:hAnsi="ＭＳ Ｐ明朝"/>
+          <w:sz w:val="24"/>
+        </w:rPr>
+        <w:t>2</w:t>
+      </w:r>
+      <w:r>
+        <w:rPr>
+          <w:rFonts w:ascii="ＭＳ Ｐ明朝" w:eastAsia="ＭＳ Ｐ明朝" w:hAnsi="ＭＳ Ｐ明朝" w:hint="eastAsia"/>
+          <w:sz w:val="24"/>
+        </w:rPr>
+        <w:t>まで、</w:t>
+      </w:r>
+      <w:r>
+        <w:rPr>
+          <w:rFonts w:ascii="ＭＳ Ｐ明朝" w:eastAsia="ＭＳ Ｐ明朝" w:hAnsi="ＭＳ Ｐ明朝"/>
+          <w:sz w:val="24"/>
+        </w:rPr>
+        <w:t>3</w:t>
+      </w:r>
+      <w:r>
+        <w:rPr>
+          <w:rFonts w:ascii="ＭＳ Ｐ明朝" w:eastAsia="ＭＳ Ｐ明朝" w:hAnsi="ＭＳ Ｐ明朝" w:hint="eastAsia"/>
+          <w:sz w:val="24"/>
+        </w:rPr>
+        <w:t>、</w:t>
+      </w:r>
+      <w:r>
+        <w:rPr>
+          <w:rFonts w:ascii="ＭＳ Ｐ明朝" w:eastAsia="ＭＳ Ｐ明朝" w:hAnsi="ＭＳ Ｐ明朝"/>
+          <w:sz w:val="24"/>
+        </w:rPr>
+        <w:t>…</w:t>
+      </w:r>
+      <w:r>
+        <w:rPr>
+          <w:rFonts w:ascii="ＭＳ Ｐ明朝" w:eastAsia="ＭＳ Ｐ明朝" w:hAnsi="ＭＳ Ｐ明朝" w:hint="eastAsia"/>
+          <w:sz w:val="24"/>
+        </w:rPr>
+        <w:t>というように拡張して、識別率がいくらであるかを算出している。</w:t>
+      </w:r>
+      <w:r>
+        <w:rPr>
+          <w:rFonts w:ascii="ＭＳ Ｐ明朝" w:eastAsia="ＭＳ Ｐ明朝" w:hAnsi="ＭＳ Ｐ明朝" w:hint="eastAsia"/>
+          <w:sz w:val="24"/>
+        </w:rPr>
+        <w:t>したがってやることは対して変わらず、先ほど作成した</w:t>
       </w:r>
       <w:proofErr w:type="spellStart"/>
       <w:r>
@@ -6209,7 +7187,7 @@
           <w:rFonts w:ascii="ＭＳ Ｐ明朝" w:eastAsia="ＭＳ Ｐ明朝" w:hAnsi="ＭＳ Ｐ明朝"/>
           <w:sz w:val="24"/>
         </w:rPr>
-        <w:t>getline</w:t>
+        <w:t>rank_list</w:t>
       </w:r>
       <w:proofErr w:type="spellEnd"/>
       <w:r>
@@ -6217,7 +7195,21 @@
           <w:rFonts w:ascii="ＭＳ Ｐ明朝" w:eastAsia="ＭＳ Ｐ明朝" w:hAnsi="ＭＳ Ｐ明朝" w:hint="eastAsia"/>
           <w:sz w:val="24"/>
         </w:rPr>
-        <w:t>関数を使用して</w:t>
+        <w:t>配列について、計算していく</w:t>
+      </w:r>
+      <w:r>
+        <w:rPr>
+          <w:rFonts w:ascii="ＭＳ Ｐ明朝" w:eastAsia="ＭＳ Ｐ明朝" w:hAnsi="ＭＳ Ｐ明朝"/>
+          <w:sz w:val="24"/>
+        </w:rPr>
+        <w:t>rank</w:t>
+      </w:r>
+      <w:r>
+        <w:rPr>
+          <w:rFonts w:ascii="ＭＳ Ｐ明朝" w:eastAsia="ＭＳ Ｐ明朝" w:hAnsi="ＭＳ Ｐ明朝" w:hint="eastAsia"/>
+          <w:sz w:val="24"/>
+        </w:rPr>
+        <w:t>の値を</w:t>
       </w:r>
       <w:r>
         <w:rPr>
@@ -6231,331 +7223,28 @@
           <w:rFonts w:ascii="ＭＳ Ｐ明朝" w:eastAsia="ＭＳ Ｐ明朝" w:hAnsi="ＭＳ Ｐ明朝" w:hint="eastAsia"/>
           <w:sz w:val="24"/>
         </w:rPr>
-        <w:t>行ずつ抜き出していく。ファイルには</w:t>
-      </w:r>
-      <w:r>
-        <w:rPr>
-          <w:rFonts w:ascii="ＭＳ Ｐ明朝" w:eastAsia="ＭＳ Ｐ明朝" w:hAnsi="ＭＳ Ｐ明朝"/>
-          <w:sz w:val="24"/>
-        </w:rPr>
-        <w:t>ID</w:t>
-      </w:r>
-      <w:r>
-        <w:rPr>
-          <w:rFonts w:ascii="ＭＳ Ｐ明朝" w:eastAsia="ＭＳ Ｐ明朝" w:hAnsi="ＭＳ Ｐ明朝" w:hint="eastAsia"/>
-          <w:sz w:val="24"/>
-        </w:rPr>
-        <w:t>のみ記載の行と、カンマ区切りで値が記されている行があるので、</w:t>
-      </w:r>
-      <w:r>
-        <w:rPr>
-          <w:rFonts w:ascii="ＭＳ Ｐ明朝" w:eastAsia="ＭＳ Ｐ明朝" w:hAnsi="ＭＳ Ｐ明朝"/>
-          <w:sz w:val="24"/>
-        </w:rPr>
-        <w:t>if</w:t>
-      </w:r>
-      <w:r>
-        <w:rPr>
-          <w:rFonts w:ascii="ＭＳ Ｐ明朝" w:eastAsia="ＭＳ Ｐ明朝" w:hAnsi="ＭＳ Ｐ明朝" w:hint="eastAsia"/>
-          <w:sz w:val="24"/>
-        </w:rPr>
-        <w:t>分岐で</w:t>
-      </w:r>
-      <w:r>
-        <w:rPr>
-          <w:rFonts w:ascii="ＭＳ Ｐ明朝" w:eastAsia="ＭＳ Ｐ明朝" w:hAnsi="ＭＳ Ｐ明朝"/>
-          <w:sz w:val="24"/>
-        </w:rPr>
-        <w:t>string::</w:t>
-      </w:r>
-      <w:proofErr w:type="spellStart"/>
-      <w:r>
-        <w:rPr>
-          <w:rFonts w:ascii="ＭＳ Ｐ明朝" w:eastAsia="ＭＳ Ｐ明朝" w:hAnsi="ＭＳ Ｐ明朝"/>
-          <w:sz w:val="24"/>
-        </w:rPr>
-        <w:t>npos</w:t>
-      </w:r>
-      <w:proofErr w:type="spellEnd"/>
-      <w:r>
-        <w:rPr>
-          <w:rFonts w:ascii="ＭＳ Ｐ明朝" w:eastAsia="ＭＳ Ｐ明朝" w:hAnsi="ＭＳ Ｐ明朝" w:hint="eastAsia"/>
-          <w:sz w:val="24"/>
-        </w:rPr>
-        <w:t>のメンバ定数を用いて、カンマが存在しなければ工程を飛ばすようにした。</w:t>
-      </w:r>
-      <w:r>
-        <w:rPr>
-          <w:rFonts w:ascii="ＭＳ Ｐ明朝" w:eastAsia="ＭＳ Ｐ明朝" w:hAnsi="ＭＳ Ｐ明朝" w:hint="eastAsia"/>
-          <w:sz w:val="24"/>
-        </w:rPr>
-        <w:t>次にカンマで区切られた文字列を解析していく必要があるため、それを可能とする</w:t>
-      </w:r>
-      <w:proofErr w:type="spellStart"/>
-      <w:r>
-        <w:rPr>
-          <w:rFonts w:ascii="ＭＳ Ｐ明朝" w:eastAsia="ＭＳ Ｐ明朝" w:hAnsi="ＭＳ Ｐ明朝"/>
-          <w:sz w:val="24"/>
-        </w:rPr>
-        <w:t>stringstream</w:t>
-      </w:r>
-      <w:proofErr w:type="spellEnd"/>
-      <w:r>
-        <w:rPr>
-          <w:rFonts w:ascii="ＭＳ Ｐ明朝" w:eastAsia="ＭＳ Ｐ明朝" w:hAnsi="ＭＳ Ｐ明朝" w:hint="eastAsia"/>
-          <w:sz w:val="24"/>
-        </w:rPr>
-        <w:t>を使用し、</w:t>
-      </w:r>
-      <w:r>
-        <w:rPr>
-          <w:rFonts w:ascii="ＭＳ Ｐ明朝" w:eastAsia="ＭＳ Ｐ明朝" w:hAnsi="ＭＳ Ｐ明朝"/>
-          <w:sz w:val="24"/>
-        </w:rPr>
-        <w:t>string</w:t>
-      </w:r>
-      <w:r>
-        <w:rPr>
-          <w:rFonts w:ascii="ＭＳ Ｐ明朝" w:eastAsia="ＭＳ Ｐ明朝" w:hAnsi="ＭＳ Ｐ明朝" w:hint="eastAsia"/>
-          <w:sz w:val="24"/>
-        </w:rPr>
-        <w:t>型の</w:t>
-      </w:r>
-      <w:r>
-        <w:rPr>
-          <w:rFonts w:ascii="ＭＳ Ｐ明朝" w:eastAsia="ＭＳ Ｐ明朝" w:hAnsi="ＭＳ Ｐ明朝"/>
-          <w:sz w:val="24"/>
-        </w:rPr>
-        <w:t>token</w:t>
-      </w:r>
-      <w:r>
-        <w:rPr>
-          <w:rFonts w:ascii="ＭＳ Ｐ明朝" w:eastAsia="ＭＳ Ｐ明朝" w:hAnsi="ＭＳ Ｐ明朝" w:hint="eastAsia"/>
-          <w:sz w:val="24"/>
-        </w:rPr>
-        <w:t>で字句解析により分割された文字列を格納した。</w:t>
-      </w:r>
-      <w:r>
-        <w:rPr>
-          <w:rFonts w:ascii="ＭＳ Ｐ明朝" w:eastAsia="ＭＳ Ｐ明朝" w:hAnsi="ＭＳ Ｐ明朝"/>
-          <w:sz w:val="24"/>
-        </w:rPr>
-        <w:t>1</w:t>
-      </w:r>
-      <w:r>
-        <w:rPr>
-          <w:rFonts w:ascii="ＭＳ Ｐ明朝" w:eastAsia="ＭＳ Ｐ明朝" w:hAnsi="ＭＳ Ｐ明朝" w:hint="eastAsia"/>
-          <w:sz w:val="24"/>
-        </w:rPr>
-        <w:t>行あたり</w:t>
-      </w:r>
-      <w:r>
-        <w:rPr>
-          <w:rFonts w:ascii="ＭＳ Ｐ明朝" w:eastAsia="ＭＳ Ｐ明朝" w:hAnsi="ＭＳ Ｐ明朝"/>
-          <w:sz w:val="24"/>
-        </w:rPr>
-        <w:t>1000</w:t>
-      </w:r>
-      <w:r>
-        <w:rPr>
-          <w:rFonts w:ascii="ＭＳ Ｐ明朝" w:eastAsia="ＭＳ Ｐ明朝" w:hAnsi="ＭＳ Ｐ明朝" w:hint="eastAsia"/>
-          <w:sz w:val="24"/>
-        </w:rPr>
-        <w:t>個のデータがあるので、その回数分文字列を値に変換して足し合わせて、規定回数行うと終了するようにした。</w:t>
-      </w:r>
-      <w:r>
-        <w:rPr>
-          <w:rFonts w:ascii="ＭＳ Ｐ明朝" w:eastAsia="ＭＳ Ｐ明朝" w:hAnsi="ＭＳ Ｐ明朝" w:hint="eastAsia"/>
-          <w:sz w:val="24"/>
-        </w:rPr>
-        <w:t>これにより</w:t>
-      </w:r>
-      <w:r>
-        <w:rPr>
-          <w:rFonts w:ascii="ＭＳ Ｐ明朝" w:eastAsia="ＭＳ Ｐ明朝" w:hAnsi="ＭＳ Ｐ明朝"/>
-          <w:sz w:val="24"/>
-        </w:rPr>
-        <w:t>(1)</w:t>
-      </w:r>
-      <w:r>
-        <w:rPr>
-          <w:rFonts w:ascii="ＭＳ Ｐ明朝" w:eastAsia="ＭＳ Ｐ明朝" w:hAnsi="ＭＳ Ｐ明朝" w:hint="eastAsia"/>
-          <w:sz w:val="24"/>
-        </w:rPr>
-        <w:t>の工程が完了となる。</w:t>
-      </w:r>
-    </w:p>
-    <w:p>
-      <w:pPr>
-        <w:rPr>
-          <w:rFonts w:ascii="ＭＳ Ｐ明朝" w:eastAsia="ＭＳ Ｐ明朝" w:hAnsi="ＭＳ Ｐ明朝"/>
-          <w:sz w:val="24"/>
-        </w:rPr>
-      </w:pPr>
-      <w:r>
-        <w:rPr>
-          <w:rFonts w:ascii="ＭＳ Ｐ明朝" w:eastAsia="ＭＳ Ｐ明朝" w:hAnsi="ＭＳ Ｐ明朝" w:hint="eastAsia"/>
-          <w:sz w:val="24"/>
-        </w:rPr>
-        <w:t xml:space="preserve">　次に</w:t>
-      </w:r>
-      <w:r>
-        <w:rPr>
-          <w:rFonts w:ascii="ＭＳ Ｐ明朝" w:eastAsia="ＭＳ Ｐ明朝" w:hAnsi="ＭＳ Ｐ明朝"/>
-          <w:sz w:val="24"/>
-        </w:rPr>
-        <w:t>(2)</w:t>
-      </w:r>
-      <w:r>
-        <w:rPr>
-          <w:rFonts w:ascii="ＭＳ Ｐ明朝" w:eastAsia="ＭＳ Ｐ明朝" w:hAnsi="ＭＳ Ｐ明朝" w:hint="eastAsia"/>
-          <w:sz w:val="24"/>
-        </w:rPr>
-        <w:t>について、ここでは先ほど作成した平均顔データを用いて入力された顔データとの比較を行う</w:t>
-      </w:r>
-      <w:r>
-        <w:rPr>
-          <w:rFonts w:ascii="ＭＳ Ｐ明朝" w:eastAsia="ＭＳ Ｐ明朝" w:hAnsi="ＭＳ Ｐ明朝" w:hint="eastAsia"/>
-          <w:sz w:val="24"/>
-        </w:rPr>
-        <w:t>。</w:t>
-      </w:r>
-      <w:r>
-        <w:rPr>
-          <w:rFonts w:ascii="ＭＳ Ｐ明朝" w:eastAsia="ＭＳ Ｐ明朝" w:hAnsi="ＭＳ Ｐ明朝"/>
-          <w:sz w:val="24"/>
-        </w:rPr>
-        <w:t>Input2026.txt</w:t>
-      </w:r>
-      <w:r>
-        <w:rPr>
-          <w:rFonts w:ascii="ＭＳ Ｐ明朝" w:eastAsia="ＭＳ Ｐ明朝" w:hAnsi="ＭＳ Ｐ明朝" w:hint="eastAsia"/>
-          <w:sz w:val="24"/>
-        </w:rPr>
-        <w:t>は、</w:t>
-      </w:r>
-      <w:r>
-        <w:rPr>
-          <w:rFonts w:ascii="ＭＳ Ｐ明朝" w:eastAsia="ＭＳ Ｐ明朝" w:hAnsi="ＭＳ Ｐ明朝"/>
-          <w:sz w:val="24"/>
-        </w:rPr>
-        <w:t>enrollment2026.txt</w:t>
-      </w:r>
-      <w:r>
-        <w:rPr>
-          <w:rFonts w:ascii="ＭＳ Ｐ明朝" w:eastAsia="ＭＳ Ｐ明朝" w:hAnsi="ＭＳ Ｐ明朝" w:hint="eastAsia"/>
-          <w:sz w:val="24"/>
-        </w:rPr>
-        <w:t>に対応した順番で</w:t>
-      </w:r>
-      <w:r>
-        <w:rPr>
-          <w:rFonts w:ascii="ＭＳ Ｐ明朝" w:eastAsia="ＭＳ Ｐ明朝" w:hAnsi="ＭＳ Ｐ明朝"/>
-          <w:sz w:val="24"/>
-        </w:rPr>
-        <w:t>300</w:t>
-      </w:r>
-      <w:r>
-        <w:rPr>
-          <w:rFonts w:ascii="ＭＳ Ｐ明朝" w:eastAsia="ＭＳ Ｐ明朝" w:hAnsi="ＭＳ Ｐ明朝" w:hint="eastAsia"/>
-          <w:sz w:val="24"/>
-        </w:rPr>
-        <w:t>人のデータが記載されている。そのため各人に対して正解がどの位置にあるかを記録する配列を用意した。</w:t>
-      </w:r>
-      <w:r>
-        <w:rPr>
-          <w:rFonts w:ascii="ＭＳ Ｐ明朝" w:eastAsia="ＭＳ Ｐ明朝" w:hAnsi="ＭＳ Ｐ明朝" w:hint="eastAsia"/>
-          <w:sz w:val="24"/>
-        </w:rPr>
-        <w:t>これを用いてまずは</w:t>
-      </w:r>
-      <w:proofErr w:type="spellStart"/>
-      <w:r>
-        <w:rPr>
-          <w:rFonts w:ascii="ＭＳ Ｐ明朝" w:eastAsia="ＭＳ Ｐ明朝" w:hAnsi="ＭＳ Ｐ明朝"/>
-          <w:sz w:val="24"/>
-        </w:rPr>
-        <w:t>read_vector</w:t>
-      </w:r>
-      <w:proofErr w:type="spellEnd"/>
-      <w:r>
-        <w:rPr>
-          <w:rFonts w:ascii="ＭＳ Ｐ明朝" w:eastAsia="ＭＳ Ｐ明朝" w:hAnsi="ＭＳ Ｐ明朝" w:hint="eastAsia"/>
-          <w:sz w:val="24"/>
-        </w:rPr>
-        <w:t>関数で値を格納し、</w:t>
-      </w:r>
-      <w:r>
-        <w:rPr>
-          <w:rFonts w:ascii="ＭＳ Ｐ明朝" w:eastAsia="ＭＳ Ｐ明朝" w:hAnsi="ＭＳ Ｐ明朝" w:hint="eastAsia"/>
-          <w:sz w:val="24"/>
-        </w:rPr>
-        <w:t>次に</w:t>
-      </w:r>
-      <w:r>
-        <w:rPr>
-          <w:rFonts w:ascii="ＭＳ Ｐ明朝" w:eastAsia="ＭＳ Ｐ明朝" w:hAnsi="ＭＳ Ｐ明朝"/>
-          <w:sz w:val="24"/>
-        </w:rPr>
-        <w:t>double</w:t>
-      </w:r>
-      <w:r>
-        <w:rPr>
-          <w:rFonts w:ascii="ＭＳ Ｐ明朝" w:eastAsia="ＭＳ Ｐ明朝" w:hAnsi="ＭＳ Ｐ明朝" w:hint="eastAsia"/>
-          <w:sz w:val="24"/>
-        </w:rPr>
-        <w:t>の配列の</w:t>
-      </w:r>
-      <w:proofErr w:type="spellStart"/>
-      <w:r>
-        <w:rPr>
-          <w:rFonts w:ascii="ＭＳ Ｐ明朝" w:eastAsia="ＭＳ Ｐ明朝" w:hAnsi="ＭＳ Ｐ明朝"/>
-          <w:sz w:val="24"/>
-        </w:rPr>
-        <w:t>dist</w:t>
-      </w:r>
-      <w:r>
-        <w:rPr>
-          <w:rFonts w:ascii="ＭＳ Ｐ明朝" w:eastAsia="ＭＳ Ｐ明朝" w:hAnsi="ＭＳ Ｐ明朝" w:hint="eastAsia"/>
-          <w:sz w:val="24"/>
-        </w:rPr>
-        <w:t>s</w:t>
-      </w:r>
-      <w:proofErr w:type="spellEnd"/>
-      <w:r>
-        <w:rPr>
-          <w:rFonts w:ascii="ＭＳ Ｐ明朝" w:eastAsia="ＭＳ Ｐ明朝" w:hAnsi="ＭＳ Ｐ明朝" w:hint="eastAsia"/>
-          <w:sz w:val="24"/>
-        </w:rPr>
-        <w:t>で</w:t>
-      </w:r>
-      <w:r>
-        <w:rPr>
-          <w:rFonts w:ascii="ＭＳ Ｐ明朝" w:eastAsia="ＭＳ Ｐ明朝" w:hAnsi="ＭＳ Ｐ明朝"/>
-          <w:sz w:val="24"/>
-        </w:rPr>
-        <w:t>1</w:t>
-      </w:r>
-      <w:r>
-        <w:rPr>
-          <w:rFonts w:ascii="ＭＳ Ｐ明朝" w:eastAsia="ＭＳ Ｐ明朝" w:hAnsi="ＭＳ Ｐ明朝" w:hint="eastAsia"/>
-          <w:sz w:val="24"/>
-        </w:rPr>
-        <w:t>人のデータを</w:t>
-      </w:r>
-      <w:r>
-        <w:rPr>
-          <w:rFonts w:ascii="ＭＳ Ｐ明朝" w:eastAsia="ＭＳ Ｐ明朝" w:hAnsi="ＭＳ Ｐ明朝"/>
-          <w:sz w:val="24"/>
-        </w:rPr>
-        <w:t>300</w:t>
-      </w:r>
-      <w:r>
-        <w:rPr>
-          <w:rFonts w:ascii="ＭＳ Ｐ明朝" w:eastAsia="ＭＳ Ｐ明朝" w:hAnsi="ＭＳ Ｐ明朝" w:hint="eastAsia"/>
-          <w:sz w:val="24"/>
-        </w:rPr>
-        <w:t>人の平均顔のデータとのユークリッド距離を計算し、それの</w:t>
+        <w:t>ずつ増やして全探索していくだけである。この値を</w:t>
+      </w:r>
+      <w:r>
+        <w:rPr>
+          <w:rFonts w:ascii="ＭＳ Ｐ明朝" w:eastAsia="ＭＳ Ｐ明朝" w:hAnsi="ＭＳ Ｐ明朝" w:hint="eastAsia"/>
+          <w:sz w:val="24"/>
+        </w:rPr>
+        <w:t>用いてグラフ化する必要があるため、今回は</w:t>
+      </w:r>
+      <w:r>
+        <w:rPr>
+          <w:rFonts w:ascii="ＭＳ Ｐ明朝" w:eastAsia="ＭＳ Ｐ明朝" w:hAnsi="ＭＳ Ｐ明朝"/>
+          <w:sz w:val="24"/>
+        </w:rPr>
+        <w:t>csv</w:t>
+      </w:r>
+      <w:r>
+        <w:rPr>
+          <w:rFonts w:ascii="ＭＳ Ｐ明朝" w:eastAsia="ＭＳ Ｐ明朝" w:hAnsi="ＭＳ Ｐ明朝" w:hint="eastAsia"/>
+          <w:sz w:val="24"/>
+        </w:rPr>
+        <w:t>ファイルに小数第</w:t>
       </w:r>
       <w:r>
         <w:rPr>
@@ -6569,408 +7258,14 @@
           <w:rFonts w:ascii="ＭＳ Ｐ明朝" w:eastAsia="ＭＳ Ｐ明朝" w:hAnsi="ＭＳ Ｐ明朝" w:hint="eastAsia"/>
           <w:sz w:val="24"/>
         </w:rPr>
-        <w:t>乗値を加算していく。</w:t>
-      </w:r>
-      <w:r>
-        <w:rPr>
-          <w:rFonts w:ascii="ＭＳ Ｐ明朝" w:eastAsia="ＭＳ Ｐ明朝" w:hAnsi="ＭＳ Ｐ明朝" w:hint="eastAsia"/>
-          <w:sz w:val="24"/>
-        </w:rPr>
-        <w:t>これで、例えば</w:t>
-      </w:r>
-      <w:r>
-        <w:rPr>
-          <w:rFonts w:ascii="ＭＳ Ｐ明朝" w:eastAsia="ＭＳ Ｐ明朝" w:hAnsi="ＭＳ Ｐ明朝"/>
-          <w:sz w:val="24"/>
-        </w:rPr>
-        <w:t>20</w:t>
-      </w:r>
-      <w:r>
-        <w:rPr>
-          <w:rFonts w:ascii="ＭＳ Ｐ明朝" w:eastAsia="ＭＳ Ｐ明朝" w:hAnsi="ＭＳ Ｐ明朝" w:hint="eastAsia"/>
-          <w:sz w:val="24"/>
-        </w:rPr>
-        <w:t>番目の顔データについて、</w:t>
-      </w:r>
-      <w:r>
-        <w:rPr>
-          <w:rFonts w:ascii="ＭＳ Ｐ明朝" w:eastAsia="ＭＳ Ｐ明朝" w:hAnsi="ＭＳ Ｐ明朝"/>
-          <w:sz w:val="24"/>
-        </w:rPr>
-        <w:t>20</w:t>
-      </w:r>
-      <w:r>
-        <w:rPr>
-          <w:rFonts w:ascii="ＭＳ Ｐ明朝" w:eastAsia="ＭＳ Ｐ明朝" w:hAnsi="ＭＳ Ｐ明朝" w:hint="eastAsia"/>
-          <w:sz w:val="24"/>
-        </w:rPr>
-        <w:t>番目の平均顔データよりも精度の良い比較、すなわちユークリッド距離の</w:t>
-      </w:r>
-      <w:r>
-        <w:rPr>
-          <w:rFonts w:ascii="ＭＳ Ｐ明朝" w:eastAsia="ＭＳ Ｐ明朝" w:hAnsi="ＭＳ Ｐ明朝"/>
-          <w:sz w:val="24"/>
-        </w:rPr>
-        <w:t>2</w:t>
-      </w:r>
-      <w:r>
-        <w:rPr>
-          <w:rFonts w:ascii="ＭＳ Ｐ明朝" w:eastAsia="ＭＳ Ｐ明朝" w:hAnsi="ＭＳ Ｐ明朝" w:hint="eastAsia"/>
-          <w:sz w:val="24"/>
-        </w:rPr>
-        <w:t>乗値の小さい</w:t>
-      </w:r>
-      <w:r>
-        <w:rPr>
-          <w:rFonts w:ascii="ＭＳ Ｐ明朝" w:eastAsia="ＭＳ Ｐ明朝" w:hAnsi="ＭＳ Ｐ明朝" w:hint="eastAsia"/>
-          <w:sz w:val="24"/>
-        </w:rPr>
-        <w:t>ものがあれば、その数を記録していくことにする。</w:t>
-      </w:r>
-      <w:r>
-        <w:rPr>
-          <w:rFonts w:ascii="ＭＳ Ｐ明朝" w:eastAsia="ＭＳ Ｐ明朝" w:hAnsi="ＭＳ Ｐ明朝" w:hint="eastAsia"/>
-          <w:sz w:val="24"/>
-        </w:rPr>
-        <w:t>これを</w:t>
-      </w:r>
-      <w:r>
-        <w:rPr>
-          <w:rFonts w:ascii="ＭＳ Ｐ明朝" w:eastAsia="ＭＳ Ｐ明朝" w:hAnsi="ＭＳ Ｐ明朝"/>
-          <w:sz w:val="24"/>
-        </w:rPr>
-        <w:t>rank</w:t>
-      </w:r>
-      <w:r>
-        <w:rPr>
-          <w:rFonts w:ascii="ＭＳ Ｐ明朝" w:eastAsia="ＭＳ Ｐ明朝" w:hAnsi="ＭＳ Ｐ明朝" w:hint="eastAsia"/>
-          <w:sz w:val="24"/>
-        </w:rPr>
-        <w:t>として、定義した</w:t>
-      </w:r>
-      <w:proofErr w:type="spellStart"/>
-      <w:r>
-        <w:rPr>
-          <w:rFonts w:ascii="ＭＳ Ｐ明朝" w:eastAsia="ＭＳ Ｐ明朝" w:hAnsi="ＭＳ Ｐ明朝"/>
-          <w:sz w:val="24"/>
-        </w:rPr>
-        <w:t>rank_list</w:t>
-      </w:r>
-      <w:proofErr w:type="spellEnd"/>
-      <w:r>
-        <w:rPr>
-          <w:rFonts w:ascii="ＭＳ Ｐ明朝" w:eastAsia="ＭＳ Ｐ明朝" w:hAnsi="ＭＳ Ｐ明朝" w:hint="eastAsia"/>
-          <w:sz w:val="24"/>
-        </w:rPr>
-        <w:t>の各要素に格納していく。これを行うことで識別率がいくらであるかの計算を可能とした。なお、順位に対応させるために初期値を</w:t>
-      </w:r>
-      <w:r>
-        <w:rPr>
-          <w:rFonts w:ascii="ＭＳ Ｐ明朝" w:eastAsia="ＭＳ Ｐ明朝" w:hAnsi="ＭＳ Ｐ明朝"/>
-          <w:sz w:val="24"/>
-        </w:rPr>
-        <w:t>1</w:t>
-      </w:r>
-      <w:r>
-        <w:rPr>
-          <w:rFonts w:ascii="ＭＳ Ｐ明朝" w:eastAsia="ＭＳ Ｐ明朝" w:hAnsi="ＭＳ Ｐ明朝" w:hint="eastAsia"/>
-          <w:sz w:val="24"/>
-        </w:rPr>
-        <w:t>と設定した。</w:t>
-      </w:r>
-      <w:r>
-        <w:rPr>
-          <w:rFonts w:ascii="ＭＳ Ｐ明朝" w:eastAsia="ＭＳ Ｐ明朝" w:hAnsi="ＭＳ Ｐ明朝" w:hint="eastAsia"/>
-          <w:sz w:val="24"/>
-        </w:rPr>
-        <w:t>以上より、</w:t>
-      </w:r>
-      <w:proofErr w:type="spellStart"/>
-      <w:r>
-        <w:rPr>
-          <w:rFonts w:ascii="ＭＳ Ｐ明朝" w:eastAsia="ＭＳ Ｐ明朝" w:hAnsi="ＭＳ Ｐ明朝"/>
-          <w:sz w:val="24"/>
-        </w:rPr>
-        <w:t>correct_rank</w:t>
-      </w:r>
-      <w:proofErr w:type="spellEnd"/>
-      <w:r>
-        <w:rPr>
-          <w:rFonts w:ascii="ＭＳ Ｐ明朝" w:eastAsia="ＭＳ Ｐ明朝" w:hAnsi="ＭＳ Ｐ明朝" w:hint="eastAsia"/>
-          <w:sz w:val="24"/>
-        </w:rPr>
-        <w:t>変数に</w:t>
-      </w:r>
-      <w:r>
-        <w:rPr>
-          <w:rFonts w:ascii="ＭＳ Ｐ明朝" w:eastAsia="ＭＳ Ｐ明朝" w:hAnsi="ＭＳ Ｐ明朝"/>
-          <w:sz w:val="24"/>
-        </w:rPr>
-        <w:t>rank</w:t>
-      </w:r>
-      <w:r>
-        <w:rPr>
-          <w:rFonts w:ascii="ＭＳ Ｐ明朝" w:eastAsia="ＭＳ Ｐ明朝" w:hAnsi="ＭＳ Ｐ明朝" w:hint="eastAsia"/>
-          <w:sz w:val="24"/>
-        </w:rPr>
-        <w:t>が</w:t>
-      </w:r>
-      <w:r>
-        <w:rPr>
-          <w:rFonts w:ascii="ＭＳ Ｐ明朝" w:eastAsia="ＭＳ Ｐ明朝" w:hAnsi="ＭＳ Ｐ明朝"/>
-          <w:sz w:val="24"/>
-        </w:rPr>
-        <w:t>1</w:t>
-      </w:r>
-      <w:r>
-        <w:rPr>
-          <w:rFonts w:ascii="ＭＳ Ｐ明朝" w:eastAsia="ＭＳ Ｐ明朝" w:hAnsi="ＭＳ Ｐ明朝" w:hint="eastAsia"/>
-          <w:sz w:val="24"/>
-        </w:rPr>
-        <w:t>であった数を入れて、これを人数で割ることで識別率の算出が完了となった。</w:t>
-      </w:r>
-      <w:r>
-        <w:rPr>
-          <w:rFonts w:ascii="ＭＳ Ｐ明朝" w:eastAsia="ＭＳ Ｐ明朝" w:hAnsi="ＭＳ Ｐ明朝" w:hint="eastAsia"/>
-          <w:sz w:val="24"/>
-        </w:rPr>
-        <w:t>識別率の出力であるが、</w:t>
-      </w:r>
-      <w:r>
-        <w:rPr>
-          <w:rFonts w:ascii="ＭＳ Ｐ明朝" w:eastAsia="ＭＳ Ｐ明朝" w:hAnsi="ＭＳ Ｐ明朝"/>
-          <w:sz w:val="24"/>
-        </w:rPr>
-        <w:t xml:space="preserve">fixed &lt;&lt; </w:t>
-      </w:r>
-      <w:proofErr w:type="spellStart"/>
-      <w:r>
-        <w:rPr>
-          <w:rFonts w:ascii="ＭＳ Ｐ明朝" w:eastAsia="ＭＳ Ｐ明朝" w:hAnsi="ＭＳ Ｐ明朝"/>
-          <w:sz w:val="24"/>
-        </w:rPr>
-        <w:t>setpresion</w:t>
-      </w:r>
-      <w:proofErr w:type="spellEnd"/>
-      <w:r>
-        <w:rPr>
-          <w:rFonts w:ascii="ＭＳ Ｐ明朝" w:eastAsia="ＭＳ Ｐ明朝" w:hAnsi="ＭＳ Ｐ明朝"/>
-          <w:sz w:val="24"/>
-        </w:rPr>
-        <w:t>(2)</w:t>
-      </w:r>
-      <w:r>
-        <w:rPr>
-          <w:rFonts w:ascii="ＭＳ Ｐ明朝" w:eastAsia="ＭＳ Ｐ明朝" w:hAnsi="ＭＳ Ｐ明朝" w:hint="eastAsia"/>
-          <w:sz w:val="24"/>
-        </w:rPr>
-        <w:t>を行うことで、</w:t>
-      </w:r>
-      <w:r>
-        <w:rPr>
-          <w:rFonts w:ascii="ＭＳ Ｐ明朝" w:eastAsia="ＭＳ Ｐ明朝" w:hAnsi="ＭＳ Ｐ明朝"/>
-          <w:sz w:val="24"/>
-        </w:rPr>
-        <w:t>double</w:t>
-      </w:r>
-      <w:r>
-        <w:rPr>
-          <w:rFonts w:ascii="ＭＳ Ｐ明朝" w:eastAsia="ＭＳ Ｐ明朝" w:hAnsi="ＭＳ Ｐ明朝" w:hint="eastAsia"/>
-          <w:sz w:val="24"/>
-        </w:rPr>
-        <w:t>の値の出力を小数第</w:t>
-      </w:r>
-      <w:r>
-        <w:rPr>
-          <w:rFonts w:ascii="ＭＳ Ｐ明朝" w:eastAsia="ＭＳ Ｐ明朝" w:hAnsi="ＭＳ Ｐ明朝"/>
-          <w:sz w:val="24"/>
-        </w:rPr>
-        <w:t>2</w:t>
-      </w:r>
-      <w:r>
-        <w:rPr>
-          <w:rFonts w:ascii="ＭＳ Ｐ明朝" w:eastAsia="ＭＳ Ｐ明朝" w:hAnsi="ＭＳ Ｐ明朝" w:hint="eastAsia"/>
-          <w:sz w:val="24"/>
-        </w:rPr>
-        <w:t>位で固定させた。</w:t>
-      </w:r>
-    </w:p>
-    <w:p>
-      <w:pPr>
-        <w:rPr>
-          <w:rFonts w:ascii="ＭＳ Ｐ明朝" w:eastAsia="ＭＳ Ｐ明朝" w:hAnsi="ＭＳ Ｐ明朝" w:hint="eastAsia"/>
-          <w:sz w:val="24"/>
-        </w:rPr>
-      </w:pPr>
-      <w:r>
-        <w:rPr>
-          <w:rFonts w:ascii="ＭＳ Ｐ明朝" w:eastAsia="ＭＳ Ｐ明朝" w:hAnsi="ＭＳ Ｐ明朝" w:hint="eastAsia"/>
-          <w:sz w:val="24"/>
-        </w:rPr>
-        <w:t xml:space="preserve">　最後に</w:t>
-      </w:r>
-      <w:r>
-        <w:rPr>
-          <w:rFonts w:ascii="ＭＳ Ｐ明朝" w:eastAsia="ＭＳ Ｐ明朝" w:hAnsi="ＭＳ Ｐ明朝"/>
-          <w:sz w:val="24"/>
-        </w:rPr>
-        <w:t>(3)</w:t>
-      </w:r>
-      <w:r>
-        <w:rPr>
-          <w:rFonts w:ascii="ＭＳ Ｐ明朝" w:eastAsia="ＭＳ Ｐ明朝" w:hAnsi="ＭＳ Ｐ明朝" w:hint="eastAsia"/>
-          <w:sz w:val="24"/>
-        </w:rPr>
-        <w:t>についてである。</w:t>
-      </w:r>
-      <w:r>
-        <w:rPr>
-          <w:rFonts w:ascii="ＭＳ Ｐ明朝" w:eastAsia="ＭＳ Ｐ明朝" w:hAnsi="ＭＳ Ｐ明朝" w:hint="eastAsia"/>
-          <w:sz w:val="24"/>
-        </w:rPr>
-        <w:t>ここでは</w:t>
-      </w:r>
-      <w:r>
-        <w:rPr>
-          <w:rFonts w:ascii="ＭＳ Ｐ明朝" w:eastAsia="ＭＳ Ｐ明朝" w:hAnsi="ＭＳ Ｐ明朝"/>
-          <w:sz w:val="24"/>
-        </w:rPr>
-        <w:t>(2)</w:t>
-      </w:r>
-      <w:r>
-        <w:rPr>
-          <w:rFonts w:ascii="ＭＳ Ｐ明朝" w:eastAsia="ＭＳ Ｐ明朝" w:hAnsi="ＭＳ Ｐ明朝" w:hint="eastAsia"/>
-          <w:sz w:val="24"/>
-        </w:rPr>
-        <w:t>で識別率を求めた手順で、</w:t>
-      </w:r>
-      <w:r>
-        <w:rPr>
-          <w:rFonts w:ascii="ＭＳ Ｐ明朝" w:eastAsia="ＭＳ Ｐ明朝" w:hAnsi="ＭＳ Ｐ明朝"/>
-          <w:sz w:val="24"/>
-        </w:rPr>
-        <w:t>rank</w:t>
-      </w:r>
-      <w:r>
-        <w:rPr>
-          <w:rFonts w:ascii="ＭＳ Ｐ明朝" w:eastAsia="ＭＳ Ｐ明朝" w:hAnsi="ＭＳ Ｐ明朝" w:hint="eastAsia"/>
-          <w:sz w:val="24"/>
-        </w:rPr>
-        <w:t>が</w:t>
-      </w:r>
-      <w:r>
-        <w:rPr>
-          <w:rFonts w:ascii="ＭＳ Ｐ明朝" w:eastAsia="ＭＳ Ｐ明朝" w:hAnsi="ＭＳ Ｐ明朝"/>
-          <w:sz w:val="24"/>
-        </w:rPr>
-        <w:t>1</w:t>
-      </w:r>
-      <w:r>
-        <w:rPr>
-          <w:rFonts w:ascii="ＭＳ Ｐ明朝" w:eastAsia="ＭＳ Ｐ明朝" w:hAnsi="ＭＳ Ｐ明朝" w:hint="eastAsia"/>
-          <w:sz w:val="24"/>
-        </w:rPr>
-        <w:t>まで、</w:t>
-      </w:r>
-      <w:r>
-        <w:rPr>
-          <w:rFonts w:ascii="ＭＳ Ｐ明朝" w:eastAsia="ＭＳ Ｐ明朝" w:hAnsi="ＭＳ Ｐ明朝"/>
-          <w:sz w:val="24"/>
-        </w:rPr>
-        <w:t>2</w:t>
-      </w:r>
-      <w:r>
-        <w:rPr>
-          <w:rFonts w:ascii="ＭＳ Ｐ明朝" w:eastAsia="ＭＳ Ｐ明朝" w:hAnsi="ＭＳ Ｐ明朝" w:hint="eastAsia"/>
-          <w:sz w:val="24"/>
-        </w:rPr>
-        <w:t>まで、</w:t>
-      </w:r>
-      <w:r>
-        <w:rPr>
-          <w:rFonts w:ascii="ＭＳ Ｐ明朝" w:eastAsia="ＭＳ Ｐ明朝" w:hAnsi="ＭＳ Ｐ明朝"/>
-          <w:sz w:val="24"/>
-        </w:rPr>
-        <w:t>3</w:t>
-      </w:r>
-      <w:r>
-        <w:rPr>
-          <w:rFonts w:ascii="ＭＳ Ｐ明朝" w:eastAsia="ＭＳ Ｐ明朝" w:hAnsi="ＭＳ Ｐ明朝" w:hint="eastAsia"/>
-          <w:sz w:val="24"/>
-        </w:rPr>
-        <w:t>、</w:t>
-      </w:r>
-      <w:r>
-        <w:rPr>
-          <w:rFonts w:ascii="ＭＳ Ｐ明朝" w:eastAsia="ＭＳ Ｐ明朝" w:hAnsi="ＭＳ Ｐ明朝"/>
-          <w:sz w:val="24"/>
-        </w:rPr>
-        <w:t>…</w:t>
-      </w:r>
-      <w:r>
-        <w:rPr>
-          <w:rFonts w:ascii="ＭＳ Ｐ明朝" w:eastAsia="ＭＳ Ｐ明朝" w:hAnsi="ＭＳ Ｐ明朝" w:hint="eastAsia"/>
-          <w:sz w:val="24"/>
-        </w:rPr>
-        <w:t>というように拡張して、識別率がいくらであるかを算出している。</w:t>
-      </w:r>
-      <w:r>
-        <w:rPr>
-          <w:rFonts w:ascii="ＭＳ Ｐ明朝" w:eastAsia="ＭＳ Ｐ明朝" w:hAnsi="ＭＳ Ｐ明朝" w:hint="eastAsia"/>
-          <w:sz w:val="24"/>
-        </w:rPr>
-        <w:t>したがってやることは対して変わらず、先ほど作成した</w:t>
-      </w:r>
-      <w:proofErr w:type="spellStart"/>
-      <w:r>
-        <w:rPr>
-          <w:rFonts w:ascii="ＭＳ Ｐ明朝" w:eastAsia="ＭＳ Ｐ明朝" w:hAnsi="ＭＳ Ｐ明朝"/>
-          <w:sz w:val="24"/>
-        </w:rPr>
-        <w:t>rank_list</w:t>
-      </w:r>
-      <w:proofErr w:type="spellEnd"/>
-      <w:r>
-        <w:rPr>
-          <w:rFonts w:ascii="ＭＳ Ｐ明朝" w:eastAsia="ＭＳ Ｐ明朝" w:hAnsi="ＭＳ Ｐ明朝" w:hint="eastAsia"/>
-          <w:sz w:val="24"/>
-        </w:rPr>
-        <w:t>配列について、計算していく</w:t>
-      </w:r>
-      <w:r>
-        <w:rPr>
-          <w:rFonts w:ascii="ＭＳ Ｐ明朝" w:eastAsia="ＭＳ Ｐ明朝" w:hAnsi="ＭＳ Ｐ明朝"/>
-          <w:sz w:val="24"/>
-        </w:rPr>
-        <w:t>rank</w:t>
-      </w:r>
-      <w:r>
-        <w:rPr>
-          <w:rFonts w:ascii="ＭＳ Ｐ明朝" w:eastAsia="ＭＳ Ｐ明朝" w:hAnsi="ＭＳ Ｐ明朝" w:hint="eastAsia"/>
-          <w:sz w:val="24"/>
-        </w:rPr>
-        <w:t>の値を</w:t>
-      </w:r>
-      <w:r>
-        <w:rPr>
-          <w:rFonts w:ascii="ＭＳ Ｐ明朝" w:eastAsia="ＭＳ Ｐ明朝" w:hAnsi="ＭＳ Ｐ明朝"/>
-          <w:sz w:val="24"/>
-        </w:rPr>
-        <w:t>1</w:t>
-      </w:r>
-      <w:r>
-        <w:rPr>
-          <w:rFonts w:ascii="ＭＳ Ｐ明朝" w:eastAsia="ＭＳ Ｐ明朝" w:hAnsi="ＭＳ Ｐ明朝" w:hint="eastAsia"/>
-          <w:sz w:val="24"/>
-        </w:rPr>
-        <w:t>ずつ増やして全探索していくだけである。この値を</w:t>
-      </w:r>
-      <w:r>
-        <w:rPr>
-          <w:rFonts w:ascii="ＭＳ Ｐ明朝" w:eastAsia="ＭＳ Ｐ明朝" w:hAnsi="ＭＳ Ｐ明朝" w:hint="eastAsia"/>
-          <w:sz w:val="24"/>
-        </w:rPr>
-        <w:t>用いてグラフ化する必要があるため、今回は</w:t>
+        <w:t>位までを指定して出力させた。</w:t>
+      </w:r>
+      <w:r>
+        <w:rPr>
+          <w:rFonts w:ascii="ＭＳ Ｐ明朝" w:eastAsia="ＭＳ Ｐ明朝" w:hAnsi="ＭＳ Ｐ明朝" w:hint="eastAsia"/>
+          <w:sz w:val="24"/>
+        </w:rPr>
+        <w:t>この</w:t>
       </w:r>
       <w:r>
         <w:rPr>
@@ -6984,41 +7279,6 @@
           <w:rFonts w:ascii="ＭＳ Ｐ明朝" w:eastAsia="ＭＳ Ｐ明朝" w:hAnsi="ＭＳ Ｐ明朝" w:hint="eastAsia"/>
           <w:sz w:val="24"/>
         </w:rPr>
-        <w:t>ファイルに小数第</w:t>
-      </w:r>
-      <w:r>
-        <w:rPr>
-          <w:rFonts w:ascii="ＭＳ Ｐ明朝" w:eastAsia="ＭＳ Ｐ明朝" w:hAnsi="ＭＳ Ｐ明朝"/>
-          <w:sz w:val="24"/>
-        </w:rPr>
-        <w:t>2</w:t>
-      </w:r>
-      <w:r>
-        <w:rPr>
-          <w:rFonts w:ascii="ＭＳ Ｐ明朝" w:eastAsia="ＭＳ Ｐ明朝" w:hAnsi="ＭＳ Ｐ明朝" w:hint="eastAsia"/>
-          <w:sz w:val="24"/>
-        </w:rPr>
-        <w:t>位までを指定して出力させた。</w:t>
-      </w:r>
-      <w:r>
-        <w:rPr>
-          <w:rFonts w:ascii="ＭＳ Ｐ明朝" w:eastAsia="ＭＳ Ｐ明朝" w:hAnsi="ＭＳ Ｐ明朝" w:hint="eastAsia"/>
-          <w:sz w:val="24"/>
-        </w:rPr>
-        <w:t>この</w:t>
-      </w:r>
-      <w:r>
-        <w:rPr>
-          <w:rFonts w:ascii="ＭＳ Ｐ明朝" w:eastAsia="ＭＳ Ｐ明朝" w:hAnsi="ＭＳ Ｐ明朝"/>
-          <w:sz w:val="24"/>
-        </w:rPr>
-        <w:t>csv</w:t>
-      </w:r>
-      <w:r>
-        <w:rPr>
-          <w:rFonts w:ascii="ＭＳ Ｐ明朝" w:eastAsia="ＭＳ Ｐ明朝" w:hAnsi="ＭＳ Ｐ明朝" w:hint="eastAsia"/>
-          <w:sz w:val="24"/>
-        </w:rPr>
         <w:t>ファイルからエクセルでグラフを作成し、それを</w:t>
       </w:r>
       <w:r>
@@ -7063,29 +7323,113 @@
           <w:rFonts w:ascii="ＭＳ Ｐ明朝" w:eastAsia="ＭＳ Ｐ明朝" w:hAnsi="ＭＳ Ｐ明朝" w:hint="eastAsia"/>
           <w:sz w:val="24"/>
         </w:rPr>
+        <w:t>・実行結果</w:t>
+      </w:r>
+    </w:p>
+    <w:p>
+      <w:pPr>
+        <w:jc w:val="center"/>
+        <w:rPr>
+          <w:rFonts w:ascii="ＭＳ Ｐ明朝" w:eastAsia="ＭＳ Ｐ明朝" w:hAnsi="ＭＳ Ｐ明朝"/>
+          <w:sz w:val="24"/>
+        </w:rPr>
+      </w:pPr>
+      <w:r>
+        <w:rPr>
+          <w:rFonts w:ascii="ＭＳ Ｐ明朝" w:eastAsia="ＭＳ Ｐ明朝" w:hAnsi="ＭＳ Ｐ明朝"/>
+          <w:sz w:val="24"/>
+        </w:rPr>
+        <w:drawing>
+          <wp:inline distT="0" distB="0" distL="0" distR="0" wp14:anchorId="019A74CA" wp14:editId="1D7F28D9">
+            <wp:extent cx="4546600" cy="952500"/>
+            <wp:effectExtent l="0" t="0" r="0" b="0"/>
+            <wp:docPr id="255777202" name="図 1"/>
+            <wp:cNvGraphicFramePr>
+              <a:graphicFrameLocks xmlns:a="http://schemas.openxmlformats.org/drawingml/2006/main" noChangeAspect="1"/>
+            </wp:cNvGraphicFramePr>
+            <a:graphic xmlns:a="http://schemas.openxmlformats.org/drawingml/2006/main">
+              <a:graphicData uri="http://schemas.openxmlformats.org/drawingml/2006/picture">
+                <pic:pic xmlns:pic="http://schemas.openxmlformats.org/drawingml/2006/picture">
+                  <pic:nvPicPr>
+                    <pic:cNvPr id="255777202" name=""/>
+                    <pic:cNvPicPr/>
+                  </pic:nvPicPr>
+                  <pic:blipFill>
+                    <a:blip r:embed="rId12"/>
+                    <a:stretch>
+                      <a:fillRect/>
+                    </a:stretch>
+                  </pic:blipFill>
+                  <pic:spPr>
+                    <a:xfrm>
+                      <a:off x="0" y="0"/>
+                      <a:ext cx="4546600" cy="952500"/>
+                    </a:xfrm>
+                    <a:prstGeom prst="rect">
+                      <a:avLst/>
+                    </a:prstGeom>
+                  </pic:spPr>
+                </pic:pic>
+              </a:graphicData>
+            </a:graphic>
+          </wp:inline>
+        </w:drawing>
+      </w:r>
+    </w:p>
+    <w:p>
+      <w:pPr>
+        <w:jc w:val="center"/>
+        <w:rPr>
+          <w:rFonts w:ascii="ＭＳ Ｐ明朝" w:eastAsia="ＭＳ Ｐ明朝" w:hAnsi="ＭＳ Ｐ明朝"/>
+          <w:sz w:val="24"/>
+        </w:rPr>
+      </w:pPr>
+      <w:r>
+        <w:rPr>
+          <w:rFonts w:ascii="ＭＳ Ｐ明朝" w:eastAsia="ＭＳ Ｐ明朝" w:hAnsi="ＭＳ Ｐ明朝"/>
+          <w:sz w:val="24"/>
+        </w:rPr>
         <w:lastRenderedPageBreak/>
-        <w:t>・実行結果</w:t>
-      </w:r>
-    </w:p>
-    <w:p>
-      <w:pPr>
-        <w:rPr>
-          <w:rFonts w:ascii="ＭＳ Ｐ明朝" w:eastAsia="ＭＳ Ｐ明朝" w:hAnsi="ＭＳ Ｐ明朝"/>
-          <w:sz w:val="24"/>
-        </w:rPr>
-      </w:pPr>
-    </w:p>
-    <w:p>
-      <w:pPr>
-        <w:rPr>
-          <w:rFonts w:ascii="ＭＳ Ｐ明朝" w:eastAsia="ＭＳ Ｐ明朝" w:hAnsi="ＭＳ Ｐ明朝"/>
-          <w:sz w:val="24"/>
-        </w:rPr>
-      </w:pPr>
+        <w:drawing>
+          <wp:inline distT="0" distB="0" distL="0" distR="0" wp14:anchorId="09DB9F0A" wp14:editId="3ED2E834">
+            <wp:extent cx="5400040" cy="3113405"/>
+            <wp:effectExtent l="0" t="0" r="0" b="0"/>
+            <wp:docPr id="1123509262" name="図 1"/>
+            <wp:cNvGraphicFramePr>
+              <a:graphicFrameLocks xmlns:a="http://schemas.openxmlformats.org/drawingml/2006/main" noChangeAspect="1"/>
+            </wp:cNvGraphicFramePr>
+            <a:graphic xmlns:a="http://schemas.openxmlformats.org/drawingml/2006/main">
+              <a:graphicData uri="http://schemas.openxmlformats.org/drawingml/2006/picture">
+                <pic:pic xmlns:pic="http://schemas.openxmlformats.org/drawingml/2006/picture">
+                  <pic:nvPicPr>
+                    <pic:cNvPr id="1123509262" name=""/>
+                    <pic:cNvPicPr/>
+                  </pic:nvPicPr>
+                  <pic:blipFill>
+                    <a:blip r:embed="rId13"/>
+                    <a:stretch>
+                      <a:fillRect/>
+                    </a:stretch>
+                  </pic:blipFill>
+                  <pic:spPr>
+                    <a:xfrm>
+                      <a:off x="0" y="0"/>
+                      <a:ext cx="5400040" cy="3113405"/>
+                    </a:xfrm>
+                    <a:prstGeom prst="rect">
+                      <a:avLst/>
+                    </a:prstGeom>
+                  </pic:spPr>
+                </pic:pic>
+              </a:graphicData>
+            </a:graphic>
+          </wp:inline>
+        </w:drawing>
+      </w:r>
     </w:p>
     <w:sectPr>
-      <w:footerReference w:type="even" r:id="rId7"/>
-      <w:footerReference w:type="default" r:id="rId8"/>
+      <w:footerReference w:type="even" r:id="rId14"/>
+      <w:footerReference w:type="default" r:id="rId15"/>
       <w:pgSz w:w="11906" w:h="16838"/>
       <w:pgMar w:top="1985" w:right="1701" w:bottom="1701" w:left="1701" w:header="851" w:footer="992" w:gutter="0"/>
       <w:cols w:space="425"/>
@@ -8151,7 +8495,6 @@
   <w:style w:type="character" w:default="1" w:styleId="a0">
     <w:name w:val="Default Paragraph Font"/>
     <w:uiPriority w:val="1"/>
-    <w:semiHidden/>
     <w:unhideWhenUsed/>
   </w:style>
   <w:style w:type="table" w:default="1" w:styleId="a1">

--- a/latex/lec3/report_2412747_3.docx
+++ b/latex/lec3/report_2412747_3.docx
@@ -197,6 +197,69 @@
       </w:r>
       <w:r>
         <w:rPr>
+          <w:rFonts w:ascii="ＭＳ Ｐ明朝" w:eastAsia="ＭＳ Ｐ明朝" w:hAnsi="ＭＳ Ｐ明朝" w:hint="eastAsia"/>
+          <w:sz w:val="24"/>
+        </w:rPr>
+        <w:t>「</w:t>
+      </w:r>
+      <w:r>
+        <w:rPr>
+          <w:rFonts w:ascii="ＭＳ Ｐ明朝" w:eastAsia="ＭＳ Ｐ明朝" w:hAnsi="ＭＳ Ｐ明朝" w:hint="eastAsia"/>
+          <w:sz w:val="24"/>
+        </w:rPr>
+        <w:t>ある</w:t>
+      </w:r>
+      <w:r>
+        <w:rPr>
+          <w:rFonts w:ascii="ＭＳ Ｐ明朝" w:eastAsia="ＭＳ Ｐ明朝" w:hAnsi="ＭＳ Ｐ明朝" w:hint="eastAsia"/>
+          <w:sz w:val="24"/>
+        </w:rPr>
+        <w:t>整数</w:t>
+      </w:r>
+      <w:r>
+        <w:rPr>
+          <w:rFonts w:ascii="ＭＳ Ｐ明朝" w:eastAsia="ＭＳ Ｐ明朝" w:hAnsi="ＭＳ Ｐ明朝" w:hint="eastAsia"/>
+          <w:sz w:val="24"/>
+        </w:rPr>
+        <w:t>」</w:t>
+      </w:r>
+      <w:r>
+        <w:rPr>
+          <w:rFonts w:ascii="ＭＳ Ｐ明朝" w:eastAsia="ＭＳ Ｐ明朝" w:hAnsi="ＭＳ Ｐ明朝" w:hint="eastAsia"/>
+          <w:sz w:val="24"/>
+        </w:rPr>
+        <w:t>以下の素数を求めるための</w:t>
+      </w:r>
+      <w:r>
+        <w:rPr>
+          <w:rFonts w:ascii="ＭＳ Ｐ明朝" w:eastAsia="ＭＳ Ｐ明朝" w:hAnsi="ＭＳ Ｐ明朝" w:hint="eastAsia"/>
+          <w:sz w:val="24"/>
+        </w:rPr>
+        <w:t>「</w:t>
+      </w:r>
+      <w:r>
+        <w:rPr>
+          <w:rFonts w:ascii="ＭＳ Ｐ明朝" w:eastAsia="ＭＳ Ｐ明朝" w:hAnsi="ＭＳ Ｐ明朝" w:hint="eastAsia"/>
+          <w:sz w:val="24"/>
+        </w:rPr>
+        <w:t>ある整数</w:t>
+      </w:r>
+      <w:r>
+        <w:rPr>
+          <w:rFonts w:ascii="ＭＳ Ｐ明朝" w:eastAsia="ＭＳ Ｐ明朝" w:hAnsi="ＭＳ Ｐ明朝" w:hint="eastAsia"/>
+          <w:sz w:val="24"/>
+        </w:rPr>
+        <w:t>」</w:t>
+      </w:r>
+      <w:r>
+        <w:rPr>
+          <w:rFonts w:ascii="ＭＳ Ｐ明朝" w:eastAsia="ＭＳ Ｐ明朝" w:hAnsi="ＭＳ Ｐ明朝" w:hint="eastAsia"/>
+          <w:sz w:val="24"/>
+        </w:rPr>
+        <w:t>を</w:t>
+      </w:r>
+      <w:r>
+        <w:rPr>
           <w:rFonts w:ascii="ＭＳ Ｐ明朝" w:eastAsia="ＭＳ Ｐ明朝" w:hAnsi="ＭＳ Ｐ明朝"/>
           <w:sz w:val="24"/>
         </w:rPr>
@@ -207,7 +270,14 @@
           <w:rFonts w:ascii="ＭＳ Ｐ明朝" w:eastAsia="ＭＳ Ｐ明朝" w:hAnsi="ＭＳ Ｐ明朝" w:hint="eastAsia"/>
           <w:sz w:val="24"/>
         </w:rPr>
-        <w:t>に数値を入力して実行する。</w:t>
+        <w:t>に</w:t>
+      </w:r>
+      <w:r>
+        <w:rPr>
+          <w:rFonts w:ascii="ＭＳ Ｐ明朝" w:eastAsia="ＭＳ Ｐ明朝" w:hAnsi="ＭＳ Ｐ明朝" w:hint="eastAsia"/>
+          <w:sz w:val="24"/>
+        </w:rPr>
+        <w:t>入力して実行する。</w:t>
       </w:r>
     </w:p>
     <w:p>
@@ -725,6 +795,7 @@
           <w:rFonts w:ascii="ＭＳ Ｐ明朝" w:eastAsia="ＭＳ Ｐ明朝" w:hAnsi="ＭＳ Ｐ明朝" w:hint="eastAsia"/>
           <w:sz w:val="24"/>
         </w:rPr>
+        <w:lastRenderedPageBreak/>
         <w:t xml:space="preserve">　これらのエラー処理を終えたのち、ようやく素数判定に入る。</w:t>
       </w:r>
       <w:r>
@@ -746,15 +817,7 @@
           <w:rFonts w:ascii="ＭＳ Ｐ明朝" w:eastAsia="ＭＳ Ｐ明朝" w:hAnsi="ＭＳ Ｐ明朝" w:hint="eastAsia"/>
           <w:sz w:val="24"/>
         </w:rPr>
-        <w:t>に書かれて</w:t>
-      </w:r>
-      <w:r>
-        <w:rPr>
-          <w:rFonts w:ascii="ＭＳ Ｐ明朝" w:eastAsia="ＭＳ Ｐ明朝" w:hAnsi="ＭＳ Ｐ明朝" w:hint="eastAsia"/>
-          <w:sz w:val="24"/>
-        </w:rPr>
-        <w:lastRenderedPageBreak/>
-        <w:t>いる方法をまとめると、</w:t>
+        <w:t>に書かれている方法をまとめると、</w:t>
       </w:r>
     </w:p>
     <w:p>
@@ -1828,7 +1891,6 @@
           <w:rFonts w:ascii="ＭＳ Ｐ明朝" w:eastAsia="ＭＳ Ｐ明朝" w:hAnsi="ＭＳ Ｐ明朝" w:hint="eastAsia"/>
           <w:sz w:val="24"/>
         </w:rPr>
-        <w:lastRenderedPageBreak/>
         <w:t>・実行結果</w:t>
       </w:r>
     </w:p>
@@ -1843,6 +1905,7 @@
       <w:r>
         <w:rPr>
           <w:rFonts w:ascii="ＭＳ Ｐ明朝" w:eastAsia="ＭＳ Ｐ明朝" w:hAnsi="ＭＳ Ｐ明朝"/>
+          <w:noProof/>
           <w:sz w:val="24"/>
         </w:rPr>
         <w:drawing>
@@ -2037,7 +2100,15 @@
           <w:rFonts w:ascii="ＭＳ Ｐ明朝" w:eastAsia="ＭＳ Ｐ明朝" w:hAnsi="ＭＳ Ｐ明朝" w:hint="eastAsia"/>
           <w:sz w:val="24"/>
         </w:rPr>
-        <w:t>昇順にソートするというものであり、またソート方法が課題</w:t>
+        <w:t>昇順にソートするというもので</w:t>
+      </w:r>
+      <w:r>
+        <w:rPr>
+          <w:rFonts w:ascii="ＭＳ Ｐ明朝" w:eastAsia="ＭＳ Ｐ明朝" w:hAnsi="ＭＳ Ｐ明朝" w:hint="eastAsia"/>
+          <w:sz w:val="24"/>
+        </w:rPr>
+        <w:lastRenderedPageBreak/>
+        <w:t>あり、またソート方法が課題</w:t>
       </w:r>
       <w:r>
         <w:rPr>
@@ -2058,15 +2129,7 @@
           <w:rFonts w:ascii="ＭＳ Ｐ明朝" w:eastAsia="ＭＳ Ｐ明朝" w:hAnsi="ＭＳ Ｐ明朝" w:hint="eastAsia"/>
           <w:sz w:val="24"/>
         </w:rPr>
-        <w:t>そのため、まずはファイルを開き、そこに記載されている整数を配列に保持してあげる必要がある。また、要素数</w:t>
-      </w:r>
-      <w:r>
-        <w:rPr>
-          <w:rFonts w:ascii="ＭＳ Ｐ明朝" w:eastAsia="ＭＳ Ｐ明朝" w:hAnsi="ＭＳ Ｐ明朝" w:hint="eastAsia"/>
-          <w:sz w:val="24"/>
-        </w:rPr>
-        <w:lastRenderedPageBreak/>
-        <w:t>の変化によらず実行できる必要がある。</w:t>
+        <w:t>そのため、まずはファイルを開き、そこに記載されている整数を配列に保持してあげる必要がある。また、要素数の変化によらず実行できる必要がある。</w:t>
       </w:r>
       <w:r>
         <w:rPr>
@@ -2707,6 +2770,7 @@
           <w:rFonts w:ascii="ＭＳ Ｐ明朝" w:eastAsia="ＭＳ Ｐ明朝" w:hAnsi="ＭＳ Ｐ明朝" w:hint="eastAsia"/>
           <w:sz w:val="24"/>
         </w:rPr>
+        <w:lastRenderedPageBreak/>
         <w:t xml:space="preserve">　これらの実装により、</w:t>
       </w:r>
       <w:r>
@@ -2758,6 +2822,7 @@
       <w:r>
         <w:rPr>
           <w:rFonts w:ascii="ＭＳ Ｐ明朝" w:eastAsia="ＭＳ Ｐ明朝" w:hAnsi="ＭＳ Ｐ明朝"/>
+          <w:noProof/>
           <w:sz w:val="24"/>
         </w:rPr>
         <w:drawing>
@@ -3009,6 +3074,7 @@
           <w:rFonts w:ascii="ＭＳ Ｐ明朝" w:eastAsia="ＭＳ Ｐ明朝" w:hAnsi="ＭＳ Ｐ明朝" w:hint="eastAsia"/>
           <w:sz w:val="24"/>
         </w:rPr>
+        <w:lastRenderedPageBreak/>
         <w:t xml:space="preserve">　</w:t>
       </w:r>
       <w:r>
@@ -3023,15 +3089,7 @@
           <w:rFonts w:ascii="ＭＳ Ｐ明朝" w:eastAsia="ＭＳ Ｐ明朝" w:hAnsi="ＭＳ Ｐ明朝" w:hint="eastAsia"/>
           <w:sz w:val="24"/>
         </w:rPr>
-        <w:t>また、マルチバイトとは、コンピュータが一度に扱うデータの基本単位であるバイト</w:t>
-      </w:r>
-      <w:r>
-        <w:rPr>
-          <w:rFonts w:ascii="ＭＳ Ｐ明朝" w:eastAsia="ＭＳ Ｐ明朝" w:hAnsi="ＭＳ Ｐ明朝" w:hint="eastAsia"/>
-          <w:sz w:val="24"/>
-        </w:rPr>
-        <w:lastRenderedPageBreak/>
-        <w:t>での</w:t>
+        <w:t>また、マルチバイトとは、コンピュータが一度に扱うデータの基本単位であるバイトでの</w:t>
       </w:r>
       <w:r>
         <w:rPr>
@@ -3568,7 +3626,6 @@
           <w:rFonts w:ascii="ＭＳ Ｐ明朝" w:eastAsia="ＭＳ Ｐ明朝" w:hAnsi="ＭＳ Ｐ明朝" w:hint="eastAsia"/>
           <w:sz w:val="24"/>
         </w:rPr>
-        <w:lastRenderedPageBreak/>
         <w:t>・実行結果</w:t>
       </w:r>
     </w:p>
@@ -3583,6 +3640,7 @@
       <w:r>
         <w:rPr>
           <w:rFonts w:ascii="ＭＳ Ｐ明朝" w:eastAsia="ＭＳ Ｐ明朝" w:hAnsi="ＭＳ Ｐ明朝"/>
+          <w:noProof/>
           <w:sz w:val="24"/>
         </w:rPr>
         <w:drawing>
@@ -4232,6 +4290,7 @@
           <w:rFonts w:ascii="ＭＳ Ｐ明朝" w:eastAsia="ＭＳ Ｐ明朝" w:hAnsi="ＭＳ Ｐ明朝" w:hint="eastAsia"/>
           <w:sz w:val="24"/>
         </w:rPr>
+        <w:lastRenderedPageBreak/>
         <w:t>を指定しているということである。</w:t>
       </w:r>
       <w:r>
@@ -4283,7 +4342,6 @@
           <w:rFonts w:ascii="ＭＳ Ｐ明朝" w:eastAsia="ＭＳ Ｐ明朝" w:hAnsi="ＭＳ Ｐ明朝"/>
           <w:sz w:val="24"/>
         </w:rPr>
-        <w:lastRenderedPageBreak/>
         <w:t>ppm</w:t>
       </w:r>
       <w:r>
@@ -4960,13 +5018,21 @@
           <w:rFonts w:ascii="ＭＳ Ｐ明朝" w:eastAsia="ＭＳ Ｐ明朝" w:hAnsi="ＭＳ Ｐ明朝" w:cs="Apple Color Emoji" w:hint="eastAsia"/>
           <w:sz w:val="24"/>
         </w:rPr>
-        <w:t>により、各ピクセルに対するグレースケールの値を求めることができるので、これを各点に代入して書き換えた。</w:t>
+        <w:t>により、各ピクセルに対するグレースケールの値を求めることができるので、</w:t>
       </w:r>
       <w:r>
         <w:rPr>
           <w:rFonts w:ascii="ＭＳ Ｐ明朝" w:eastAsia="ＭＳ Ｐ明朝" w:hAnsi="ＭＳ Ｐ明朝" w:cs="Apple Color Emoji" w:hint="eastAsia"/>
           <w:sz w:val="24"/>
         </w:rPr>
+        <w:lastRenderedPageBreak/>
+        <w:t>これを各点に代入して書き換えた。</w:t>
+      </w:r>
+      <w:r>
+        <w:rPr>
+          <w:rFonts w:ascii="ＭＳ Ｐ明朝" w:eastAsia="ＭＳ Ｐ明朝" w:hAnsi="ＭＳ Ｐ明朝" w:cs="Apple Color Emoji" w:hint="eastAsia"/>
+          <w:sz w:val="24"/>
+        </w:rPr>
         <w:t>このとき、</w:t>
       </w:r>
       <w:proofErr w:type="spellStart"/>
@@ -5032,100 +5098,222 @@
           <w:rFonts w:ascii="ＭＳ Ｐ明朝" w:eastAsia="ＭＳ Ｐ明朝" w:hAnsi="ＭＳ Ｐ明朝" w:cs="Apple Color Emoji" w:hint="eastAsia"/>
           <w:sz w:val="24"/>
         </w:rPr>
-        <w:t>関数で既に確保したメモリ</w:t>
+        <w:t>関数で既に確保したメモリを解放し、ファイルを閉じてエラー文とともに異常終了させるようにした。</w:t>
       </w:r>
       <w:r>
         <w:rPr>
           <w:rFonts w:ascii="ＭＳ Ｐ明朝" w:eastAsia="ＭＳ Ｐ明朝" w:hAnsi="ＭＳ Ｐ明朝" w:cs="Apple Color Emoji" w:hint="eastAsia"/>
           <w:sz w:val="24"/>
         </w:rPr>
-        <w:lastRenderedPageBreak/>
-        <w:t>を解放し、ファイルを閉じてエラー文とともに異常終了させるようにした。</w:t>
+        <w:t>正常に関数が実行された際にももうこれ以上ファイルを扱うことはないので、</w:t>
+      </w:r>
+      <w:r>
+        <w:rPr>
+          <w:rFonts w:ascii="ＭＳ Ｐ明朝" w:eastAsia="ＭＳ Ｐ明朝" w:hAnsi="ＭＳ Ｐ明朝" w:cs="Apple Color Emoji"/>
+          <w:sz w:val="24"/>
+        </w:rPr>
+        <w:t>main</w:t>
       </w:r>
       <w:r>
         <w:rPr>
           <w:rFonts w:ascii="ＭＳ Ｐ明朝" w:eastAsia="ＭＳ Ｐ明朝" w:hAnsi="ＭＳ Ｐ明朝" w:cs="Apple Color Emoji" w:hint="eastAsia"/>
           <w:sz w:val="24"/>
         </w:rPr>
-        <w:t>正常に関数が実行された際にももうこれ以上ファイルを扱うことはないので、</w:t>
-      </w:r>
-      <w:r>
+        <w:t>関数でファイルを閉じるようにした。</w:t>
+      </w:r>
+    </w:p>
+    <w:p>
+      <w:pPr>
         <w:rPr>
           <w:rFonts w:ascii="ＭＳ Ｐ明朝" w:eastAsia="ＭＳ Ｐ明朝" w:hAnsi="ＭＳ Ｐ明朝" w:cs="Apple Color Emoji"/>
           <w:sz w:val="24"/>
         </w:rPr>
-        <w:t>main</w:t>
-      </w:r>
+      </w:pPr>
       <w:r>
         <w:rPr>
           <w:rFonts w:ascii="ＭＳ Ｐ明朝" w:eastAsia="ＭＳ Ｐ明朝" w:hAnsi="ＭＳ Ｐ明朝" w:cs="Apple Color Emoji" w:hint="eastAsia"/>
           <w:sz w:val="24"/>
         </w:rPr>
-        <w:t>関数でファイルを閉じるようにした。</w:t>
-      </w:r>
-    </w:p>
-    <w:p>
-      <w:pPr>
+        <w:t xml:space="preserve">　次にグレースケールに対してフィルターを適用させたものを用意する必要があるので、新たに</w:t>
+      </w:r>
+      <w:r>
         <w:rPr>
           <w:rFonts w:ascii="ＭＳ Ｐ明朝" w:eastAsia="ＭＳ Ｐ明朝" w:hAnsi="ＭＳ Ｐ明朝" w:cs="Apple Color Emoji"/>
           <w:sz w:val="24"/>
         </w:rPr>
-      </w:pPr>
+        <w:t>int</w:t>
+      </w:r>
       <w:r>
         <w:rPr>
           <w:rFonts w:ascii="ＭＳ Ｐ明朝" w:eastAsia="ＭＳ Ｐ明朝" w:hAnsi="ＭＳ Ｐ明朝" w:cs="Apple Color Emoji" w:hint="eastAsia"/>
           <w:sz w:val="24"/>
         </w:rPr>
-        <w:t xml:space="preserve">　次にグレースケールに対してフィルターを適用させたものを用意する必要があるので、新たに</w:t>
+        <w:t>型の</w:t>
       </w:r>
       <w:r>
         <w:rPr>
           <w:rFonts w:ascii="ＭＳ Ｐ明朝" w:eastAsia="ＭＳ Ｐ明朝" w:hAnsi="ＭＳ Ｐ明朝" w:cs="Apple Color Emoji"/>
           <w:sz w:val="24"/>
         </w:rPr>
-        <w:t>int</w:t>
+        <w:t>2</w:t>
       </w:r>
       <w:r>
         <w:rPr>
           <w:rFonts w:ascii="ＭＳ Ｐ明朝" w:eastAsia="ＭＳ Ｐ明朝" w:hAnsi="ＭＳ Ｐ明朝" w:cs="Apple Color Emoji" w:hint="eastAsia"/>
           <w:sz w:val="24"/>
         </w:rPr>
-        <w:t>型の</w:t>
+        <w:t>次元配列を用意した。これも</w:t>
       </w:r>
       <w:r>
         <w:rPr>
           <w:rFonts w:ascii="ＭＳ Ｐ明朝" w:eastAsia="ＭＳ Ｐ明朝" w:hAnsi="ＭＳ Ｐ明朝" w:cs="Apple Color Emoji"/>
           <w:sz w:val="24"/>
         </w:rPr>
-        <w:t>2</w:t>
+        <w:t>window</w:t>
       </w:r>
       <w:r>
         <w:rPr>
           <w:rFonts w:ascii="ＭＳ Ｐ明朝" w:eastAsia="ＭＳ Ｐ明朝" w:hAnsi="ＭＳ Ｐ明朝" w:cs="Apple Color Emoji" w:hint="eastAsia"/>
           <w:sz w:val="24"/>
         </w:rPr>
-        <w:t>次元配列を用意した。これも</w:t>
-      </w:r>
+        <w:t>のときと同様にメモリの動的確保とエラー対策を施した。</w:t>
+      </w:r>
+      <w:r>
+        <w:rPr>
+          <w:rFonts w:ascii="ＭＳ Ｐ明朝" w:eastAsia="ＭＳ Ｐ明朝" w:hAnsi="ＭＳ Ｐ明朝" w:cs="Apple Color Emoji" w:hint="eastAsia"/>
+          <w:sz w:val="24"/>
+        </w:rPr>
+        <w:t>その後に</w:t>
+      </w:r>
+      <w:proofErr w:type="spellStart"/>
       <w:r>
         <w:rPr>
           <w:rFonts w:ascii="ＭＳ Ｐ明朝" w:eastAsia="ＭＳ Ｐ明朝" w:hAnsi="ＭＳ Ｐ明朝" w:cs="Apple Color Emoji"/>
           <w:sz w:val="24"/>
         </w:rPr>
-        <w:t>window</w:t>
-      </w:r>
+        <w:t>apply_filter</w:t>
+      </w:r>
+      <w:proofErr w:type="spellEnd"/>
       <w:r>
         <w:rPr>
           <w:rFonts w:ascii="ＭＳ Ｐ明朝" w:eastAsia="ＭＳ Ｐ明朝" w:hAnsi="ＭＳ Ｐ明朝" w:cs="Apple Color Emoji" w:hint="eastAsia"/>
           <w:sz w:val="24"/>
         </w:rPr>
-        <w:t>のときと同様にメモリの動的確保とエラー対策を施した。</w:t>
+        <w:t>関数によって、先ほど保存したピクセルの情報をもとにフィルターを適用させた。</w:t>
       </w:r>
       <w:r>
         <w:rPr>
           <w:rFonts w:ascii="ＭＳ Ｐ明朝" w:eastAsia="ＭＳ Ｐ明朝" w:hAnsi="ＭＳ Ｐ明朝" w:cs="Apple Color Emoji" w:hint="eastAsia"/>
           <w:sz w:val="24"/>
         </w:rPr>
-        <w:t>その後に</w:t>
+        <w:t>フィルターの適用の方法は課題</w:t>
+      </w:r>
+      <w:r>
+        <w:rPr>
+          <w:rFonts w:ascii="ＭＳ Ｐ明朝" w:eastAsia="ＭＳ Ｐ明朝" w:hAnsi="ＭＳ Ｐ明朝" w:cs="Apple Color Emoji"/>
+          <w:sz w:val="24"/>
+        </w:rPr>
+        <w:t>PDF</w:t>
+      </w:r>
+      <w:r>
+        <w:rPr>
+          <w:rFonts w:ascii="ＭＳ Ｐ明朝" w:eastAsia="ＭＳ Ｐ明朝" w:hAnsi="ＭＳ Ｐ明朝" w:cs="Apple Color Emoji" w:hint="eastAsia"/>
+          <w:sz w:val="24"/>
+        </w:rPr>
+        <w:t>に記載されており、それはある点を中心として隣同士の点は等倍、ある点自身は</w:t>
+      </w:r>
+      <w:r>
+        <w:rPr>
+          <w:rFonts w:ascii="ＭＳ Ｐ明朝" w:eastAsia="ＭＳ Ｐ明朝" w:hAnsi="ＭＳ Ｐ明朝" w:cs="Apple Color Emoji"/>
+          <w:sz w:val="24"/>
+        </w:rPr>
+        <w:t>-4</w:t>
+      </w:r>
+      <w:r>
+        <w:rPr>
+          <w:rFonts w:ascii="ＭＳ Ｐ明朝" w:eastAsia="ＭＳ Ｐ明朝" w:hAnsi="ＭＳ Ｐ明朝" w:cs="Apple Color Emoji" w:hint="eastAsia"/>
+          <w:sz w:val="24"/>
+        </w:rPr>
+        <w:t>倍してそれぞれ足し合わせるという方法である。これにより各点について行い</w:t>
+      </w:r>
+      <w:r>
+        <w:rPr>
+          <w:rFonts w:ascii="ＭＳ Ｐ明朝" w:eastAsia="ＭＳ Ｐ明朝" w:hAnsi="ＭＳ Ｐ明朝" w:cs="Apple Color Emoji" w:hint="eastAsia"/>
+          <w:sz w:val="24"/>
+        </w:rPr>
+        <w:t>、最大画素値が</w:t>
+      </w:r>
+      <w:r>
+        <w:rPr>
+          <w:rFonts w:ascii="ＭＳ Ｐ明朝" w:eastAsia="ＭＳ Ｐ明朝" w:hAnsi="ＭＳ Ｐ明朝" w:cs="Apple Color Emoji"/>
+          <w:sz w:val="24"/>
+        </w:rPr>
+        <w:t>255</w:t>
+      </w:r>
+      <w:r>
+        <w:rPr>
+          <w:rFonts w:ascii="ＭＳ Ｐ明朝" w:eastAsia="ＭＳ Ｐ明朝" w:hAnsi="ＭＳ Ｐ明朝" w:cs="Apple Color Emoji" w:hint="eastAsia"/>
+          <w:sz w:val="24"/>
+        </w:rPr>
+        <w:t>であるため、値が</w:t>
+      </w:r>
+      <w:r>
+        <w:rPr>
+          <w:rFonts w:ascii="ＭＳ Ｐ明朝" w:eastAsia="ＭＳ Ｐ明朝" w:hAnsi="ＭＳ Ｐ明朝" w:cs="Apple Color Emoji"/>
+          <w:sz w:val="24"/>
+        </w:rPr>
+        <w:t>255</w:t>
+      </w:r>
+      <w:r>
+        <w:rPr>
+          <w:rFonts w:ascii="ＭＳ Ｐ明朝" w:eastAsia="ＭＳ Ｐ明朝" w:hAnsi="ＭＳ Ｐ明朝" w:cs="Apple Color Emoji" w:hint="eastAsia"/>
+          <w:sz w:val="24"/>
+        </w:rPr>
+        <w:t>を超えた際には</w:t>
+      </w:r>
+      <w:r>
+        <w:rPr>
+          <w:rFonts w:ascii="ＭＳ Ｐ明朝" w:eastAsia="ＭＳ Ｐ明朝" w:hAnsi="ＭＳ Ｐ明朝" w:cs="Apple Color Emoji"/>
+          <w:sz w:val="24"/>
+        </w:rPr>
+        <w:t>255</w:t>
+      </w:r>
+      <w:r>
+        <w:rPr>
+          <w:rFonts w:ascii="ＭＳ Ｐ明朝" w:eastAsia="ＭＳ Ｐ明朝" w:hAnsi="ＭＳ Ｐ明朝" w:cs="Apple Color Emoji" w:hint="eastAsia"/>
+          <w:sz w:val="24"/>
+        </w:rPr>
+        <w:t>にするという処理を行い、各ピクセルについて求めた。しかしこのフィルターは画像の端のピクセルには適用ができないことに留意する必要がある。ただし、先ほどの</w:t>
+      </w:r>
+      <w:r>
+        <w:rPr>
+          <w:rFonts w:ascii="ＭＳ Ｐ明朝" w:eastAsia="ＭＳ Ｐ明朝" w:hAnsi="ＭＳ Ｐ明朝" w:cs="Apple Color Emoji"/>
+          <w:sz w:val="24"/>
+        </w:rPr>
+        <w:t>filter</w:t>
+      </w:r>
+      <w:r>
+        <w:rPr>
+          <w:rFonts w:ascii="ＭＳ Ｐ明朝" w:eastAsia="ＭＳ Ｐ明朝" w:hAnsi="ＭＳ Ｐ明朝" w:cs="Apple Color Emoji" w:hint="eastAsia"/>
+          <w:sz w:val="24"/>
+        </w:rPr>
+        <w:t>のメモリ確保において、</w:t>
+      </w:r>
+    </w:p>
+    <w:p>
+      <w:pPr>
+        <w:jc w:val="center"/>
+        <w:rPr>
+          <w:rFonts w:ascii="ＭＳ Ｐ明朝" w:eastAsia="ＭＳ Ｐ明朝" w:hAnsi="ＭＳ Ｐ明朝" w:cs="Apple Color Emoji"/>
+          <w:sz w:val="24"/>
+        </w:rPr>
+      </w:pPr>
+      <w:r>
+        <w:rPr>
+          <w:rFonts w:ascii="ＭＳ Ｐ明朝" w:eastAsia="ＭＳ Ｐ明朝" w:hAnsi="ＭＳ Ｐ明朝" w:cs="Apple Color Emoji"/>
+          <w:sz w:val="24"/>
+        </w:rPr>
+        <w:t>filter[j] = new(</w:t>
       </w:r>
       <w:proofErr w:type="spellStart"/>
       <w:r>
@@ -5133,63 +5321,280 @@
           <w:rFonts w:ascii="ＭＳ Ｐ明朝" w:eastAsia="ＭＳ Ｐ明朝" w:hAnsi="ＭＳ Ｐ明朝" w:cs="Apple Color Emoji"/>
           <w:sz w:val="24"/>
         </w:rPr>
-        <w:t>apply_filter</w:t>
+        <w:t>nothrow</w:t>
       </w:r>
       <w:proofErr w:type="spellEnd"/>
       <w:r>
         <w:rPr>
+          <w:rFonts w:ascii="ＭＳ Ｐ明朝" w:eastAsia="ＭＳ Ｐ明朝" w:hAnsi="ＭＳ Ｐ明朝" w:cs="Apple Color Emoji"/>
+          <w:sz w:val="24"/>
+        </w:rPr>
+        <w:t>) int[</w:t>
+      </w:r>
+      <w:proofErr w:type="spellStart"/>
+      <w:r>
+        <w:rPr>
+          <w:rFonts w:ascii="ＭＳ Ｐ明朝" w:eastAsia="ＭＳ Ｐ明朝" w:hAnsi="ＭＳ Ｐ明朝" w:cs="Apple Color Emoji"/>
+          <w:sz w:val="24"/>
+        </w:rPr>
+        <w:t>img_</w:t>
+      </w:r>
+      <w:proofErr w:type="gramStart"/>
+      <w:r>
+        <w:rPr>
+          <w:rFonts w:ascii="ＭＳ Ｐ明朝" w:eastAsia="ＭＳ Ｐ明朝" w:hAnsi="ＭＳ Ｐ明朝" w:cs="Apple Color Emoji"/>
+          <w:sz w:val="24"/>
+        </w:rPr>
+        <w:t>width</w:t>
+      </w:r>
+      <w:proofErr w:type="spellEnd"/>
+      <w:r>
+        <w:rPr>
+          <w:rFonts w:ascii="ＭＳ Ｐ明朝" w:eastAsia="ＭＳ Ｐ明朝" w:hAnsi="ＭＳ Ｐ明朝" w:cs="Apple Color Emoji"/>
+          <w:sz w:val="24"/>
+        </w:rPr>
+        <w:t>](</w:t>
+      </w:r>
+      <w:proofErr w:type="gramEnd"/>
+      <w:r>
+        <w:rPr>
+          <w:rFonts w:ascii="ＭＳ Ｐ明朝" w:eastAsia="ＭＳ Ｐ明朝" w:hAnsi="ＭＳ Ｐ明朝" w:cs="Apple Color Emoji"/>
+          <w:sz w:val="24"/>
+        </w:rPr>
+        <w:t>);</w:t>
+      </w:r>
+    </w:p>
+    <w:p>
+      <w:pPr>
+        <w:rPr>
+          <w:rFonts w:ascii="ＭＳ Ｐ明朝" w:eastAsia="ＭＳ Ｐ明朝" w:hAnsi="ＭＳ Ｐ明朝" w:cs="Apple Color Emoji"/>
+          <w:sz w:val="24"/>
+        </w:rPr>
+      </w:pPr>
+      <w:r>
+        <w:rPr>
           <w:rFonts w:ascii="ＭＳ Ｐ明朝" w:eastAsia="ＭＳ Ｐ明朝" w:hAnsi="ＭＳ Ｐ明朝" w:cs="Apple Color Emoji" w:hint="eastAsia"/>
           <w:sz w:val="24"/>
         </w:rPr>
-        <w:t>関数によって、先ほど保存したピクセルの情報をもとにフィルターを適用させた。</w:t>
+        <w:t>と最後に</w:t>
+      </w:r>
+      <w:r>
+        <w:rPr>
+          <w:rFonts w:ascii="ＭＳ Ｐ明朝" w:eastAsia="ＭＳ Ｐ明朝" w:hAnsi="ＭＳ Ｐ明朝" w:cs="Apple Color Emoji"/>
+          <w:sz w:val="24"/>
+        </w:rPr>
+        <w:t>()</w:t>
       </w:r>
       <w:r>
         <w:rPr>
           <w:rFonts w:ascii="ＭＳ Ｐ明朝" w:eastAsia="ＭＳ Ｐ明朝" w:hAnsi="ＭＳ Ｐ明朝" w:cs="Apple Color Emoji" w:hint="eastAsia"/>
           <w:sz w:val="24"/>
         </w:rPr>
-        <w:t>フィルターの適用の方法は課題</w:t>
+        <w:t>をつけることで</w:t>
       </w:r>
       <w:r>
         <w:rPr>
           <w:rFonts w:ascii="ＭＳ Ｐ明朝" w:eastAsia="ＭＳ Ｐ明朝" w:hAnsi="ＭＳ Ｐ明朝" w:cs="Apple Color Emoji"/>
           <w:sz w:val="24"/>
         </w:rPr>
-        <w:t>PDF</w:t>
+        <w:t>0</w:t>
       </w:r>
       <w:r>
         <w:rPr>
           <w:rFonts w:ascii="ＭＳ Ｐ明朝" w:eastAsia="ＭＳ Ｐ明朝" w:hAnsi="ＭＳ Ｐ明朝" w:cs="Apple Color Emoji" w:hint="eastAsia"/>
           <w:sz w:val="24"/>
         </w:rPr>
-        <w:t>に記載されており、それはある点を中心として隣同士の点は等倍、ある点自身は</w:t>
+        <w:t>埋めをすることができ、これにより</w:t>
       </w:r>
       <w:r>
         <w:rPr>
           <w:rFonts w:ascii="ＭＳ Ｐ明朝" w:eastAsia="ＭＳ Ｐ明朝" w:hAnsi="ＭＳ Ｐ明朝" w:cs="Apple Color Emoji"/>
           <w:sz w:val="24"/>
         </w:rPr>
-        <w:t>-4</w:t>
+        <w:t>filter</w:t>
       </w:r>
       <w:r>
         <w:rPr>
           <w:rFonts w:ascii="ＭＳ Ｐ明朝" w:eastAsia="ＭＳ Ｐ明朝" w:hAnsi="ＭＳ Ｐ明朝" w:cs="Apple Color Emoji" w:hint="eastAsia"/>
           <w:sz w:val="24"/>
         </w:rPr>
-        <w:t>倍してそれぞれ足し合わせるという方法である。これにより各点について行い</w:t>
+        <w:t>にゴミ値が入った状態のまま画像が出力されるということを防ぐことができる。</w:t>
       </w:r>
       <w:r>
         <w:rPr>
           <w:rFonts w:ascii="ＭＳ Ｐ明朝" w:eastAsia="ＭＳ Ｐ明朝" w:hAnsi="ＭＳ Ｐ明朝" w:cs="Apple Color Emoji" w:hint="eastAsia"/>
           <w:sz w:val="24"/>
         </w:rPr>
-        <w:t>、最大画素値が</w:t>
+        <w:t>このような処理をすることでフィルターが適用されない場所についても考えた。</w:t>
+      </w:r>
+      <w:r>
+        <w:rPr>
+          <w:rFonts w:ascii="ＭＳ Ｐ明朝" w:eastAsia="ＭＳ Ｐ明朝" w:hAnsi="ＭＳ Ｐ明朝" w:cs="Apple Color Emoji" w:hint="eastAsia"/>
+          <w:sz w:val="24"/>
+        </w:rPr>
+        <w:t>この関数の実行後、始めに確保した</w:t>
       </w:r>
       <w:r>
         <w:rPr>
           <w:rFonts w:ascii="ＭＳ Ｐ明朝" w:eastAsia="ＭＳ Ｐ明朝" w:hAnsi="ＭＳ Ｐ明朝" w:cs="Apple Color Emoji"/>
           <w:sz w:val="24"/>
         </w:rPr>
+        <w:t>window2</w:t>
+      </w:r>
+      <w:r>
+        <w:rPr>
+          <w:rFonts w:ascii="ＭＳ Ｐ明朝" w:eastAsia="ＭＳ Ｐ明朝" w:hAnsi="ＭＳ Ｐ明朝" w:cs="Apple Color Emoji" w:hint="eastAsia"/>
+          <w:sz w:val="24"/>
+        </w:rPr>
+        <w:t>次元配列は不要となるため、</w:t>
+      </w:r>
+      <w:proofErr w:type="spellStart"/>
+      <w:r>
+        <w:rPr>
+          <w:rFonts w:ascii="ＭＳ Ｐ明朝" w:eastAsia="ＭＳ Ｐ明朝" w:hAnsi="ＭＳ Ｐ明朝" w:cs="Apple Color Emoji"/>
+          <w:sz w:val="24"/>
+        </w:rPr>
+        <w:t>delete_window</w:t>
+      </w:r>
+      <w:proofErr w:type="spellEnd"/>
+      <w:r>
+        <w:rPr>
+          <w:rFonts w:ascii="ＭＳ Ｐ明朝" w:eastAsia="ＭＳ Ｐ明朝" w:hAnsi="ＭＳ Ｐ明朝" w:cs="Apple Color Emoji" w:hint="eastAsia"/>
+          <w:sz w:val="24"/>
+        </w:rPr>
+        <w:t>関数によってメモリの解放を行なった。</w:t>
+      </w:r>
+    </w:p>
+    <w:p>
+      <w:pPr>
+        <w:rPr>
+          <w:rFonts w:ascii="ＭＳ Ｐ明朝" w:eastAsia="ＭＳ Ｐ明朝" w:hAnsi="ＭＳ Ｐ明朝" w:cs="Apple Color Emoji"/>
+          <w:sz w:val="24"/>
+        </w:rPr>
+      </w:pPr>
+      <w:r>
+        <w:rPr>
+          <w:rFonts w:ascii="ＭＳ Ｐ明朝" w:eastAsia="ＭＳ Ｐ明朝" w:hAnsi="ＭＳ Ｐ明朝" w:cs="Apple Color Emoji" w:hint="eastAsia"/>
+          <w:sz w:val="24"/>
+        </w:rPr>
+        <w:t xml:space="preserve">　</w:t>
+      </w:r>
+      <w:r>
+        <w:rPr>
+          <w:rFonts w:ascii="ＭＳ Ｐ明朝" w:eastAsia="ＭＳ Ｐ明朝" w:hAnsi="ＭＳ Ｐ明朝" w:cs="Apple Color Emoji" w:hint="eastAsia"/>
+          <w:sz w:val="24"/>
+        </w:rPr>
+        <w:t>最後に</w:t>
+      </w:r>
+      <w:r>
+        <w:rPr>
+          <w:rFonts w:ascii="ＭＳ Ｐ明朝" w:eastAsia="ＭＳ Ｐ明朝" w:hAnsi="ＭＳ Ｐ明朝" w:cs="Apple Color Emoji"/>
+          <w:sz w:val="24"/>
+        </w:rPr>
+        <w:t>filter</w:t>
+      </w:r>
+      <w:r>
+        <w:rPr>
+          <w:rFonts w:ascii="ＭＳ Ｐ明朝" w:eastAsia="ＭＳ Ｐ明朝" w:hAnsi="ＭＳ Ｐ明朝" w:cs="Apple Color Emoji" w:hint="eastAsia"/>
+          <w:sz w:val="24"/>
+        </w:rPr>
+        <w:t>の各点の情報をファイルに書き出し</w:t>
+      </w:r>
+      <w:proofErr w:type="spellStart"/>
+      <w:r>
+        <w:rPr>
+          <w:rFonts w:ascii="ＭＳ Ｐ明朝" w:eastAsia="ＭＳ Ｐ明朝" w:hAnsi="ＭＳ Ｐ明朝" w:cs="Apple Color Emoji"/>
+          <w:sz w:val="24"/>
+        </w:rPr>
+        <w:t>pgm</w:t>
+      </w:r>
+      <w:proofErr w:type="spellEnd"/>
+      <w:r>
+        <w:rPr>
+          <w:rFonts w:ascii="ＭＳ Ｐ明朝" w:eastAsia="ＭＳ Ｐ明朝" w:hAnsi="ＭＳ Ｐ明朝" w:cs="Apple Color Emoji" w:hint="eastAsia"/>
+          <w:sz w:val="24"/>
+        </w:rPr>
+        <w:t>画像を出力さ</w:t>
+      </w:r>
+      <w:r>
+        <w:rPr>
+          <w:rFonts w:ascii="ＭＳ Ｐ明朝" w:eastAsia="ＭＳ Ｐ明朝" w:hAnsi="ＭＳ Ｐ明朝" w:cs="Apple Color Emoji" w:hint="eastAsia"/>
+          <w:sz w:val="24"/>
+        </w:rPr>
+        <w:t>せるために、</w:t>
+      </w:r>
+      <w:proofErr w:type="spellStart"/>
+      <w:r>
+        <w:rPr>
+          <w:rFonts w:ascii="ＭＳ Ｐ明朝" w:eastAsia="ＭＳ Ｐ明朝" w:hAnsi="ＭＳ Ｐ明朝" w:cs="Apple Color Emoji"/>
+          <w:sz w:val="24"/>
+        </w:rPr>
+        <w:t>save_pgm</w:t>
+      </w:r>
+      <w:proofErr w:type="spellEnd"/>
+      <w:r>
+        <w:rPr>
+          <w:rFonts w:ascii="ＭＳ Ｐ明朝" w:eastAsia="ＭＳ Ｐ明朝" w:hAnsi="ＭＳ Ｐ明朝" w:cs="Apple Color Emoji" w:hint="eastAsia"/>
+          <w:sz w:val="24"/>
+        </w:rPr>
+        <w:t>関数というものを実装した。</w:t>
+      </w:r>
+      <w:r>
+        <w:rPr>
+          <w:rFonts w:ascii="ＭＳ Ｐ明朝" w:eastAsia="ＭＳ Ｐ明朝" w:hAnsi="ＭＳ Ｐ明朝" w:cs="Apple Color Emoji" w:hint="eastAsia"/>
+          <w:sz w:val="24"/>
+        </w:rPr>
+        <w:t>この関数では、まず出力用ストリームの</w:t>
+      </w:r>
+      <w:proofErr w:type="spellStart"/>
+      <w:r>
+        <w:rPr>
+          <w:rFonts w:ascii="ＭＳ Ｐ明朝" w:eastAsia="ＭＳ Ｐ明朝" w:hAnsi="ＭＳ Ｐ明朝" w:cs="Apple Color Emoji"/>
+          <w:sz w:val="24"/>
+        </w:rPr>
+        <w:t>fout</w:t>
+      </w:r>
+      <w:proofErr w:type="spellEnd"/>
+      <w:r>
+        <w:rPr>
+          <w:rFonts w:ascii="ＭＳ Ｐ明朝" w:eastAsia="ＭＳ Ｐ明朝" w:hAnsi="ＭＳ Ｐ明朝" w:cs="Apple Color Emoji" w:hint="eastAsia"/>
+          <w:sz w:val="24"/>
+        </w:rPr>
+        <w:t>を用意し、次にヘッダを書き込み、最後にテキスト形式で各点の画素値を書き込んでファイルを出力させている。</w:t>
+      </w:r>
+      <w:r>
+        <w:rPr>
+          <w:rFonts w:ascii="ＭＳ Ｐ明朝" w:eastAsia="ＭＳ Ｐ明朝" w:hAnsi="ＭＳ Ｐ明朝" w:cs="Apple Color Emoji"/>
+          <w:sz w:val="24"/>
+        </w:rPr>
+        <w:t>PNM</w:t>
+      </w:r>
+      <w:r>
+        <w:rPr>
+          <w:rFonts w:ascii="ＭＳ Ｐ明朝" w:eastAsia="ＭＳ Ｐ明朝" w:hAnsi="ＭＳ Ｐ明朝" w:cs="Apple Color Emoji" w:hint="eastAsia"/>
+          <w:sz w:val="24"/>
+        </w:rPr>
+        <w:t>の形式に沿って、今回出力するファイルはテキスト形式のグレースケールであるため、マジックナンバーは</w:t>
+      </w:r>
+      <w:r>
+        <w:rPr>
+          <w:rFonts w:ascii="ＭＳ Ｐ明朝" w:eastAsia="ＭＳ Ｐ明朝" w:hAnsi="ＭＳ Ｐ明朝" w:cs="Apple Color Emoji"/>
+          <w:sz w:val="24"/>
+        </w:rPr>
+        <w:t>P2</w:t>
+      </w:r>
+      <w:r>
+        <w:rPr>
+          <w:rFonts w:ascii="ＭＳ Ｐ明朝" w:eastAsia="ＭＳ Ｐ明朝" w:hAnsi="ＭＳ Ｐ明朝" w:cs="Apple Color Emoji" w:hint="eastAsia"/>
+          <w:sz w:val="24"/>
+        </w:rPr>
+        <w:t>となる。その後縦幅と横幅を入力し、最大画素値の</w:t>
+      </w:r>
+      <w:r>
+        <w:rPr>
+          <w:rFonts w:ascii="ＭＳ Ｐ明朝" w:eastAsia="ＭＳ Ｐ明朝" w:hAnsi="ＭＳ Ｐ明朝" w:cs="Apple Color Emoji"/>
+          <w:sz w:val="24"/>
+        </w:rPr>
         <w:t>255</w:t>
       </w:r>
       <w:r>
@@ -5197,458 +5602,111 @@
           <w:rFonts w:ascii="ＭＳ Ｐ明朝" w:eastAsia="ＭＳ Ｐ明朝" w:hAnsi="ＭＳ Ｐ明朝" w:cs="Apple Color Emoji" w:hint="eastAsia"/>
           <w:sz w:val="24"/>
         </w:rPr>
-        <w:t>であるため、値が</w:t>
+        <w:t>を入力する。そして各点の情報を空白と改行を挟んで、</w:t>
       </w:r>
       <w:r>
         <w:rPr>
           <w:rFonts w:ascii="ＭＳ Ｐ明朝" w:eastAsia="ＭＳ Ｐ明朝" w:hAnsi="ＭＳ Ｐ明朝" w:cs="Apple Color Emoji"/>
           <w:sz w:val="24"/>
         </w:rPr>
-        <w:t>255</w:t>
+        <w:t>1</w:t>
       </w:r>
       <w:r>
         <w:rPr>
           <w:rFonts w:ascii="ＭＳ Ｐ明朝" w:eastAsia="ＭＳ Ｐ明朝" w:hAnsi="ＭＳ Ｐ明朝" w:cs="Apple Color Emoji" w:hint="eastAsia"/>
           <w:sz w:val="24"/>
         </w:rPr>
-        <w:t>を超えた際には</w:t>
-      </w:r>
+        <w:t>行ずつ書き込んでいる。</w:t>
+      </w:r>
+      <w:r>
+        <w:rPr>
+          <w:rFonts w:ascii="ＭＳ Ｐ明朝" w:eastAsia="ＭＳ Ｐ明朝" w:hAnsi="ＭＳ Ｐ明朝" w:cs="Apple Color Emoji" w:hint="eastAsia"/>
+          <w:sz w:val="24"/>
+        </w:rPr>
+        <w:t>もちろん生成エラーにも対応させている。これにより全ての工程が終了したら、最後に</w:t>
+      </w:r>
+      <w:proofErr w:type="spellStart"/>
       <w:r>
         <w:rPr>
           <w:rFonts w:ascii="ＭＳ Ｐ明朝" w:eastAsia="ＭＳ Ｐ明朝" w:hAnsi="ＭＳ Ｐ明朝" w:cs="Apple Color Emoji"/>
           <w:sz w:val="24"/>
         </w:rPr>
-        <w:t>255</w:t>
-      </w:r>
+        <w:t>output.pgm</w:t>
+      </w:r>
+      <w:proofErr w:type="spellEnd"/>
       <w:r>
         <w:rPr>
           <w:rFonts w:ascii="ＭＳ Ｐ明朝" w:eastAsia="ＭＳ Ｐ明朝" w:hAnsi="ＭＳ Ｐ明朝" w:cs="Apple Color Emoji" w:hint="eastAsia"/>
           <w:sz w:val="24"/>
         </w:rPr>
-        <w:t>にするという処理を行い、各ピクセルについて求めた。しかしこのフィルターは画像の端のピクセルには適用ができないことに留意する必要がある。ただし、先ほどの</w:t>
-      </w:r>
-      <w:r>
-        <w:rPr>
-          <w:rFonts w:ascii="ＭＳ Ｐ明朝" w:eastAsia="ＭＳ Ｐ明朝" w:hAnsi="ＭＳ Ｐ明朝" w:cs="Apple Color Emoji"/>
-          <w:sz w:val="24"/>
-        </w:rPr>
-        <w:t>filter</w:t>
-      </w:r>
-      <w:r>
-        <w:rPr>
-          <w:rFonts w:ascii="ＭＳ Ｐ明朝" w:eastAsia="ＭＳ Ｐ明朝" w:hAnsi="ＭＳ Ｐ明朝" w:cs="Apple Color Emoji" w:hint="eastAsia"/>
-          <w:sz w:val="24"/>
-        </w:rPr>
-        <w:t>のメモリ確保において、</w:t>
+        <w:t>が出力されたことをメッセージで示して、使用したリソースを全て解放して終了となる。</w:t>
+      </w:r>
+    </w:p>
+    <w:p>
+      <w:pPr>
+        <w:rPr>
+          <w:rFonts w:ascii="ＭＳ Ｐ明朝" w:eastAsia="ＭＳ Ｐ明朝" w:hAnsi="ＭＳ Ｐ明朝"/>
+          <w:sz w:val="24"/>
+        </w:rPr>
+      </w:pPr>
+    </w:p>
+    <w:p>
+      <w:pPr>
+        <w:rPr>
+          <w:rFonts w:ascii="ＭＳ Ｐ明朝" w:eastAsia="ＭＳ Ｐ明朝" w:hAnsi="ＭＳ Ｐ明朝"/>
+          <w:sz w:val="24"/>
+        </w:rPr>
+      </w:pPr>
+    </w:p>
+    <w:p>
+      <w:pPr>
+        <w:rPr>
+          <w:rFonts w:ascii="ＭＳ Ｐ明朝" w:eastAsia="ＭＳ Ｐ明朝" w:hAnsi="ＭＳ Ｐ明朝"/>
+          <w:sz w:val="24"/>
+        </w:rPr>
+      </w:pPr>
+    </w:p>
+    <w:p>
+      <w:pPr>
+        <w:rPr>
+          <w:rFonts w:ascii="ＭＳ Ｐ明朝" w:eastAsia="ＭＳ Ｐ明朝" w:hAnsi="ＭＳ Ｐ明朝"/>
+          <w:sz w:val="24"/>
+        </w:rPr>
+      </w:pPr>
+      <w:r>
+        <w:rPr>
+          <w:rFonts w:ascii="ＭＳ Ｐ明朝" w:eastAsia="ＭＳ Ｐ明朝" w:hAnsi="ＭＳ Ｐ明朝" w:hint="eastAsia"/>
+          <w:sz w:val="24"/>
+        </w:rPr>
+        <w:t>・</w:t>
+      </w:r>
+      <w:r>
+        <w:rPr>
+          <w:rFonts w:ascii="ＭＳ Ｐ明朝" w:eastAsia="ＭＳ Ｐ明朝" w:hAnsi="ＭＳ Ｐ明朝" w:hint="eastAsia"/>
+          <w:sz w:val="24"/>
+        </w:rPr>
+        <w:t>出力</w:t>
+      </w:r>
+      <w:r>
+        <w:rPr>
+          <w:rFonts w:ascii="ＭＳ Ｐ明朝" w:eastAsia="ＭＳ Ｐ明朝" w:hAnsi="ＭＳ Ｐ明朝" w:hint="eastAsia"/>
+          <w:sz w:val="24"/>
+        </w:rPr>
+        <w:t>結果</w:t>
       </w:r>
     </w:p>
     <w:p>
       <w:pPr>
         <w:jc w:val="center"/>
         <w:rPr>
-          <w:rFonts w:ascii="ＭＳ Ｐ明朝" w:eastAsia="ＭＳ Ｐ明朝" w:hAnsi="ＭＳ Ｐ明朝" w:cs="Apple Color Emoji"/>
-          <w:sz w:val="24"/>
-        </w:rPr>
-      </w:pPr>
-      <w:r>
-        <w:rPr>
-          <w:rFonts w:ascii="ＭＳ Ｐ明朝" w:eastAsia="ＭＳ Ｐ明朝" w:hAnsi="ＭＳ Ｐ明朝" w:cs="Apple Color Emoji"/>
-          <w:sz w:val="24"/>
-        </w:rPr>
-        <w:t>filter[j] = new(</w:t>
-      </w:r>
-      <w:proofErr w:type="spellStart"/>
-      <w:r>
-        <w:rPr>
-          <w:rFonts w:ascii="ＭＳ Ｐ明朝" w:eastAsia="ＭＳ Ｐ明朝" w:hAnsi="ＭＳ Ｐ明朝" w:cs="Apple Color Emoji"/>
-          <w:sz w:val="24"/>
-        </w:rPr>
-        <w:t>nothrow</w:t>
-      </w:r>
-      <w:proofErr w:type="spellEnd"/>
-      <w:r>
-        <w:rPr>
-          <w:rFonts w:ascii="ＭＳ Ｐ明朝" w:eastAsia="ＭＳ Ｐ明朝" w:hAnsi="ＭＳ Ｐ明朝" w:cs="Apple Color Emoji"/>
-          <w:sz w:val="24"/>
-        </w:rPr>
-        <w:t>) int[</w:t>
-      </w:r>
-      <w:proofErr w:type="spellStart"/>
-      <w:r>
-        <w:rPr>
-          <w:rFonts w:ascii="ＭＳ Ｐ明朝" w:eastAsia="ＭＳ Ｐ明朝" w:hAnsi="ＭＳ Ｐ明朝" w:cs="Apple Color Emoji"/>
-          <w:sz w:val="24"/>
-        </w:rPr>
-        <w:t>img_</w:t>
-      </w:r>
-      <w:proofErr w:type="gramStart"/>
-      <w:r>
-        <w:rPr>
-          <w:rFonts w:ascii="ＭＳ Ｐ明朝" w:eastAsia="ＭＳ Ｐ明朝" w:hAnsi="ＭＳ Ｐ明朝" w:cs="Apple Color Emoji"/>
-          <w:sz w:val="24"/>
-        </w:rPr>
-        <w:t>width</w:t>
-      </w:r>
-      <w:proofErr w:type="spellEnd"/>
-      <w:r>
-        <w:rPr>
-          <w:rFonts w:ascii="ＭＳ Ｐ明朝" w:eastAsia="ＭＳ Ｐ明朝" w:hAnsi="ＭＳ Ｐ明朝" w:cs="Apple Color Emoji"/>
-          <w:sz w:val="24"/>
-        </w:rPr>
-        <w:t>](</w:t>
-      </w:r>
-      <w:proofErr w:type="gramEnd"/>
-      <w:r>
-        <w:rPr>
-          <w:rFonts w:ascii="ＭＳ Ｐ明朝" w:eastAsia="ＭＳ Ｐ明朝" w:hAnsi="ＭＳ Ｐ明朝" w:cs="Apple Color Emoji"/>
-          <w:sz w:val="24"/>
-        </w:rPr>
-        <w:t>);</w:t>
-      </w:r>
-    </w:p>
-    <w:p>
-      <w:pPr>
-        <w:rPr>
-          <w:rFonts w:ascii="ＭＳ Ｐ明朝" w:eastAsia="ＭＳ Ｐ明朝" w:hAnsi="ＭＳ Ｐ明朝" w:cs="Apple Color Emoji"/>
-          <w:sz w:val="24"/>
-        </w:rPr>
-      </w:pPr>
-      <w:r>
-        <w:rPr>
-          <w:rFonts w:ascii="ＭＳ Ｐ明朝" w:eastAsia="ＭＳ Ｐ明朝" w:hAnsi="ＭＳ Ｐ明朝" w:cs="Apple Color Emoji" w:hint="eastAsia"/>
-          <w:sz w:val="24"/>
-        </w:rPr>
-        <w:t>と最後に</w:t>
-      </w:r>
-      <w:r>
-        <w:rPr>
-          <w:rFonts w:ascii="ＭＳ Ｐ明朝" w:eastAsia="ＭＳ Ｐ明朝" w:hAnsi="ＭＳ Ｐ明朝" w:cs="Apple Color Emoji"/>
-          <w:sz w:val="24"/>
-        </w:rPr>
-        <w:t>()</w:t>
-      </w:r>
-      <w:r>
-        <w:rPr>
-          <w:rFonts w:ascii="ＭＳ Ｐ明朝" w:eastAsia="ＭＳ Ｐ明朝" w:hAnsi="ＭＳ Ｐ明朝" w:cs="Apple Color Emoji" w:hint="eastAsia"/>
-          <w:sz w:val="24"/>
-        </w:rPr>
-        <w:t>をつけることで</w:t>
-      </w:r>
-      <w:r>
-        <w:rPr>
-          <w:rFonts w:ascii="ＭＳ Ｐ明朝" w:eastAsia="ＭＳ Ｐ明朝" w:hAnsi="ＭＳ Ｐ明朝" w:cs="Apple Color Emoji"/>
-          <w:sz w:val="24"/>
-        </w:rPr>
-        <w:t>0</w:t>
-      </w:r>
-      <w:r>
-        <w:rPr>
-          <w:rFonts w:ascii="ＭＳ Ｐ明朝" w:eastAsia="ＭＳ Ｐ明朝" w:hAnsi="ＭＳ Ｐ明朝" w:cs="Apple Color Emoji" w:hint="eastAsia"/>
-          <w:sz w:val="24"/>
-        </w:rPr>
-        <w:t>埋めをすることができ、これにより</w:t>
-      </w:r>
-      <w:r>
-        <w:rPr>
-          <w:rFonts w:ascii="ＭＳ Ｐ明朝" w:eastAsia="ＭＳ Ｐ明朝" w:hAnsi="ＭＳ Ｐ明朝" w:cs="Apple Color Emoji"/>
-          <w:sz w:val="24"/>
-        </w:rPr>
-        <w:t>filter</w:t>
-      </w:r>
-      <w:r>
-        <w:rPr>
-          <w:rFonts w:ascii="ＭＳ Ｐ明朝" w:eastAsia="ＭＳ Ｐ明朝" w:hAnsi="ＭＳ Ｐ明朝" w:cs="Apple Color Emoji" w:hint="eastAsia"/>
-          <w:sz w:val="24"/>
-        </w:rPr>
-        <w:t>にゴミ値が入った状態のまま画像が出力されるということを防ぐことができる。</w:t>
-      </w:r>
-      <w:r>
-        <w:rPr>
-          <w:rFonts w:ascii="ＭＳ Ｐ明朝" w:eastAsia="ＭＳ Ｐ明朝" w:hAnsi="ＭＳ Ｐ明朝" w:cs="Apple Color Emoji" w:hint="eastAsia"/>
-          <w:sz w:val="24"/>
-        </w:rPr>
-        <w:t>このような処理をすることでフィルターが適用されない場所についても考えた。</w:t>
-      </w:r>
-      <w:r>
-        <w:rPr>
-          <w:rFonts w:ascii="ＭＳ Ｐ明朝" w:eastAsia="ＭＳ Ｐ明朝" w:hAnsi="ＭＳ Ｐ明朝" w:cs="Apple Color Emoji" w:hint="eastAsia"/>
-          <w:sz w:val="24"/>
-        </w:rPr>
-        <w:t>この関数の実行後、始めに確保した</w:t>
-      </w:r>
-      <w:r>
-        <w:rPr>
-          <w:rFonts w:ascii="ＭＳ Ｐ明朝" w:eastAsia="ＭＳ Ｐ明朝" w:hAnsi="ＭＳ Ｐ明朝" w:cs="Apple Color Emoji"/>
-          <w:sz w:val="24"/>
-        </w:rPr>
-        <w:t>window2</w:t>
-      </w:r>
-      <w:r>
-        <w:rPr>
-          <w:rFonts w:ascii="ＭＳ Ｐ明朝" w:eastAsia="ＭＳ Ｐ明朝" w:hAnsi="ＭＳ Ｐ明朝" w:cs="Apple Color Emoji" w:hint="eastAsia"/>
-          <w:sz w:val="24"/>
-        </w:rPr>
-        <w:t>次元配列は不要となるため、</w:t>
-      </w:r>
-      <w:proofErr w:type="spellStart"/>
-      <w:r>
-        <w:rPr>
-          <w:rFonts w:ascii="ＭＳ Ｐ明朝" w:eastAsia="ＭＳ Ｐ明朝" w:hAnsi="ＭＳ Ｐ明朝" w:cs="Apple Color Emoji"/>
-          <w:sz w:val="24"/>
-        </w:rPr>
-        <w:t>delete_window</w:t>
-      </w:r>
-      <w:proofErr w:type="spellEnd"/>
-      <w:r>
-        <w:rPr>
-          <w:rFonts w:ascii="ＭＳ Ｐ明朝" w:eastAsia="ＭＳ Ｐ明朝" w:hAnsi="ＭＳ Ｐ明朝" w:cs="Apple Color Emoji" w:hint="eastAsia"/>
-          <w:sz w:val="24"/>
-        </w:rPr>
-        <w:t>関数によってメモリの解放を行なった。</w:t>
-      </w:r>
-    </w:p>
-    <w:p>
-      <w:pPr>
-        <w:rPr>
-          <w:rFonts w:ascii="ＭＳ Ｐ明朝" w:eastAsia="ＭＳ Ｐ明朝" w:hAnsi="ＭＳ Ｐ明朝" w:cs="Apple Color Emoji"/>
-          <w:sz w:val="24"/>
-        </w:rPr>
-      </w:pPr>
-      <w:r>
-        <w:rPr>
-          <w:rFonts w:ascii="ＭＳ Ｐ明朝" w:eastAsia="ＭＳ Ｐ明朝" w:hAnsi="ＭＳ Ｐ明朝" w:cs="Apple Color Emoji" w:hint="eastAsia"/>
-          <w:sz w:val="24"/>
-        </w:rPr>
-        <w:t xml:space="preserve">　</w:t>
-      </w:r>
-      <w:r>
-        <w:rPr>
-          <w:rFonts w:ascii="ＭＳ Ｐ明朝" w:eastAsia="ＭＳ Ｐ明朝" w:hAnsi="ＭＳ Ｐ明朝" w:cs="Apple Color Emoji" w:hint="eastAsia"/>
-          <w:sz w:val="24"/>
-        </w:rPr>
-        <w:t>最後に</w:t>
-      </w:r>
-      <w:r>
-        <w:rPr>
-          <w:rFonts w:ascii="ＭＳ Ｐ明朝" w:eastAsia="ＭＳ Ｐ明朝" w:hAnsi="ＭＳ Ｐ明朝" w:cs="Apple Color Emoji"/>
-          <w:sz w:val="24"/>
-        </w:rPr>
-        <w:t>filter</w:t>
-      </w:r>
-      <w:r>
-        <w:rPr>
-          <w:rFonts w:ascii="ＭＳ Ｐ明朝" w:eastAsia="ＭＳ Ｐ明朝" w:hAnsi="ＭＳ Ｐ明朝" w:cs="Apple Color Emoji" w:hint="eastAsia"/>
-          <w:sz w:val="24"/>
-        </w:rPr>
-        <w:t>の各点の情報をファイルに書き出し</w:t>
-      </w:r>
-      <w:proofErr w:type="spellStart"/>
-      <w:r>
-        <w:rPr>
-          <w:rFonts w:ascii="ＭＳ Ｐ明朝" w:eastAsia="ＭＳ Ｐ明朝" w:hAnsi="ＭＳ Ｐ明朝" w:cs="Apple Color Emoji"/>
-          <w:sz w:val="24"/>
-        </w:rPr>
-        <w:t>pgm</w:t>
-      </w:r>
-      <w:proofErr w:type="spellEnd"/>
-      <w:r>
-        <w:rPr>
-          <w:rFonts w:ascii="ＭＳ Ｐ明朝" w:eastAsia="ＭＳ Ｐ明朝" w:hAnsi="ＭＳ Ｐ明朝" w:cs="Apple Color Emoji" w:hint="eastAsia"/>
-          <w:sz w:val="24"/>
-        </w:rPr>
-        <w:t>画像を出力さ</w:t>
-      </w:r>
-      <w:r>
-        <w:rPr>
-          <w:rFonts w:ascii="ＭＳ Ｐ明朝" w:eastAsia="ＭＳ Ｐ明朝" w:hAnsi="ＭＳ Ｐ明朝" w:cs="Apple Color Emoji" w:hint="eastAsia"/>
-          <w:sz w:val="24"/>
-        </w:rPr>
-        <w:t>せるために、</w:t>
-      </w:r>
-      <w:proofErr w:type="spellStart"/>
-      <w:r>
-        <w:rPr>
-          <w:rFonts w:ascii="ＭＳ Ｐ明朝" w:eastAsia="ＭＳ Ｐ明朝" w:hAnsi="ＭＳ Ｐ明朝" w:cs="Apple Color Emoji"/>
-          <w:sz w:val="24"/>
-        </w:rPr>
-        <w:t>save_pgm</w:t>
-      </w:r>
-      <w:proofErr w:type="spellEnd"/>
-      <w:r>
-        <w:rPr>
-          <w:rFonts w:ascii="ＭＳ Ｐ明朝" w:eastAsia="ＭＳ Ｐ明朝" w:hAnsi="ＭＳ Ｐ明朝" w:cs="Apple Color Emoji" w:hint="eastAsia"/>
-          <w:sz w:val="24"/>
-        </w:rPr>
-        <w:t>関数というものを実装した。</w:t>
-      </w:r>
-      <w:r>
-        <w:rPr>
-          <w:rFonts w:ascii="ＭＳ Ｐ明朝" w:eastAsia="ＭＳ Ｐ明朝" w:hAnsi="ＭＳ Ｐ明朝" w:cs="Apple Color Emoji" w:hint="eastAsia"/>
-          <w:sz w:val="24"/>
-        </w:rPr>
-        <w:t>この関数では、まず出力用ストリームの</w:t>
-      </w:r>
-      <w:proofErr w:type="spellStart"/>
-      <w:r>
-        <w:rPr>
-          <w:rFonts w:ascii="ＭＳ Ｐ明朝" w:eastAsia="ＭＳ Ｐ明朝" w:hAnsi="ＭＳ Ｐ明朝" w:cs="Apple Color Emoji"/>
-          <w:sz w:val="24"/>
-        </w:rPr>
-        <w:t>fout</w:t>
-      </w:r>
-      <w:proofErr w:type="spellEnd"/>
-      <w:r>
-        <w:rPr>
-          <w:rFonts w:ascii="ＭＳ Ｐ明朝" w:eastAsia="ＭＳ Ｐ明朝" w:hAnsi="ＭＳ Ｐ明朝" w:cs="Apple Color Emoji" w:hint="eastAsia"/>
-          <w:sz w:val="24"/>
-        </w:rPr>
-        <w:t>を用意し、次にヘッダを書き込み、最後にテキスト形式で各点の画素値を書き込んでファイルを出力させている。</w:t>
-      </w:r>
-      <w:r>
-        <w:rPr>
-          <w:rFonts w:ascii="ＭＳ Ｐ明朝" w:eastAsia="ＭＳ Ｐ明朝" w:hAnsi="ＭＳ Ｐ明朝" w:cs="Apple Color Emoji"/>
-          <w:sz w:val="24"/>
-        </w:rPr>
-        <w:t>PNM</w:t>
-      </w:r>
-      <w:r>
-        <w:rPr>
-          <w:rFonts w:ascii="ＭＳ Ｐ明朝" w:eastAsia="ＭＳ Ｐ明朝" w:hAnsi="ＭＳ Ｐ明朝" w:cs="Apple Color Emoji" w:hint="eastAsia"/>
-          <w:sz w:val="24"/>
-        </w:rPr>
-        <w:t>の形式に沿って、今回出力するファイルはテキスト形式のグレースケールであるため、マジックナンバーは</w:t>
-      </w:r>
-      <w:r>
-        <w:rPr>
-          <w:rFonts w:ascii="ＭＳ Ｐ明朝" w:eastAsia="ＭＳ Ｐ明朝" w:hAnsi="ＭＳ Ｐ明朝" w:cs="Apple Color Emoji"/>
-          <w:sz w:val="24"/>
-        </w:rPr>
-        <w:t>P2</w:t>
-      </w:r>
-      <w:r>
-        <w:rPr>
-          <w:rFonts w:ascii="ＭＳ Ｐ明朝" w:eastAsia="ＭＳ Ｐ明朝" w:hAnsi="ＭＳ Ｐ明朝" w:cs="Apple Color Emoji" w:hint="eastAsia"/>
-          <w:sz w:val="24"/>
-        </w:rPr>
-        <w:t>となる。その後縦幅と横幅を入力し、最大画素値の</w:t>
-      </w:r>
-      <w:r>
-        <w:rPr>
-          <w:rFonts w:ascii="ＭＳ Ｐ明朝" w:eastAsia="ＭＳ Ｐ明朝" w:hAnsi="ＭＳ Ｐ明朝" w:cs="Apple Color Emoji"/>
-          <w:sz w:val="24"/>
-        </w:rPr>
-        <w:t>255</w:t>
-      </w:r>
-      <w:r>
-        <w:rPr>
-          <w:rFonts w:ascii="ＭＳ Ｐ明朝" w:eastAsia="ＭＳ Ｐ明朝" w:hAnsi="ＭＳ Ｐ明朝" w:cs="Apple Color Emoji" w:hint="eastAsia"/>
-          <w:sz w:val="24"/>
-        </w:rPr>
-        <w:t>を入力する。そして各点の情報を空白と改行を挟んで、</w:t>
-      </w:r>
-      <w:r>
-        <w:rPr>
-          <w:rFonts w:ascii="ＭＳ Ｐ明朝" w:eastAsia="ＭＳ Ｐ明朝" w:hAnsi="ＭＳ Ｐ明朝" w:cs="Apple Color Emoji"/>
-          <w:sz w:val="24"/>
-        </w:rPr>
-        <w:t>1</w:t>
-      </w:r>
-      <w:r>
-        <w:rPr>
-          <w:rFonts w:ascii="ＭＳ Ｐ明朝" w:eastAsia="ＭＳ Ｐ明朝" w:hAnsi="ＭＳ Ｐ明朝" w:cs="Apple Color Emoji" w:hint="eastAsia"/>
-          <w:sz w:val="24"/>
-        </w:rPr>
-        <w:t>行ずつ書き込んでいる。</w:t>
-      </w:r>
-      <w:r>
-        <w:rPr>
-          <w:rFonts w:ascii="ＭＳ Ｐ明朝" w:eastAsia="ＭＳ Ｐ明朝" w:hAnsi="ＭＳ Ｐ明朝" w:cs="Apple Color Emoji" w:hint="eastAsia"/>
-          <w:sz w:val="24"/>
-        </w:rPr>
-        <w:t>もちろん生成エラーにも対応させている。これにより全ての工程が終了したら、最後に</w:t>
-      </w:r>
-      <w:proofErr w:type="spellStart"/>
-      <w:r>
-        <w:rPr>
-          <w:rFonts w:ascii="ＭＳ Ｐ明朝" w:eastAsia="ＭＳ Ｐ明朝" w:hAnsi="ＭＳ Ｐ明朝" w:cs="Apple Color Emoji"/>
-          <w:sz w:val="24"/>
-        </w:rPr>
-        <w:t>output.pgm</w:t>
-      </w:r>
-      <w:proofErr w:type="spellEnd"/>
-      <w:r>
-        <w:rPr>
-          <w:rFonts w:ascii="ＭＳ Ｐ明朝" w:eastAsia="ＭＳ Ｐ明朝" w:hAnsi="ＭＳ Ｐ明朝" w:cs="Apple Color Emoji" w:hint="eastAsia"/>
-          <w:sz w:val="24"/>
-        </w:rPr>
-        <w:t>が出力されたことをメッセージで示して、使用したリソースを全て解放して終了となる。</w:t>
-      </w:r>
-    </w:p>
-    <w:p>
-      <w:pPr>
-        <w:rPr>
-          <w:rFonts w:ascii="ＭＳ Ｐ明朝" w:eastAsia="ＭＳ Ｐ明朝" w:hAnsi="ＭＳ Ｐ明朝"/>
-          <w:sz w:val="24"/>
-        </w:rPr>
-      </w:pPr>
-    </w:p>
-    <w:p>
-      <w:pPr>
-        <w:rPr>
-          <w:rFonts w:ascii="ＭＳ Ｐ明朝" w:eastAsia="ＭＳ Ｐ明朝" w:hAnsi="ＭＳ Ｐ明朝"/>
-          <w:sz w:val="24"/>
-        </w:rPr>
-      </w:pPr>
-    </w:p>
-    <w:p>
-      <w:pPr>
-        <w:rPr>
-          <w:rFonts w:ascii="ＭＳ Ｐ明朝" w:eastAsia="ＭＳ Ｐ明朝" w:hAnsi="ＭＳ Ｐ明朝"/>
-          <w:sz w:val="24"/>
-        </w:rPr>
-      </w:pPr>
-    </w:p>
-    <w:p>
-      <w:pPr>
-        <w:rPr>
-          <w:rFonts w:ascii="ＭＳ Ｐ明朝" w:eastAsia="ＭＳ Ｐ明朝" w:hAnsi="ＭＳ Ｐ明朝"/>
-          <w:sz w:val="24"/>
-        </w:rPr>
-      </w:pPr>
-      <w:r>
-        <w:rPr>
-          <w:rFonts w:ascii="ＭＳ Ｐ明朝" w:eastAsia="ＭＳ Ｐ明朝" w:hAnsi="ＭＳ Ｐ明朝" w:hint="eastAsia"/>
-          <w:sz w:val="24"/>
-        </w:rPr>
-        <w:lastRenderedPageBreak/>
-        <w:t>・</w:t>
-      </w:r>
-      <w:r>
-        <w:rPr>
-          <w:rFonts w:ascii="ＭＳ Ｐ明朝" w:eastAsia="ＭＳ Ｐ明朝" w:hAnsi="ＭＳ Ｐ明朝" w:hint="eastAsia"/>
-          <w:sz w:val="24"/>
-        </w:rPr>
-        <w:t>出力</w:t>
-      </w:r>
-      <w:r>
-        <w:rPr>
-          <w:rFonts w:ascii="ＭＳ Ｐ明朝" w:eastAsia="ＭＳ Ｐ明朝" w:hAnsi="ＭＳ Ｐ明朝" w:hint="eastAsia"/>
-          <w:sz w:val="24"/>
-        </w:rPr>
-        <w:t>結果</w:t>
-      </w:r>
-    </w:p>
-    <w:p>
-      <w:pPr>
-        <w:jc w:val="center"/>
-        <w:rPr>
-          <w:rFonts w:ascii="ＭＳ Ｐ明朝" w:eastAsia="ＭＳ Ｐ明朝" w:hAnsi="ＭＳ Ｐ明朝"/>
-          <w:sz w:val="24"/>
-        </w:rPr>
-      </w:pPr>
-      <w:r>
-        <w:rPr>
-          <w:rFonts w:ascii="ＭＳ Ｐ明朝" w:eastAsia="ＭＳ Ｐ明朝" w:hAnsi="ＭＳ Ｐ明朝"/>
+          <w:rFonts w:ascii="ＭＳ Ｐ明朝" w:eastAsia="ＭＳ Ｐ明朝" w:hAnsi="ＭＳ Ｐ明朝"/>
+          <w:sz w:val="24"/>
+        </w:rPr>
+      </w:pPr>
+      <w:r>
+        <w:rPr>
+          <w:rFonts w:ascii="ＭＳ Ｐ明朝" w:eastAsia="ＭＳ Ｐ明朝" w:hAnsi="ＭＳ Ｐ明朝"/>
+          <w:noProof/>
           <w:sz w:val="24"/>
         </w:rPr>
         <w:drawing>
@@ -5699,6 +5757,7 @@
       <w:r>
         <w:rPr>
           <w:rFonts w:ascii="ＭＳ Ｐ明朝" w:eastAsia="ＭＳ Ｐ明朝" w:hAnsi="ＭＳ Ｐ明朝"/>
+          <w:noProof/>
           <w:sz w:val="24"/>
         </w:rPr>
         <w:drawing>
@@ -5963,15 +6022,643 @@
           <w:rFonts w:ascii="ＭＳ Ｐ明朝" w:eastAsia="ＭＳ Ｐ明朝" w:hAnsi="ＭＳ Ｐ明朝" w:hint="eastAsia"/>
           <w:sz w:val="24"/>
         </w:rPr>
+        <w:t xml:space="preserve">　</w:t>
+      </w:r>
+      <w:r>
+        <w:rPr>
+          <w:rFonts w:ascii="ＭＳ Ｐ明朝" w:eastAsia="ＭＳ Ｐ明朝" w:hAnsi="ＭＳ Ｐ明朝" w:hint="eastAsia"/>
+          <w:sz w:val="24"/>
+        </w:rPr>
+        <w:t>バイオメトリクスとは、顔認証や指紋認証、そして第</w:t>
+      </w:r>
+      <w:r>
+        <w:rPr>
+          <w:rFonts w:ascii="ＭＳ Ｐ明朝" w:eastAsia="ＭＳ Ｐ明朝" w:hAnsi="ＭＳ Ｐ明朝"/>
+          <w:sz w:val="24"/>
+        </w:rPr>
+        <w:t>1</w:t>
+      </w:r>
+      <w:r>
+        <w:rPr>
+          <w:rFonts w:ascii="ＭＳ Ｐ明朝" w:eastAsia="ＭＳ Ｐ明朝" w:hAnsi="ＭＳ Ｐ明朝" w:hint="eastAsia"/>
+          <w:sz w:val="24"/>
+        </w:rPr>
+        <w:t>回の課題</w:t>
+      </w:r>
+      <w:r>
+        <w:rPr>
+          <w:rFonts w:ascii="ＭＳ Ｐ明朝" w:eastAsia="ＭＳ Ｐ明朝" w:hAnsi="ＭＳ Ｐ明朝"/>
+          <w:sz w:val="24"/>
+        </w:rPr>
+        <w:t>5</w:t>
+      </w:r>
+      <w:r>
+        <w:rPr>
+          <w:rFonts w:ascii="ＭＳ Ｐ明朝" w:eastAsia="ＭＳ Ｐ明朝" w:hAnsi="ＭＳ Ｐ明朝" w:hint="eastAsia"/>
+          <w:sz w:val="24"/>
+        </w:rPr>
+        <w:t>で取り扱った虹彩認証などの、人間の身体の特徴を用いて人物を特定する生体認証のことである。</w:t>
+      </w:r>
+      <w:r>
+        <w:rPr>
+          <w:rFonts w:ascii="ＭＳ Ｐ明朝" w:eastAsia="ＭＳ Ｐ明朝" w:hAnsi="ＭＳ Ｐ明朝" w:hint="eastAsia"/>
+          <w:sz w:val="24"/>
+        </w:rPr>
+        <w:t>この課題では簡易的な顔認証システムの作成を行い、データとして一人あたり</w:t>
+      </w:r>
+      <w:r>
+        <w:rPr>
+          <w:rFonts w:ascii="ＭＳ Ｐ明朝" w:eastAsia="ＭＳ Ｐ明朝" w:hAnsi="ＭＳ Ｐ明朝"/>
+          <w:sz w:val="24"/>
+        </w:rPr>
+        <w:t>5</w:t>
+      </w:r>
+      <w:r>
+        <w:rPr>
+          <w:rFonts w:ascii="ＭＳ Ｐ明朝" w:eastAsia="ＭＳ Ｐ明朝" w:hAnsi="ＭＳ Ｐ明朝" w:hint="eastAsia"/>
+          <w:sz w:val="24"/>
+        </w:rPr>
+        <w:t>枚の顔画像、それを</w:t>
+      </w:r>
+      <w:r>
+        <w:rPr>
+          <w:rFonts w:ascii="ＭＳ Ｐ明朝" w:eastAsia="ＭＳ Ｐ明朝" w:hAnsi="ＭＳ Ｐ明朝"/>
+          <w:sz w:val="24"/>
+        </w:rPr>
+        <w:t>300</w:t>
+      </w:r>
+      <w:r>
+        <w:rPr>
+          <w:rFonts w:ascii="ＭＳ Ｐ明朝" w:eastAsia="ＭＳ Ｐ明朝" w:hAnsi="ＭＳ Ｐ明朝" w:hint="eastAsia"/>
+          <w:sz w:val="24"/>
+        </w:rPr>
+        <w:t>人分与えられる。各人の</w:t>
+      </w:r>
+      <w:r>
+        <w:rPr>
+          <w:rFonts w:ascii="ＭＳ Ｐ明朝" w:eastAsia="ＭＳ Ｐ明朝" w:hAnsi="ＭＳ Ｐ明朝"/>
+          <w:sz w:val="24"/>
+        </w:rPr>
+        <w:t>5</w:t>
+      </w:r>
+      <w:r>
+        <w:rPr>
+          <w:rFonts w:ascii="ＭＳ Ｐ明朝" w:eastAsia="ＭＳ Ｐ明朝" w:hAnsi="ＭＳ Ｐ明朝" w:hint="eastAsia"/>
+          <w:sz w:val="24"/>
+        </w:rPr>
+        <w:t>枚の画像の情報を平均化することで、「平均顔」と呼ばれる、その人を代表する画像データを作成し、それらのデータを基に、入力された任意のデータから、それが誰の顔画像であるかを判別するという仕組みである。このようなプログラムで成り立っているので、いわばこの顔認証システムは機械学習の基礎であると考えられる。</w:t>
+      </w:r>
+      <w:r>
+        <w:rPr>
+          <w:rFonts w:ascii="ＭＳ Ｐ明朝" w:eastAsia="ＭＳ Ｐ明朝" w:hAnsi="ＭＳ Ｐ明朝" w:hint="eastAsia"/>
+          <w:sz w:val="24"/>
+        </w:rPr>
+        <w:t>このように前提が何であるかをまとめ、これを踏まえて実装の説明をすることで、全体の解像度が上がると</w:t>
+      </w:r>
+      <w:r>
+        <w:rPr>
+          <w:rFonts w:ascii="ＭＳ Ｐ明朝" w:eastAsia="ＭＳ Ｐ明朝" w:hAnsi="ＭＳ Ｐ明朝" w:hint="eastAsia"/>
+          <w:sz w:val="24"/>
+        </w:rPr>
+        <w:t>考えた。</w:t>
+      </w:r>
+    </w:p>
+    <w:p>
+      <w:pPr>
+        <w:rPr>
+          <w:rFonts w:ascii="ＭＳ Ｐ明朝" w:eastAsia="ＭＳ Ｐ明朝" w:hAnsi="ＭＳ Ｐ明朝"/>
+          <w:sz w:val="24"/>
+        </w:rPr>
+      </w:pPr>
+      <w:r>
+        <w:rPr>
+          <w:rFonts w:ascii="ＭＳ Ｐ明朝" w:eastAsia="ＭＳ Ｐ明朝" w:hAnsi="ＭＳ Ｐ明朝" w:hint="eastAsia"/>
+          <w:sz w:val="24"/>
+        </w:rPr>
+        <w:t xml:space="preserve">　</w:t>
+      </w:r>
+      <w:r>
+        <w:rPr>
+          <w:rFonts w:ascii="ＭＳ Ｐ明朝" w:eastAsia="ＭＳ Ｐ明朝" w:hAnsi="ＭＳ Ｐ明朝" w:hint="eastAsia"/>
+          <w:sz w:val="24"/>
+        </w:rPr>
+        <w:t>課題</w:t>
+      </w:r>
+      <w:r>
+        <w:rPr>
+          <w:rFonts w:ascii="ＭＳ Ｐ明朝" w:eastAsia="ＭＳ Ｐ明朝" w:hAnsi="ＭＳ Ｐ明朝"/>
+          <w:sz w:val="24"/>
+        </w:rPr>
+        <w:t>PDF</w:t>
+      </w:r>
+      <w:r>
+        <w:rPr>
+          <w:rFonts w:ascii="ＭＳ Ｐ明朝" w:eastAsia="ＭＳ Ｐ明朝" w:hAnsi="ＭＳ Ｐ明朝" w:hint="eastAsia"/>
+          <w:sz w:val="24"/>
+        </w:rPr>
+        <w:t>には</w:t>
+      </w:r>
+      <w:r>
+        <w:rPr>
+          <w:rFonts w:ascii="ＭＳ Ｐ明朝" w:eastAsia="ＭＳ Ｐ明朝" w:hAnsi="ＭＳ Ｐ明朝"/>
+          <w:sz w:val="24"/>
+        </w:rPr>
+        <w:t>(1)</w:t>
+      </w:r>
+      <w:r>
+        <w:rPr>
+          <w:rFonts w:ascii="ＭＳ Ｐ明朝" w:eastAsia="ＭＳ Ｐ明朝" w:hAnsi="ＭＳ Ｐ明朝" w:hint="eastAsia"/>
+          <w:sz w:val="24"/>
+        </w:rPr>
+        <w:t>〜</w:t>
+      </w:r>
+      <w:r>
+        <w:rPr>
+          <w:rFonts w:ascii="ＭＳ Ｐ明朝" w:eastAsia="ＭＳ Ｐ明朝" w:hAnsi="ＭＳ Ｐ明朝"/>
+          <w:sz w:val="24"/>
+        </w:rPr>
+        <w:t>(3)</w:t>
+      </w:r>
+      <w:r>
+        <w:rPr>
+          <w:rFonts w:ascii="ＭＳ Ｐ明朝" w:eastAsia="ＭＳ Ｐ明朝" w:hAnsi="ＭＳ Ｐ明朝" w:hint="eastAsia"/>
+          <w:sz w:val="24"/>
+        </w:rPr>
+        <w:t>が書かれているので、まずは</w:t>
+      </w:r>
+      <w:r>
+        <w:rPr>
+          <w:rFonts w:ascii="ＭＳ Ｐ明朝" w:eastAsia="ＭＳ Ｐ明朝" w:hAnsi="ＭＳ Ｐ明朝"/>
+          <w:sz w:val="24"/>
+        </w:rPr>
+        <w:t>(1)</w:t>
+      </w:r>
+      <w:r>
+        <w:rPr>
+          <w:rFonts w:ascii="ＭＳ Ｐ明朝" w:eastAsia="ＭＳ Ｐ明朝" w:hAnsi="ＭＳ Ｐ明朝" w:hint="eastAsia"/>
+          <w:sz w:val="24"/>
+        </w:rPr>
+        <w:t>について説明する。</w:t>
+      </w:r>
+      <w:r>
+        <w:rPr>
+          <w:rFonts w:ascii="ＭＳ Ｐ明朝" w:eastAsia="ＭＳ Ｐ明朝" w:hAnsi="ＭＳ Ｐ明朝" w:hint="eastAsia"/>
+          <w:sz w:val="24"/>
+        </w:rPr>
+        <w:t>ここでは</w:t>
+      </w:r>
+      <w:r>
+        <w:rPr>
+          <w:rFonts w:ascii="ＭＳ Ｐ明朝" w:eastAsia="ＭＳ Ｐ明朝" w:hAnsi="ＭＳ Ｐ明朝" w:hint="eastAsia"/>
+          <w:sz w:val="24"/>
+        </w:rPr>
+        <w:t>第一引数の</w:t>
+      </w:r>
+      <w:r>
+        <w:rPr>
+          <w:rFonts w:ascii="ＭＳ Ｐ明朝" w:eastAsia="ＭＳ Ｐ明朝" w:hAnsi="ＭＳ Ｐ明朝"/>
+          <w:sz w:val="24"/>
+        </w:rPr>
+        <w:t>enrollment2026.txt</w:t>
+      </w:r>
+      <w:r>
+        <w:rPr>
+          <w:rFonts w:ascii="ＭＳ Ｐ明朝" w:eastAsia="ＭＳ Ｐ明朝" w:hAnsi="ＭＳ Ｐ明朝" w:hint="eastAsia"/>
+          <w:sz w:val="24"/>
+        </w:rPr>
+        <w:t>を開き、</w:t>
+      </w:r>
+      <w:r>
+        <w:rPr>
+          <w:rFonts w:ascii="ＭＳ Ｐ明朝" w:eastAsia="ＭＳ Ｐ明朝" w:hAnsi="ＭＳ Ｐ明朝" w:hint="eastAsia"/>
+          <w:sz w:val="24"/>
+        </w:rPr>
+        <w:t>用意した平均顔用</w:t>
+      </w:r>
+      <w:r>
+        <w:rPr>
+          <w:rFonts w:ascii="ＭＳ Ｐ明朝" w:eastAsia="ＭＳ Ｐ明朝" w:hAnsi="ＭＳ Ｐ明朝"/>
+          <w:sz w:val="24"/>
+        </w:rPr>
+        <w:t>2</w:t>
+      </w:r>
+      <w:r>
+        <w:rPr>
+          <w:rFonts w:ascii="ＭＳ Ｐ明朝" w:eastAsia="ＭＳ Ｐ明朝" w:hAnsi="ＭＳ Ｐ明朝" w:hint="eastAsia"/>
+          <w:sz w:val="24"/>
+        </w:rPr>
+        <w:t>次元配列の</w:t>
+      </w:r>
+      <w:r>
+        <w:rPr>
+          <w:rFonts w:ascii="ＭＳ Ｐ明朝" w:eastAsia="ＭＳ Ｐ明朝" w:hAnsi="ＭＳ Ｐ明朝"/>
+          <w:sz w:val="24"/>
+        </w:rPr>
+        <w:t>avg</w:t>
+      </w:r>
+      <w:r>
+        <w:rPr>
+          <w:rFonts w:ascii="ＭＳ Ｐ明朝" w:eastAsia="ＭＳ Ｐ明朝" w:hAnsi="ＭＳ Ｐ明朝" w:hint="eastAsia"/>
+          <w:sz w:val="24"/>
+        </w:rPr>
+        <w:t>にファイルから読み取った値を格納していく。</w:t>
+      </w:r>
+      <w:r>
+        <w:rPr>
+          <w:rFonts w:ascii="ＭＳ Ｐ明朝" w:eastAsia="ＭＳ Ｐ明朝" w:hAnsi="ＭＳ Ｐ明朝" w:hint="eastAsia"/>
+          <w:sz w:val="24"/>
+        </w:rPr>
+        <w:t>ここで今回は</w:t>
+      </w:r>
+      <w:r>
+        <w:rPr>
+          <w:rFonts w:ascii="ＭＳ Ｐ明朝" w:eastAsia="ＭＳ Ｐ明朝" w:hAnsi="ＭＳ Ｐ明朝"/>
+          <w:sz w:val="24"/>
+        </w:rPr>
+        <w:t>vector</w:t>
+      </w:r>
+      <w:r>
+        <w:rPr>
+          <w:rFonts w:ascii="ＭＳ Ｐ明朝" w:eastAsia="ＭＳ Ｐ明朝" w:hAnsi="ＭＳ Ｐ明朝" w:hint="eastAsia"/>
+          <w:sz w:val="24"/>
+        </w:rPr>
+        <w:t>の使用が不可であるため、値を格納していく変数は静的もしくは動的にメモリを確保されたものを用いなければならない。スタック領域のメモリ領域はヒープに比べてかなり小さいため、今回のような</w:t>
+      </w:r>
+      <w:r>
+        <w:rPr>
+          <w:rFonts w:ascii="ＭＳ Ｐ明朝" w:eastAsia="ＭＳ Ｐ明朝" w:hAnsi="ＭＳ Ｐ明朝"/>
+          <w:sz w:val="24"/>
+        </w:rPr>
+        <w:t>1000</w:t>
+      </w:r>
+      <w:r>
+        <w:rPr>
+          <w:rFonts w:ascii="ＭＳ Ｐ明朝" w:eastAsia="ＭＳ Ｐ明朝" w:hAnsi="ＭＳ Ｐ明朝" w:hint="eastAsia"/>
+          <w:sz w:val="24"/>
+        </w:rPr>
+        <w:t>次元ものデータを扱うプログラムでは不向きである。この事実があるため当初は動的確保によりコード内の変数のメモリを確保していたが、</w:t>
+      </w:r>
+      <w:r>
+        <w:rPr>
+          <w:rFonts w:ascii="ＭＳ Ｐ明朝" w:eastAsia="ＭＳ Ｐ明朝" w:hAnsi="ＭＳ Ｐ明朝" w:hint="eastAsia"/>
+          <w:sz w:val="24"/>
+        </w:rPr>
+        <w:t>このプログラム全体では定義する配列の数が多く、</w:t>
+      </w:r>
+      <w:r>
+        <w:rPr>
+          <w:rFonts w:ascii="ＭＳ Ｐ明朝" w:eastAsia="ＭＳ Ｐ明朝" w:hAnsi="ＭＳ Ｐ明朝" w:hint="eastAsia"/>
+          <w:sz w:val="24"/>
+        </w:rPr>
+        <w:t>メモリのエラー処理を含めてコードを記述するとものすごくコードが複雑になり</w:t>
+      </w:r>
+      <w:r>
+        <w:rPr>
+          <w:rFonts w:ascii="ＭＳ Ｐ明朝" w:eastAsia="ＭＳ Ｐ明朝" w:hAnsi="ＭＳ Ｐ明朝" w:hint="eastAsia"/>
+          <w:sz w:val="24"/>
+        </w:rPr>
+        <w:t>実装した内容の整理が非常に難しかった。そのため今回は</w:t>
+      </w:r>
+      <w:r>
+        <w:rPr>
+          <w:rFonts w:ascii="ＭＳ Ｐ明朝" w:eastAsia="ＭＳ Ｐ明朝" w:hAnsi="ＭＳ Ｐ明朝"/>
+          <w:sz w:val="24"/>
+        </w:rPr>
+        <w:t>avg</w:t>
+      </w:r>
+      <w:r>
+        <w:rPr>
+          <w:rFonts w:ascii="ＭＳ Ｐ明朝" w:eastAsia="ＭＳ Ｐ明朝" w:hAnsi="ＭＳ Ｐ明朝" w:hint="eastAsia"/>
+          <w:sz w:val="24"/>
+        </w:rPr>
+        <w:t>と後に使う</w:t>
+      </w:r>
+      <w:proofErr w:type="spellStart"/>
+      <w:r>
+        <w:rPr>
+          <w:rFonts w:ascii="ＭＳ Ｐ明朝" w:eastAsia="ＭＳ Ｐ明朝" w:hAnsi="ＭＳ Ｐ明朝"/>
+          <w:sz w:val="24"/>
+        </w:rPr>
+        <w:t>test_data</w:t>
+      </w:r>
+      <w:proofErr w:type="spellEnd"/>
+      <w:r>
+        <w:rPr>
+          <w:rFonts w:ascii="ＭＳ Ｐ明朝" w:eastAsia="ＭＳ Ｐ明朝" w:hAnsi="ＭＳ Ｐ明朝" w:hint="eastAsia"/>
+          <w:sz w:val="24"/>
+        </w:rPr>
+        <w:t>はグローバル変数として定義し、それを用いることにした。</w:t>
+      </w:r>
+      <w:r>
+        <w:rPr>
+          <w:rFonts w:ascii="ＭＳ Ｐ明朝" w:eastAsia="ＭＳ Ｐ明朝" w:hAnsi="ＭＳ Ｐ明朝" w:hint="eastAsia"/>
+          <w:sz w:val="24"/>
+        </w:rPr>
+        <w:t>そのほかについては静的な配列とした。</w:t>
+      </w:r>
+    </w:p>
+    <w:p>
+      <w:pPr>
+        <w:rPr>
+          <w:rFonts w:ascii="ＭＳ Ｐ明朝" w:eastAsia="ＭＳ Ｐ明朝" w:hAnsi="ＭＳ Ｐ明朝"/>
+          <w:sz w:val="24"/>
+        </w:rPr>
+      </w:pPr>
+      <w:r>
+        <w:rPr>
+          <w:rFonts w:ascii="ＭＳ Ｐ明朝" w:eastAsia="ＭＳ Ｐ明朝" w:hAnsi="ＭＳ Ｐ明朝" w:hint="eastAsia"/>
+          <w:sz w:val="24"/>
+        </w:rPr>
+        <w:t xml:space="preserve">　</w:t>
+      </w:r>
+      <w:r>
+        <w:rPr>
+          <w:rFonts w:ascii="ＭＳ Ｐ明朝" w:eastAsia="ＭＳ Ｐ明朝" w:hAnsi="ＭＳ Ｐ明朝" w:hint="eastAsia"/>
+          <w:sz w:val="24"/>
+        </w:rPr>
+        <w:t>脱線したが、テキストファイルには</w:t>
+      </w:r>
+      <w:r>
+        <w:rPr>
+          <w:rFonts w:ascii="ＭＳ Ｐ明朝" w:eastAsia="ＭＳ Ｐ明朝" w:hAnsi="ＭＳ Ｐ明朝"/>
+          <w:sz w:val="24"/>
+        </w:rPr>
+        <w:t>1</w:t>
+      </w:r>
+      <w:r>
+        <w:rPr>
+          <w:rFonts w:ascii="ＭＳ Ｐ明朝" w:eastAsia="ＭＳ Ｐ明朝" w:hAnsi="ＭＳ Ｐ明朝" w:hint="eastAsia"/>
+          <w:sz w:val="24"/>
+        </w:rPr>
+        <w:t>人につき</w:t>
+      </w:r>
+      <w:r>
+        <w:rPr>
+          <w:rFonts w:ascii="ＭＳ Ｐ明朝" w:eastAsia="ＭＳ Ｐ明朝" w:hAnsi="ＭＳ Ｐ明朝"/>
+          <w:sz w:val="24"/>
+        </w:rPr>
+        <w:t>5</w:t>
+      </w:r>
+      <w:r>
+        <w:rPr>
+          <w:rFonts w:ascii="ＭＳ Ｐ明朝" w:eastAsia="ＭＳ Ｐ明朝" w:hAnsi="ＭＳ Ｐ明朝" w:hint="eastAsia"/>
+          <w:sz w:val="24"/>
+        </w:rPr>
+        <w:t>個のデータがあるのでそれを足し合わせ、そして</w:t>
+      </w:r>
+      <w:r>
+        <w:rPr>
+          <w:rFonts w:ascii="ＭＳ Ｐ明朝" w:eastAsia="ＭＳ Ｐ明朝" w:hAnsi="ＭＳ Ｐ明朝"/>
+          <w:sz w:val="24"/>
+        </w:rPr>
+        <w:t>5</w:t>
+      </w:r>
+      <w:r>
+        <w:rPr>
+          <w:rFonts w:ascii="ＭＳ Ｐ明朝" w:eastAsia="ＭＳ Ｐ明朝" w:hAnsi="ＭＳ Ｐ明朝" w:hint="eastAsia"/>
+          <w:sz w:val="24"/>
+        </w:rPr>
+        <w:t>でわることで平均値の算出を行った。</w:t>
+      </w:r>
+      <w:r>
+        <w:rPr>
+          <w:rFonts w:ascii="ＭＳ Ｐ明朝" w:eastAsia="ＭＳ Ｐ明朝" w:hAnsi="ＭＳ Ｐ明朝" w:hint="eastAsia"/>
+          <w:sz w:val="24"/>
+        </w:rPr>
+        <w:t>これにより平均顔データが作成できる。</w:t>
+      </w:r>
+      <w:r>
+        <w:rPr>
+          <w:rFonts w:ascii="ＭＳ Ｐ明朝" w:eastAsia="ＭＳ Ｐ明朝" w:hAnsi="ＭＳ Ｐ明朝" w:hint="eastAsia"/>
+          <w:sz w:val="24"/>
+        </w:rPr>
+        <w:t>ここで読み取りについては</w:t>
+      </w:r>
+      <w:proofErr w:type="spellStart"/>
+      <w:r>
+        <w:rPr>
+          <w:rFonts w:ascii="ＭＳ Ｐ明朝" w:eastAsia="ＭＳ Ｐ明朝" w:hAnsi="ＭＳ Ｐ明朝"/>
+          <w:sz w:val="24"/>
+        </w:rPr>
+        <w:t>read_vector</w:t>
+      </w:r>
+      <w:proofErr w:type="spellEnd"/>
+      <w:r>
+        <w:rPr>
+          <w:rFonts w:ascii="ＭＳ Ｐ明朝" w:eastAsia="ＭＳ Ｐ明朝" w:hAnsi="ＭＳ Ｐ明朝" w:hint="eastAsia"/>
+          <w:sz w:val="24"/>
+        </w:rPr>
+        <w:t>関数を実装し、それを用いた。</w:t>
+      </w:r>
+      <w:r>
+        <w:rPr>
+          <w:rFonts w:ascii="ＭＳ Ｐ明朝" w:eastAsia="ＭＳ Ｐ明朝" w:hAnsi="ＭＳ Ｐ明朝" w:hint="eastAsia"/>
+          <w:sz w:val="24"/>
+        </w:rPr>
+        <w:t>この関数は、今回使用するテキストファイルの記述形式に合わせて値を読み取る関数となっている。また、</w:t>
+      </w:r>
+      <w:r>
+        <w:rPr>
+          <w:rFonts w:ascii="ＭＳ Ｐ明朝" w:eastAsia="ＭＳ Ｐ明朝" w:hAnsi="ＭＳ Ｐ明朝"/>
+          <w:sz w:val="24"/>
+        </w:rPr>
+        <w:t>(2)</w:t>
+      </w:r>
+      <w:r>
+        <w:rPr>
+          <w:rFonts w:ascii="ＭＳ Ｐ明朝" w:eastAsia="ＭＳ Ｐ明朝" w:hAnsi="ＭＳ Ｐ明朝" w:hint="eastAsia"/>
+          <w:sz w:val="24"/>
+        </w:rPr>
+        <w:t>のフェイズにおいて、</w:t>
+      </w:r>
+      <w:r>
+        <w:rPr>
+          <w:rFonts w:ascii="ＭＳ Ｐ明朝" w:eastAsia="ＭＳ Ｐ明朝" w:hAnsi="ＭＳ Ｐ明朝"/>
+          <w:sz w:val="24"/>
+        </w:rPr>
+        <w:t>input2026.txt</w:t>
+      </w:r>
+      <w:r>
+        <w:rPr>
+          <w:rFonts w:ascii="ＭＳ Ｐ明朝" w:eastAsia="ＭＳ Ｐ明朝" w:hAnsi="ＭＳ Ｐ明朝" w:hint="eastAsia"/>
+          <w:sz w:val="24"/>
+        </w:rPr>
+        <w:t>の値読み取りにも使用</w:t>
+      </w:r>
+      <w:r>
+        <w:rPr>
+          <w:rFonts w:ascii="ＭＳ Ｐ明朝" w:eastAsia="ＭＳ Ｐ明朝" w:hAnsi="ＭＳ Ｐ明朝" w:hint="eastAsia"/>
+          <w:sz w:val="24"/>
+        </w:rPr>
+        <w:t>するため、</w:t>
+      </w:r>
+      <w:r>
+        <w:rPr>
+          <w:rFonts w:ascii="ＭＳ Ｐ明朝" w:eastAsia="ＭＳ Ｐ明朝" w:hAnsi="ＭＳ Ｐ明朝" w:hint="eastAsia"/>
+          <w:sz w:val="24"/>
+        </w:rPr>
+        <w:t>汎用性のあるものとしている。</w:t>
+      </w:r>
+      <w:r>
+        <w:rPr>
+          <w:rFonts w:ascii="ＭＳ Ｐ明朝" w:eastAsia="ＭＳ Ｐ明朝" w:hAnsi="ＭＳ Ｐ明朝" w:hint="eastAsia"/>
+          <w:sz w:val="24"/>
+        </w:rPr>
+        <w:t>まず文字列型の</w:t>
+      </w:r>
+      <w:r>
+        <w:rPr>
+          <w:rFonts w:ascii="ＭＳ Ｐ明朝" w:eastAsia="ＭＳ Ｐ明朝" w:hAnsi="ＭＳ Ｐ明朝"/>
+          <w:sz w:val="24"/>
+        </w:rPr>
+        <w:t>line</w:t>
+      </w:r>
+      <w:r>
+        <w:rPr>
+          <w:rFonts w:ascii="ＭＳ Ｐ明朝" w:eastAsia="ＭＳ Ｐ明朝" w:hAnsi="ＭＳ Ｐ明朝" w:hint="eastAsia"/>
+          <w:sz w:val="24"/>
+        </w:rPr>
+        <w:t>で</w:t>
+      </w:r>
+      <w:proofErr w:type="spellStart"/>
+      <w:r>
+        <w:rPr>
+          <w:rFonts w:ascii="ＭＳ Ｐ明朝" w:eastAsia="ＭＳ Ｐ明朝" w:hAnsi="ＭＳ Ｐ明朝"/>
+          <w:sz w:val="24"/>
+        </w:rPr>
+        <w:t>getline</w:t>
+      </w:r>
+      <w:proofErr w:type="spellEnd"/>
+      <w:r>
+        <w:rPr>
+          <w:rFonts w:ascii="ＭＳ Ｐ明朝" w:eastAsia="ＭＳ Ｐ明朝" w:hAnsi="ＭＳ Ｐ明朝" w:hint="eastAsia"/>
+          <w:sz w:val="24"/>
+        </w:rPr>
+        <w:t>関数を使用して</w:t>
+      </w:r>
+      <w:r>
+        <w:rPr>
+          <w:rFonts w:ascii="ＭＳ Ｐ明朝" w:eastAsia="ＭＳ Ｐ明朝" w:hAnsi="ＭＳ Ｐ明朝"/>
+          <w:sz w:val="24"/>
+        </w:rPr>
+        <w:t>1</w:t>
+      </w:r>
+      <w:r>
+        <w:rPr>
+          <w:rFonts w:ascii="ＭＳ Ｐ明朝" w:eastAsia="ＭＳ Ｐ明朝" w:hAnsi="ＭＳ Ｐ明朝" w:hint="eastAsia"/>
+          <w:sz w:val="24"/>
+        </w:rPr>
+        <w:t>行ずつ抜き出していく。ファイルには</w:t>
+      </w:r>
+      <w:r>
+        <w:rPr>
+          <w:rFonts w:ascii="ＭＳ Ｐ明朝" w:eastAsia="ＭＳ Ｐ明朝" w:hAnsi="ＭＳ Ｐ明朝"/>
+          <w:sz w:val="24"/>
+        </w:rPr>
+        <w:t>ID</w:t>
+      </w:r>
+      <w:r>
+        <w:rPr>
+          <w:rFonts w:ascii="ＭＳ Ｐ明朝" w:eastAsia="ＭＳ Ｐ明朝" w:hAnsi="ＭＳ Ｐ明朝" w:hint="eastAsia"/>
+          <w:sz w:val="24"/>
+        </w:rPr>
+        <w:t>のみ記載の行と、カンマ区切りで値が記されている行があるので、</w:t>
+      </w:r>
+      <w:r>
+        <w:rPr>
+          <w:rFonts w:ascii="ＭＳ Ｐ明朝" w:eastAsia="ＭＳ Ｐ明朝" w:hAnsi="ＭＳ Ｐ明朝"/>
+          <w:sz w:val="24"/>
+        </w:rPr>
+        <w:t>if</w:t>
+      </w:r>
+      <w:r>
+        <w:rPr>
+          <w:rFonts w:ascii="ＭＳ Ｐ明朝" w:eastAsia="ＭＳ Ｐ明朝" w:hAnsi="ＭＳ Ｐ明朝" w:hint="eastAsia"/>
+          <w:sz w:val="24"/>
+        </w:rPr>
+        <w:t>分岐で</w:t>
+      </w:r>
+      <w:r>
+        <w:rPr>
+          <w:rFonts w:ascii="ＭＳ Ｐ明朝" w:eastAsia="ＭＳ Ｐ明朝" w:hAnsi="ＭＳ Ｐ明朝"/>
+          <w:sz w:val="24"/>
+        </w:rPr>
+        <w:t>string::</w:t>
+      </w:r>
+      <w:proofErr w:type="spellStart"/>
+      <w:r>
+        <w:rPr>
+          <w:rFonts w:ascii="ＭＳ Ｐ明朝" w:eastAsia="ＭＳ Ｐ明朝" w:hAnsi="ＭＳ Ｐ明朝"/>
+          <w:sz w:val="24"/>
+        </w:rPr>
+        <w:t>npos</w:t>
+      </w:r>
+      <w:proofErr w:type="spellEnd"/>
+      <w:r>
+        <w:rPr>
+          <w:rFonts w:ascii="ＭＳ Ｐ明朝" w:eastAsia="ＭＳ Ｐ明朝" w:hAnsi="ＭＳ Ｐ明朝" w:hint="eastAsia"/>
+          <w:sz w:val="24"/>
+        </w:rPr>
+        <w:t>のメンバ定数を用いて、カンマが存在しなければ工程を飛ばすようにした。</w:t>
+      </w:r>
+      <w:r>
+        <w:rPr>
+          <w:rFonts w:ascii="ＭＳ Ｐ明朝" w:eastAsia="ＭＳ Ｐ明朝" w:hAnsi="ＭＳ Ｐ明朝" w:hint="eastAsia"/>
+          <w:sz w:val="24"/>
+        </w:rPr>
+        <w:t>次にカンマで区切られた文字列を解析していく必要があるため、それを可能とする</w:t>
+      </w:r>
+      <w:proofErr w:type="spellStart"/>
+      <w:r>
+        <w:rPr>
+          <w:rFonts w:ascii="ＭＳ Ｐ明朝" w:eastAsia="ＭＳ Ｐ明朝" w:hAnsi="ＭＳ Ｐ明朝"/>
+          <w:sz w:val="24"/>
+        </w:rPr>
+        <w:t>stringstream</w:t>
+      </w:r>
+      <w:proofErr w:type="spellEnd"/>
+      <w:r>
+        <w:rPr>
+          <w:rFonts w:ascii="ＭＳ Ｐ明朝" w:eastAsia="ＭＳ Ｐ明朝" w:hAnsi="ＭＳ Ｐ明朝" w:hint="eastAsia"/>
+          <w:sz w:val="24"/>
+        </w:rPr>
+        <w:t>を使用し、</w:t>
+      </w:r>
+      <w:r>
+        <w:rPr>
+          <w:rFonts w:ascii="ＭＳ Ｐ明朝" w:eastAsia="ＭＳ Ｐ明朝" w:hAnsi="ＭＳ Ｐ明朝"/>
+          <w:sz w:val="24"/>
+        </w:rPr>
+        <w:t>string</w:t>
+      </w:r>
+      <w:r>
+        <w:rPr>
+          <w:rFonts w:ascii="ＭＳ Ｐ明朝" w:eastAsia="ＭＳ Ｐ明朝" w:hAnsi="ＭＳ Ｐ明朝" w:hint="eastAsia"/>
+          <w:sz w:val="24"/>
+        </w:rPr>
+        <w:t>型の</w:t>
+      </w:r>
+      <w:r>
+        <w:rPr>
+          <w:rFonts w:ascii="ＭＳ Ｐ明朝" w:eastAsia="ＭＳ Ｐ明朝" w:hAnsi="ＭＳ Ｐ明朝"/>
+          <w:sz w:val="24"/>
+        </w:rPr>
+        <w:t>token</w:t>
+      </w:r>
+      <w:r>
+        <w:rPr>
+          <w:rFonts w:ascii="ＭＳ Ｐ明朝" w:eastAsia="ＭＳ Ｐ明朝" w:hAnsi="ＭＳ Ｐ明朝" w:hint="eastAsia"/>
+          <w:sz w:val="24"/>
+        </w:rPr>
+        <w:t>で字句解析により分</w:t>
+      </w:r>
+      <w:r>
+        <w:rPr>
+          <w:rFonts w:ascii="ＭＳ Ｐ明朝" w:eastAsia="ＭＳ Ｐ明朝" w:hAnsi="ＭＳ Ｐ明朝" w:hint="eastAsia"/>
+          <w:sz w:val="24"/>
+        </w:rPr>
         <w:lastRenderedPageBreak/>
-        <w:t xml:space="preserve">　</w:t>
-      </w:r>
-      <w:r>
-        <w:rPr>
-          <w:rFonts w:ascii="ＭＳ Ｐ明朝" w:eastAsia="ＭＳ Ｐ明朝" w:hAnsi="ＭＳ Ｐ明朝" w:hint="eastAsia"/>
-          <w:sz w:val="24"/>
-        </w:rPr>
-        <w:t>バイオメトリクスとは、顔認証や指紋認証、そして第</w:t>
+        <w:t>割された文字列を格納した。</w:t>
       </w:r>
       <w:r>
         <w:rPr>
@@ -5985,42 +6672,106 @@
           <w:rFonts w:ascii="ＭＳ Ｐ明朝" w:eastAsia="ＭＳ Ｐ明朝" w:hAnsi="ＭＳ Ｐ明朝" w:hint="eastAsia"/>
           <w:sz w:val="24"/>
         </w:rPr>
-        <w:t>回の課題</w:t>
-      </w:r>
-      <w:r>
-        <w:rPr>
-          <w:rFonts w:ascii="ＭＳ Ｐ明朝" w:eastAsia="ＭＳ Ｐ明朝" w:hAnsi="ＭＳ Ｐ明朝"/>
-          <w:sz w:val="24"/>
-        </w:rPr>
-        <w:t>5</w:t>
-      </w:r>
-      <w:r>
-        <w:rPr>
-          <w:rFonts w:ascii="ＭＳ Ｐ明朝" w:eastAsia="ＭＳ Ｐ明朝" w:hAnsi="ＭＳ Ｐ明朝" w:hint="eastAsia"/>
-          <w:sz w:val="24"/>
-        </w:rPr>
-        <w:t>で取り扱った虹彩認証などの、人間の身体の特徴を用いて人物を特定する生体認証のことである。</w:t>
-      </w:r>
-      <w:r>
-        <w:rPr>
-          <w:rFonts w:ascii="ＭＳ Ｐ明朝" w:eastAsia="ＭＳ Ｐ明朝" w:hAnsi="ＭＳ Ｐ明朝" w:hint="eastAsia"/>
-          <w:sz w:val="24"/>
-        </w:rPr>
-        <w:t>この課題では簡易的な顔認証システムの作成を行い、データとして一人あたり</w:t>
-      </w:r>
-      <w:r>
-        <w:rPr>
-          <w:rFonts w:ascii="ＭＳ Ｐ明朝" w:eastAsia="ＭＳ Ｐ明朝" w:hAnsi="ＭＳ Ｐ明朝"/>
-          <w:sz w:val="24"/>
-        </w:rPr>
-        <w:t>5</w:t>
-      </w:r>
-      <w:r>
-        <w:rPr>
-          <w:rFonts w:ascii="ＭＳ Ｐ明朝" w:eastAsia="ＭＳ Ｐ明朝" w:hAnsi="ＭＳ Ｐ明朝" w:hint="eastAsia"/>
-          <w:sz w:val="24"/>
-        </w:rPr>
-        <w:t>枚の顔画像、それを</w:t>
+        <w:t>行あたり</w:t>
+      </w:r>
+      <w:r>
+        <w:rPr>
+          <w:rFonts w:ascii="ＭＳ Ｐ明朝" w:eastAsia="ＭＳ Ｐ明朝" w:hAnsi="ＭＳ Ｐ明朝"/>
+          <w:sz w:val="24"/>
+        </w:rPr>
+        <w:t>1000</w:t>
+      </w:r>
+      <w:r>
+        <w:rPr>
+          <w:rFonts w:ascii="ＭＳ Ｐ明朝" w:eastAsia="ＭＳ Ｐ明朝" w:hAnsi="ＭＳ Ｐ明朝" w:hint="eastAsia"/>
+          <w:sz w:val="24"/>
+        </w:rPr>
+        <w:t>個のデータがあるので、その回数分文字列を値に変換して足し合わせて、規定回数行うと終了するようにした。</w:t>
+      </w:r>
+      <w:r>
+        <w:rPr>
+          <w:rFonts w:ascii="ＭＳ Ｐ明朝" w:eastAsia="ＭＳ Ｐ明朝" w:hAnsi="ＭＳ Ｐ明朝" w:hint="eastAsia"/>
+          <w:sz w:val="24"/>
+        </w:rPr>
+        <w:t>これにより</w:t>
+      </w:r>
+      <w:r>
+        <w:rPr>
+          <w:rFonts w:ascii="ＭＳ Ｐ明朝" w:eastAsia="ＭＳ Ｐ明朝" w:hAnsi="ＭＳ Ｐ明朝"/>
+          <w:sz w:val="24"/>
+        </w:rPr>
+        <w:t>(1)</w:t>
+      </w:r>
+      <w:r>
+        <w:rPr>
+          <w:rFonts w:ascii="ＭＳ Ｐ明朝" w:eastAsia="ＭＳ Ｐ明朝" w:hAnsi="ＭＳ Ｐ明朝" w:hint="eastAsia"/>
+          <w:sz w:val="24"/>
+        </w:rPr>
+        <w:t>の工程が完了となる。</w:t>
+      </w:r>
+    </w:p>
+    <w:p>
+      <w:pPr>
+        <w:rPr>
+          <w:rFonts w:ascii="ＭＳ Ｐ明朝" w:eastAsia="ＭＳ Ｐ明朝" w:hAnsi="ＭＳ Ｐ明朝"/>
+          <w:sz w:val="24"/>
+        </w:rPr>
+      </w:pPr>
+      <w:r>
+        <w:rPr>
+          <w:rFonts w:ascii="ＭＳ Ｐ明朝" w:eastAsia="ＭＳ Ｐ明朝" w:hAnsi="ＭＳ Ｐ明朝" w:hint="eastAsia"/>
+          <w:sz w:val="24"/>
+        </w:rPr>
+        <w:t xml:space="preserve">　次に</w:t>
+      </w:r>
+      <w:r>
+        <w:rPr>
+          <w:rFonts w:ascii="ＭＳ Ｐ明朝" w:eastAsia="ＭＳ Ｐ明朝" w:hAnsi="ＭＳ Ｐ明朝"/>
+          <w:sz w:val="24"/>
+        </w:rPr>
+        <w:t>(2)</w:t>
+      </w:r>
+      <w:r>
+        <w:rPr>
+          <w:rFonts w:ascii="ＭＳ Ｐ明朝" w:eastAsia="ＭＳ Ｐ明朝" w:hAnsi="ＭＳ Ｐ明朝" w:hint="eastAsia"/>
+          <w:sz w:val="24"/>
+        </w:rPr>
+        <w:t>について、ここでは先ほど作成した平均顔データを用いて入力された顔データとの比較を行う</w:t>
+      </w:r>
+      <w:r>
+        <w:rPr>
+          <w:rFonts w:ascii="ＭＳ Ｐ明朝" w:eastAsia="ＭＳ Ｐ明朝" w:hAnsi="ＭＳ Ｐ明朝" w:hint="eastAsia"/>
+          <w:sz w:val="24"/>
+        </w:rPr>
+        <w:t>。</w:t>
+      </w:r>
+      <w:r>
+        <w:rPr>
+          <w:rFonts w:ascii="ＭＳ Ｐ明朝" w:eastAsia="ＭＳ Ｐ明朝" w:hAnsi="ＭＳ Ｐ明朝"/>
+          <w:sz w:val="24"/>
+        </w:rPr>
+        <w:t>Input2026.txt</w:t>
+      </w:r>
+      <w:r>
+        <w:rPr>
+          <w:rFonts w:ascii="ＭＳ Ｐ明朝" w:eastAsia="ＭＳ Ｐ明朝" w:hAnsi="ＭＳ Ｐ明朝" w:hint="eastAsia"/>
+          <w:sz w:val="24"/>
+        </w:rPr>
+        <w:t>は、</w:t>
+      </w:r>
+      <w:r>
+        <w:rPr>
+          <w:rFonts w:ascii="ＭＳ Ｐ明朝" w:eastAsia="ＭＳ Ｐ明朝" w:hAnsi="ＭＳ Ｐ明朝"/>
+          <w:sz w:val="24"/>
+        </w:rPr>
+        <w:t>enrollment2026.txt</w:t>
+      </w:r>
+      <w:r>
+        <w:rPr>
+          <w:rFonts w:ascii="ＭＳ Ｐ明朝" w:eastAsia="ＭＳ Ｐ明朝" w:hAnsi="ＭＳ Ｐ明朝" w:hint="eastAsia"/>
+          <w:sz w:val="24"/>
+        </w:rPr>
+        <w:t>に対応した順番で</w:t>
       </w:r>
       <w:r>
         <w:rPr>
@@ -6034,85 +6785,354 @@
           <w:rFonts w:ascii="ＭＳ Ｐ明朝" w:eastAsia="ＭＳ Ｐ明朝" w:hAnsi="ＭＳ Ｐ明朝" w:hint="eastAsia"/>
           <w:sz w:val="24"/>
         </w:rPr>
-        <w:t>人分与えられる。各人の</w:t>
-      </w:r>
-      <w:r>
-        <w:rPr>
-          <w:rFonts w:ascii="ＭＳ Ｐ明朝" w:eastAsia="ＭＳ Ｐ明朝" w:hAnsi="ＭＳ Ｐ明朝"/>
-          <w:sz w:val="24"/>
-        </w:rPr>
-        <w:t>5</w:t>
-      </w:r>
-      <w:r>
-        <w:rPr>
-          <w:rFonts w:ascii="ＭＳ Ｐ明朝" w:eastAsia="ＭＳ Ｐ明朝" w:hAnsi="ＭＳ Ｐ明朝" w:hint="eastAsia"/>
-          <w:sz w:val="24"/>
-        </w:rPr>
-        <w:t>枚の画像の情報を平均化することで、「平均顔」と呼ばれる、その人を代表する画像データを作成し、それらのデータを基に、入力された任意のデータから、それが誰の顔画像であるかを判別するという仕組みである。このようなプログラムで成り立っているので、いわばこの顔認証システムは機械学習の基礎であると考えられる。</w:t>
-      </w:r>
-      <w:r>
-        <w:rPr>
-          <w:rFonts w:ascii="ＭＳ Ｐ明朝" w:eastAsia="ＭＳ Ｐ明朝" w:hAnsi="ＭＳ Ｐ明朝" w:hint="eastAsia"/>
-          <w:sz w:val="24"/>
-        </w:rPr>
-        <w:t>このように前提が何であるかをまとめ、これを踏まえて実装の説明をすることで、全体の解像度が上がると</w:t>
-      </w:r>
-      <w:r>
-        <w:rPr>
-          <w:rFonts w:ascii="ＭＳ Ｐ明朝" w:eastAsia="ＭＳ Ｐ明朝" w:hAnsi="ＭＳ Ｐ明朝" w:hint="eastAsia"/>
-          <w:sz w:val="24"/>
-        </w:rPr>
-        <w:t>考えた。</w:t>
-      </w:r>
-    </w:p>
-    <w:p>
-      <w:pPr>
-        <w:rPr>
-          <w:rFonts w:ascii="ＭＳ Ｐ明朝" w:eastAsia="ＭＳ Ｐ明朝" w:hAnsi="ＭＳ Ｐ明朝"/>
-          <w:sz w:val="24"/>
-        </w:rPr>
-      </w:pPr>
-      <w:r>
-        <w:rPr>
-          <w:rFonts w:ascii="ＭＳ Ｐ明朝" w:eastAsia="ＭＳ Ｐ明朝" w:hAnsi="ＭＳ Ｐ明朝" w:hint="eastAsia"/>
-          <w:sz w:val="24"/>
-        </w:rPr>
-        <w:t xml:space="preserve">　</w:t>
-      </w:r>
-      <w:r>
-        <w:rPr>
-          <w:rFonts w:ascii="ＭＳ Ｐ明朝" w:eastAsia="ＭＳ Ｐ明朝" w:hAnsi="ＭＳ Ｐ明朝" w:hint="eastAsia"/>
-          <w:sz w:val="24"/>
-        </w:rPr>
-        <w:t>課題</w:t>
-      </w:r>
-      <w:r>
-        <w:rPr>
-          <w:rFonts w:ascii="ＭＳ Ｐ明朝" w:eastAsia="ＭＳ Ｐ明朝" w:hAnsi="ＭＳ Ｐ明朝"/>
-          <w:sz w:val="24"/>
-        </w:rPr>
-        <w:t>PDF</w:t>
-      </w:r>
-      <w:r>
-        <w:rPr>
-          <w:rFonts w:ascii="ＭＳ Ｐ明朝" w:eastAsia="ＭＳ Ｐ明朝" w:hAnsi="ＭＳ Ｐ明朝" w:hint="eastAsia"/>
-          <w:sz w:val="24"/>
-        </w:rPr>
-        <w:t>には</w:t>
-      </w:r>
-      <w:r>
-        <w:rPr>
-          <w:rFonts w:ascii="ＭＳ Ｐ明朝" w:eastAsia="ＭＳ Ｐ明朝" w:hAnsi="ＭＳ Ｐ明朝"/>
-          <w:sz w:val="24"/>
-        </w:rPr>
-        <w:t>(1)</w:t>
-      </w:r>
-      <w:r>
-        <w:rPr>
-          <w:rFonts w:ascii="ＭＳ Ｐ明朝" w:eastAsia="ＭＳ Ｐ明朝" w:hAnsi="ＭＳ Ｐ明朝" w:hint="eastAsia"/>
-          <w:sz w:val="24"/>
-        </w:rPr>
-        <w:t>〜</w:t>
+        <w:t>人のデータが記載されている。そのため各人に対して正解がどの位置にあるかを記録する配列を用意した。</w:t>
+      </w:r>
+      <w:r>
+        <w:rPr>
+          <w:rFonts w:ascii="ＭＳ Ｐ明朝" w:eastAsia="ＭＳ Ｐ明朝" w:hAnsi="ＭＳ Ｐ明朝" w:hint="eastAsia"/>
+          <w:sz w:val="24"/>
+        </w:rPr>
+        <w:t>これを用いてまずは</w:t>
+      </w:r>
+      <w:proofErr w:type="spellStart"/>
+      <w:r>
+        <w:rPr>
+          <w:rFonts w:ascii="ＭＳ Ｐ明朝" w:eastAsia="ＭＳ Ｐ明朝" w:hAnsi="ＭＳ Ｐ明朝"/>
+          <w:sz w:val="24"/>
+        </w:rPr>
+        <w:t>read_vector</w:t>
+      </w:r>
+      <w:proofErr w:type="spellEnd"/>
+      <w:r>
+        <w:rPr>
+          <w:rFonts w:ascii="ＭＳ Ｐ明朝" w:eastAsia="ＭＳ Ｐ明朝" w:hAnsi="ＭＳ Ｐ明朝" w:hint="eastAsia"/>
+          <w:sz w:val="24"/>
+        </w:rPr>
+        <w:t>関数で値を格納し、</w:t>
+      </w:r>
+      <w:r>
+        <w:rPr>
+          <w:rFonts w:ascii="ＭＳ Ｐ明朝" w:eastAsia="ＭＳ Ｐ明朝" w:hAnsi="ＭＳ Ｐ明朝" w:hint="eastAsia"/>
+          <w:sz w:val="24"/>
+        </w:rPr>
+        <w:t>次に</w:t>
+      </w:r>
+      <w:r>
+        <w:rPr>
+          <w:rFonts w:ascii="ＭＳ Ｐ明朝" w:eastAsia="ＭＳ Ｐ明朝" w:hAnsi="ＭＳ Ｐ明朝"/>
+          <w:sz w:val="24"/>
+        </w:rPr>
+        <w:t>double</w:t>
+      </w:r>
+      <w:r>
+        <w:rPr>
+          <w:rFonts w:ascii="ＭＳ Ｐ明朝" w:eastAsia="ＭＳ Ｐ明朝" w:hAnsi="ＭＳ Ｐ明朝" w:hint="eastAsia"/>
+          <w:sz w:val="24"/>
+        </w:rPr>
+        <w:t>の配列の</w:t>
+      </w:r>
+      <w:proofErr w:type="spellStart"/>
+      <w:r>
+        <w:rPr>
+          <w:rFonts w:ascii="ＭＳ Ｐ明朝" w:eastAsia="ＭＳ Ｐ明朝" w:hAnsi="ＭＳ Ｐ明朝"/>
+          <w:sz w:val="24"/>
+        </w:rPr>
+        <w:t>dist</w:t>
+      </w:r>
+      <w:r>
+        <w:rPr>
+          <w:rFonts w:ascii="ＭＳ Ｐ明朝" w:eastAsia="ＭＳ Ｐ明朝" w:hAnsi="ＭＳ Ｐ明朝" w:hint="eastAsia"/>
+          <w:sz w:val="24"/>
+        </w:rPr>
+        <w:t>s</w:t>
+      </w:r>
+      <w:proofErr w:type="spellEnd"/>
+      <w:r>
+        <w:rPr>
+          <w:rFonts w:ascii="ＭＳ Ｐ明朝" w:eastAsia="ＭＳ Ｐ明朝" w:hAnsi="ＭＳ Ｐ明朝" w:hint="eastAsia"/>
+          <w:sz w:val="24"/>
+        </w:rPr>
+        <w:t>で</w:t>
+      </w:r>
+      <w:r>
+        <w:rPr>
+          <w:rFonts w:ascii="ＭＳ Ｐ明朝" w:eastAsia="ＭＳ Ｐ明朝" w:hAnsi="ＭＳ Ｐ明朝"/>
+          <w:sz w:val="24"/>
+        </w:rPr>
+        <w:t>1</w:t>
+      </w:r>
+      <w:r>
+        <w:rPr>
+          <w:rFonts w:ascii="ＭＳ Ｐ明朝" w:eastAsia="ＭＳ Ｐ明朝" w:hAnsi="ＭＳ Ｐ明朝" w:hint="eastAsia"/>
+          <w:sz w:val="24"/>
+        </w:rPr>
+        <w:t>人のデータを</w:t>
+      </w:r>
+      <w:r>
+        <w:rPr>
+          <w:rFonts w:ascii="ＭＳ Ｐ明朝" w:eastAsia="ＭＳ Ｐ明朝" w:hAnsi="ＭＳ Ｐ明朝"/>
+          <w:sz w:val="24"/>
+        </w:rPr>
+        <w:t>300</w:t>
+      </w:r>
+      <w:r>
+        <w:rPr>
+          <w:rFonts w:ascii="ＭＳ Ｐ明朝" w:eastAsia="ＭＳ Ｐ明朝" w:hAnsi="ＭＳ Ｐ明朝" w:hint="eastAsia"/>
+          <w:sz w:val="24"/>
+        </w:rPr>
+        <w:t>人の平均顔のデータとのユークリッド距離を計算し、それの</w:t>
+      </w:r>
+      <w:r>
+        <w:rPr>
+          <w:rFonts w:ascii="ＭＳ Ｐ明朝" w:eastAsia="ＭＳ Ｐ明朝" w:hAnsi="ＭＳ Ｐ明朝"/>
+          <w:sz w:val="24"/>
+        </w:rPr>
+        <w:t>2</w:t>
+      </w:r>
+      <w:r>
+        <w:rPr>
+          <w:rFonts w:ascii="ＭＳ Ｐ明朝" w:eastAsia="ＭＳ Ｐ明朝" w:hAnsi="ＭＳ Ｐ明朝" w:hint="eastAsia"/>
+          <w:sz w:val="24"/>
+        </w:rPr>
+        <w:t>乗値を加算していく。</w:t>
+      </w:r>
+      <w:r>
+        <w:rPr>
+          <w:rFonts w:ascii="ＭＳ Ｐ明朝" w:eastAsia="ＭＳ Ｐ明朝" w:hAnsi="ＭＳ Ｐ明朝" w:hint="eastAsia"/>
+          <w:sz w:val="24"/>
+        </w:rPr>
+        <w:t>これで、例えば</w:t>
+      </w:r>
+      <w:r>
+        <w:rPr>
+          <w:rFonts w:ascii="ＭＳ Ｐ明朝" w:eastAsia="ＭＳ Ｐ明朝" w:hAnsi="ＭＳ Ｐ明朝"/>
+          <w:sz w:val="24"/>
+        </w:rPr>
+        <w:t>20</w:t>
+      </w:r>
+      <w:r>
+        <w:rPr>
+          <w:rFonts w:ascii="ＭＳ Ｐ明朝" w:eastAsia="ＭＳ Ｐ明朝" w:hAnsi="ＭＳ Ｐ明朝" w:hint="eastAsia"/>
+          <w:sz w:val="24"/>
+        </w:rPr>
+        <w:t>番目の顔データについて、</w:t>
+      </w:r>
+      <w:r>
+        <w:rPr>
+          <w:rFonts w:ascii="ＭＳ Ｐ明朝" w:eastAsia="ＭＳ Ｐ明朝" w:hAnsi="ＭＳ Ｐ明朝"/>
+          <w:sz w:val="24"/>
+        </w:rPr>
+        <w:t>20</w:t>
+      </w:r>
+      <w:r>
+        <w:rPr>
+          <w:rFonts w:ascii="ＭＳ Ｐ明朝" w:eastAsia="ＭＳ Ｐ明朝" w:hAnsi="ＭＳ Ｐ明朝" w:hint="eastAsia"/>
+          <w:sz w:val="24"/>
+        </w:rPr>
+        <w:t>番目の平均顔データよりも精度の良い比較、すなわちユークリッド距離の</w:t>
+      </w:r>
+      <w:r>
+        <w:rPr>
+          <w:rFonts w:ascii="ＭＳ Ｐ明朝" w:eastAsia="ＭＳ Ｐ明朝" w:hAnsi="ＭＳ Ｐ明朝"/>
+          <w:sz w:val="24"/>
+        </w:rPr>
+        <w:t>2</w:t>
+      </w:r>
+      <w:r>
+        <w:rPr>
+          <w:rFonts w:ascii="ＭＳ Ｐ明朝" w:eastAsia="ＭＳ Ｐ明朝" w:hAnsi="ＭＳ Ｐ明朝" w:hint="eastAsia"/>
+          <w:sz w:val="24"/>
+        </w:rPr>
+        <w:t>乗値の小さい</w:t>
+      </w:r>
+      <w:r>
+        <w:rPr>
+          <w:rFonts w:ascii="ＭＳ Ｐ明朝" w:eastAsia="ＭＳ Ｐ明朝" w:hAnsi="ＭＳ Ｐ明朝" w:hint="eastAsia"/>
+          <w:sz w:val="24"/>
+        </w:rPr>
+        <w:t>ものがあれば、その数を記録していくことにする。</w:t>
+      </w:r>
+      <w:r>
+        <w:rPr>
+          <w:rFonts w:ascii="ＭＳ Ｐ明朝" w:eastAsia="ＭＳ Ｐ明朝" w:hAnsi="ＭＳ Ｐ明朝" w:hint="eastAsia"/>
+          <w:sz w:val="24"/>
+        </w:rPr>
+        <w:t>これを</w:t>
+      </w:r>
+      <w:r>
+        <w:rPr>
+          <w:rFonts w:ascii="ＭＳ Ｐ明朝" w:eastAsia="ＭＳ Ｐ明朝" w:hAnsi="ＭＳ Ｐ明朝"/>
+          <w:sz w:val="24"/>
+        </w:rPr>
+        <w:t>rank</w:t>
+      </w:r>
+      <w:r>
+        <w:rPr>
+          <w:rFonts w:ascii="ＭＳ Ｐ明朝" w:eastAsia="ＭＳ Ｐ明朝" w:hAnsi="ＭＳ Ｐ明朝" w:hint="eastAsia"/>
+          <w:sz w:val="24"/>
+        </w:rPr>
+        <w:t>として、定義した</w:t>
+      </w:r>
+      <w:proofErr w:type="spellStart"/>
+      <w:r>
+        <w:rPr>
+          <w:rFonts w:ascii="ＭＳ Ｐ明朝" w:eastAsia="ＭＳ Ｐ明朝" w:hAnsi="ＭＳ Ｐ明朝"/>
+          <w:sz w:val="24"/>
+        </w:rPr>
+        <w:t>rank_list</w:t>
+      </w:r>
+      <w:proofErr w:type="spellEnd"/>
+      <w:r>
+        <w:rPr>
+          <w:rFonts w:ascii="ＭＳ Ｐ明朝" w:eastAsia="ＭＳ Ｐ明朝" w:hAnsi="ＭＳ Ｐ明朝" w:hint="eastAsia"/>
+          <w:sz w:val="24"/>
+        </w:rPr>
+        <w:t>の各要素に格納していく。これを行うことで識別率がいくらであるかの計算を可能とした。なお、順位に対応させるために初期値を</w:t>
+      </w:r>
+      <w:r>
+        <w:rPr>
+          <w:rFonts w:ascii="ＭＳ Ｐ明朝" w:eastAsia="ＭＳ Ｐ明朝" w:hAnsi="ＭＳ Ｐ明朝"/>
+          <w:sz w:val="24"/>
+        </w:rPr>
+        <w:t>1</w:t>
+      </w:r>
+      <w:r>
+        <w:rPr>
+          <w:rFonts w:ascii="ＭＳ Ｐ明朝" w:eastAsia="ＭＳ Ｐ明朝" w:hAnsi="ＭＳ Ｐ明朝" w:hint="eastAsia"/>
+          <w:sz w:val="24"/>
+        </w:rPr>
+        <w:t>と設定した。</w:t>
+      </w:r>
+      <w:r>
+        <w:rPr>
+          <w:rFonts w:ascii="ＭＳ Ｐ明朝" w:eastAsia="ＭＳ Ｐ明朝" w:hAnsi="ＭＳ Ｐ明朝" w:hint="eastAsia"/>
+          <w:sz w:val="24"/>
+        </w:rPr>
+        <w:t>以上より、</w:t>
+      </w:r>
+      <w:proofErr w:type="spellStart"/>
+      <w:r>
+        <w:rPr>
+          <w:rFonts w:ascii="ＭＳ Ｐ明朝" w:eastAsia="ＭＳ Ｐ明朝" w:hAnsi="ＭＳ Ｐ明朝"/>
+          <w:sz w:val="24"/>
+        </w:rPr>
+        <w:t>correct_rank</w:t>
+      </w:r>
+      <w:proofErr w:type="spellEnd"/>
+      <w:r>
+        <w:rPr>
+          <w:rFonts w:ascii="ＭＳ Ｐ明朝" w:eastAsia="ＭＳ Ｐ明朝" w:hAnsi="ＭＳ Ｐ明朝" w:hint="eastAsia"/>
+          <w:sz w:val="24"/>
+        </w:rPr>
+        <w:t>変数に</w:t>
+      </w:r>
+      <w:r>
+        <w:rPr>
+          <w:rFonts w:ascii="ＭＳ Ｐ明朝" w:eastAsia="ＭＳ Ｐ明朝" w:hAnsi="ＭＳ Ｐ明朝"/>
+          <w:sz w:val="24"/>
+        </w:rPr>
+        <w:t>rank</w:t>
+      </w:r>
+      <w:r>
+        <w:rPr>
+          <w:rFonts w:ascii="ＭＳ Ｐ明朝" w:eastAsia="ＭＳ Ｐ明朝" w:hAnsi="ＭＳ Ｐ明朝" w:hint="eastAsia"/>
+          <w:sz w:val="24"/>
+        </w:rPr>
+        <w:t>が</w:t>
+      </w:r>
+      <w:r>
+        <w:rPr>
+          <w:rFonts w:ascii="ＭＳ Ｐ明朝" w:eastAsia="ＭＳ Ｐ明朝" w:hAnsi="ＭＳ Ｐ明朝"/>
+          <w:sz w:val="24"/>
+        </w:rPr>
+        <w:t>1</w:t>
+      </w:r>
+      <w:r>
+        <w:rPr>
+          <w:rFonts w:ascii="ＭＳ Ｐ明朝" w:eastAsia="ＭＳ Ｐ明朝" w:hAnsi="ＭＳ Ｐ明朝" w:hint="eastAsia"/>
+          <w:sz w:val="24"/>
+        </w:rPr>
+        <w:t>であった数を入れて、これを人数で割ることで識別率の算出が完了となった。</w:t>
+      </w:r>
+      <w:r>
+        <w:rPr>
+          <w:rFonts w:ascii="ＭＳ Ｐ明朝" w:eastAsia="ＭＳ Ｐ明朝" w:hAnsi="ＭＳ Ｐ明朝" w:hint="eastAsia"/>
+          <w:sz w:val="24"/>
+        </w:rPr>
+        <w:t>識別率の出力であるが、</w:t>
+      </w:r>
+      <w:r>
+        <w:rPr>
+          <w:rFonts w:ascii="ＭＳ Ｐ明朝" w:eastAsia="ＭＳ Ｐ明朝" w:hAnsi="ＭＳ Ｐ明朝"/>
+          <w:sz w:val="24"/>
+        </w:rPr>
+        <w:t xml:space="preserve">fixed &lt;&lt; </w:t>
+      </w:r>
+      <w:proofErr w:type="spellStart"/>
+      <w:r>
+        <w:rPr>
+          <w:rFonts w:ascii="ＭＳ Ｐ明朝" w:eastAsia="ＭＳ Ｐ明朝" w:hAnsi="ＭＳ Ｐ明朝"/>
+          <w:sz w:val="24"/>
+        </w:rPr>
+        <w:t>setpresion</w:t>
+      </w:r>
+      <w:proofErr w:type="spellEnd"/>
+      <w:r>
+        <w:rPr>
+          <w:rFonts w:ascii="ＭＳ Ｐ明朝" w:eastAsia="ＭＳ Ｐ明朝" w:hAnsi="ＭＳ Ｐ明朝"/>
+          <w:sz w:val="24"/>
+        </w:rPr>
+        <w:t>(2)</w:t>
+      </w:r>
+      <w:r>
+        <w:rPr>
+          <w:rFonts w:ascii="ＭＳ Ｐ明朝" w:eastAsia="ＭＳ Ｐ明朝" w:hAnsi="ＭＳ Ｐ明朝" w:hint="eastAsia"/>
+          <w:sz w:val="24"/>
+        </w:rPr>
+        <w:t>を行うことで、</w:t>
+      </w:r>
+      <w:r>
+        <w:rPr>
+          <w:rFonts w:ascii="ＭＳ Ｐ明朝" w:eastAsia="ＭＳ Ｐ明朝" w:hAnsi="ＭＳ Ｐ明朝"/>
+          <w:sz w:val="24"/>
+        </w:rPr>
+        <w:t>double</w:t>
+      </w:r>
+      <w:r>
+        <w:rPr>
+          <w:rFonts w:ascii="ＭＳ Ｐ明朝" w:eastAsia="ＭＳ Ｐ明朝" w:hAnsi="ＭＳ Ｐ明朝" w:hint="eastAsia"/>
+          <w:sz w:val="24"/>
+        </w:rPr>
+        <w:t>の値の出力を小数第</w:t>
+      </w:r>
+      <w:r>
+        <w:rPr>
+          <w:rFonts w:ascii="ＭＳ Ｐ明朝" w:eastAsia="ＭＳ Ｐ明朝" w:hAnsi="ＭＳ Ｐ明朝"/>
+          <w:sz w:val="24"/>
+        </w:rPr>
+        <w:t>2</w:t>
+      </w:r>
+      <w:r>
+        <w:rPr>
+          <w:rFonts w:ascii="ＭＳ Ｐ明朝" w:eastAsia="ＭＳ Ｐ明朝" w:hAnsi="ＭＳ Ｐ明朝" w:hint="eastAsia"/>
+          <w:sz w:val="24"/>
+        </w:rPr>
+        <w:t>位で固定させた。</w:t>
+      </w:r>
+    </w:p>
+    <w:p>
+      <w:pPr>
+        <w:rPr>
+          <w:rFonts w:ascii="ＭＳ Ｐ明朝" w:eastAsia="ＭＳ Ｐ明朝" w:hAnsi="ＭＳ Ｐ明朝"/>
+          <w:sz w:val="24"/>
+        </w:rPr>
+      </w:pPr>
+      <w:r>
+        <w:rPr>
+          <w:rFonts w:ascii="ＭＳ Ｐ明朝" w:eastAsia="ＭＳ Ｐ明朝" w:hAnsi="ＭＳ Ｐ明朝" w:hint="eastAsia"/>
+          <w:sz w:val="24"/>
+        </w:rPr>
+        <w:t xml:space="preserve">　最後に</w:t>
       </w:r>
       <w:r>
         <w:rPr>
@@ -6126,21 +7146,7 @@
           <w:rFonts w:ascii="ＭＳ Ｐ明朝" w:eastAsia="ＭＳ Ｐ明朝" w:hAnsi="ＭＳ Ｐ明朝" w:hint="eastAsia"/>
           <w:sz w:val="24"/>
         </w:rPr>
-        <w:t>が書かれているので、まずは</w:t>
-      </w:r>
-      <w:r>
-        <w:rPr>
-          <w:rFonts w:ascii="ＭＳ Ｐ明朝" w:eastAsia="ＭＳ Ｐ明朝" w:hAnsi="ＭＳ Ｐ明朝"/>
-          <w:sz w:val="24"/>
-        </w:rPr>
-        <w:t>(1)</w:t>
-      </w:r>
-      <w:r>
-        <w:rPr>
-          <w:rFonts w:ascii="ＭＳ Ｐ明朝" w:eastAsia="ＭＳ Ｐ明朝" w:hAnsi="ＭＳ Ｐ明朝" w:hint="eastAsia"/>
-          <w:sz w:val="24"/>
-        </w:rPr>
-        <w:t>について説明する。</w:t>
+        <w:t>についてである。</w:t>
       </w:r>
       <w:r>
         <w:rPr>
@@ -6151,31 +7157,45 @@
       </w:r>
       <w:r>
         <w:rPr>
-          <w:rFonts w:ascii="ＭＳ Ｐ明朝" w:eastAsia="ＭＳ Ｐ明朝" w:hAnsi="ＭＳ Ｐ明朝" w:hint="eastAsia"/>
-          <w:sz w:val="24"/>
-        </w:rPr>
-        <w:t>第一引数の</w:t>
-      </w:r>
-      <w:r>
-        <w:rPr>
-          <w:rFonts w:ascii="ＭＳ Ｐ明朝" w:eastAsia="ＭＳ Ｐ明朝" w:hAnsi="ＭＳ Ｐ明朝"/>
-          <w:sz w:val="24"/>
-        </w:rPr>
-        <w:t>enrollment2026.txt</w:t>
-      </w:r>
-      <w:r>
-        <w:rPr>
-          <w:rFonts w:ascii="ＭＳ Ｐ明朝" w:eastAsia="ＭＳ Ｐ明朝" w:hAnsi="ＭＳ Ｐ明朝" w:hint="eastAsia"/>
-          <w:sz w:val="24"/>
-        </w:rPr>
-        <w:t>を開き、</w:t>
-      </w:r>
-      <w:r>
-        <w:rPr>
-          <w:rFonts w:ascii="ＭＳ Ｐ明朝" w:eastAsia="ＭＳ Ｐ明朝" w:hAnsi="ＭＳ Ｐ明朝" w:hint="eastAsia"/>
-          <w:sz w:val="24"/>
-        </w:rPr>
-        <w:t>用意した平均顔用</w:t>
+          <w:rFonts w:ascii="ＭＳ Ｐ明朝" w:eastAsia="ＭＳ Ｐ明朝" w:hAnsi="ＭＳ Ｐ明朝"/>
+          <w:sz w:val="24"/>
+        </w:rPr>
+        <w:t>(2)</w:t>
+      </w:r>
+      <w:r>
+        <w:rPr>
+          <w:rFonts w:ascii="ＭＳ Ｐ明朝" w:eastAsia="ＭＳ Ｐ明朝" w:hAnsi="ＭＳ Ｐ明朝" w:hint="eastAsia"/>
+          <w:sz w:val="24"/>
+        </w:rPr>
+        <w:t>で識別率を求めた手順で、</w:t>
+      </w:r>
+      <w:r>
+        <w:rPr>
+          <w:rFonts w:ascii="ＭＳ Ｐ明朝" w:eastAsia="ＭＳ Ｐ明朝" w:hAnsi="ＭＳ Ｐ明朝"/>
+          <w:sz w:val="24"/>
+        </w:rPr>
+        <w:t>rank</w:t>
+      </w:r>
+      <w:r>
+        <w:rPr>
+          <w:rFonts w:ascii="ＭＳ Ｐ明朝" w:eastAsia="ＭＳ Ｐ明朝" w:hAnsi="ＭＳ Ｐ明朝" w:hint="eastAsia"/>
+          <w:sz w:val="24"/>
+        </w:rPr>
+        <w:t>が</w:t>
+      </w:r>
+      <w:r>
+        <w:rPr>
+          <w:rFonts w:ascii="ＭＳ Ｐ明朝" w:eastAsia="ＭＳ Ｐ明朝" w:hAnsi="ＭＳ Ｐ明朝"/>
+          <w:sz w:val="24"/>
+        </w:rPr>
+        <w:t>1</w:t>
+      </w:r>
+      <w:r>
+        <w:rPr>
+          <w:rFonts w:ascii="ＭＳ Ｐ明朝" w:eastAsia="ＭＳ Ｐ明朝" w:hAnsi="ＭＳ Ｐ明朝" w:hint="eastAsia"/>
+          <w:sz w:val="24"/>
+        </w:rPr>
+        <w:t>まで、</w:t>
       </w:r>
       <w:r>
         <w:rPr>
@@ -6189,91 +7209,42 @@
           <w:rFonts w:ascii="ＭＳ Ｐ明朝" w:eastAsia="ＭＳ Ｐ明朝" w:hAnsi="ＭＳ Ｐ明朝" w:hint="eastAsia"/>
           <w:sz w:val="24"/>
         </w:rPr>
-        <w:t>次元配列の</w:t>
-      </w:r>
-      <w:r>
-        <w:rPr>
-          <w:rFonts w:ascii="ＭＳ Ｐ明朝" w:eastAsia="ＭＳ Ｐ明朝" w:hAnsi="ＭＳ Ｐ明朝"/>
-          <w:sz w:val="24"/>
-        </w:rPr>
-        <w:t>avg</w:t>
-      </w:r>
-      <w:r>
-        <w:rPr>
-          <w:rFonts w:ascii="ＭＳ Ｐ明朝" w:eastAsia="ＭＳ Ｐ明朝" w:hAnsi="ＭＳ Ｐ明朝" w:hint="eastAsia"/>
-          <w:sz w:val="24"/>
-        </w:rPr>
-        <w:t>にファイルから読み取った値を格納していく。</w:t>
-      </w:r>
-      <w:r>
-        <w:rPr>
-          <w:rFonts w:ascii="ＭＳ Ｐ明朝" w:eastAsia="ＭＳ Ｐ明朝" w:hAnsi="ＭＳ Ｐ明朝" w:hint="eastAsia"/>
-          <w:sz w:val="24"/>
-        </w:rPr>
-        <w:t>ここで今回は</w:t>
-      </w:r>
-      <w:r>
-        <w:rPr>
-          <w:rFonts w:ascii="ＭＳ Ｐ明朝" w:eastAsia="ＭＳ Ｐ明朝" w:hAnsi="ＭＳ Ｐ明朝"/>
-          <w:sz w:val="24"/>
-        </w:rPr>
-        <w:t>vector</w:t>
-      </w:r>
-      <w:r>
-        <w:rPr>
-          <w:rFonts w:ascii="ＭＳ Ｐ明朝" w:eastAsia="ＭＳ Ｐ明朝" w:hAnsi="ＭＳ Ｐ明朝" w:hint="eastAsia"/>
-          <w:sz w:val="24"/>
-        </w:rPr>
-        <w:t>の使用が不可であるため、値を格納していく変数は静的もしくは動的にメモリを確保されたものを用いなければならない。スタック領域のメモリ領域はヒープに比べてかなり小さいため、今回のような</w:t>
-      </w:r>
-      <w:r>
-        <w:rPr>
-          <w:rFonts w:ascii="ＭＳ Ｐ明朝" w:eastAsia="ＭＳ Ｐ明朝" w:hAnsi="ＭＳ Ｐ明朝"/>
-          <w:sz w:val="24"/>
-        </w:rPr>
-        <w:t>1000</w:t>
-      </w:r>
-      <w:r>
-        <w:rPr>
-          <w:rFonts w:ascii="ＭＳ Ｐ明朝" w:eastAsia="ＭＳ Ｐ明朝" w:hAnsi="ＭＳ Ｐ明朝" w:hint="eastAsia"/>
-          <w:sz w:val="24"/>
-        </w:rPr>
-        <w:t>次元ものデータを扱うプログラムでは不向きである。この事実があるため当初は動的確保によりコード内の変数のメモリを確保していたが、</w:t>
-      </w:r>
-      <w:r>
-        <w:rPr>
-          <w:rFonts w:ascii="ＭＳ Ｐ明朝" w:eastAsia="ＭＳ Ｐ明朝" w:hAnsi="ＭＳ Ｐ明朝" w:hint="eastAsia"/>
-          <w:sz w:val="24"/>
-        </w:rPr>
-        <w:t>このプログラム全体では定義する配列の数が多く、</w:t>
-      </w:r>
-      <w:r>
-        <w:rPr>
-          <w:rFonts w:ascii="ＭＳ Ｐ明朝" w:eastAsia="ＭＳ Ｐ明朝" w:hAnsi="ＭＳ Ｐ明朝" w:hint="eastAsia"/>
-          <w:sz w:val="24"/>
-        </w:rPr>
-        <w:t>メモリのエラー処理を含めてコードを記述するとものすごくコードが複雑になり</w:t>
-      </w:r>
-      <w:r>
-        <w:rPr>
-          <w:rFonts w:ascii="ＭＳ Ｐ明朝" w:eastAsia="ＭＳ Ｐ明朝" w:hAnsi="ＭＳ Ｐ明朝" w:hint="eastAsia"/>
-          <w:sz w:val="24"/>
-        </w:rPr>
-        <w:t>実装した内容の整理が非常に難しかった。そのため今回は</w:t>
-      </w:r>
-      <w:r>
-        <w:rPr>
-          <w:rFonts w:ascii="ＭＳ Ｐ明朝" w:eastAsia="ＭＳ Ｐ明朝" w:hAnsi="ＭＳ Ｐ明朝"/>
-          <w:sz w:val="24"/>
-        </w:rPr>
-        <w:t>avg</w:t>
-      </w:r>
-      <w:r>
-        <w:rPr>
-          <w:rFonts w:ascii="ＭＳ Ｐ明朝" w:eastAsia="ＭＳ Ｐ明朝" w:hAnsi="ＭＳ Ｐ明朝" w:hint="eastAsia"/>
-          <w:sz w:val="24"/>
-        </w:rPr>
-        <w:t>と後に使う</w:t>
+        <w:t>まで、</w:t>
+      </w:r>
+      <w:r>
+        <w:rPr>
+          <w:rFonts w:ascii="ＭＳ Ｐ明朝" w:eastAsia="ＭＳ Ｐ明朝" w:hAnsi="ＭＳ Ｐ明朝"/>
+          <w:sz w:val="24"/>
+        </w:rPr>
+        <w:t>3</w:t>
+      </w:r>
+      <w:r>
+        <w:rPr>
+          <w:rFonts w:ascii="ＭＳ Ｐ明朝" w:eastAsia="ＭＳ Ｐ明朝" w:hAnsi="ＭＳ Ｐ明朝" w:hint="eastAsia"/>
+          <w:sz w:val="24"/>
+        </w:rPr>
+        <w:t>、</w:t>
+      </w:r>
+      <w:r>
+        <w:rPr>
+          <w:rFonts w:ascii="ＭＳ Ｐ明朝" w:eastAsia="ＭＳ Ｐ明朝" w:hAnsi="ＭＳ Ｐ明朝"/>
+          <w:sz w:val="24"/>
+        </w:rPr>
+        <w:t>…</w:t>
+      </w:r>
+      <w:r>
+        <w:rPr>
+          <w:rFonts w:ascii="ＭＳ Ｐ明朝" w:eastAsia="ＭＳ Ｐ明朝" w:hAnsi="ＭＳ Ｐ明朝" w:hint="eastAsia"/>
+          <w:sz w:val="24"/>
+        </w:rPr>
+        <w:t>というように拡張して、識別率がいくらであるかを算出している。</w:t>
+      </w:r>
+      <w:r>
+        <w:rPr>
+          <w:rFonts w:ascii="ＭＳ Ｐ明朝" w:eastAsia="ＭＳ Ｐ明朝" w:hAnsi="ＭＳ Ｐ明朝" w:hint="eastAsia"/>
+          <w:sz w:val="24"/>
+        </w:rPr>
+        <w:t>したがってやることは対して変わらず、先ほど作成した</w:t>
       </w:r>
       <w:proofErr w:type="spellStart"/>
       <w:r>
@@ -6281,7 +7252,7 @@
           <w:rFonts w:ascii="ＭＳ Ｐ明朝" w:eastAsia="ＭＳ Ｐ明朝" w:hAnsi="ＭＳ Ｐ明朝"/>
           <w:sz w:val="24"/>
         </w:rPr>
-        <w:t>test_data</w:t>
+        <w:t>rank_list</w:t>
       </w:r>
       <w:proofErr w:type="spellEnd"/>
       <w:r>
@@ -6289,36 +7260,21 @@
           <w:rFonts w:ascii="ＭＳ Ｐ明朝" w:eastAsia="ＭＳ Ｐ明朝" w:hAnsi="ＭＳ Ｐ明朝" w:hint="eastAsia"/>
           <w:sz w:val="24"/>
         </w:rPr>
-        <w:t>はグローバル変数として定義し、それを用いることにした。</w:t>
-      </w:r>
-      <w:r>
-        <w:rPr>
-          <w:rFonts w:ascii="ＭＳ Ｐ明朝" w:eastAsia="ＭＳ Ｐ明朝" w:hAnsi="ＭＳ Ｐ明朝" w:hint="eastAsia"/>
-          <w:sz w:val="24"/>
-        </w:rPr>
-        <w:t>そのほかについては静的な配列とした。</w:t>
-      </w:r>
-    </w:p>
-    <w:p>
-      <w:pPr>
-        <w:rPr>
-          <w:rFonts w:ascii="ＭＳ Ｐ明朝" w:eastAsia="ＭＳ Ｐ明朝" w:hAnsi="ＭＳ Ｐ明朝"/>
-          <w:sz w:val="24"/>
-        </w:rPr>
-      </w:pPr>
-      <w:r>
-        <w:rPr>
-          <w:rFonts w:ascii="ＭＳ Ｐ明朝" w:eastAsia="ＭＳ Ｐ明朝" w:hAnsi="ＭＳ Ｐ明朝" w:hint="eastAsia"/>
-          <w:sz w:val="24"/>
-        </w:rPr>
-        <w:t xml:space="preserve">　</w:t>
-      </w:r>
-      <w:r>
-        <w:rPr>
-          <w:rFonts w:ascii="ＭＳ Ｐ明朝" w:eastAsia="ＭＳ Ｐ明朝" w:hAnsi="ＭＳ Ｐ明朝" w:hint="eastAsia"/>
-          <w:sz w:val="24"/>
-        </w:rPr>
-        <w:t>脱線したが、テキストファイルには</w:t>
+        <w:t>配列について、計算していく</w:t>
+      </w:r>
+      <w:r>
+        <w:rPr>
+          <w:rFonts w:ascii="ＭＳ Ｐ明朝" w:eastAsia="ＭＳ Ｐ明朝" w:hAnsi="ＭＳ Ｐ明朝"/>
+          <w:sz w:val="24"/>
+        </w:rPr>
+        <w:t>rank</w:t>
+      </w:r>
+      <w:r>
+        <w:rPr>
+          <w:rFonts w:ascii="ＭＳ Ｐ明朝" w:eastAsia="ＭＳ Ｐ明朝" w:hAnsi="ＭＳ Ｐ明朝" w:hint="eastAsia"/>
+          <w:sz w:val="24"/>
+        </w:rPr>
+        <w:t>の値を</w:t>
       </w:r>
       <w:r>
         <w:rPr>
@@ -6332,490 +7288,28 @@
           <w:rFonts w:ascii="ＭＳ Ｐ明朝" w:eastAsia="ＭＳ Ｐ明朝" w:hAnsi="ＭＳ Ｐ明朝" w:hint="eastAsia"/>
           <w:sz w:val="24"/>
         </w:rPr>
-        <w:t>人につき</w:t>
-      </w:r>
-      <w:r>
-        <w:rPr>
-          <w:rFonts w:ascii="ＭＳ Ｐ明朝" w:eastAsia="ＭＳ Ｐ明朝" w:hAnsi="ＭＳ Ｐ明朝"/>
-          <w:sz w:val="24"/>
-        </w:rPr>
-        <w:t>5</w:t>
-      </w:r>
-      <w:r>
-        <w:rPr>
-          <w:rFonts w:ascii="ＭＳ Ｐ明朝" w:eastAsia="ＭＳ Ｐ明朝" w:hAnsi="ＭＳ Ｐ明朝" w:hint="eastAsia"/>
-          <w:sz w:val="24"/>
-        </w:rPr>
-        <w:t>個のデータがあるのでそれを足し合わせ、そして</w:t>
-      </w:r>
-      <w:r>
-        <w:rPr>
-          <w:rFonts w:ascii="ＭＳ Ｐ明朝" w:eastAsia="ＭＳ Ｐ明朝" w:hAnsi="ＭＳ Ｐ明朝"/>
-          <w:sz w:val="24"/>
-        </w:rPr>
-        <w:t>5</w:t>
-      </w:r>
-      <w:r>
-        <w:rPr>
-          <w:rFonts w:ascii="ＭＳ Ｐ明朝" w:eastAsia="ＭＳ Ｐ明朝" w:hAnsi="ＭＳ Ｐ明朝" w:hint="eastAsia"/>
-          <w:sz w:val="24"/>
-        </w:rPr>
-        <w:t>でわることで平均値の算出を行った。</w:t>
-      </w:r>
-      <w:r>
-        <w:rPr>
-          <w:rFonts w:ascii="ＭＳ Ｐ明朝" w:eastAsia="ＭＳ Ｐ明朝" w:hAnsi="ＭＳ Ｐ明朝" w:hint="eastAsia"/>
-          <w:sz w:val="24"/>
-        </w:rPr>
-        <w:t>これにより平均顔データが作成できる。</w:t>
-      </w:r>
-      <w:r>
-        <w:rPr>
-          <w:rFonts w:ascii="ＭＳ Ｐ明朝" w:eastAsia="ＭＳ Ｐ明朝" w:hAnsi="ＭＳ Ｐ明朝" w:hint="eastAsia"/>
-          <w:sz w:val="24"/>
-        </w:rPr>
-        <w:t>ここで読み取りについては</w:t>
-      </w:r>
-      <w:proofErr w:type="spellStart"/>
-      <w:r>
-        <w:rPr>
-          <w:rFonts w:ascii="ＭＳ Ｐ明朝" w:eastAsia="ＭＳ Ｐ明朝" w:hAnsi="ＭＳ Ｐ明朝"/>
-          <w:sz w:val="24"/>
-        </w:rPr>
-        <w:t>read_vector</w:t>
-      </w:r>
-      <w:proofErr w:type="spellEnd"/>
-      <w:r>
-        <w:rPr>
-          <w:rFonts w:ascii="ＭＳ Ｐ明朝" w:eastAsia="ＭＳ Ｐ明朝" w:hAnsi="ＭＳ Ｐ明朝" w:hint="eastAsia"/>
-          <w:sz w:val="24"/>
-        </w:rPr>
-        <w:t>関数を実装し、それを用いた。</w:t>
-      </w:r>
-      <w:r>
-        <w:rPr>
-          <w:rFonts w:ascii="ＭＳ Ｐ明朝" w:eastAsia="ＭＳ Ｐ明朝" w:hAnsi="ＭＳ Ｐ明朝" w:hint="eastAsia"/>
-          <w:sz w:val="24"/>
-        </w:rPr>
-        <w:t>この関数は、今回使用するテキストファイルの記述形式に合わせて値を読み取る関数となっている。また、</w:t>
-      </w:r>
-      <w:r>
-        <w:rPr>
-          <w:rFonts w:ascii="ＭＳ Ｐ明朝" w:eastAsia="ＭＳ Ｐ明朝" w:hAnsi="ＭＳ Ｐ明朝"/>
-          <w:sz w:val="24"/>
-        </w:rPr>
-        <w:t>(2)</w:t>
-      </w:r>
-      <w:r>
-        <w:rPr>
-          <w:rFonts w:ascii="ＭＳ Ｐ明朝" w:eastAsia="ＭＳ Ｐ明朝" w:hAnsi="ＭＳ Ｐ明朝" w:hint="eastAsia"/>
-          <w:sz w:val="24"/>
-        </w:rPr>
-        <w:t>のフェイズにおいて、</w:t>
-      </w:r>
-      <w:r>
-        <w:rPr>
-          <w:rFonts w:ascii="ＭＳ Ｐ明朝" w:eastAsia="ＭＳ Ｐ明朝" w:hAnsi="ＭＳ Ｐ明朝"/>
-          <w:sz w:val="24"/>
-        </w:rPr>
-        <w:t>input2026.txt</w:t>
-      </w:r>
-      <w:r>
-        <w:rPr>
-          <w:rFonts w:ascii="ＭＳ Ｐ明朝" w:eastAsia="ＭＳ Ｐ明朝" w:hAnsi="ＭＳ Ｐ明朝" w:hint="eastAsia"/>
-          <w:sz w:val="24"/>
-        </w:rPr>
-        <w:t>の値読み取りにも使用</w:t>
-      </w:r>
-      <w:r>
-        <w:rPr>
-          <w:rFonts w:ascii="ＭＳ Ｐ明朝" w:eastAsia="ＭＳ Ｐ明朝" w:hAnsi="ＭＳ Ｐ明朝" w:hint="eastAsia"/>
-          <w:sz w:val="24"/>
-        </w:rPr>
-        <w:t>するため、</w:t>
-      </w:r>
-      <w:r>
-        <w:rPr>
-          <w:rFonts w:ascii="ＭＳ Ｐ明朝" w:eastAsia="ＭＳ Ｐ明朝" w:hAnsi="ＭＳ Ｐ明朝" w:hint="eastAsia"/>
-          <w:sz w:val="24"/>
-        </w:rPr>
-        <w:t>汎用性のあるものとしている。</w:t>
-      </w:r>
-      <w:r>
-        <w:rPr>
-          <w:rFonts w:ascii="ＭＳ Ｐ明朝" w:eastAsia="ＭＳ Ｐ明朝" w:hAnsi="ＭＳ Ｐ明朝" w:hint="eastAsia"/>
-          <w:sz w:val="24"/>
-        </w:rPr>
-        <w:t>まず文字列型の</w:t>
-      </w:r>
-      <w:r>
-        <w:rPr>
-          <w:rFonts w:ascii="ＭＳ Ｐ明朝" w:eastAsia="ＭＳ Ｐ明朝" w:hAnsi="ＭＳ Ｐ明朝"/>
-          <w:sz w:val="24"/>
-        </w:rPr>
-        <w:t>line</w:t>
-      </w:r>
-      <w:r>
-        <w:rPr>
-          <w:rFonts w:ascii="ＭＳ Ｐ明朝" w:eastAsia="ＭＳ Ｐ明朝" w:hAnsi="ＭＳ Ｐ明朝" w:hint="eastAsia"/>
-          <w:sz w:val="24"/>
-        </w:rPr>
-        <w:t>で</w:t>
-      </w:r>
-      <w:proofErr w:type="spellStart"/>
-      <w:r>
-        <w:rPr>
-          <w:rFonts w:ascii="ＭＳ Ｐ明朝" w:eastAsia="ＭＳ Ｐ明朝" w:hAnsi="ＭＳ Ｐ明朝"/>
-          <w:sz w:val="24"/>
-        </w:rPr>
-        <w:t>getline</w:t>
-      </w:r>
-      <w:proofErr w:type="spellEnd"/>
-      <w:r>
-        <w:rPr>
-          <w:rFonts w:ascii="ＭＳ Ｐ明朝" w:eastAsia="ＭＳ Ｐ明朝" w:hAnsi="ＭＳ Ｐ明朝" w:hint="eastAsia"/>
-          <w:sz w:val="24"/>
-        </w:rPr>
-        <w:t>関数を使用して</w:t>
-      </w:r>
-      <w:r>
-        <w:rPr>
-          <w:rFonts w:ascii="ＭＳ Ｐ明朝" w:eastAsia="ＭＳ Ｐ明朝" w:hAnsi="ＭＳ Ｐ明朝"/>
-          <w:sz w:val="24"/>
-        </w:rPr>
-        <w:t>1</w:t>
-      </w:r>
-      <w:r>
-        <w:rPr>
-          <w:rFonts w:ascii="ＭＳ Ｐ明朝" w:eastAsia="ＭＳ Ｐ明朝" w:hAnsi="ＭＳ Ｐ明朝" w:hint="eastAsia"/>
-          <w:sz w:val="24"/>
-        </w:rPr>
-        <w:t>行ずつ抜き出していく。ファイルには</w:t>
-      </w:r>
-      <w:r>
-        <w:rPr>
-          <w:rFonts w:ascii="ＭＳ Ｐ明朝" w:eastAsia="ＭＳ Ｐ明朝" w:hAnsi="ＭＳ Ｐ明朝"/>
-          <w:sz w:val="24"/>
-        </w:rPr>
-        <w:t>ID</w:t>
-      </w:r>
-      <w:r>
-        <w:rPr>
-          <w:rFonts w:ascii="ＭＳ Ｐ明朝" w:eastAsia="ＭＳ Ｐ明朝" w:hAnsi="ＭＳ Ｐ明朝" w:hint="eastAsia"/>
-          <w:sz w:val="24"/>
-        </w:rPr>
-        <w:t>のみ記載の行と、カンマ区切りで値が記されている行があるので、</w:t>
-      </w:r>
-      <w:r>
-        <w:rPr>
-          <w:rFonts w:ascii="ＭＳ Ｐ明朝" w:eastAsia="ＭＳ Ｐ明朝" w:hAnsi="ＭＳ Ｐ明朝"/>
-          <w:sz w:val="24"/>
-        </w:rPr>
-        <w:t>if</w:t>
-      </w:r>
-      <w:r>
-        <w:rPr>
-          <w:rFonts w:ascii="ＭＳ Ｐ明朝" w:eastAsia="ＭＳ Ｐ明朝" w:hAnsi="ＭＳ Ｐ明朝" w:hint="eastAsia"/>
-          <w:sz w:val="24"/>
-        </w:rPr>
-        <w:t>分岐で</w:t>
-      </w:r>
-      <w:r>
-        <w:rPr>
-          <w:rFonts w:ascii="ＭＳ Ｐ明朝" w:eastAsia="ＭＳ Ｐ明朝" w:hAnsi="ＭＳ Ｐ明朝"/>
-          <w:sz w:val="24"/>
-        </w:rPr>
-        <w:t>string::</w:t>
-      </w:r>
-      <w:proofErr w:type="spellStart"/>
-      <w:r>
-        <w:rPr>
-          <w:rFonts w:ascii="ＭＳ Ｐ明朝" w:eastAsia="ＭＳ Ｐ明朝" w:hAnsi="ＭＳ Ｐ明朝"/>
-          <w:sz w:val="24"/>
-        </w:rPr>
-        <w:t>npos</w:t>
-      </w:r>
-      <w:proofErr w:type="spellEnd"/>
-      <w:r>
-        <w:rPr>
-          <w:rFonts w:ascii="ＭＳ Ｐ明朝" w:eastAsia="ＭＳ Ｐ明朝" w:hAnsi="ＭＳ Ｐ明朝" w:hint="eastAsia"/>
-          <w:sz w:val="24"/>
-        </w:rPr>
-        <w:t>のメンバ定数を用いて、カンマが存在しなければ工程を飛ばすようにした。</w:t>
-      </w:r>
-      <w:r>
-        <w:rPr>
-          <w:rFonts w:ascii="ＭＳ Ｐ明朝" w:eastAsia="ＭＳ Ｐ明朝" w:hAnsi="ＭＳ Ｐ明朝" w:hint="eastAsia"/>
-          <w:sz w:val="24"/>
-        </w:rPr>
-        <w:t>次にカンマで区切られた文字列を解析していく必要があるため、それを可能とする</w:t>
-      </w:r>
-      <w:proofErr w:type="spellStart"/>
-      <w:r>
-        <w:rPr>
-          <w:rFonts w:ascii="ＭＳ Ｐ明朝" w:eastAsia="ＭＳ Ｐ明朝" w:hAnsi="ＭＳ Ｐ明朝"/>
-          <w:sz w:val="24"/>
-        </w:rPr>
-        <w:t>stringstream</w:t>
-      </w:r>
-      <w:proofErr w:type="spellEnd"/>
-      <w:r>
-        <w:rPr>
-          <w:rFonts w:ascii="ＭＳ Ｐ明朝" w:eastAsia="ＭＳ Ｐ明朝" w:hAnsi="ＭＳ Ｐ明朝" w:hint="eastAsia"/>
-          <w:sz w:val="24"/>
-        </w:rPr>
-        <w:t>を使用し、</w:t>
-      </w:r>
-      <w:r>
-        <w:rPr>
-          <w:rFonts w:ascii="ＭＳ Ｐ明朝" w:eastAsia="ＭＳ Ｐ明朝" w:hAnsi="ＭＳ Ｐ明朝"/>
-          <w:sz w:val="24"/>
-        </w:rPr>
-        <w:t>string</w:t>
-      </w:r>
-      <w:r>
-        <w:rPr>
-          <w:rFonts w:ascii="ＭＳ Ｐ明朝" w:eastAsia="ＭＳ Ｐ明朝" w:hAnsi="ＭＳ Ｐ明朝" w:hint="eastAsia"/>
-          <w:sz w:val="24"/>
-        </w:rPr>
-        <w:t>型の</w:t>
-      </w:r>
-      <w:r>
-        <w:rPr>
-          <w:rFonts w:ascii="ＭＳ Ｐ明朝" w:eastAsia="ＭＳ Ｐ明朝" w:hAnsi="ＭＳ Ｐ明朝"/>
-          <w:sz w:val="24"/>
-        </w:rPr>
-        <w:t>token</w:t>
-      </w:r>
-      <w:r>
-        <w:rPr>
-          <w:rFonts w:ascii="ＭＳ Ｐ明朝" w:eastAsia="ＭＳ Ｐ明朝" w:hAnsi="ＭＳ Ｐ明朝" w:hint="eastAsia"/>
-          <w:sz w:val="24"/>
-        </w:rPr>
-        <w:t>で字句解析により分割された文字列を格納した。</w:t>
-      </w:r>
-      <w:r>
-        <w:rPr>
-          <w:rFonts w:ascii="ＭＳ Ｐ明朝" w:eastAsia="ＭＳ Ｐ明朝" w:hAnsi="ＭＳ Ｐ明朝"/>
-          <w:sz w:val="24"/>
-        </w:rPr>
-        <w:t>1</w:t>
-      </w:r>
-      <w:r>
-        <w:rPr>
-          <w:rFonts w:ascii="ＭＳ Ｐ明朝" w:eastAsia="ＭＳ Ｐ明朝" w:hAnsi="ＭＳ Ｐ明朝" w:hint="eastAsia"/>
-          <w:sz w:val="24"/>
-        </w:rPr>
-        <w:t>行あたり</w:t>
-      </w:r>
-      <w:r>
-        <w:rPr>
-          <w:rFonts w:ascii="ＭＳ Ｐ明朝" w:eastAsia="ＭＳ Ｐ明朝" w:hAnsi="ＭＳ Ｐ明朝"/>
-          <w:sz w:val="24"/>
-        </w:rPr>
-        <w:t>1000</w:t>
-      </w:r>
-      <w:r>
-        <w:rPr>
-          <w:rFonts w:ascii="ＭＳ Ｐ明朝" w:eastAsia="ＭＳ Ｐ明朝" w:hAnsi="ＭＳ Ｐ明朝" w:hint="eastAsia"/>
-          <w:sz w:val="24"/>
-        </w:rPr>
-        <w:t>個のデータがあるので、その回数分文字列を値に変換して足し合わせて、規定回数行うと終了するようにした。</w:t>
-      </w:r>
-      <w:r>
-        <w:rPr>
-          <w:rFonts w:ascii="ＭＳ Ｐ明朝" w:eastAsia="ＭＳ Ｐ明朝" w:hAnsi="ＭＳ Ｐ明朝" w:hint="eastAsia"/>
-          <w:sz w:val="24"/>
-        </w:rPr>
-        <w:t>これにより</w:t>
-      </w:r>
-      <w:r>
-        <w:rPr>
-          <w:rFonts w:ascii="ＭＳ Ｐ明朝" w:eastAsia="ＭＳ Ｐ明朝" w:hAnsi="ＭＳ Ｐ明朝"/>
-          <w:sz w:val="24"/>
-        </w:rPr>
-        <w:t>(1)</w:t>
-      </w:r>
-      <w:r>
-        <w:rPr>
-          <w:rFonts w:ascii="ＭＳ Ｐ明朝" w:eastAsia="ＭＳ Ｐ明朝" w:hAnsi="ＭＳ Ｐ明朝" w:hint="eastAsia"/>
-          <w:sz w:val="24"/>
-        </w:rPr>
-        <w:t>の工程が完了となる。</w:t>
-      </w:r>
-    </w:p>
-    <w:p>
-      <w:pPr>
-        <w:rPr>
-          <w:rFonts w:ascii="ＭＳ Ｐ明朝" w:eastAsia="ＭＳ Ｐ明朝" w:hAnsi="ＭＳ Ｐ明朝"/>
-          <w:sz w:val="24"/>
-        </w:rPr>
-      </w:pPr>
-      <w:r>
-        <w:rPr>
-          <w:rFonts w:ascii="ＭＳ Ｐ明朝" w:eastAsia="ＭＳ Ｐ明朝" w:hAnsi="ＭＳ Ｐ明朝" w:hint="eastAsia"/>
-          <w:sz w:val="24"/>
-        </w:rPr>
-        <w:lastRenderedPageBreak/>
-        <w:t xml:space="preserve">　次に</w:t>
-      </w:r>
-      <w:r>
-        <w:rPr>
-          <w:rFonts w:ascii="ＭＳ Ｐ明朝" w:eastAsia="ＭＳ Ｐ明朝" w:hAnsi="ＭＳ Ｐ明朝"/>
-          <w:sz w:val="24"/>
-        </w:rPr>
-        <w:t>(2)</w:t>
-      </w:r>
-      <w:r>
-        <w:rPr>
-          <w:rFonts w:ascii="ＭＳ Ｐ明朝" w:eastAsia="ＭＳ Ｐ明朝" w:hAnsi="ＭＳ Ｐ明朝" w:hint="eastAsia"/>
-          <w:sz w:val="24"/>
-        </w:rPr>
-        <w:t>について、ここでは先ほど作成した平均顔データを用いて入力された顔データとの比較を行う</w:t>
-      </w:r>
-      <w:r>
-        <w:rPr>
-          <w:rFonts w:ascii="ＭＳ Ｐ明朝" w:eastAsia="ＭＳ Ｐ明朝" w:hAnsi="ＭＳ Ｐ明朝" w:hint="eastAsia"/>
-          <w:sz w:val="24"/>
-        </w:rPr>
-        <w:t>。</w:t>
-      </w:r>
-      <w:r>
-        <w:rPr>
-          <w:rFonts w:ascii="ＭＳ Ｐ明朝" w:eastAsia="ＭＳ Ｐ明朝" w:hAnsi="ＭＳ Ｐ明朝"/>
-          <w:sz w:val="24"/>
-        </w:rPr>
-        <w:t>Input2026.txt</w:t>
-      </w:r>
-      <w:r>
-        <w:rPr>
-          <w:rFonts w:ascii="ＭＳ Ｐ明朝" w:eastAsia="ＭＳ Ｐ明朝" w:hAnsi="ＭＳ Ｐ明朝" w:hint="eastAsia"/>
-          <w:sz w:val="24"/>
-        </w:rPr>
-        <w:t>は、</w:t>
-      </w:r>
-      <w:r>
-        <w:rPr>
-          <w:rFonts w:ascii="ＭＳ Ｐ明朝" w:eastAsia="ＭＳ Ｐ明朝" w:hAnsi="ＭＳ Ｐ明朝"/>
-          <w:sz w:val="24"/>
-        </w:rPr>
-        <w:t>enrollment2026.txt</w:t>
-      </w:r>
-      <w:r>
-        <w:rPr>
-          <w:rFonts w:ascii="ＭＳ Ｐ明朝" w:eastAsia="ＭＳ Ｐ明朝" w:hAnsi="ＭＳ Ｐ明朝" w:hint="eastAsia"/>
-          <w:sz w:val="24"/>
-        </w:rPr>
-        <w:t>に対応した順番で</w:t>
-      </w:r>
-      <w:r>
-        <w:rPr>
-          <w:rFonts w:ascii="ＭＳ Ｐ明朝" w:eastAsia="ＭＳ Ｐ明朝" w:hAnsi="ＭＳ Ｐ明朝"/>
-          <w:sz w:val="24"/>
-        </w:rPr>
-        <w:t>300</w:t>
-      </w:r>
-      <w:r>
-        <w:rPr>
-          <w:rFonts w:ascii="ＭＳ Ｐ明朝" w:eastAsia="ＭＳ Ｐ明朝" w:hAnsi="ＭＳ Ｐ明朝" w:hint="eastAsia"/>
-          <w:sz w:val="24"/>
-        </w:rPr>
-        <w:t>人のデータが記載されている。そのため各人に対して正解がどの位置にあるかを記録する配列を用意した。</w:t>
-      </w:r>
-      <w:r>
-        <w:rPr>
-          <w:rFonts w:ascii="ＭＳ Ｐ明朝" w:eastAsia="ＭＳ Ｐ明朝" w:hAnsi="ＭＳ Ｐ明朝" w:hint="eastAsia"/>
-          <w:sz w:val="24"/>
-        </w:rPr>
-        <w:t>これを用いてまずは</w:t>
-      </w:r>
-      <w:proofErr w:type="spellStart"/>
-      <w:r>
-        <w:rPr>
-          <w:rFonts w:ascii="ＭＳ Ｐ明朝" w:eastAsia="ＭＳ Ｐ明朝" w:hAnsi="ＭＳ Ｐ明朝"/>
-          <w:sz w:val="24"/>
-        </w:rPr>
-        <w:t>read_vector</w:t>
-      </w:r>
-      <w:proofErr w:type="spellEnd"/>
-      <w:r>
-        <w:rPr>
-          <w:rFonts w:ascii="ＭＳ Ｐ明朝" w:eastAsia="ＭＳ Ｐ明朝" w:hAnsi="ＭＳ Ｐ明朝" w:hint="eastAsia"/>
-          <w:sz w:val="24"/>
-        </w:rPr>
-        <w:t>関数で値を格納し、</w:t>
-      </w:r>
-      <w:r>
-        <w:rPr>
-          <w:rFonts w:ascii="ＭＳ Ｐ明朝" w:eastAsia="ＭＳ Ｐ明朝" w:hAnsi="ＭＳ Ｐ明朝" w:hint="eastAsia"/>
-          <w:sz w:val="24"/>
-        </w:rPr>
-        <w:t>次に</w:t>
-      </w:r>
-      <w:r>
-        <w:rPr>
-          <w:rFonts w:ascii="ＭＳ Ｐ明朝" w:eastAsia="ＭＳ Ｐ明朝" w:hAnsi="ＭＳ Ｐ明朝"/>
-          <w:sz w:val="24"/>
-        </w:rPr>
-        <w:t>double</w:t>
-      </w:r>
-      <w:r>
-        <w:rPr>
-          <w:rFonts w:ascii="ＭＳ Ｐ明朝" w:eastAsia="ＭＳ Ｐ明朝" w:hAnsi="ＭＳ Ｐ明朝" w:hint="eastAsia"/>
-          <w:sz w:val="24"/>
-        </w:rPr>
-        <w:t>の配列の</w:t>
-      </w:r>
-      <w:proofErr w:type="spellStart"/>
-      <w:r>
-        <w:rPr>
-          <w:rFonts w:ascii="ＭＳ Ｐ明朝" w:eastAsia="ＭＳ Ｐ明朝" w:hAnsi="ＭＳ Ｐ明朝"/>
-          <w:sz w:val="24"/>
-        </w:rPr>
-        <w:t>dist</w:t>
-      </w:r>
-      <w:r>
-        <w:rPr>
-          <w:rFonts w:ascii="ＭＳ Ｐ明朝" w:eastAsia="ＭＳ Ｐ明朝" w:hAnsi="ＭＳ Ｐ明朝" w:hint="eastAsia"/>
-          <w:sz w:val="24"/>
-        </w:rPr>
-        <w:t>s</w:t>
-      </w:r>
-      <w:proofErr w:type="spellEnd"/>
-      <w:r>
-        <w:rPr>
-          <w:rFonts w:ascii="ＭＳ Ｐ明朝" w:eastAsia="ＭＳ Ｐ明朝" w:hAnsi="ＭＳ Ｐ明朝" w:hint="eastAsia"/>
-          <w:sz w:val="24"/>
-        </w:rPr>
-        <w:t>で</w:t>
-      </w:r>
-      <w:r>
-        <w:rPr>
-          <w:rFonts w:ascii="ＭＳ Ｐ明朝" w:eastAsia="ＭＳ Ｐ明朝" w:hAnsi="ＭＳ Ｐ明朝"/>
-          <w:sz w:val="24"/>
-        </w:rPr>
-        <w:t>1</w:t>
-      </w:r>
-      <w:r>
-        <w:rPr>
-          <w:rFonts w:ascii="ＭＳ Ｐ明朝" w:eastAsia="ＭＳ Ｐ明朝" w:hAnsi="ＭＳ Ｐ明朝" w:hint="eastAsia"/>
-          <w:sz w:val="24"/>
-        </w:rPr>
-        <w:t>人のデータを</w:t>
-      </w:r>
-      <w:r>
-        <w:rPr>
-          <w:rFonts w:ascii="ＭＳ Ｐ明朝" w:eastAsia="ＭＳ Ｐ明朝" w:hAnsi="ＭＳ Ｐ明朝"/>
-          <w:sz w:val="24"/>
-        </w:rPr>
-        <w:t>300</w:t>
-      </w:r>
-      <w:r>
-        <w:rPr>
-          <w:rFonts w:ascii="ＭＳ Ｐ明朝" w:eastAsia="ＭＳ Ｐ明朝" w:hAnsi="ＭＳ Ｐ明朝" w:hint="eastAsia"/>
-          <w:sz w:val="24"/>
-        </w:rPr>
-        <w:t>人の平均顔のデータとのユークリッド距離を計算し、それの</w:t>
+        <w:t>ずつ増やして全探索していくだけである。この値を</w:t>
+      </w:r>
+      <w:r>
+        <w:rPr>
+          <w:rFonts w:ascii="ＭＳ Ｐ明朝" w:eastAsia="ＭＳ Ｐ明朝" w:hAnsi="ＭＳ Ｐ明朝" w:hint="eastAsia"/>
+          <w:sz w:val="24"/>
+        </w:rPr>
+        <w:t>用いてグラフ化する必要があるため、今回は</w:t>
+      </w:r>
+      <w:r>
+        <w:rPr>
+          <w:rFonts w:ascii="ＭＳ Ｐ明朝" w:eastAsia="ＭＳ Ｐ明朝" w:hAnsi="ＭＳ Ｐ明朝"/>
+          <w:sz w:val="24"/>
+        </w:rPr>
+        <w:t>csv</w:t>
+      </w:r>
+      <w:r>
+        <w:rPr>
+          <w:rFonts w:ascii="ＭＳ Ｐ明朝" w:eastAsia="ＭＳ Ｐ明朝" w:hAnsi="ＭＳ Ｐ明朝" w:hint="eastAsia"/>
+          <w:sz w:val="24"/>
+        </w:rPr>
+        <w:t>ファイルに小数第</w:t>
       </w:r>
       <w:r>
         <w:rPr>
@@ -6829,408 +7323,14 @@
           <w:rFonts w:ascii="ＭＳ Ｐ明朝" w:eastAsia="ＭＳ Ｐ明朝" w:hAnsi="ＭＳ Ｐ明朝" w:hint="eastAsia"/>
           <w:sz w:val="24"/>
         </w:rPr>
-        <w:t>乗値を加算していく。</w:t>
-      </w:r>
-      <w:r>
-        <w:rPr>
-          <w:rFonts w:ascii="ＭＳ Ｐ明朝" w:eastAsia="ＭＳ Ｐ明朝" w:hAnsi="ＭＳ Ｐ明朝" w:hint="eastAsia"/>
-          <w:sz w:val="24"/>
-        </w:rPr>
-        <w:t>これで、例えば</w:t>
-      </w:r>
-      <w:r>
-        <w:rPr>
-          <w:rFonts w:ascii="ＭＳ Ｐ明朝" w:eastAsia="ＭＳ Ｐ明朝" w:hAnsi="ＭＳ Ｐ明朝"/>
-          <w:sz w:val="24"/>
-        </w:rPr>
-        <w:t>20</w:t>
-      </w:r>
-      <w:r>
-        <w:rPr>
-          <w:rFonts w:ascii="ＭＳ Ｐ明朝" w:eastAsia="ＭＳ Ｐ明朝" w:hAnsi="ＭＳ Ｐ明朝" w:hint="eastAsia"/>
-          <w:sz w:val="24"/>
-        </w:rPr>
-        <w:t>番目の顔データについて、</w:t>
-      </w:r>
-      <w:r>
-        <w:rPr>
-          <w:rFonts w:ascii="ＭＳ Ｐ明朝" w:eastAsia="ＭＳ Ｐ明朝" w:hAnsi="ＭＳ Ｐ明朝"/>
-          <w:sz w:val="24"/>
-        </w:rPr>
-        <w:t>20</w:t>
-      </w:r>
-      <w:r>
-        <w:rPr>
-          <w:rFonts w:ascii="ＭＳ Ｐ明朝" w:eastAsia="ＭＳ Ｐ明朝" w:hAnsi="ＭＳ Ｐ明朝" w:hint="eastAsia"/>
-          <w:sz w:val="24"/>
-        </w:rPr>
-        <w:t>番目の平均顔データよりも精度の良い比較、すなわちユークリッド距離の</w:t>
-      </w:r>
-      <w:r>
-        <w:rPr>
-          <w:rFonts w:ascii="ＭＳ Ｐ明朝" w:eastAsia="ＭＳ Ｐ明朝" w:hAnsi="ＭＳ Ｐ明朝"/>
-          <w:sz w:val="24"/>
-        </w:rPr>
-        <w:t>2</w:t>
-      </w:r>
-      <w:r>
-        <w:rPr>
-          <w:rFonts w:ascii="ＭＳ Ｐ明朝" w:eastAsia="ＭＳ Ｐ明朝" w:hAnsi="ＭＳ Ｐ明朝" w:hint="eastAsia"/>
-          <w:sz w:val="24"/>
-        </w:rPr>
-        <w:t>乗値の小さい</w:t>
-      </w:r>
-      <w:r>
-        <w:rPr>
-          <w:rFonts w:ascii="ＭＳ Ｐ明朝" w:eastAsia="ＭＳ Ｐ明朝" w:hAnsi="ＭＳ Ｐ明朝" w:hint="eastAsia"/>
-          <w:sz w:val="24"/>
-        </w:rPr>
-        <w:t>ものがあれば、その数を記録していくことにする。</w:t>
-      </w:r>
-      <w:r>
-        <w:rPr>
-          <w:rFonts w:ascii="ＭＳ Ｐ明朝" w:eastAsia="ＭＳ Ｐ明朝" w:hAnsi="ＭＳ Ｐ明朝" w:hint="eastAsia"/>
-          <w:sz w:val="24"/>
-        </w:rPr>
-        <w:t>これを</w:t>
-      </w:r>
-      <w:r>
-        <w:rPr>
-          <w:rFonts w:ascii="ＭＳ Ｐ明朝" w:eastAsia="ＭＳ Ｐ明朝" w:hAnsi="ＭＳ Ｐ明朝"/>
-          <w:sz w:val="24"/>
-        </w:rPr>
-        <w:t>rank</w:t>
-      </w:r>
-      <w:r>
-        <w:rPr>
-          <w:rFonts w:ascii="ＭＳ Ｐ明朝" w:eastAsia="ＭＳ Ｐ明朝" w:hAnsi="ＭＳ Ｐ明朝" w:hint="eastAsia"/>
-          <w:sz w:val="24"/>
-        </w:rPr>
-        <w:t>として、定義した</w:t>
-      </w:r>
-      <w:proofErr w:type="spellStart"/>
-      <w:r>
-        <w:rPr>
-          <w:rFonts w:ascii="ＭＳ Ｐ明朝" w:eastAsia="ＭＳ Ｐ明朝" w:hAnsi="ＭＳ Ｐ明朝"/>
-          <w:sz w:val="24"/>
-        </w:rPr>
-        <w:t>rank_list</w:t>
-      </w:r>
-      <w:proofErr w:type="spellEnd"/>
-      <w:r>
-        <w:rPr>
-          <w:rFonts w:ascii="ＭＳ Ｐ明朝" w:eastAsia="ＭＳ Ｐ明朝" w:hAnsi="ＭＳ Ｐ明朝" w:hint="eastAsia"/>
-          <w:sz w:val="24"/>
-        </w:rPr>
-        <w:t>の各要素に格納していく。これを行うことで識別率がいくらであるかの計算を可能とした。なお、順位に対応させるために初期値を</w:t>
-      </w:r>
-      <w:r>
-        <w:rPr>
-          <w:rFonts w:ascii="ＭＳ Ｐ明朝" w:eastAsia="ＭＳ Ｐ明朝" w:hAnsi="ＭＳ Ｐ明朝"/>
-          <w:sz w:val="24"/>
-        </w:rPr>
-        <w:t>1</w:t>
-      </w:r>
-      <w:r>
-        <w:rPr>
-          <w:rFonts w:ascii="ＭＳ Ｐ明朝" w:eastAsia="ＭＳ Ｐ明朝" w:hAnsi="ＭＳ Ｐ明朝" w:hint="eastAsia"/>
-          <w:sz w:val="24"/>
-        </w:rPr>
-        <w:t>と設定した。</w:t>
-      </w:r>
-      <w:r>
-        <w:rPr>
-          <w:rFonts w:ascii="ＭＳ Ｐ明朝" w:eastAsia="ＭＳ Ｐ明朝" w:hAnsi="ＭＳ Ｐ明朝" w:hint="eastAsia"/>
-          <w:sz w:val="24"/>
-        </w:rPr>
-        <w:t>以上より、</w:t>
-      </w:r>
-      <w:proofErr w:type="spellStart"/>
-      <w:r>
-        <w:rPr>
-          <w:rFonts w:ascii="ＭＳ Ｐ明朝" w:eastAsia="ＭＳ Ｐ明朝" w:hAnsi="ＭＳ Ｐ明朝"/>
-          <w:sz w:val="24"/>
-        </w:rPr>
-        <w:t>correct_rank</w:t>
-      </w:r>
-      <w:proofErr w:type="spellEnd"/>
-      <w:r>
-        <w:rPr>
-          <w:rFonts w:ascii="ＭＳ Ｐ明朝" w:eastAsia="ＭＳ Ｐ明朝" w:hAnsi="ＭＳ Ｐ明朝" w:hint="eastAsia"/>
-          <w:sz w:val="24"/>
-        </w:rPr>
-        <w:t>変数に</w:t>
-      </w:r>
-      <w:r>
-        <w:rPr>
-          <w:rFonts w:ascii="ＭＳ Ｐ明朝" w:eastAsia="ＭＳ Ｐ明朝" w:hAnsi="ＭＳ Ｐ明朝"/>
-          <w:sz w:val="24"/>
-        </w:rPr>
-        <w:t>rank</w:t>
-      </w:r>
-      <w:r>
-        <w:rPr>
-          <w:rFonts w:ascii="ＭＳ Ｐ明朝" w:eastAsia="ＭＳ Ｐ明朝" w:hAnsi="ＭＳ Ｐ明朝" w:hint="eastAsia"/>
-          <w:sz w:val="24"/>
-        </w:rPr>
-        <w:t>が</w:t>
-      </w:r>
-      <w:r>
-        <w:rPr>
-          <w:rFonts w:ascii="ＭＳ Ｐ明朝" w:eastAsia="ＭＳ Ｐ明朝" w:hAnsi="ＭＳ Ｐ明朝"/>
-          <w:sz w:val="24"/>
-        </w:rPr>
-        <w:t>1</w:t>
-      </w:r>
-      <w:r>
-        <w:rPr>
-          <w:rFonts w:ascii="ＭＳ Ｐ明朝" w:eastAsia="ＭＳ Ｐ明朝" w:hAnsi="ＭＳ Ｐ明朝" w:hint="eastAsia"/>
-          <w:sz w:val="24"/>
-        </w:rPr>
-        <w:t>であった数を入れて、これを人数で割ることで識別率の算出が完了となった。</w:t>
-      </w:r>
-      <w:r>
-        <w:rPr>
-          <w:rFonts w:ascii="ＭＳ Ｐ明朝" w:eastAsia="ＭＳ Ｐ明朝" w:hAnsi="ＭＳ Ｐ明朝" w:hint="eastAsia"/>
-          <w:sz w:val="24"/>
-        </w:rPr>
-        <w:t>識別率の出力であるが、</w:t>
-      </w:r>
-      <w:r>
-        <w:rPr>
-          <w:rFonts w:ascii="ＭＳ Ｐ明朝" w:eastAsia="ＭＳ Ｐ明朝" w:hAnsi="ＭＳ Ｐ明朝"/>
-          <w:sz w:val="24"/>
-        </w:rPr>
-        <w:t xml:space="preserve">fixed &lt;&lt; </w:t>
-      </w:r>
-      <w:proofErr w:type="spellStart"/>
-      <w:r>
-        <w:rPr>
-          <w:rFonts w:ascii="ＭＳ Ｐ明朝" w:eastAsia="ＭＳ Ｐ明朝" w:hAnsi="ＭＳ Ｐ明朝"/>
-          <w:sz w:val="24"/>
-        </w:rPr>
-        <w:t>setpresion</w:t>
-      </w:r>
-      <w:proofErr w:type="spellEnd"/>
-      <w:r>
-        <w:rPr>
-          <w:rFonts w:ascii="ＭＳ Ｐ明朝" w:eastAsia="ＭＳ Ｐ明朝" w:hAnsi="ＭＳ Ｐ明朝"/>
-          <w:sz w:val="24"/>
-        </w:rPr>
-        <w:t>(2)</w:t>
-      </w:r>
-      <w:r>
-        <w:rPr>
-          <w:rFonts w:ascii="ＭＳ Ｐ明朝" w:eastAsia="ＭＳ Ｐ明朝" w:hAnsi="ＭＳ Ｐ明朝" w:hint="eastAsia"/>
-          <w:sz w:val="24"/>
-        </w:rPr>
-        <w:t>を行うことで、</w:t>
-      </w:r>
-      <w:r>
-        <w:rPr>
-          <w:rFonts w:ascii="ＭＳ Ｐ明朝" w:eastAsia="ＭＳ Ｐ明朝" w:hAnsi="ＭＳ Ｐ明朝"/>
-          <w:sz w:val="24"/>
-        </w:rPr>
-        <w:t>double</w:t>
-      </w:r>
-      <w:r>
-        <w:rPr>
-          <w:rFonts w:ascii="ＭＳ Ｐ明朝" w:eastAsia="ＭＳ Ｐ明朝" w:hAnsi="ＭＳ Ｐ明朝" w:hint="eastAsia"/>
-          <w:sz w:val="24"/>
-        </w:rPr>
-        <w:t>の値の出力を小数第</w:t>
-      </w:r>
-      <w:r>
-        <w:rPr>
-          <w:rFonts w:ascii="ＭＳ Ｐ明朝" w:eastAsia="ＭＳ Ｐ明朝" w:hAnsi="ＭＳ Ｐ明朝"/>
-          <w:sz w:val="24"/>
-        </w:rPr>
-        <w:t>2</w:t>
-      </w:r>
-      <w:r>
-        <w:rPr>
-          <w:rFonts w:ascii="ＭＳ Ｐ明朝" w:eastAsia="ＭＳ Ｐ明朝" w:hAnsi="ＭＳ Ｐ明朝" w:hint="eastAsia"/>
-          <w:sz w:val="24"/>
-        </w:rPr>
-        <w:t>位で固定させた。</w:t>
-      </w:r>
-    </w:p>
-    <w:p>
-      <w:pPr>
-        <w:rPr>
-          <w:rFonts w:ascii="ＭＳ Ｐ明朝" w:eastAsia="ＭＳ Ｐ明朝" w:hAnsi="ＭＳ Ｐ明朝"/>
-          <w:sz w:val="24"/>
-        </w:rPr>
-      </w:pPr>
-      <w:r>
-        <w:rPr>
-          <w:rFonts w:ascii="ＭＳ Ｐ明朝" w:eastAsia="ＭＳ Ｐ明朝" w:hAnsi="ＭＳ Ｐ明朝" w:hint="eastAsia"/>
-          <w:sz w:val="24"/>
-        </w:rPr>
-        <w:t xml:space="preserve">　最後に</w:t>
-      </w:r>
-      <w:r>
-        <w:rPr>
-          <w:rFonts w:ascii="ＭＳ Ｐ明朝" w:eastAsia="ＭＳ Ｐ明朝" w:hAnsi="ＭＳ Ｐ明朝"/>
-          <w:sz w:val="24"/>
-        </w:rPr>
-        <w:t>(3)</w:t>
-      </w:r>
-      <w:r>
-        <w:rPr>
-          <w:rFonts w:ascii="ＭＳ Ｐ明朝" w:eastAsia="ＭＳ Ｐ明朝" w:hAnsi="ＭＳ Ｐ明朝" w:hint="eastAsia"/>
-          <w:sz w:val="24"/>
-        </w:rPr>
-        <w:t>についてである。</w:t>
-      </w:r>
-      <w:r>
-        <w:rPr>
-          <w:rFonts w:ascii="ＭＳ Ｐ明朝" w:eastAsia="ＭＳ Ｐ明朝" w:hAnsi="ＭＳ Ｐ明朝" w:hint="eastAsia"/>
-          <w:sz w:val="24"/>
-        </w:rPr>
-        <w:t>ここでは</w:t>
-      </w:r>
-      <w:r>
-        <w:rPr>
-          <w:rFonts w:ascii="ＭＳ Ｐ明朝" w:eastAsia="ＭＳ Ｐ明朝" w:hAnsi="ＭＳ Ｐ明朝"/>
-          <w:sz w:val="24"/>
-        </w:rPr>
-        <w:t>(2)</w:t>
-      </w:r>
-      <w:r>
-        <w:rPr>
-          <w:rFonts w:ascii="ＭＳ Ｐ明朝" w:eastAsia="ＭＳ Ｐ明朝" w:hAnsi="ＭＳ Ｐ明朝" w:hint="eastAsia"/>
-          <w:sz w:val="24"/>
-        </w:rPr>
-        <w:t>で識別率を求めた手順で、</w:t>
-      </w:r>
-      <w:r>
-        <w:rPr>
-          <w:rFonts w:ascii="ＭＳ Ｐ明朝" w:eastAsia="ＭＳ Ｐ明朝" w:hAnsi="ＭＳ Ｐ明朝"/>
-          <w:sz w:val="24"/>
-        </w:rPr>
-        <w:t>rank</w:t>
-      </w:r>
-      <w:r>
-        <w:rPr>
-          <w:rFonts w:ascii="ＭＳ Ｐ明朝" w:eastAsia="ＭＳ Ｐ明朝" w:hAnsi="ＭＳ Ｐ明朝" w:hint="eastAsia"/>
-          <w:sz w:val="24"/>
-        </w:rPr>
-        <w:t>が</w:t>
-      </w:r>
-      <w:r>
-        <w:rPr>
-          <w:rFonts w:ascii="ＭＳ Ｐ明朝" w:eastAsia="ＭＳ Ｐ明朝" w:hAnsi="ＭＳ Ｐ明朝"/>
-          <w:sz w:val="24"/>
-        </w:rPr>
-        <w:t>1</w:t>
-      </w:r>
-      <w:r>
-        <w:rPr>
-          <w:rFonts w:ascii="ＭＳ Ｐ明朝" w:eastAsia="ＭＳ Ｐ明朝" w:hAnsi="ＭＳ Ｐ明朝" w:hint="eastAsia"/>
-          <w:sz w:val="24"/>
-        </w:rPr>
-        <w:t>まで、</w:t>
-      </w:r>
-      <w:r>
-        <w:rPr>
-          <w:rFonts w:ascii="ＭＳ Ｐ明朝" w:eastAsia="ＭＳ Ｐ明朝" w:hAnsi="ＭＳ Ｐ明朝"/>
-          <w:sz w:val="24"/>
-        </w:rPr>
-        <w:t>2</w:t>
-      </w:r>
-      <w:r>
-        <w:rPr>
-          <w:rFonts w:ascii="ＭＳ Ｐ明朝" w:eastAsia="ＭＳ Ｐ明朝" w:hAnsi="ＭＳ Ｐ明朝" w:hint="eastAsia"/>
-          <w:sz w:val="24"/>
-        </w:rPr>
-        <w:t>まで、</w:t>
-      </w:r>
-      <w:r>
-        <w:rPr>
-          <w:rFonts w:ascii="ＭＳ Ｐ明朝" w:eastAsia="ＭＳ Ｐ明朝" w:hAnsi="ＭＳ Ｐ明朝"/>
-          <w:sz w:val="24"/>
-        </w:rPr>
-        <w:t>3</w:t>
-      </w:r>
-      <w:r>
-        <w:rPr>
-          <w:rFonts w:ascii="ＭＳ Ｐ明朝" w:eastAsia="ＭＳ Ｐ明朝" w:hAnsi="ＭＳ Ｐ明朝" w:hint="eastAsia"/>
-          <w:sz w:val="24"/>
-        </w:rPr>
-        <w:t>、</w:t>
-      </w:r>
-      <w:r>
-        <w:rPr>
-          <w:rFonts w:ascii="ＭＳ Ｐ明朝" w:eastAsia="ＭＳ Ｐ明朝" w:hAnsi="ＭＳ Ｐ明朝"/>
-          <w:sz w:val="24"/>
-        </w:rPr>
-        <w:t>…</w:t>
-      </w:r>
-      <w:r>
-        <w:rPr>
-          <w:rFonts w:ascii="ＭＳ Ｐ明朝" w:eastAsia="ＭＳ Ｐ明朝" w:hAnsi="ＭＳ Ｐ明朝" w:hint="eastAsia"/>
-          <w:sz w:val="24"/>
-        </w:rPr>
-        <w:t>というように拡張して、識別率がいくらであるかを算出している。</w:t>
-      </w:r>
-      <w:r>
-        <w:rPr>
-          <w:rFonts w:ascii="ＭＳ Ｐ明朝" w:eastAsia="ＭＳ Ｐ明朝" w:hAnsi="ＭＳ Ｐ明朝" w:hint="eastAsia"/>
-          <w:sz w:val="24"/>
-        </w:rPr>
-        <w:t>したがってやることは対して変わらず、先ほど作成した</w:t>
-      </w:r>
-      <w:proofErr w:type="spellStart"/>
-      <w:r>
-        <w:rPr>
-          <w:rFonts w:ascii="ＭＳ Ｐ明朝" w:eastAsia="ＭＳ Ｐ明朝" w:hAnsi="ＭＳ Ｐ明朝"/>
-          <w:sz w:val="24"/>
-        </w:rPr>
-        <w:t>rank_list</w:t>
-      </w:r>
-      <w:proofErr w:type="spellEnd"/>
-      <w:r>
-        <w:rPr>
-          <w:rFonts w:ascii="ＭＳ Ｐ明朝" w:eastAsia="ＭＳ Ｐ明朝" w:hAnsi="ＭＳ Ｐ明朝" w:hint="eastAsia"/>
-          <w:sz w:val="24"/>
-        </w:rPr>
-        <w:t>配列について、計算していく</w:t>
-      </w:r>
-      <w:r>
-        <w:rPr>
-          <w:rFonts w:ascii="ＭＳ Ｐ明朝" w:eastAsia="ＭＳ Ｐ明朝" w:hAnsi="ＭＳ Ｐ明朝"/>
-          <w:sz w:val="24"/>
-        </w:rPr>
-        <w:t>rank</w:t>
-      </w:r>
-      <w:r>
-        <w:rPr>
-          <w:rFonts w:ascii="ＭＳ Ｐ明朝" w:eastAsia="ＭＳ Ｐ明朝" w:hAnsi="ＭＳ Ｐ明朝" w:hint="eastAsia"/>
-          <w:sz w:val="24"/>
-        </w:rPr>
-        <w:t>の値を</w:t>
-      </w:r>
-      <w:r>
-        <w:rPr>
-          <w:rFonts w:ascii="ＭＳ Ｐ明朝" w:eastAsia="ＭＳ Ｐ明朝" w:hAnsi="ＭＳ Ｐ明朝"/>
-          <w:sz w:val="24"/>
-        </w:rPr>
-        <w:t>1</w:t>
-      </w:r>
-      <w:r>
-        <w:rPr>
-          <w:rFonts w:ascii="ＭＳ Ｐ明朝" w:eastAsia="ＭＳ Ｐ明朝" w:hAnsi="ＭＳ Ｐ明朝" w:hint="eastAsia"/>
-          <w:sz w:val="24"/>
-        </w:rPr>
-        <w:t>ずつ増やして全探索していくだけである。この値を</w:t>
-      </w:r>
-      <w:r>
-        <w:rPr>
-          <w:rFonts w:ascii="ＭＳ Ｐ明朝" w:eastAsia="ＭＳ Ｐ明朝" w:hAnsi="ＭＳ Ｐ明朝" w:hint="eastAsia"/>
-          <w:sz w:val="24"/>
-        </w:rPr>
-        <w:t>用いてグラフ化する必要があるため、今回は</w:t>
+        <w:t>位までを指定して出力させた。</w:t>
+      </w:r>
+      <w:r>
+        <w:rPr>
+          <w:rFonts w:ascii="ＭＳ Ｐ明朝" w:eastAsia="ＭＳ Ｐ明朝" w:hAnsi="ＭＳ Ｐ明朝" w:hint="eastAsia"/>
+          <w:sz w:val="24"/>
+        </w:rPr>
+        <w:t>この</w:t>
       </w:r>
       <w:r>
         <w:rPr>
@@ -7244,41 +7344,6 @@
           <w:rFonts w:ascii="ＭＳ Ｐ明朝" w:eastAsia="ＭＳ Ｐ明朝" w:hAnsi="ＭＳ Ｐ明朝" w:hint="eastAsia"/>
           <w:sz w:val="24"/>
         </w:rPr>
-        <w:t>ファイルに小数第</w:t>
-      </w:r>
-      <w:r>
-        <w:rPr>
-          <w:rFonts w:ascii="ＭＳ Ｐ明朝" w:eastAsia="ＭＳ Ｐ明朝" w:hAnsi="ＭＳ Ｐ明朝"/>
-          <w:sz w:val="24"/>
-        </w:rPr>
-        <w:t>2</w:t>
-      </w:r>
-      <w:r>
-        <w:rPr>
-          <w:rFonts w:ascii="ＭＳ Ｐ明朝" w:eastAsia="ＭＳ Ｐ明朝" w:hAnsi="ＭＳ Ｐ明朝" w:hint="eastAsia"/>
-          <w:sz w:val="24"/>
-        </w:rPr>
-        <w:t>位までを指定して出力させた。</w:t>
-      </w:r>
-      <w:r>
-        <w:rPr>
-          <w:rFonts w:ascii="ＭＳ Ｐ明朝" w:eastAsia="ＭＳ Ｐ明朝" w:hAnsi="ＭＳ Ｐ明朝" w:hint="eastAsia"/>
-          <w:sz w:val="24"/>
-        </w:rPr>
-        <w:t>この</w:t>
-      </w:r>
-      <w:r>
-        <w:rPr>
-          <w:rFonts w:ascii="ＭＳ Ｐ明朝" w:eastAsia="ＭＳ Ｐ明朝" w:hAnsi="ＭＳ Ｐ明朝"/>
-          <w:sz w:val="24"/>
-        </w:rPr>
-        <w:t>csv</w:t>
-      </w:r>
-      <w:r>
-        <w:rPr>
-          <w:rFonts w:ascii="ＭＳ Ｐ明朝" w:eastAsia="ＭＳ Ｐ明朝" w:hAnsi="ＭＳ Ｐ明朝" w:hint="eastAsia"/>
-          <w:sz w:val="24"/>
-        </w:rPr>
         <w:t>ファイルからエクセルでグラフを作成し、それを</w:t>
       </w:r>
       <w:r>
@@ -7337,6 +7402,7 @@
       <w:r>
         <w:rPr>
           <w:rFonts w:ascii="ＭＳ Ｐ明朝" w:eastAsia="ＭＳ Ｐ明朝" w:hAnsi="ＭＳ Ｐ明朝"/>
+          <w:noProof/>
           <w:sz w:val="24"/>
         </w:rPr>
         <w:drawing>
@@ -7387,6 +7453,7 @@
       <w:r>
         <w:rPr>
           <w:rFonts w:ascii="ＭＳ Ｐ明朝" w:eastAsia="ＭＳ Ｐ明朝" w:hAnsi="ＭＳ Ｐ明朝"/>
+          <w:noProof/>
           <w:sz w:val="24"/>
         </w:rPr>
         <w:lastRenderedPageBreak/>
@@ -8495,6 +8562,7 @@
   <w:style w:type="character" w:default="1" w:styleId="a0">
     <w:name w:val="Default Paragraph Font"/>
     <w:uiPriority w:val="1"/>
+    <w:semiHidden/>
     <w:unhideWhenUsed/>
   </w:style>
   <w:style w:type="table" w:default="1" w:styleId="a1">
